--- a/hin/docx/57.content.docx
+++ b/hin/docx/57.content.docx
@@ -4,39 +4,88 @@
   <w:body>
     <w:p/>
     <w:p>
-      <w:r/>
+      <w:pPr/>
+      <w:r>
+        <w:rPr>
+          <w:lang w:val="hi_IN" w:bidi="hi_IN"/>
+        </w:rPr>
+      </w:r>
     </w:p>
     <w:p>
       <w:pPr>
         <w:pStyle w:val="Heading2"/>
       </w:pPr>
       <w:r>
+        <w:rPr>
+          <w:lang w:val="hi_IN" w:bidi="hi_IN"/>
+        </w:rPr>
+        <w:t>Resource: अनुवाद नोट्स (अनफोल्डिंग वर्ड)</w:t>
+      </w:r>
+      <w:r>
+        <w:rPr>
+          <w:lang w:val="hi_IN" w:bidi="hi_IN"/>
+        </w:rPr>
+      </w:r>
+    </w:p>
+    <w:p>
+      <w:pPr>
+        <w:pStyle w:val="Heading2"/>
+      </w:pPr>
+      <w:r>
+        <w:rPr>
+          <w:lang w:val="hi_IN" w:bidi="hi_IN"/>
+        </w:rPr>
         <w:t>License Information</w:t>
       </w:r>
-      <w:r/>
-    </w:p>
-    <w:p>
-      <w:r/>
-      <w:r>
-        <w:rPr>
-          <w:b/>
-        </w:rPr>
-        <w:t>Translation Notes (unfoldingWord)</w:t>
-      </w:r>
-      <w:r>
+      <w:r>
+        <w:rPr>
+          <w:lang w:val="hi_IN" w:bidi="hi_IN"/>
+        </w:rPr>
+      </w:r>
+    </w:p>
+    <w:p>
+      <w:pPr/>
+      <w:r>
+        <w:rPr>
+          <w:lang w:val="hi_IN" w:bidi="hi_IN"/>
+        </w:rPr>
+      </w:r>
+      <w:r>
+        <w:rPr>
+          <w:b/>
+          <w:lang w:val="hi_IN" w:bidi="hi_IN"/>
+        </w:rPr>
+        <w:t>अनुवाद नोट्स (अनफोल्डिंग वर्ड)</w:t>
+      </w:r>
+      <w:r>
+        <w:rPr>
+          <w:lang w:val="hi_IN" w:bidi="hi_IN"/>
+        </w:rPr>
         <w:t xml:space="preserve"> (Hindi) is based on</w:t>
       </w:r>
       <w:r>
+        <w:rPr>
+          <w:lang w:val="hi_IN" w:bidi="hi_IN"/>
+        </w:rPr>
         <w:t xml:space="preserve">: </w:t>
       </w:r>
       <w:r>
+        <w:rPr>
+          <w:lang w:val="hi_IN" w:bidi="hi_IN"/>
+        </w:rPr>
         <w:t>unfoldingWord® Translation Notes</w:t>
       </w:r>
       <w:r>
+        <w:rPr>
+          <w:lang w:val="hi_IN" w:bidi="hi_IN"/>
+        </w:rPr>
         <w:t xml:space="preserve">, </w:t>
       </w:r>
       <w:hyperlink r:id="rId13">
         <w:r>
+          <w:rPr>
+            <w:lang w:val="hi_IN" w:bidi="hi_IN"/>
+          </w:rPr>
           <w:rPr>
             <w:color w:val="0000EE"/>
             <w:u w:val="single"/>
@@ -45,10 +94,16 @@
         </w:r>
       </w:hyperlink>
       <w:r>
+        <w:rPr>
+          <w:lang w:val="hi_IN" w:bidi="hi_IN"/>
+        </w:rPr>
         <w:t xml:space="preserve">, 2022, which is licensed under a </w:t>
       </w:r>
       <w:hyperlink r:id="rId14">
         <w:r>
+          <w:rPr>
+            <w:lang w:val="hi_IN" w:bidi="hi_IN"/>
+          </w:rPr>
           <w:rPr>
             <w:color w:val="0000EE"/>
             <w:u w:val="single"/>
@@ -57,24 +112,50 @@
         </w:r>
       </w:hyperlink>
       <w:r>
+        <w:rPr>
+          <w:lang w:val="hi_IN" w:bidi="hi_IN"/>
+        </w:rPr>
         <w:t>.</w:t>
       </w:r>
-      <w:r/>
-    </w:p>
-    <w:p>
-      <w:r/>
-      <w:r>
+      <w:r>
+        <w:rPr>
+          <w:lang w:val="hi_IN" w:bidi="hi_IN"/>
+        </w:rPr>
+      </w:r>
+    </w:p>
+    <w:p>
+      <w:pPr/>
+      <w:r>
+        <w:rPr>
+          <w:lang w:val="hi_IN" w:bidi="hi_IN"/>
+        </w:rPr>
+      </w:r>
+      <w:r>
+        <w:rPr>
+          <w:lang w:val="hi_IN" w:bidi="hi_IN"/>
+        </w:rPr>
         <w:t>This PDF version is provided under the same license.</w:t>
       </w:r>
-      <w:r/>
-      <w:r/>
+      <w:r>
+        <w:rPr>
+          <w:lang w:val="hi_IN" w:bidi="hi_IN"/>
+        </w:rPr>
+      </w:r>
+      <w:r>
+        <w:rPr>
+          <w:lang w:val="hi_IN" w:bidi="hi_IN"/>
+        </w:rPr>
+      </w:r>
     </w:p>
     <w:p>
       <w:pPr>
         <w:pStyle w:val="Heading1"/>
       </w:pPr>
       <w:r>
-        <w:t>Translation Notes (unfoldingWord)</w:t>
+        <w:rPr>
+          <w:lang w:val="hi_IN" w:bidi="hi_IN"/>
+        </w:rPr>
+        <w:t>अनुवाद नोट्स (अनफोल्डिंग वर्ड)</w:t>
       </w:r>
     </w:p>
     <w:p>
@@ -96,3968 +177,8285 @@
       </w:pPr>
     </w:p>
     <w:p>
-      <w:r/>
+      <w:pPr/>
+      <w:r>
+        <w:rPr>
+          <w:lang w:val="hi_IN" w:bidi="hi_IN"/>
+        </w:rPr>
+      </w:r>
     </w:p>
     <w:p>
       <w:pPr>
         <w:pStyle w:val="Heading2"/>
       </w:pPr>
       <w:r>
+        <w:rPr>
+          <w:lang w:val="hi_IN" w:bidi="hi_IN"/>
+        </w:rPr>
+        <w:t>PHM</w:t>
+      </w:r>
+      <w:r>
+        <w:rPr>
+          <w:lang w:val="hi_IN" w:bidi="hi_IN"/>
+        </w:rPr>
+      </w:r>
+    </w:p>
+    <w:p>
+      <w:pPr/>
+      <w:r>
+        <w:rPr>
+          <w:lang w:val="hi_IN" w:bidi="hi_IN"/>
+        </w:rPr>
+      </w:r>
+      <w:r>
+        <w:rPr>
+          <w:i/>
+          <w:lang w:val="hi_IN" w:bidi="hi_IN"/>
+        </w:rPr>
+        <w:t>फिलेमोन 1:1 (#1), फिलेमोन 1:1 (#3), फिलेमोन 1:1 (#4), फिलेमोन 1:1 (#4), फिलेमोन 1:1 (#5), फिलेमोन 1:1 (#6), फिलेमोन 1:1 (#5), फिलेमोन 1:1 (#6), फिलेमोन 1:2 (#1), फिलेमोन 1:2 (#2), फिलेमोन 1:2 (#3), फिलेमोन 1:2 (#1), फिलेमोन 1:2 (#5), फिलेमोन 1:2 (#3), फिलेमोन 1:2 (#4), फिलेमोन 1:2 (#8), फिलेमोन 1:3 (#1), फिलेमोन 1:3 (#2), फिलेमोन 1:3 (#2), फिलेमोन 1:3 (#4), फिलेमोन 1:3 (#3), फिलेमोन 1:4 (#1), फिलेमोन 1:5 (#1), फिलेमोन 1:5 (#2), फिलेमोन 1:5 (#3), फिलेमोन 1:6 (#1), फिलेमोन 1:6 (#1), फिलेमोन 1:6 (#3), फिलेमोन 1:6 (#2), फिलेमोन 1:6 (#3), फिलेमोन 1:7 (#1), फिलेमोन 1:7 (#2), फिलेमोन 1:7 (#3), फिलेमोन 1:7 (#1), फिलेमोन 1:7 (#5), फिलेमोन 1:7 (#2), फिलेमोन 1:8 (#1), फिलेमोन 1:8 (#2), फिलेमोन 1:8 (#3), फिलेमोन 1:9 (#1), फिलेमोन 1:9 (#2), फिलेमोन 1:10 (#1), फिलेमोन 1:10 (#2), फिलेमोन 1:10 (#4), फिलेमोन 1:10 (#5), फिलेमोन 1:12 (#1), फिलेमोन 1:12 (#2), फिलेमोन 1:12 (#3), फिलेमोन 1:13 (#1), फिलेमोन 1:13 (#2), फिलेमोन 1:13 (#3), फिलेमोन 1:14 (#3), फिलेमोन 1:14 (#2), फिलेमोन 1:15 (#1), फिलेमोन 1:15 (#2), फिलेमोन 1:16 (#1), फिलेमोन 1:16 (#2), फिलेमोन 1:16 (#3), फिलेमोन 1:16 (#2), फिलेमोन 1:16 (#5), फिलेमोन 1:16 (#5), फिलेमोन 1:17 (#1), फिलेमोन 1:17 (#2), फिलेमोन 1:17 (#3), फिलेमोन 1:18 (#1), फिलेमोन 1:18 (#2), फिलेमोन 1:18 (#3), फिलेमोन 1:19 (#1), फिलेमोन 1:19 (#2), फिलेमोन 1:19 (#3), फिलेमोन 1:20 (#1), फिलेमोन 1:20 (#2), फिलेमोन 1:20 (#3), फिलेमोन 1:20 (#1), फिलेमोन 1:20 (#5), फिलेमोन 1:21 (#1), फिलेमोन 1:21 (#2), फिलेमोन 1:22 (#1), फिलेमोन 1:22 (#1), फिलेमोन 1:22 (#3), फिलेमोन 1:22 (#4), फिलेमोन 1:22 (#5), फिलेमोन 1:22 (#6), फिलेमोन 1:22 (#7), फिलेमोन 1:23 (#1), फिलेमोन 1:23 (#2), फिलेमोन 1:24 (#2), फिलेमोन 1:24 (#2), फिलेमोन 1:24 (#3), फिलेमोन 1:25 (#1), फिलेमोन 1:25 (#2), फिलेमोन 1:25 (#3)</w:t>
+      </w:r>
+      <w:r>
+        <w:rPr>
+          <w:lang w:val="hi_IN" w:bidi="hi_IN"/>
+        </w:rPr>
+      </w:r>
+    </w:p>
+    <w:p>
+      <w:pPr/>
+      <w:r>
+        <w:rPr>
+          <w:lang w:val="hi_IN" w:bidi="hi_IN"/>
+        </w:rPr>
+      </w:r>
+      <w:r>
+        <w:rPr>
+          <w:lang w:val="hi_IN" w:bidi="hi_IN"/>
+        </w:rPr>
+        <w:t xml:space="preserve"> </w:t>
+      </w:r>
+      <w:r>
+        <w:rPr>
+          <w:lang w:val="hi_IN" w:bidi="hi_IN"/>
+        </w:rPr>
+      </w:r>
+      <w:r>
+        <w:rPr>
+          <w:lang w:val="hi_IN" w:bidi="hi_IN"/>
+        </w:rPr>
+      </w:r>
+    </w:p>
+    <w:p>
+      <w:pPr>
+        <w:sectPr>
+          <w:footnotePr>
+            <w:numRestart w:val="eachSect"/>
+          </w:footnotePr>
+          <w:type w:val="continuous"/>
+          <w:pgSz w:w="12240" w:h="15840" w:code="1"/>
+          <w:pgMar w:top="1440" w:right="1440" w:bottom="1440" w:left="1440" w:header="504" w:footer="504" w:gutter="0"/>
+          <w:cols w:space="708"/>
+          <w:titlePg/>
+          <w:docGrid w:linePitch="360"/>
+        </w:sectPr>
+      </w:pPr>
+    </w:p>
+    <w:p>
+      <w:pPr/>
+      <w:r>
+        <w:rPr>
+          <w:lang w:val="hi_IN" w:bidi="hi_IN"/>
+        </w:rPr>
+      </w:r>
+    </w:p>
+    <w:p>
+      <w:pPr>
+        <w:pStyle w:val="Heading2"/>
+      </w:pPr>
+      <w:r>
+        <w:rPr>
+          <w:lang w:val="hi_IN" w:bidi="hi_IN"/>
+        </w:rPr>
         <w:t>फिलेमोन 1:1 (#1)</w:t>
       </w:r>
-      <w:r/>
-    </w:p>
-    <w:p>
-      <w:r/>
-      <w:r>
-        <w:rPr>
-          <w:b/>
+      <w:r>
+        <w:rPr>
+          <w:lang w:val="hi_IN" w:bidi="hi_IN"/>
+        </w:rPr>
+      </w:r>
+    </w:p>
+    <w:p>
+      <w:pPr/>
+      <w:r>
+        <w:rPr>
+          <w:lang w:val="hi_IN" w:bidi="hi_IN"/>
+        </w:rPr>
+      </w:r>
+      <w:r>
+        <w:rPr>
+          <w:b/>
+          <w:lang w:val="hi_IN" w:bidi="hi_IN"/>
         </w:rPr>
         <w:t>"पौलुस"</w:t>
       </w:r>
     </w:p>
     <w:p>
-      <w:r/>
-      <w:r>
+      <w:pPr/>
+      <w:r>
+        <w:rPr>
+          <w:lang w:val="hi_IN" w:bidi="hi_IN"/>
+        </w:rPr>
+      </w:r>
+      <w:r>
+        <w:rPr>
+          <w:lang w:val="hi_IN" w:bidi="hi_IN"/>
+        </w:rPr>
         <w:t>आपकी भाषा में पत्र के लेखक का परिचय देने का एक विशेष तरीका हो सकता है। यहाँ उसका उपयोग करें। वैकल्पिक अनुवाद: "मुझ पौलुस की ओर से, " या "मैं, पौलुस"</w:t>
       </w:r>
     </w:p>
     <w:p>
-      <w:r/>
-      <w:r>
+      <w:pPr/>
+      <w:r>
+        <w:rPr>
+          <w:lang w:val="hi_IN" w:bidi="hi_IN"/>
+        </w:rPr>
+      </w:r>
+      <w:r>
+        <w:rPr>
+          <w:lang w:val="hi_IN" w:bidi="hi_IN"/>
+        </w:rPr>
         <w:t xml:space="preserve">देखें: </w:t>
       </w:r>
       <w:r>
+        <w:rPr>
+          <w:lang w:val="hi_IN" w:bidi="hi_IN"/>
+        </w:rPr>
         <w:t>प्रथम, द्वितीय या तृतीय पुरुष</w:t>
       </w:r>
-      <w:r/>
-      <w:r/>
-    </w:p>
-    <w:p>
-      <w:r/>
+      <w:r>
+        <w:rPr>
+          <w:lang w:val="hi_IN" w:bidi="hi_IN"/>
+        </w:rPr>
+      </w:r>
+      <w:r>
+        <w:rPr>
+          <w:lang w:val="hi_IN" w:bidi="hi_IN"/>
+        </w:rPr>
+      </w:r>
+    </w:p>
+    <w:p>
+      <w:pPr/>
+      <w:r>
+        <w:rPr>
+          <w:lang w:val="hi_IN" w:bidi="hi_IN"/>
+        </w:rPr>
+      </w:r>
     </w:p>
     <w:p>
       <w:pPr>
         <w:pStyle w:val="Heading2"/>
       </w:pPr>
       <w:r>
+        <w:rPr>
+          <w:lang w:val="hi_IN" w:bidi="hi_IN"/>
+        </w:rPr>
         <w:t>फिलेमोन 1:1 (#3)</w:t>
       </w:r>
-      <w:r/>
-    </w:p>
-    <w:p>
-      <w:r/>
-      <w:r>
-        <w:rPr>
-          <w:b/>
+      <w:r>
+        <w:rPr>
+          <w:lang w:val="hi_IN" w:bidi="hi_IN"/>
+        </w:rPr>
+      </w:r>
+    </w:p>
+    <w:p>
+      <w:pPr/>
+      <w:r>
+        <w:rPr>
+          <w:lang w:val="hi_IN" w:bidi="hi_IN"/>
+        </w:rPr>
+      </w:r>
+      <w:r>
+        <w:rPr>
+          <w:b/>
+          <w:lang w:val="hi_IN" w:bidi="hi_IN"/>
         </w:rPr>
         <w:t>"जो मसीह यीशु कैदी है"</w:t>
       </w:r>
     </w:p>
     <w:p>
-      <w:r/>
-      <w:r>
+      <w:pPr/>
+      <w:r>
+        <w:rPr>
+          <w:lang w:val="hi_IN" w:bidi="hi_IN"/>
+        </w:rPr>
+      </w:r>
+      <w:r>
+        <w:rPr>
+          <w:lang w:val="hi_IN" w:bidi="hi_IN"/>
+        </w:rPr>
         <w:t>"पौलुस बंदीगृह में था क्योंकि अधिकारी गण नहीं चाहते थे कि वह यीशु का प्रचार करे| उन्होंने उस पर प्रचार करने का प्रतिबंद लगाने और उसको दंड देने हेतु उसको बंदीगृह में रखा था| इसका अर्थ यह नहीं कि यीशु ने उसको बंदीगृह में डलवा दिया था| वैकल्पिक अनुवाद: ""मसीह के कारण बंदी"""</w:t>
       </w:r>
-      <w:r/>
-      <w:r/>
-    </w:p>
-    <w:p>
-      <w:r/>
+      <w:r>
+        <w:rPr>
+          <w:lang w:val="hi_IN" w:bidi="hi_IN"/>
+        </w:rPr>
+      </w:r>
+      <w:r>
+        <w:rPr>
+          <w:lang w:val="hi_IN" w:bidi="hi_IN"/>
+        </w:rPr>
+      </w:r>
+    </w:p>
+    <w:p>
+      <w:pPr/>
+      <w:r>
+        <w:rPr>
+          <w:lang w:val="hi_IN" w:bidi="hi_IN"/>
+        </w:rPr>
+      </w:r>
     </w:p>
     <w:p>
       <w:pPr>
         <w:pStyle w:val="Heading2"/>
       </w:pPr>
       <w:r>
+        <w:rPr>
+          <w:lang w:val="hi_IN" w:bidi="hi_IN"/>
+        </w:rPr>
         <w:t>फिलेमोन 1:1 (#4)</w:t>
       </w:r>
-      <w:r/>
-    </w:p>
-    <w:p>
-      <w:r/>
-      <w:r>
-        <w:rPr>
-          <w:b/>
+      <w:r>
+        <w:rPr>
+          <w:lang w:val="hi_IN" w:bidi="hi_IN"/>
+        </w:rPr>
+      </w:r>
+    </w:p>
+    <w:p>
+      <w:pPr/>
+      <w:r>
+        <w:rPr>
+          <w:lang w:val="hi_IN" w:bidi="hi_IN"/>
+        </w:rPr>
+      </w:r>
+      <w:r>
+        <w:rPr>
+          <w:b/>
+          <w:lang w:val="hi_IN" w:bidi="hi_IN"/>
         </w:rPr>
         <w:t>"भाई"</w:t>
       </w:r>
     </w:p>
     <w:p>
-      <w:r/>
-      <w:r>
+      <w:pPr/>
+      <w:r>
+        <w:rPr>
+          <w:lang w:val="hi_IN" w:bidi="hi_IN"/>
+        </w:rPr>
+      </w:r>
+      <w:r>
+        <w:rPr>
+          <w:lang w:val="hi_IN" w:bidi="hi_IN"/>
+        </w:rPr>
         <w:t xml:space="preserve">"यहाँ, पौलुस </w:t>
       </w:r>
       <w:r>
         <w:rPr>
           <w:b/>
+          <w:lang w:val="hi_IN" w:bidi="hi_IN"/>
         </w:rPr>
         <w:t>भाई</w:t>
       </w:r>
       <w:r>
+        <w:rPr>
+          <w:lang w:val="hi_IN" w:bidi="hi_IN"/>
+        </w:rPr>
         <w:t xml:space="preserve"> शब्द का उपयोग लाक्षणिक भाषा में करता है जिससे उसका अभिप्राय है, एक ही विश्वास को साझा करने वाला मनुष्य| वैकल्पिक अनुवाद: ""हमारा साथी विश्वासी"" या ""विश्वास में हमारा संगी"" \n</w:t>
       </w:r>
-      <w:r/>
-      <w:r/>
-    </w:p>
-    <w:p>
-      <w:r/>
+      <w:r>
+        <w:rPr>
+          <w:lang w:val="hi_IN" w:bidi="hi_IN"/>
+        </w:rPr>
+      </w:r>
+      <w:r>
+        <w:rPr>
+          <w:lang w:val="hi_IN" w:bidi="hi_IN"/>
+        </w:rPr>
+      </w:r>
+    </w:p>
+    <w:p>
+      <w:pPr/>
+      <w:r>
+        <w:rPr>
+          <w:lang w:val="hi_IN" w:bidi="hi_IN"/>
+        </w:rPr>
+      </w:r>
     </w:p>
     <w:p>
       <w:pPr>
         <w:pStyle w:val="Heading2"/>
       </w:pPr>
       <w:r>
+        <w:rPr>
+          <w:lang w:val="hi_IN" w:bidi="hi_IN"/>
+        </w:rPr>
         <w:t>फिलेमोन 1:1 (#4)</w:t>
       </w:r>
-      <w:r/>
-    </w:p>
-    <w:p>
-      <w:r/>
-      <w:r>
-        <w:rPr>
-          <w:b/>
+      <w:r>
+        <w:rPr>
+          <w:lang w:val="hi_IN" w:bidi="hi_IN"/>
+        </w:rPr>
+      </w:r>
+    </w:p>
+    <w:p>
+      <w:pPr/>
+      <w:r>
+        <w:rPr>
+          <w:lang w:val="hi_IN" w:bidi="hi_IN"/>
+        </w:rPr>
+      </w:r>
+      <w:r>
+        <w:rPr>
+          <w:b/>
+          <w:lang w:val="hi_IN" w:bidi="hi_IN"/>
         </w:rPr>
         <w:t>"(हमारे) भाई"</w:t>
       </w:r>
     </w:p>
     <w:p>
-      <w:r/>
-      <w:r>
+      <w:pPr/>
+      <w:r>
+        <w:rPr>
+          <w:lang w:val="hi_IN" w:bidi="hi_IN"/>
+        </w:rPr>
+      </w:r>
+      <w:r>
+        <w:rPr>
+          <w:lang w:val="hi_IN" w:bidi="hi_IN"/>
+        </w:rPr>
         <w:t xml:space="preserve">अंग्रेजी भाषा में यहाँ "हमारे" शब्द का प्रयोग किया गया है, जबकि हिन्दी आई.आर.वि. बाइबल में यहाँ इस शब्द को छोड़ दिया गया है। यहाँ </w:t>
       </w:r>
       <w:r>
         <w:rPr>
           <w:b/>
+          <w:lang w:val="hi_IN" w:bidi="hi_IN"/>
         </w:rPr>
         <w:t>हमारे</w:t>
       </w:r>
       <w:r>
+        <w:rPr>
+          <w:lang w:val="hi_IN" w:bidi="hi_IN"/>
+        </w:rPr>
         <w:t xml:space="preserve"> शब्द मूल भाषा में नहीं है, लेकिन अंग्रेज़ी में आवश्यक था क्योंकि उस भाषा में यह दिखाना आवश्यक है कि जहाँ एक सम्बंधी शब्द से यह पता चलता है कि व्यक्ति किससे सम्बन्धित है। इस मामले में, </w:t>
       </w:r>
       <w:r>
         <w:rPr>
           <w:b/>
+          <w:lang w:val="hi_IN" w:bidi="hi_IN"/>
         </w:rPr>
         <w:t xml:space="preserve">हमारे </w:t>
       </w:r>
       <w:r>
+        <w:rPr>
+          <w:lang w:val="hi_IN" w:bidi="hi_IN"/>
+        </w:rPr>
         <w:t>समावेशी होगा, तीमुथियुस को पौलुस और पाठकों के साथ मसीह में एक भाई के रूप में जोड़ता है। यदि आपकी भाषा में इसकी आवश्यकता है, तो आप भी ऐसा कर सकते हैं। यदि नहीं, तो आप मूल शब्दों का पालन कर सकते हैं, जो कहता है, "भाई।"</w:t>
       </w:r>
     </w:p>
     <w:p>
-      <w:r/>
-      <w:r>
+      <w:pPr/>
+      <w:r>
+        <w:rPr>
+          <w:lang w:val="hi_IN" w:bidi="hi_IN"/>
+        </w:rPr>
+      </w:r>
+      <w:r>
+        <w:rPr>
+          <w:lang w:val="hi_IN" w:bidi="hi_IN"/>
+        </w:rPr>
         <w:t xml:space="preserve">देखें: </w:t>
       </w:r>
       <w:r>
+        <w:rPr>
+          <w:lang w:val="hi_IN" w:bidi="hi_IN"/>
+        </w:rPr>
         <w:t>विशिष्ट और समावेशी 'हम'</w:t>
       </w:r>
     </w:p>
     <w:p>
-      <w:r/>
-      <w:r/>
-      <w:r/>
-    </w:p>
-    <w:p>
-      <w:r/>
+      <w:pPr/>
+      <w:r>
+        <w:rPr>
+          <w:lang w:val="hi_IN" w:bidi="hi_IN"/>
+        </w:rPr>
+      </w:r>
+      <w:r>
+        <w:rPr>
+          <w:lang w:val="hi_IN" w:bidi="hi_IN"/>
+        </w:rPr>
+      </w:r>
+      <w:r>
+        <w:rPr>
+          <w:lang w:val="hi_IN" w:bidi="hi_IN"/>
+        </w:rPr>
+      </w:r>
+    </w:p>
+    <w:p>
+      <w:pPr/>
+      <w:r>
+        <w:rPr>
+          <w:lang w:val="hi_IN" w:bidi="hi_IN"/>
+        </w:rPr>
+      </w:r>
     </w:p>
     <w:p>
       <w:pPr>
         <w:pStyle w:val="Heading2"/>
       </w:pPr>
       <w:r>
+        <w:rPr>
+          <w:lang w:val="hi_IN" w:bidi="hi_IN"/>
+        </w:rPr>
         <w:t>फिलेमोन 1:1 (#5)</w:t>
       </w:r>
-      <w:r/>
-    </w:p>
-    <w:p>
-      <w:r/>
-      <w:r>
-        <w:rPr>
-          <w:b/>
+      <w:r>
+        <w:rPr>
+          <w:lang w:val="hi_IN" w:bidi="hi_IN"/>
+        </w:rPr>
+      </w:r>
+    </w:p>
+    <w:p>
+      <w:pPr/>
+      <w:r>
+        <w:rPr>
+          <w:lang w:val="hi_IN" w:bidi="hi_IN"/>
+        </w:rPr>
+      </w:r>
+      <w:r>
+        <w:rPr>
+          <w:b/>
+          <w:lang w:val="hi_IN" w:bidi="hi_IN"/>
         </w:rPr>
         <w:t>"फिलेमोन"</w:t>
       </w:r>
     </w:p>
     <w:p>
-      <w:r/>
-      <w:r>
-        <w:rPr>
-          <w:b/>
+      <w:pPr/>
+      <w:r>
+        <w:rPr>
+          <w:lang w:val="hi_IN" w:bidi="hi_IN"/>
+        </w:rPr>
+      </w:r>
+      <w:r>
+        <w:rPr>
+          <w:b/>
+          <w:lang w:val="hi_IN" w:bidi="hi_IN"/>
         </w:rPr>
         <w:t>फिलेमोन</w:t>
       </w:r>
       <w:r>
+        <w:rPr>
+          <w:lang w:val="hi_IN" w:bidi="hi_IN"/>
+        </w:rPr>
         <w:t xml:space="preserve"> एक पुरुष का नाम है।</w:t>
       </w:r>
     </w:p>
     <w:p>
-      <w:r/>
-      <w:r>
+      <w:pPr/>
+      <w:r>
+        <w:rPr>
+          <w:lang w:val="hi_IN" w:bidi="hi_IN"/>
+        </w:rPr>
+      </w:r>
+      <w:r>
+        <w:rPr>
+          <w:lang w:val="hi_IN" w:bidi="hi_IN"/>
+        </w:rPr>
         <w:t xml:space="preserve">देखें: </w:t>
       </w:r>
       <w:r>
+        <w:rPr>
+          <w:lang w:val="hi_IN" w:bidi="hi_IN"/>
+        </w:rPr>
         <w:t>नामों का अनुवाद कैसे करें</w:t>
       </w:r>
-      <w:r/>
-      <w:r/>
-    </w:p>
-    <w:p>
-      <w:r/>
+      <w:r>
+        <w:rPr>
+          <w:lang w:val="hi_IN" w:bidi="hi_IN"/>
+        </w:rPr>
+      </w:r>
+      <w:r>
+        <w:rPr>
+          <w:lang w:val="hi_IN" w:bidi="hi_IN"/>
+        </w:rPr>
+      </w:r>
+    </w:p>
+    <w:p>
+      <w:pPr/>
+      <w:r>
+        <w:rPr>
+          <w:lang w:val="hi_IN" w:bidi="hi_IN"/>
+        </w:rPr>
+      </w:r>
     </w:p>
     <w:p>
       <w:pPr>
         <w:pStyle w:val="Heading2"/>
       </w:pPr>
       <w:r>
+        <w:rPr>
+          <w:lang w:val="hi_IN" w:bidi="hi_IN"/>
+        </w:rPr>
         <w:t>फिलेमोन 1:1 (#6)</w:t>
       </w:r>
-      <w:r/>
-    </w:p>
-    <w:p>
-      <w:r/>
-      <w:r>
-        <w:rPr>
-          <w:b/>
+      <w:r>
+        <w:rPr>
+          <w:lang w:val="hi_IN" w:bidi="hi_IN"/>
+        </w:rPr>
+      </w:r>
+    </w:p>
+    <w:p>
+      <w:pPr/>
+      <w:r>
+        <w:rPr>
+          <w:lang w:val="hi_IN" w:bidi="hi_IN"/>
+        </w:rPr>
+      </w:r>
+      <w:r>
+        <w:rPr>
+          <w:b/>
+          <w:lang w:val="hi_IN" w:bidi="hi_IN"/>
         </w:rPr>
         <w:t>"फिलेमोन"</w:t>
       </w:r>
     </w:p>
     <w:p>
-      <w:r/>
-      <w:r>
+      <w:pPr/>
+      <w:r>
+        <w:rPr>
+          <w:lang w:val="hi_IN" w:bidi="hi_IN"/>
+        </w:rPr>
+      </w:r>
+      <w:r>
+        <w:rPr>
+          <w:lang w:val="hi_IN" w:bidi="hi_IN"/>
+        </w:rPr>
         <w:t xml:space="preserve">यदि आपकी भाषा में यह अधिक स्वाभाविक हो, तो आप यह जानकारी शामिल कर सकते हैं कि यह एक पत्र है जिसमें पौलुस सीधे </w:t>
       </w:r>
       <w:r>
         <w:rPr>
           <w:b/>
+          <w:lang w:val="hi_IN" w:bidi="hi_IN"/>
         </w:rPr>
         <w:t>फिलेमोन</w:t>
       </w:r>
       <w:r>
+        <w:rPr>
+          <w:lang w:val="hi_IN" w:bidi="hi_IN"/>
+        </w:rPr>
         <w:t xml:space="preserve"> से बात कर रहे हैं, जैसा कि आई.आर.वि. में है।</w:t>
       </w:r>
     </w:p>
     <w:p>
-      <w:r/>
-      <w:r>
+      <w:pPr/>
+      <w:r>
+        <w:rPr>
+          <w:lang w:val="hi_IN" w:bidi="hi_IN"/>
+        </w:rPr>
+      </w:r>
+      <w:r>
+        <w:rPr>
+          <w:lang w:val="hi_IN" w:bidi="hi_IN"/>
+        </w:rPr>
         <w:t xml:space="preserve">देखें: </w:t>
       </w:r>
       <w:r>
+        <w:rPr>
+          <w:lang w:val="hi_IN" w:bidi="hi_IN"/>
+        </w:rPr>
         <w:t>अनुमानित ज्ञान और अंतर्निहित जानकारी</w:t>
       </w:r>
     </w:p>
     <w:p>
-      <w:r/>
-    </w:p>
-    <w:p>
-      <w:r/>
-      <w:r/>
-      <w:r/>
-    </w:p>
-    <w:p>
-      <w:r/>
+      <w:pPr/>
+      <w:r>
+        <w:rPr>
+          <w:lang w:val="hi_IN" w:bidi="hi_IN"/>
+        </w:rPr>
+      </w:r>
+    </w:p>
+    <w:p>
+      <w:pPr/>
+      <w:r>
+        <w:rPr>
+          <w:lang w:val="hi_IN" w:bidi="hi_IN"/>
+        </w:rPr>
+      </w:r>
+      <w:r>
+        <w:rPr>
+          <w:lang w:val="hi_IN" w:bidi="hi_IN"/>
+        </w:rPr>
+      </w:r>
+      <w:r>
+        <w:rPr>
+          <w:lang w:val="hi_IN" w:bidi="hi_IN"/>
+        </w:rPr>
+      </w:r>
+    </w:p>
+    <w:p>
+      <w:pPr/>
+      <w:r>
+        <w:rPr>
+          <w:lang w:val="hi_IN" w:bidi="hi_IN"/>
+        </w:rPr>
+      </w:r>
     </w:p>
     <w:p>
       <w:pPr>
         <w:pStyle w:val="Heading2"/>
       </w:pPr>
       <w:r>
+        <w:rPr>
+          <w:lang w:val="hi_IN" w:bidi="hi_IN"/>
+        </w:rPr>
         <w:t>फिलेमोन 1:1 (#5)</w:t>
       </w:r>
-      <w:r/>
-    </w:p>
-    <w:p>
-      <w:r/>
-      <w:r>
-        <w:rPr>
-          <w:b/>
+      <w:r>
+        <w:rPr>
+          <w:lang w:val="hi_IN" w:bidi="hi_IN"/>
+        </w:rPr>
+      </w:r>
+    </w:p>
+    <w:p>
+      <w:pPr/>
+      <w:r>
+        <w:rPr>
+          <w:lang w:val="hi_IN" w:bidi="hi_IN"/>
+        </w:rPr>
+      </w:r>
+      <w:r>
+        <w:rPr>
+          <w:b/>
+          <w:lang w:val="hi_IN" w:bidi="hi_IN"/>
         </w:rPr>
         <w:t>"की हमारे प्रिय"</w:t>
       </w:r>
     </w:p>
     <w:p>
-      <w:r/>
-      <w:r>
+      <w:pPr/>
+      <w:r>
+        <w:rPr>
+          <w:lang w:val="hi_IN" w:bidi="hi_IN"/>
+        </w:rPr>
+      </w:r>
+      <w:r>
+        <w:rPr>
+          <w:lang w:val="hi_IN" w:bidi="hi_IN"/>
+        </w:rPr>
         <w:t>यहाँ “हमारे” शब्द, पौलुस को और जो उसके साथ थे उन्हें संदर्भित कर रहा है, पढ़ने वालों को नहीं।</w:t>
       </w:r>
     </w:p>
     <w:p>
-      <w:r/>
-      <w:r>
+      <w:pPr/>
+      <w:r>
+        <w:rPr>
+          <w:lang w:val="hi_IN" w:bidi="hi_IN"/>
+        </w:rPr>
+      </w:r>
+      <w:r>
+        <w:rPr>
+          <w:lang w:val="hi_IN" w:bidi="hi_IN"/>
+        </w:rPr>
         <w:t xml:space="preserve">देखें: </w:t>
       </w:r>
       <w:r>
+        <w:rPr>
+          <w:lang w:val="hi_IN" w:bidi="hi_IN"/>
+        </w:rPr>
         <w:t>विशेष और समावेशी 'हम'</w:t>
       </w:r>
-      <w:r/>
-      <w:r/>
-    </w:p>
-    <w:p>
-      <w:r/>
+      <w:r>
+        <w:rPr>
+          <w:lang w:val="hi_IN" w:bidi="hi_IN"/>
+        </w:rPr>
+      </w:r>
+      <w:r>
+        <w:rPr>
+          <w:lang w:val="hi_IN" w:bidi="hi_IN"/>
+        </w:rPr>
+      </w:r>
+    </w:p>
+    <w:p>
+      <w:pPr/>
+      <w:r>
+        <w:rPr>
+          <w:lang w:val="hi_IN" w:bidi="hi_IN"/>
+        </w:rPr>
+      </w:r>
     </w:p>
     <w:p>
       <w:pPr>
         <w:pStyle w:val="Heading2"/>
       </w:pPr>
       <w:r>
+        <w:rPr>
+          <w:lang w:val="hi_IN" w:bidi="hi_IN"/>
+        </w:rPr>
         <w:t>फिलेमोन 1:1 (#6)</w:t>
       </w:r>
-      <w:r/>
-    </w:p>
-    <w:p>
-      <w:r/>
-      <w:r>
-        <w:rPr>
-          <w:b/>
+      <w:r>
+        <w:rPr>
+          <w:lang w:val="hi_IN" w:bidi="hi_IN"/>
+        </w:rPr>
+      </w:r>
+    </w:p>
+    <w:p>
+      <w:pPr/>
+      <w:r>
+        <w:rPr>
+          <w:lang w:val="hi_IN" w:bidi="hi_IN"/>
+        </w:rPr>
+      </w:r>
+      <w:r>
+        <w:rPr>
+          <w:b/>
+          <w:lang w:val="hi_IN" w:bidi="hi_IN"/>
         </w:rPr>
         <w:t>"और"</w:t>
       </w:r>
       <w:r>
+        <w:rPr>
+          <w:lang w:val="hi_IN" w:bidi="hi_IN"/>
+        </w:rPr>
         <w:t xml:space="preserve"> - </w:t>
       </w:r>
       <w:r>
         <w:rPr>
           <w:b/>
+          <w:lang w:val="hi_IN" w:bidi="hi_IN"/>
         </w:rPr>
         <w:t>"सहकर्मी"</w:t>
       </w:r>
     </w:p>
     <w:p>
-      <w:r/>
-      <w:r>
+      <w:pPr/>
+      <w:r>
+        <w:rPr>
+          <w:lang w:val="hi_IN" w:bidi="hi_IN"/>
+        </w:rPr>
+      </w:r>
+      <w:r>
+        <w:rPr>
+          <w:lang w:val="hi_IN" w:bidi="hi_IN"/>
+        </w:rPr>
         <w:t>"यदि आपके पाठक इस वाक्यांश को समझने की चूक करें तो आप अधिक स्पष्टता में व्यक्त कर सकते हैं कि फिलेमोन पौलुस के साथ कैसे काम करता था| वैकल्पिक अनुवाद: ""जो हमारे सदृश्य सुसमाचार को फैलाने में काम करता है"" या ""जो यीशु की सेवा में हमारे जैसा काम करता है"""</w:t>
       </w:r>
-      <w:r/>
-      <w:r/>
-    </w:p>
-    <w:p>
-      <w:r/>
+      <w:r>
+        <w:rPr>
+          <w:lang w:val="hi_IN" w:bidi="hi_IN"/>
+        </w:rPr>
+      </w:r>
+      <w:r>
+        <w:rPr>
+          <w:lang w:val="hi_IN" w:bidi="hi_IN"/>
+        </w:rPr>
+      </w:r>
+    </w:p>
+    <w:p>
+      <w:pPr/>
+      <w:r>
+        <w:rPr>
+          <w:lang w:val="hi_IN" w:bidi="hi_IN"/>
+        </w:rPr>
+      </w:r>
     </w:p>
     <w:p>
       <w:pPr>
         <w:pStyle w:val="Heading2"/>
       </w:pPr>
       <w:r>
+        <w:rPr>
+          <w:lang w:val="hi_IN" w:bidi="hi_IN"/>
+        </w:rPr>
         <w:t>फिलेमोन 1:2 (#1)</w:t>
       </w:r>
-      <w:r/>
-    </w:p>
-    <w:p>
-      <w:r/>
-      <w:r>
-        <w:rPr>
-          <w:b/>
+      <w:r>
+        <w:rPr>
+          <w:lang w:val="hi_IN" w:bidi="hi_IN"/>
+        </w:rPr>
+      </w:r>
+    </w:p>
+    <w:p>
+      <w:pPr/>
+      <w:r>
+        <w:rPr>
+          <w:lang w:val="hi_IN" w:bidi="hi_IN"/>
+        </w:rPr>
+      </w:r>
+      <w:r>
+        <w:rPr>
+          <w:b/>
+          <w:lang w:val="hi_IN" w:bidi="hi_IN"/>
         </w:rPr>
         <w:t>"अफफिया"</w:t>
       </w:r>
     </w:p>
     <w:p>
-      <w:r/>
-      <w:r>
-        <w:rPr>
-          <w:b/>
+      <w:pPr/>
+      <w:r>
+        <w:rPr>
+          <w:lang w:val="hi_IN" w:bidi="hi_IN"/>
+        </w:rPr>
+      </w:r>
+      <w:r>
+        <w:rPr>
+          <w:b/>
+          <w:lang w:val="hi_IN" w:bidi="hi_IN"/>
         </w:rPr>
         <w:t>अफफिया</w:t>
       </w:r>
       <w:r>
+        <w:rPr>
+          <w:lang w:val="hi_IN" w:bidi="hi_IN"/>
+        </w:rPr>
         <w:t xml:space="preserve"> एक स्त्री का नाम है।</w:t>
       </w:r>
     </w:p>
     <w:p>
-      <w:r/>
-      <w:r>
+      <w:pPr/>
+      <w:r>
+        <w:rPr>
+          <w:lang w:val="hi_IN" w:bidi="hi_IN"/>
+        </w:rPr>
+      </w:r>
+      <w:r>
+        <w:rPr>
+          <w:lang w:val="hi_IN" w:bidi="hi_IN"/>
+        </w:rPr>
         <w:t xml:space="preserve">देखें: </w:t>
       </w:r>
       <w:r>
+        <w:rPr>
+          <w:lang w:val="hi_IN" w:bidi="hi_IN"/>
+        </w:rPr>
         <w:t>नामों का अनुवाद कैसे करें</w:t>
       </w:r>
-      <w:r/>
-      <w:r/>
-    </w:p>
-    <w:p>
-      <w:r/>
+      <w:r>
+        <w:rPr>
+          <w:lang w:val="hi_IN" w:bidi="hi_IN"/>
+        </w:rPr>
+      </w:r>
+      <w:r>
+        <w:rPr>
+          <w:lang w:val="hi_IN" w:bidi="hi_IN"/>
+        </w:rPr>
+      </w:r>
+    </w:p>
+    <w:p>
+      <w:pPr/>
+      <w:r>
+        <w:rPr>
+          <w:lang w:val="hi_IN" w:bidi="hi_IN"/>
+        </w:rPr>
+      </w:r>
     </w:p>
     <w:p>
       <w:pPr>
         <w:pStyle w:val="Heading2"/>
       </w:pPr>
       <w:r>
+        <w:rPr>
+          <w:lang w:val="hi_IN" w:bidi="hi_IN"/>
+        </w:rPr>
         <w:t>फिलेमोन 1:2 (#2)</w:t>
       </w:r>
-      <w:r/>
-    </w:p>
-    <w:p>
-      <w:r/>
-      <w:r>
-        <w:rPr>
-          <w:b/>
+      <w:r>
+        <w:rPr>
+          <w:lang w:val="hi_IN" w:bidi="hi_IN"/>
+        </w:rPr>
+      </w:r>
+    </w:p>
+    <w:p>
+      <w:pPr/>
+      <w:r>
+        <w:rPr>
+          <w:lang w:val="hi_IN" w:bidi="hi_IN"/>
+        </w:rPr>
+      </w:r>
+      <w:r>
+        <w:rPr>
+          <w:b/>
+          <w:lang w:val="hi_IN" w:bidi="hi_IN"/>
         </w:rPr>
         <w:t>"(हमारी) बहन"</w:t>
       </w:r>
     </w:p>
     <w:p>
-      <w:r/>
-      <w:r>
+      <w:pPr/>
+      <w:r>
+        <w:rPr>
+          <w:lang w:val="hi_IN" w:bidi="hi_IN"/>
+        </w:rPr>
+      </w:r>
+      <w:r>
+        <w:rPr>
+          <w:lang w:val="hi_IN" w:bidi="hi_IN"/>
+        </w:rPr>
         <w:t xml:space="preserve">अंग्रेजी भाषा में "हमारी" शब्द का प्रयोग किया गया है जबकि हिन्दी आई.आर.वि. बाइबल में यहाँ इस शब्द को छोड़ दिया गया है। यहाँ </w:t>
       </w:r>
       <w:r>
         <w:rPr>
           <w:b/>
+          <w:lang w:val="hi_IN" w:bidi="hi_IN"/>
         </w:rPr>
         <w:t>हमारी</w:t>
       </w:r>
       <w:r>
+        <w:rPr>
+          <w:lang w:val="hi_IN" w:bidi="hi_IN"/>
+        </w:rPr>
         <w:t xml:space="preserve"> मूल भाषा में नहीं है, लेकिन अंग्रेजी में आवश्यक था, क्योंकि अंग्रेज़ी में किसी सम्बंधी के लिये शब्द का उपयोग यह बताने के लिये किया जाता है कि व्यक्ति किससे सम्बन्धित है। इस विषय में, </w:t>
       </w:r>
       <w:r>
         <w:rPr>
           <w:b/>
+          <w:lang w:val="hi_IN" w:bidi="hi_IN"/>
         </w:rPr>
         <w:t>हमारी</w:t>
       </w:r>
       <w:r>
+        <w:rPr>
+          <w:lang w:val="hi_IN" w:bidi="hi_IN"/>
+        </w:rPr>
         <w:t xml:space="preserve"> समावेशी होगी, जो अफफिया को पौलुस और पाठकों के साथ मसीह में एक बहन के रूप में जोड़ता है। यदि आपकी भाषा में इसकी आवश्यकता है, तो आप भी ऐसा कर सकते हैं। यदि नहीं, तो आप मूल भाषा का पालन कर सकते हैं, जो कहता है, "बहन।"</w:t>
       </w:r>
     </w:p>
     <w:p>
-      <w:r/>
-      <w:r>
+      <w:pPr/>
+      <w:r>
+        <w:rPr>
+          <w:lang w:val="hi_IN" w:bidi="hi_IN"/>
+        </w:rPr>
+      </w:r>
+      <w:r>
+        <w:rPr>
+          <w:lang w:val="hi_IN" w:bidi="hi_IN"/>
+        </w:rPr>
         <w:t xml:space="preserve">देखें: </w:t>
       </w:r>
       <w:r>
+        <w:rPr>
+          <w:lang w:val="hi_IN" w:bidi="hi_IN"/>
+        </w:rPr>
         <w:t>विशिष्ट और समावेशी 'हम'</w:t>
       </w:r>
     </w:p>
     <w:p>
-      <w:r/>
-      <w:r/>
-      <w:r/>
-    </w:p>
-    <w:p>
-      <w:r/>
+      <w:pPr/>
+      <w:r>
+        <w:rPr>
+          <w:lang w:val="hi_IN" w:bidi="hi_IN"/>
+        </w:rPr>
+      </w:r>
+      <w:r>
+        <w:rPr>
+          <w:lang w:val="hi_IN" w:bidi="hi_IN"/>
+        </w:rPr>
+      </w:r>
+      <w:r>
+        <w:rPr>
+          <w:lang w:val="hi_IN" w:bidi="hi_IN"/>
+        </w:rPr>
+      </w:r>
+    </w:p>
+    <w:p>
+      <w:pPr/>
+      <w:r>
+        <w:rPr>
+          <w:lang w:val="hi_IN" w:bidi="hi_IN"/>
+        </w:rPr>
+      </w:r>
     </w:p>
     <w:p>
       <w:pPr>
         <w:pStyle w:val="Heading2"/>
       </w:pPr>
       <w:r>
+        <w:rPr>
+          <w:lang w:val="hi_IN" w:bidi="hi_IN"/>
+        </w:rPr>
         <w:t>फिलेमोन 1:2 (#3)</w:t>
       </w:r>
-      <w:r/>
-    </w:p>
-    <w:p>
-      <w:r/>
-      <w:r>
-        <w:rPr>
-          <w:b/>
+      <w:r>
+        <w:rPr>
+          <w:lang w:val="hi_IN" w:bidi="hi_IN"/>
+        </w:rPr>
+      </w:r>
+    </w:p>
+    <w:p>
+      <w:pPr/>
+      <w:r>
+        <w:rPr>
+          <w:lang w:val="hi_IN" w:bidi="hi_IN"/>
+        </w:rPr>
+      </w:r>
+      <w:r>
+        <w:rPr>
+          <w:b/>
+          <w:lang w:val="hi_IN" w:bidi="hi_IN"/>
         </w:rPr>
         <w:t>"(हमारी) बहन"</w:t>
       </w:r>
     </w:p>
     <w:p>
-      <w:r/>
-      <w:r>
+      <w:pPr/>
+      <w:r>
+        <w:rPr>
+          <w:lang w:val="hi_IN" w:bidi="hi_IN"/>
+        </w:rPr>
+      </w:r>
+      <w:r>
+        <w:rPr>
+          <w:lang w:val="hi_IN" w:bidi="hi_IN"/>
+        </w:rPr>
         <w:t xml:space="preserve">अंग्रेज़ी भाषा में "हमारी" शब्द का प्रयोग किया गया है, जबकि हिन्दी आई.आर.वि. बाइबल में यहाँ इस शब्द को छोड़ दिया गया है। पौलुस </w:t>
       </w:r>
       <w:r>
         <w:rPr>
           <w:b/>
+          <w:lang w:val="hi_IN" w:bidi="hi_IN"/>
         </w:rPr>
         <w:t>बहन</w:t>
       </w:r>
       <w:r>
+        <w:rPr>
+          <w:lang w:val="hi_IN" w:bidi="hi_IN"/>
+        </w:rPr>
         <w:t xml:space="preserve"> शब्द का उपयोग एक स्त्री के लिये कर रहे हैं जो समान विश्वास साझा करती हैं। वैकल्पिक अनुवाद: “हमारी साथी मसीही” या “हमारी आत्मिक बहन”</w:t>
       </w:r>
     </w:p>
     <w:p>
-      <w:r/>
-      <w:r>
+      <w:pPr/>
+      <w:r>
+        <w:rPr>
+          <w:lang w:val="hi_IN" w:bidi="hi_IN"/>
+        </w:rPr>
+      </w:r>
+      <w:r>
+        <w:rPr>
+          <w:lang w:val="hi_IN" w:bidi="hi_IN"/>
+        </w:rPr>
         <w:t xml:space="preserve">देखें: </w:t>
       </w:r>
       <w:r>
+        <w:rPr>
+          <w:lang w:val="hi_IN" w:bidi="hi_IN"/>
+        </w:rPr>
         <w:t>रूपक</w:t>
       </w:r>
-      <w:r/>
-      <w:r/>
-    </w:p>
-    <w:p>
-      <w:r/>
+      <w:r>
+        <w:rPr>
+          <w:lang w:val="hi_IN" w:bidi="hi_IN"/>
+        </w:rPr>
+      </w:r>
+      <w:r>
+        <w:rPr>
+          <w:lang w:val="hi_IN" w:bidi="hi_IN"/>
+        </w:rPr>
+      </w:r>
+    </w:p>
+    <w:p>
+      <w:pPr/>
+      <w:r>
+        <w:rPr>
+          <w:lang w:val="hi_IN" w:bidi="hi_IN"/>
+        </w:rPr>
+      </w:r>
     </w:p>
     <w:p>
       <w:pPr>
         <w:pStyle w:val="Heading2"/>
       </w:pPr>
       <w:r>
+        <w:rPr>
+          <w:lang w:val="hi_IN" w:bidi="hi_IN"/>
+        </w:rPr>
         <w:t>फिलेमोन 1:2 (#1)</w:t>
       </w:r>
-      <w:r/>
-    </w:p>
-    <w:p>
-      <w:r/>
-      <w:r>
-        <w:rPr>
-          <w:b/>
+      <w:r>
+        <w:rPr>
+          <w:lang w:val="hi_IN" w:bidi="hi_IN"/>
+        </w:rPr>
+      </w:r>
+    </w:p>
+    <w:p>
+      <w:pPr/>
+      <w:r>
+        <w:rPr>
+          <w:lang w:val="hi_IN" w:bidi="hi_IN"/>
+        </w:rPr>
+      </w:r>
+      <w:r>
+        <w:rPr>
+          <w:b/>
+          <w:lang w:val="hi_IN" w:bidi="hi_IN"/>
         </w:rPr>
         <w:t>""</w:t>
       </w:r>
     </w:p>
     <w:p>
-      <w:r/>
-      <w:r>
+      <w:pPr/>
+      <w:r>
+        <w:rPr>
+          <w:lang w:val="hi_IN" w:bidi="hi_IN"/>
+        </w:rPr>
+      </w:r>
+      <w:r>
+        <w:rPr>
+          <w:lang w:val="hi_IN" w:bidi="hi_IN"/>
+        </w:rPr>
         <w:t>यहाँ “हमारे” शब्द, पौलुस को और जो उसके साथ थे उन्हें संदर्भित कर रहा है, पढ़ने वालों को नहीं।</w:t>
       </w:r>
     </w:p>
     <w:p>
-      <w:r/>
-      <w:r>
+      <w:pPr/>
+      <w:r>
+        <w:rPr>
+          <w:lang w:val="hi_IN" w:bidi="hi_IN"/>
+        </w:rPr>
+      </w:r>
+      <w:r>
+        <w:rPr>
+          <w:lang w:val="hi_IN" w:bidi="hi_IN"/>
+        </w:rPr>
         <w:t xml:space="preserve">देखें: </w:t>
       </w:r>
       <w:r>
+        <w:rPr>
+          <w:lang w:val="hi_IN" w:bidi="hi_IN"/>
+        </w:rPr>
         <w:t>विशेष और समावेशी 'हम'</w:t>
       </w:r>
-      <w:r/>
-      <w:r/>
-    </w:p>
-    <w:p>
-      <w:r/>
+      <w:r>
+        <w:rPr>
+          <w:lang w:val="hi_IN" w:bidi="hi_IN"/>
+        </w:rPr>
+      </w:r>
+      <w:r>
+        <w:rPr>
+          <w:lang w:val="hi_IN" w:bidi="hi_IN"/>
+        </w:rPr>
+      </w:r>
+    </w:p>
+    <w:p>
+      <w:pPr/>
+      <w:r>
+        <w:rPr>
+          <w:lang w:val="hi_IN" w:bidi="hi_IN"/>
+        </w:rPr>
+      </w:r>
     </w:p>
     <w:p>
       <w:pPr>
         <w:pStyle w:val="Heading2"/>
       </w:pPr>
       <w:r>
+        <w:rPr>
+          <w:lang w:val="hi_IN" w:bidi="hi_IN"/>
+        </w:rPr>
         <w:t>फिलेमोन 1:2 (#5)</w:t>
       </w:r>
-      <w:r/>
-    </w:p>
-    <w:p>
-      <w:r/>
-      <w:r>
-        <w:rPr>
-          <w:b/>
+      <w:r>
+        <w:rPr>
+          <w:lang w:val="hi_IN" w:bidi="hi_IN"/>
+        </w:rPr>
+      </w:r>
+    </w:p>
+    <w:p>
+      <w:pPr/>
+      <w:r>
+        <w:rPr>
+          <w:lang w:val="hi_IN" w:bidi="hi_IN"/>
+        </w:rPr>
+      </w:r>
+      <w:r>
+        <w:rPr>
+          <w:b/>
+          <w:lang w:val="hi_IN" w:bidi="hi_IN"/>
         </w:rPr>
         <w:t>"अफफिया"</w:t>
       </w:r>
       <w:r>
+        <w:rPr>
+          <w:lang w:val="hi_IN" w:bidi="hi_IN"/>
+        </w:rPr>
         <w:t xml:space="preserve"> - </w:t>
       </w:r>
       <w:r>
         <w:rPr>
           <w:b/>
+          <w:lang w:val="hi_IN" w:bidi="hi_IN"/>
         </w:rPr>
         <w:t>"अरखिप्पुस"</w:t>
       </w:r>
       <w:r>
+        <w:rPr>
+          <w:lang w:val="hi_IN" w:bidi="hi_IN"/>
+        </w:rPr>
         <w:t xml:space="preserve"> - </w:t>
       </w:r>
       <w:r>
         <w:rPr>
           <w:b/>
+          <w:lang w:val="hi_IN" w:bidi="hi_IN"/>
         </w:rPr>
         <w:t>"कलीसिया के नाम"</w:t>
       </w:r>
     </w:p>
     <w:p>
-      <w:r/>
-      <w:r>
+      <w:pPr/>
+      <w:r>
+        <w:rPr>
+          <w:lang w:val="hi_IN" w:bidi="hi_IN"/>
+        </w:rPr>
+      </w:r>
+      <w:r>
+        <w:rPr>
+          <w:lang w:val="hi_IN" w:bidi="hi_IN"/>
+        </w:rPr>
         <w:t xml:space="preserve">यह पत्र मुख्य रूप से फिलेमोन को सम्बोधित है। यह सुझाव देना भ्रमित कर सकता है कि पौलुस </w:t>
       </w:r>
       <w:r>
         <w:rPr>
           <w:b/>
+          <w:lang w:val="hi_IN" w:bidi="hi_IN"/>
         </w:rPr>
         <w:t>अफफिया</w:t>
       </w:r>
       <w:r>
+        <w:rPr>
+          <w:lang w:val="hi_IN" w:bidi="hi_IN"/>
+        </w:rPr>
         <w:t xml:space="preserve">, </w:t>
       </w:r>
       <w:r>
         <w:rPr>
           <w:b/>
+          <w:lang w:val="hi_IN" w:bidi="hi_IN"/>
         </w:rPr>
         <w:t>अरखिप्पुस</w:t>
       </w:r>
       <w:r>
+        <w:rPr>
+          <w:lang w:val="hi_IN" w:bidi="hi_IN"/>
+        </w:rPr>
         <w:t xml:space="preserve">, और फिलेमोन के घर में </w:t>
       </w:r>
       <w:r>
         <w:rPr>
           <w:b/>
+          <w:lang w:val="hi_IN" w:bidi="hi_IN"/>
         </w:rPr>
         <w:t>कलीसिया के नाम</w:t>
       </w:r>
       <w:r>
+        <w:rPr>
+          <w:lang w:val="hi_IN" w:bidi="hi_IN"/>
+        </w:rPr>
         <w:t xml:space="preserve"> उसी स्तर पर लिख रहे हैं जैसे वह फिलेमोन को लिख रहे हैं।</w:t>
       </w:r>
     </w:p>
     <w:p>
-      <w:r/>
-      <w:r/>
-      <w:r/>
-    </w:p>
-    <w:p>
-      <w:r/>
+      <w:pPr/>
+      <w:r>
+        <w:rPr>
+          <w:lang w:val="hi_IN" w:bidi="hi_IN"/>
+        </w:rPr>
+      </w:r>
+      <w:r>
+        <w:rPr>
+          <w:lang w:val="hi_IN" w:bidi="hi_IN"/>
+        </w:rPr>
+      </w:r>
+      <w:r>
+        <w:rPr>
+          <w:lang w:val="hi_IN" w:bidi="hi_IN"/>
+        </w:rPr>
+      </w:r>
+    </w:p>
+    <w:p>
+      <w:pPr/>
+      <w:r>
+        <w:rPr>
+          <w:lang w:val="hi_IN" w:bidi="hi_IN"/>
+        </w:rPr>
+      </w:r>
     </w:p>
     <w:p>
       <w:pPr>
         <w:pStyle w:val="Heading2"/>
       </w:pPr>
       <w:r>
+        <w:rPr>
+          <w:lang w:val="hi_IN" w:bidi="hi_IN"/>
+        </w:rPr>
         <w:t>फिलेमोन 1:2 (#3)</w:t>
       </w:r>
-      <w:r/>
-    </w:p>
-    <w:p>
-      <w:r/>
-      <w:r>
-        <w:rPr>
-          <w:b/>
+      <w:r>
+        <w:rPr>
+          <w:lang w:val="hi_IN" w:bidi="hi_IN"/>
+        </w:rPr>
+      </w:r>
+    </w:p>
+    <w:p>
+      <w:pPr/>
+      <w:r>
+        <w:rPr>
+          <w:lang w:val="hi_IN" w:bidi="hi_IN"/>
+        </w:rPr>
+      </w:r>
+      <w:r>
+        <w:rPr>
+          <w:b/>
+          <w:lang w:val="hi_IN" w:bidi="hi_IN"/>
         </w:rPr>
         <w:t>"अरखिप्पुस"</w:t>
       </w:r>
     </w:p>
     <w:p>
-      <w:r/>
-      <w:r>
+      <w:pPr/>
+      <w:r>
+        <w:rPr>
+          <w:lang w:val="hi_IN" w:bidi="hi_IN"/>
+        </w:rPr>
+      </w:r>
+      <w:r>
+        <w:rPr>
+          <w:lang w:val="hi_IN" w:bidi="hi_IN"/>
+        </w:rPr>
         <w:t>यह फिलेमोन के साथी, कलीसिया के एक पुरुष का नाम था।</w:t>
       </w:r>
     </w:p>
     <w:p>
-      <w:r/>
-      <w:r>
+      <w:pPr/>
+      <w:r>
+        <w:rPr>
+          <w:lang w:val="hi_IN" w:bidi="hi_IN"/>
+        </w:rPr>
+      </w:r>
+      <w:r>
+        <w:rPr>
+          <w:lang w:val="hi_IN" w:bidi="hi_IN"/>
+        </w:rPr>
         <w:t xml:space="preserve">देखें: </w:t>
       </w:r>
       <w:r>
+        <w:rPr>
+          <w:lang w:val="hi_IN" w:bidi="hi_IN"/>
+        </w:rPr>
         <w:t>नामों का अनुवाद कैसे करें</w:t>
       </w:r>
-      <w:r/>
-      <w:r/>
-    </w:p>
-    <w:p>
-      <w:r/>
+      <w:r>
+        <w:rPr>
+          <w:lang w:val="hi_IN" w:bidi="hi_IN"/>
+        </w:rPr>
+      </w:r>
+      <w:r>
+        <w:rPr>
+          <w:lang w:val="hi_IN" w:bidi="hi_IN"/>
+        </w:rPr>
+      </w:r>
+    </w:p>
+    <w:p>
+      <w:pPr/>
+      <w:r>
+        <w:rPr>
+          <w:lang w:val="hi_IN" w:bidi="hi_IN"/>
+        </w:rPr>
+      </w:r>
     </w:p>
     <w:p>
       <w:pPr>
         <w:pStyle w:val="Heading2"/>
       </w:pPr>
       <w:r>
+        <w:rPr>
+          <w:lang w:val="hi_IN" w:bidi="hi_IN"/>
+        </w:rPr>
         <w:t>फिलेमोन 1:2 (#4)</w:t>
       </w:r>
-      <w:r/>
-    </w:p>
-    <w:p>
-      <w:r/>
-      <w:r>
-        <w:rPr>
-          <w:b/>
+      <w:r>
+        <w:rPr>
+          <w:lang w:val="hi_IN" w:bidi="hi_IN"/>
+        </w:rPr>
+      </w:r>
+    </w:p>
+    <w:p>
+      <w:pPr/>
+      <w:r>
+        <w:rPr>
+          <w:lang w:val="hi_IN" w:bidi="hi_IN"/>
+        </w:rPr>
+      </w:r>
+      <w:r>
+        <w:rPr>
+          <w:b/>
+          <w:lang w:val="hi_IN" w:bidi="hi_IN"/>
         </w:rPr>
         <w:t>"हमारे साथी योद्धा"</w:t>
       </w:r>
     </w:p>
     <w:p>
-      <w:r/>
-      <w:r>
+      <w:pPr/>
+      <w:r>
+        <w:rPr>
+          <w:lang w:val="hi_IN" w:bidi="hi_IN"/>
+        </w:rPr>
+      </w:r>
+      <w:r>
+        <w:rPr>
+          <w:lang w:val="hi_IN" w:bidi="hi_IN"/>
+        </w:rPr>
         <w:t>"पौलुस यहाँ अरखिप्पुस के विषय में इस प्रकार कहता है कि मानों वे दोनों सेना में योद्धा थे। उसके कहने का अर्थ है कि अरखिप्पुस, पौलुस के समान, सुसमाचार के विस्तार में परिश्रम करता है। वैकल्पिक अनुवाद: “हमारा साथी आत्मिक योद्धा” या ""जो हमारे साथ होकर आत्मिक लड़ाई भी लड़ता है""</w:t>
       </w:r>
     </w:p>
     <w:p>
-      <w:r/>
-      <w:r>
+      <w:pPr/>
+      <w:r>
+        <w:rPr>
+          <w:lang w:val="hi_IN" w:bidi="hi_IN"/>
+        </w:rPr>
+      </w:r>
+      <w:r>
+        <w:rPr>
+          <w:lang w:val="hi_IN" w:bidi="hi_IN"/>
+        </w:rPr>
         <w:t xml:space="preserve">देखें: </w:t>
       </w:r>
       <w:r>
+        <w:rPr>
+          <w:lang w:val="hi_IN" w:bidi="hi_IN"/>
+        </w:rPr>
         <w:t>रूपक</w:t>
       </w:r>
-      <w:r/>
-      <w:r/>
-    </w:p>
-    <w:p>
-      <w:r/>
+      <w:r>
+        <w:rPr>
+          <w:lang w:val="hi_IN" w:bidi="hi_IN"/>
+        </w:rPr>
+      </w:r>
+      <w:r>
+        <w:rPr>
+          <w:lang w:val="hi_IN" w:bidi="hi_IN"/>
+        </w:rPr>
+      </w:r>
+    </w:p>
+    <w:p>
+      <w:pPr/>
+      <w:r>
+        <w:rPr>
+          <w:lang w:val="hi_IN" w:bidi="hi_IN"/>
+        </w:rPr>
+      </w:r>
     </w:p>
     <w:p>
       <w:pPr>
         <w:pStyle w:val="Heading2"/>
       </w:pPr>
       <w:r>
+        <w:rPr>
+          <w:lang w:val="hi_IN" w:bidi="hi_IN"/>
+        </w:rPr>
         <w:t>फिलेमोन 1:2 (#8)</w:t>
       </w:r>
-      <w:r/>
-    </w:p>
-    <w:p>
-      <w:r/>
-      <w:r>
-        <w:rPr>
-          <w:b/>
+      <w:r>
+        <w:rPr>
+          <w:lang w:val="hi_IN" w:bidi="hi_IN"/>
+        </w:rPr>
+      </w:r>
+    </w:p>
+    <w:p>
+      <w:pPr/>
+      <w:r>
+        <w:rPr>
+          <w:lang w:val="hi_IN" w:bidi="hi_IN"/>
+        </w:rPr>
+      </w:r>
+      <w:r>
+        <w:rPr>
+          <w:b/>
+          <w:lang w:val="hi_IN" w:bidi="hi_IN"/>
         </w:rPr>
         <w:t>"फिलेमोन के घर की कलीसिया के नाम"</w:t>
       </w:r>
     </w:p>
     <w:p>
-      <w:r/>
-      <w:r>
+      <w:pPr/>
+      <w:r>
+        <w:rPr>
+          <w:lang w:val="hi_IN" w:bidi="hi_IN"/>
+        </w:rPr>
+      </w:r>
+      <w:r>
+        <w:rPr>
+          <w:lang w:val="hi_IN" w:bidi="hi_IN"/>
+        </w:rPr>
         <w:t xml:space="preserve">अफफिया और अरखिप्पुस सम्भवतः फिलेमोन के घर में मिलने वाली </w:t>
       </w:r>
       <w:r>
         <w:rPr>
           <w:b/>
+          <w:lang w:val="hi_IN" w:bidi="hi_IN"/>
         </w:rPr>
         <w:t>कलीसिया</w:t>
       </w:r>
       <w:r>
+        <w:rPr>
+          <w:lang w:val="hi_IN" w:bidi="hi_IN"/>
+        </w:rPr>
         <w:t xml:space="preserve"> के सदस्य भी थे। यदि उन्हें अलग से उल्लेख करना यह संकेत देता है कि वे कलीसिया का हिस्सा नहीं थे, तो आप "अन्य" जैसे शब्द को शामिल कर सकते हैं। वैकल्पिक अनुवाद: "आपके घर की कलीसिया के अन्य सदस्यों के नाम"</w:t>
       </w:r>
-      <w:r/>
-      <w:r/>
-    </w:p>
-    <w:p>
-      <w:r/>
+      <w:r>
+        <w:rPr>
+          <w:lang w:val="hi_IN" w:bidi="hi_IN"/>
+        </w:rPr>
+      </w:r>
+      <w:r>
+        <w:rPr>
+          <w:lang w:val="hi_IN" w:bidi="hi_IN"/>
+        </w:rPr>
+      </w:r>
+    </w:p>
+    <w:p>
+      <w:pPr/>
+      <w:r>
+        <w:rPr>
+          <w:lang w:val="hi_IN" w:bidi="hi_IN"/>
+        </w:rPr>
+      </w:r>
     </w:p>
     <w:p>
       <w:pPr>
         <w:pStyle w:val="Heading2"/>
       </w:pPr>
       <w:r>
+        <w:rPr>
+          <w:lang w:val="hi_IN" w:bidi="hi_IN"/>
+        </w:rPr>
         <w:t>फिलेमोन 1:3 (#1)</w:t>
       </w:r>
-      <w:r/>
-    </w:p>
-    <w:p>
-      <w:r/>
-      <w:r>
-        <w:rPr>
-          <w:b/>
+      <w:r>
+        <w:rPr>
+          <w:lang w:val="hi_IN" w:bidi="hi_IN"/>
+        </w:rPr>
+      </w:r>
+    </w:p>
+    <w:p>
+      <w:pPr/>
+      <w:r>
+        <w:rPr>
+          <w:lang w:val="hi_IN" w:bidi="hi_IN"/>
+        </w:rPr>
+      </w:r>
+      <w:r>
+        <w:rPr>
+          <w:b/>
+          <w:lang w:val="hi_IN" w:bidi="hi_IN"/>
         </w:rPr>
         <w:t>""</w:t>
       </w:r>
     </w:p>
     <w:p>
-      <w:r/>
-      <w:r>
+      <w:pPr/>
+      <w:r>
+        <w:rPr>
+          <w:lang w:val="hi_IN" w:bidi="hi_IN"/>
+        </w:rPr>
+      </w:r>
+      <w:r>
+        <w:rPr>
+          <w:lang w:val="hi_IN" w:bidi="hi_IN"/>
+        </w:rPr>
         <w:t>"पत्र के प्रेषक और प्राप्तिकर्ताओं का परिचय देने के बाद पौलुस आशीर्वाद देता है| यहाँ आप अपनी भाषा में प्रयोग किए जाने वाले आशीर्वाद के शब्दों का उपयोग करें जिससे कि आपके पाठकों को समझ में आ जाए कि यह आशीर्वाद है| वैकल्पिक अनुवाद: ""हमारा पिता परमेश्वर और प्रभु यीशु मसीह तुम्हे अनुग्रह और शांति प्रदान करे।\n</w:t>
       </w:r>
-      <w:r/>
-      <w:r/>
-    </w:p>
-    <w:p>
-      <w:r/>
+      <w:r>
+        <w:rPr>
+          <w:lang w:val="hi_IN" w:bidi="hi_IN"/>
+        </w:rPr>
+      </w:r>
+      <w:r>
+        <w:rPr>
+          <w:lang w:val="hi_IN" w:bidi="hi_IN"/>
+        </w:rPr>
+      </w:r>
+    </w:p>
+    <w:p>
+      <w:pPr/>
+      <w:r>
+        <w:rPr>
+          <w:lang w:val="hi_IN" w:bidi="hi_IN"/>
+        </w:rPr>
+      </w:r>
     </w:p>
     <w:p>
       <w:pPr>
         <w:pStyle w:val="Heading2"/>
       </w:pPr>
       <w:r>
+        <w:rPr>
+          <w:lang w:val="hi_IN" w:bidi="hi_IN"/>
+        </w:rPr>
         <w:t>फिलेमोन 1:3 (#2)</w:t>
       </w:r>
-      <w:r/>
-    </w:p>
-    <w:p>
-      <w:r/>
-      <w:r>
-        <w:rPr>
-          <w:b/>
+      <w:r>
+        <w:rPr>
+          <w:lang w:val="hi_IN" w:bidi="hi_IN"/>
+        </w:rPr>
+      </w:r>
+    </w:p>
+    <w:p>
+      <w:pPr/>
+      <w:r>
+        <w:rPr>
+          <w:lang w:val="hi_IN" w:bidi="hi_IN"/>
+        </w:rPr>
+      </w:r>
+      <w:r>
+        <w:rPr>
+          <w:b/>
+          <w:lang w:val="hi_IN" w:bidi="hi_IN"/>
         </w:rPr>
         <w:t>"हमारे पिता परमेश्वर और प्रभु यीशु मसीह की ओर से अनुग्रह और शान्ति तुम्हें मिलती रहे"</w:t>
       </w:r>
     </w:p>
     <w:p>
-      <w:r/>
-      <w:r>
+      <w:pPr/>
+      <w:r>
+        <w:rPr>
+          <w:lang w:val="hi_IN" w:bidi="hi_IN"/>
+        </w:rPr>
+      </w:r>
+      <w:r>
+        <w:rPr>
+          <w:lang w:val="hi_IN" w:bidi="hi_IN"/>
+        </w:rPr>
         <w:t xml:space="preserve">यदि आपकी भाषा में यह सहायक हो, तो आप </w:t>
       </w:r>
       <w:r>
         <w:rPr>
           <w:b/>
+          <w:lang w:val="hi_IN" w:bidi="hi_IN"/>
         </w:rPr>
         <w:t>अनुग्रह</w:t>
       </w:r>
       <w:r>
+        <w:rPr>
+          <w:lang w:val="hi_IN" w:bidi="hi_IN"/>
+        </w:rPr>
         <w:t xml:space="preserve"> और </w:t>
       </w:r>
       <w:r>
         <w:rPr>
           <w:b/>
+          <w:lang w:val="hi_IN" w:bidi="hi_IN"/>
         </w:rPr>
         <w:t>शान्ति</w:t>
       </w:r>
       <w:r>
+        <w:rPr>
+          <w:lang w:val="hi_IN" w:bidi="hi_IN"/>
+        </w:rPr>
         <w:t xml:space="preserve"> जैसे भाववाचक संज्ञाओं के पीछे के विचार को "अनुग्रहकारी" और "शान्तिपूर्ण" जैसे विशेषणों के साथ व्यक्त कर सकते हैं। वैकल्पिक अनुवाद: "हमारे पिता परमेश्वर और प्रभु यीशु मसीह आप पर अनुग्रह करें और आपको शांति प्रदान करें"</w:t>
       </w:r>
     </w:p>
     <w:p>
-      <w:r/>
-      <w:r>
+      <w:pPr/>
+      <w:r>
+        <w:rPr>
+          <w:lang w:val="hi_IN" w:bidi="hi_IN"/>
+        </w:rPr>
+      </w:r>
+      <w:r>
+        <w:rPr>
+          <w:lang w:val="hi_IN" w:bidi="hi_IN"/>
+        </w:rPr>
         <w:t xml:space="preserve">देखें: </w:t>
       </w:r>
       <w:r>
+        <w:rPr>
+          <w:lang w:val="hi_IN" w:bidi="hi_IN"/>
+        </w:rPr>
         <w:t>भाववाचक संज्ञाएँ</w:t>
       </w:r>
-      <w:r/>
-      <w:r/>
-    </w:p>
-    <w:p>
-      <w:r/>
+      <w:r>
+        <w:rPr>
+          <w:lang w:val="hi_IN" w:bidi="hi_IN"/>
+        </w:rPr>
+      </w:r>
+      <w:r>
+        <w:rPr>
+          <w:lang w:val="hi_IN" w:bidi="hi_IN"/>
+        </w:rPr>
+      </w:r>
+    </w:p>
+    <w:p>
+      <w:pPr/>
+      <w:r>
+        <w:rPr>
+          <w:lang w:val="hi_IN" w:bidi="hi_IN"/>
+        </w:rPr>
+      </w:r>
     </w:p>
     <w:p>
       <w:pPr>
         <w:pStyle w:val="Heading2"/>
       </w:pPr>
       <w:r>
+        <w:rPr>
+          <w:lang w:val="hi_IN" w:bidi="hi_IN"/>
+        </w:rPr>
         <w:t>फिलेमोन 1:3 (#2)</w:t>
       </w:r>
-      <w:r/>
-    </w:p>
-    <w:p>
-      <w:r/>
-      <w:r>
-        <w:rPr>
-          <w:b/>
+      <w:r>
+        <w:rPr>
+          <w:lang w:val="hi_IN" w:bidi="hi_IN"/>
+        </w:rPr>
+      </w:r>
+    </w:p>
+    <w:p>
+      <w:pPr/>
+      <w:r>
+        <w:rPr>
+          <w:lang w:val="hi_IN" w:bidi="hi_IN"/>
+        </w:rPr>
+      </w:r>
+      <w:r>
+        <w:rPr>
+          <w:b/>
+          <w:lang w:val="hi_IN" w:bidi="hi_IN"/>
         </w:rPr>
         <w:t>"हमारे पिता परमेश्वर"</w:t>
       </w:r>
     </w:p>
     <w:p>
-      <w:r/>
-      <w:r>
+      <w:pPr/>
+      <w:r>
+        <w:rPr>
+          <w:lang w:val="hi_IN" w:bidi="hi_IN"/>
+        </w:rPr>
+      </w:r>
+      <w:r>
+        <w:rPr>
+          <w:lang w:val="hi_IN" w:bidi="hi_IN"/>
+        </w:rPr>
         <w:t>यहाँ, “हमारे” शब्द समावेशी है जिसका सन्दर्भ पौलुस और उसके साथियों तथा पाठकों से है।</w:t>
       </w:r>
     </w:p>
     <w:p>
-      <w:r/>
-      <w:r>
+      <w:pPr/>
+      <w:r>
+        <w:rPr>
+          <w:lang w:val="hi_IN" w:bidi="hi_IN"/>
+        </w:rPr>
+      </w:r>
+      <w:r>
+        <w:rPr>
+          <w:lang w:val="hi_IN" w:bidi="hi_IN"/>
+        </w:rPr>
         <w:t>देखें:</w:t>
       </w:r>
-      <w:r/>
-      <w:r/>
-    </w:p>
-    <w:p>
-      <w:r/>
+      <w:r>
+        <w:rPr>
+          <w:lang w:val="hi_IN" w:bidi="hi_IN"/>
+        </w:rPr>
+      </w:r>
+      <w:r>
+        <w:rPr>
+          <w:lang w:val="hi_IN" w:bidi="hi_IN"/>
+        </w:rPr>
+      </w:r>
+    </w:p>
+    <w:p>
+      <w:pPr/>
+      <w:r>
+        <w:rPr>
+          <w:lang w:val="hi_IN" w:bidi="hi_IN"/>
+        </w:rPr>
+      </w:r>
     </w:p>
     <w:p>
       <w:pPr>
         <w:pStyle w:val="Heading2"/>
       </w:pPr>
       <w:r>
+        <w:rPr>
+          <w:lang w:val="hi_IN" w:bidi="hi_IN"/>
+        </w:rPr>
         <w:t>फिलेमोन 1:3 (#4)</w:t>
       </w:r>
-      <w:r/>
-    </w:p>
-    <w:p>
-      <w:r/>
-      <w:r>
-        <w:rPr>
-          <w:b/>
+      <w:r>
+        <w:rPr>
+          <w:lang w:val="hi_IN" w:bidi="hi_IN"/>
+        </w:rPr>
+      </w:r>
+    </w:p>
+    <w:p>
+      <w:pPr/>
+      <w:r>
+        <w:rPr>
+          <w:lang w:val="hi_IN" w:bidi="hi_IN"/>
+        </w:rPr>
+      </w:r>
+      <w:r>
+        <w:rPr>
+          <w:b/>
+          <w:lang w:val="hi_IN" w:bidi="hi_IN"/>
         </w:rPr>
         <w:t>"तुम्हें"</w:t>
       </w:r>
     </w:p>
     <w:p>
-      <w:r/>
-      <w:r>
+      <w:pPr/>
+      <w:r>
+        <w:rPr>
+          <w:lang w:val="hi_IN" w:bidi="hi_IN"/>
+        </w:rPr>
+      </w:r>
+      <w:r>
+        <w:rPr>
+          <w:lang w:val="hi_IN" w:bidi="hi_IN"/>
+        </w:rPr>
         <w:t xml:space="preserve">यहाँ </w:t>
       </w:r>
       <w:r>
         <w:rPr>
           <w:b/>
+          <w:lang w:val="hi_IN" w:bidi="hi_IN"/>
         </w:rPr>
         <w:t xml:space="preserve">तुम्हें </w:t>
       </w:r>
       <w:r>
+        <w:rPr>
+          <w:lang w:val="hi_IN" w:bidi="hi_IN"/>
+        </w:rPr>
         <w:t>बहुवचन है, जो वचन 1–2 में उल्लिखित सभी प्राप्तकर्ताओं को सन्दर्भित करता है।</w:t>
       </w:r>
     </w:p>
     <w:p>
-      <w:r/>
-      <w:r>
+      <w:pPr/>
+      <w:r>
+        <w:rPr>
+          <w:lang w:val="hi_IN" w:bidi="hi_IN"/>
+        </w:rPr>
+      </w:r>
+      <w:r>
+        <w:rPr>
+          <w:lang w:val="hi_IN" w:bidi="hi_IN"/>
+        </w:rPr>
         <w:t xml:space="preserve">देखें: </w:t>
       </w:r>
       <w:r>
+        <w:rPr>
+          <w:lang w:val="hi_IN" w:bidi="hi_IN"/>
+        </w:rPr>
         <w:t xml:space="preserve"> 'तुम' के रूप — एकवचन</w:t>
       </w:r>
     </w:p>
     <w:p>
-      <w:r/>
-      <w:r/>
-      <w:r/>
-    </w:p>
-    <w:p>
-      <w:r/>
+      <w:pPr/>
+      <w:r>
+        <w:rPr>
+          <w:lang w:val="hi_IN" w:bidi="hi_IN"/>
+        </w:rPr>
+      </w:r>
+      <w:r>
+        <w:rPr>
+          <w:lang w:val="hi_IN" w:bidi="hi_IN"/>
+        </w:rPr>
+      </w:r>
+      <w:r>
+        <w:rPr>
+          <w:lang w:val="hi_IN" w:bidi="hi_IN"/>
+        </w:rPr>
+      </w:r>
+    </w:p>
+    <w:p>
+      <w:pPr/>
+      <w:r>
+        <w:rPr>
+          <w:lang w:val="hi_IN" w:bidi="hi_IN"/>
+        </w:rPr>
+      </w:r>
     </w:p>
     <w:p>
       <w:pPr>
         <w:pStyle w:val="Heading2"/>
       </w:pPr>
       <w:r>
+        <w:rPr>
+          <w:lang w:val="hi_IN" w:bidi="hi_IN"/>
+        </w:rPr>
         <w:t>फिलेमोन 1:3 (#3)</w:t>
       </w:r>
-      <w:r/>
-    </w:p>
-    <w:p>
-      <w:r/>
-      <w:r>
-        <w:rPr>
-          <w:b/>
+      <w:r>
+        <w:rPr>
+          <w:lang w:val="hi_IN" w:bidi="hi_IN"/>
+        </w:rPr>
+      </w:r>
+    </w:p>
+    <w:p>
+      <w:pPr/>
+      <w:r>
+        <w:rPr>
+          <w:lang w:val="hi_IN" w:bidi="hi_IN"/>
+        </w:rPr>
+      </w:r>
+      <w:r>
+        <w:rPr>
+          <w:b/>
+          <w:lang w:val="hi_IN" w:bidi="hi_IN"/>
         </w:rPr>
         <w:t>"हमारे पिता"</w:t>
       </w:r>
     </w:p>
     <w:p>
-      <w:r/>
-      <w:r>
+      <w:pPr/>
+      <w:r>
+        <w:rPr>
+          <w:lang w:val="hi_IN" w:bidi="hi_IN"/>
+        </w:rPr>
+      </w:r>
+      <w:r>
+        <w:rPr>
+          <w:lang w:val="hi_IN" w:bidi="hi_IN"/>
+        </w:rPr>
         <w:t>यह परमेश्वर के लिए एक महत्वपूर्ण उपनाम है।</w:t>
       </w:r>
     </w:p>
     <w:p>
-      <w:r/>
-      <w:r>
+      <w:pPr/>
+      <w:r>
+        <w:rPr>
+          <w:lang w:val="hi_IN" w:bidi="hi_IN"/>
+        </w:rPr>
+      </w:r>
+      <w:r>
+        <w:rPr>
+          <w:lang w:val="hi_IN" w:bidi="hi_IN"/>
+        </w:rPr>
         <w:t xml:space="preserve">देखें: </w:t>
       </w:r>
       <w:r>
+        <w:rPr>
+          <w:lang w:val="hi_IN" w:bidi="hi_IN"/>
+        </w:rPr>
         <w:t>पुत्र और पिता का अनुवाद</w:t>
       </w:r>
-      <w:r/>
-      <w:r/>
-    </w:p>
-    <w:p>
-      <w:r/>
+      <w:r>
+        <w:rPr>
+          <w:lang w:val="hi_IN" w:bidi="hi_IN"/>
+        </w:rPr>
+      </w:r>
+      <w:r>
+        <w:rPr>
+          <w:lang w:val="hi_IN" w:bidi="hi_IN"/>
+        </w:rPr>
+      </w:r>
+    </w:p>
+    <w:p>
+      <w:pPr/>
+      <w:r>
+        <w:rPr>
+          <w:lang w:val="hi_IN" w:bidi="hi_IN"/>
+        </w:rPr>
+      </w:r>
     </w:p>
     <w:p>
       <w:pPr>
         <w:pStyle w:val="Heading2"/>
       </w:pPr>
       <w:r>
+        <w:rPr>
+          <w:lang w:val="hi_IN" w:bidi="hi_IN"/>
+        </w:rPr>
         <w:t>फिलेमोन 1:4 (#1)</w:t>
       </w:r>
-      <w:r/>
-    </w:p>
-    <w:p>
-      <w:r/>
-      <w:r>
-        <w:rPr>
-          <w:b/>
+      <w:r>
+        <w:rPr>
+          <w:lang w:val="hi_IN" w:bidi="hi_IN"/>
+        </w:rPr>
+      </w:r>
+    </w:p>
+    <w:p>
+      <w:pPr/>
+      <w:r>
+        <w:rPr>
+          <w:lang w:val="hi_IN" w:bidi="hi_IN"/>
+        </w:rPr>
+      </w:r>
+      <w:r>
+        <w:rPr>
+          <w:b/>
+          <w:lang w:val="hi_IN" w:bidi="hi_IN"/>
         </w:rPr>
         <w:t>"तुझे"</w:t>
       </w:r>
     </w:p>
     <w:p>
-      <w:r/>
-      <w:r>
+      <w:pPr/>
+      <w:r>
+        <w:rPr>
+          <w:lang w:val="hi_IN" w:bidi="hi_IN"/>
+        </w:rPr>
+      </w:r>
+      <w:r>
+        <w:rPr>
+          <w:lang w:val="hi_IN" w:bidi="hi_IN"/>
+        </w:rPr>
         <w:t xml:space="preserve">यहाँ </w:t>
       </w:r>
       <w:r>
         <w:rPr>
           <w:b/>
+          <w:lang w:val="hi_IN" w:bidi="hi_IN"/>
         </w:rPr>
         <w:t>तुझे</w:t>
       </w:r>
       <w:r>
+        <w:rPr>
+          <w:lang w:val="hi_IN" w:bidi="hi_IN"/>
+        </w:rPr>
         <w:t xml:space="preserve"> शब्द एकवचन है और फिलेमोन को सन्दर्भित करता है।</w:t>
       </w:r>
     </w:p>
     <w:p>
-      <w:r/>
-      <w:r>
+      <w:pPr/>
+      <w:r>
+        <w:rPr>
+          <w:lang w:val="hi_IN" w:bidi="hi_IN"/>
+        </w:rPr>
+      </w:r>
+      <w:r>
+        <w:rPr>
+          <w:lang w:val="hi_IN" w:bidi="hi_IN"/>
+        </w:rPr>
         <w:t xml:space="preserve">देखें: </w:t>
       </w:r>
       <w:r>
+        <w:rPr>
+          <w:lang w:val="hi_IN" w:bidi="hi_IN"/>
+        </w:rPr>
         <w:t xml:space="preserve"> 'तुम' के रूप — एकवचन</w:t>
       </w:r>
-      <w:r/>
-      <w:r/>
-    </w:p>
-    <w:p>
-      <w:r/>
+      <w:r>
+        <w:rPr>
+          <w:lang w:val="hi_IN" w:bidi="hi_IN"/>
+        </w:rPr>
+      </w:r>
+      <w:r>
+        <w:rPr>
+          <w:lang w:val="hi_IN" w:bidi="hi_IN"/>
+        </w:rPr>
+      </w:r>
+    </w:p>
+    <w:p>
+      <w:pPr/>
+      <w:r>
+        <w:rPr>
+          <w:lang w:val="hi_IN" w:bidi="hi_IN"/>
+        </w:rPr>
+      </w:r>
     </w:p>
     <w:p>
       <w:pPr>
         <w:pStyle w:val="Heading2"/>
       </w:pPr>
       <w:r>
+        <w:rPr>
+          <w:lang w:val="hi_IN" w:bidi="hi_IN"/>
+        </w:rPr>
         <w:t>फिलेमोन 1:5 (#1)</w:t>
       </w:r>
-      <w:r/>
-    </w:p>
-    <w:p>
-      <w:r/>
-      <w:r>
-        <w:rPr>
-          <w:b/>
+      <w:r>
+        <w:rPr>
+          <w:lang w:val="hi_IN" w:bidi="hi_IN"/>
+        </w:rPr>
+      </w:r>
+    </w:p>
+    <w:p>
+      <w:pPr/>
+      <w:r>
+        <w:rPr>
+          <w:lang w:val="hi_IN" w:bidi="hi_IN"/>
+        </w:rPr>
+      </w:r>
+      <w:r>
+        <w:rPr>
+          <w:b/>
+          <w:lang w:val="hi_IN" w:bidi="hi_IN"/>
         </w:rPr>
         <w:t>"क्योंकि मैं तेरे उस प्रेम और विश्वास की चर्चा सुनकर, जो प्रभु यीशु पर और सब पवित्र लोगों के साथ है"</w:t>
       </w:r>
     </w:p>
     <w:p>
-      <w:r/>
-      <w:r>
+      <w:pPr/>
+      <w:r>
+        <w:rPr>
+          <w:lang w:val="hi_IN" w:bidi="hi_IN"/>
+        </w:rPr>
+      </w:r>
+      <w:r>
+        <w:rPr>
+          <w:lang w:val="hi_IN" w:bidi="hi_IN"/>
+        </w:rPr>
         <w:t xml:space="preserve">यदि आपकी भाषा में यह सहायक हो, तो आप भाववाचक संज्ञाओं </w:t>
       </w:r>
       <w:r>
         <w:rPr>
           <w:b/>
+          <w:lang w:val="hi_IN" w:bidi="hi_IN"/>
         </w:rPr>
         <w:t>प्रेम</w:t>
       </w:r>
       <w:r>
+        <w:rPr>
+          <w:lang w:val="hi_IN" w:bidi="hi_IN"/>
+        </w:rPr>
         <w:t xml:space="preserve"> और </w:t>
       </w:r>
       <w:r>
         <w:rPr>
           <w:b/>
+          <w:lang w:val="hi_IN" w:bidi="hi_IN"/>
         </w:rPr>
         <w:t>विश्वास</w:t>
       </w:r>
       <w:r>
+        <w:rPr>
+          <w:lang w:val="hi_IN" w:bidi="hi_IN"/>
+        </w:rPr>
         <w:t xml:space="preserve"> को उनके पीछे के विचारों को क्रियाओं के साथ व्यक्त कर सकते हैं। वैकल्पिक अनुवाद: "क्योंकि मैं यह चर्चा सुनकर कि तुम प्रभु यीशु और सब पवित्र लोगों से कितना प्रेम करते हो और उन पर कितना विश्वास करते हो"</w:t>
       </w:r>
     </w:p>
     <w:p>
-      <w:r/>
-      <w:r>
+      <w:pPr/>
+      <w:r>
+        <w:rPr>
+          <w:lang w:val="hi_IN" w:bidi="hi_IN"/>
+        </w:rPr>
+      </w:r>
+      <w:r>
+        <w:rPr>
+          <w:lang w:val="hi_IN" w:bidi="hi_IN"/>
+        </w:rPr>
         <w:t xml:space="preserve">देखें: </w:t>
       </w:r>
       <w:r>
+        <w:rPr>
+          <w:lang w:val="hi_IN" w:bidi="hi_IN"/>
+        </w:rPr>
         <w:t>भाववाचक संज्ञाएँ</w:t>
       </w:r>
     </w:p>
     <w:p>
-      <w:r/>
-      <w:r/>
-      <w:r/>
-    </w:p>
-    <w:p>
-      <w:r/>
+      <w:pPr/>
+      <w:r>
+        <w:rPr>
+          <w:lang w:val="hi_IN" w:bidi="hi_IN"/>
+        </w:rPr>
+      </w:r>
+      <w:r>
+        <w:rPr>
+          <w:lang w:val="hi_IN" w:bidi="hi_IN"/>
+        </w:rPr>
+      </w:r>
+      <w:r>
+        <w:rPr>
+          <w:lang w:val="hi_IN" w:bidi="hi_IN"/>
+        </w:rPr>
+      </w:r>
+    </w:p>
+    <w:p>
+      <w:pPr/>
+      <w:r>
+        <w:rPr>
+          <w:lang w:val="hi_IN" w:bidi="hi_IN"/>
+        </w:rPr>
+      </w:r>
     </w:p>
     <w:p>
       <w:pPr>
         <w:pStyle w:val="Heading2"/>
       </w:pPr>
       <w:r>
+        <w:rPr>
+          <w:lang w:val="hi_IN" w:bidi="hi_IN"/>
+        </w:rPr>
         <w:t>फिलेमोन 1:5 (#2)</w:t>
       </w:r>
-      <w:r/>
-    </w:p>
-    <w:p>
-      <w:r/>
-      <w:r>
-        <w:rPr>
-          <w:b/>
+      <w:r>
+        <w:rPr>
+          <w:lang w:val="hi_IN" w:bidi="hi_IN"/>
+        </w:rPr>
+      </w:r>
+    </w:p>
+    <w:p>
+      <w:pPr/>
+      <w:r>
+        <w:rPr>
+          <w:lang w:val="hi_IN" w:bidi="hi_IN"/>
+        </w:rPr>
+      </w:r>
+      <w:r>
+        <w:rPr>
+          <w:b/>
+          <w:lang w:val="hi_IN" w:bidi="hi_IN"/>
         </w:rPr>
         <w:t>"क्योंकि मैं तेरे उस प्रेम और विश्वास की चर्चा सुनकर, जो प्रभु यीशु पर और सब पवित्र लोगों के साथ है"</w:t>
       </w:r>
     </w:p>
     <w:p>
-      <w:r/>
-      <w:r>
+      <w:pPr/>
+      <w:r>
+        <w:rPr>
+          <w:lang w:val="hi_IN" w:bidi="hi_IN"/>
+        </w:rPr>
+      </w:r>
+      <w:r>
+        <w:rPr>
+          <w:lang w:val="hi_IN" w:bidi="hi_IN"/>
+        </w:rPr>
         <w:t>यहाँ पौलुस एक काव्यात्मक संरचना का उपयोग कर रहे हैं जिसमें पहला और अन्तिम भाग एक-दूसरे से सम्बन्धित हैं, और दूसरा और तीसरा भाग एक-दूसरे से सम्बन्धित हैं। इसका अर्थ है: "क्योंकि मैं तेरे विश्वास की चर्चा सुनकर जो प्रभु यीशु पर, और तेरे प्रेम का जो सब पवित्र लोगों के प्रति है।" पौलुस ने यही बात कुलुस्सियों 1:4 में बिना काव्यात्मक संरचना के कही है।</w:t>
       </w:r>
     </w:p>
     <w:p>
-      <w:r/>
-      <w:r>
+      <w:pPr/>
+      <w:r>
+        <w:rPr>
+          <w:lang w:val="hi_IN" w:bidi="hi_IN"/>
+        </w:rPr>
+      </w:r>
+      <w:r>
+        <w:rPr>
+          <w:lang w:val="hi_IN" w:bidi="hi_IN"/>
+        </w:rPr>
         <w:t xml:space="preserve">देखें: </w:t>
       </w:r>
       <w:r>
+        <w:rPr>
+          <w:lang w:val="hi_IN" w:bidi="hi_IN"/>
+        </w:rPr>
         <w:t>कविता</w:t>
       </w:r>
     </w:p>
     <w:p>
-      <w:r/>
-      <w:r/>
-      <w:r/>
-    </w:p>
-    <w:p>
-      <w:r/>
+      <w:pPr/>
+      <w:r>
+        <w:rPr>
+          <w:lang w:val="hi_IN" w:bidi="hi_IN"/>
+        </w:rPr>
+      </w:r>
+      <w:r>
+        <w:rPr>
+          <w:lang w:val="hi_IN" w:bidi="hi_IN"/>
+        </w:rPr>
+      </w:r>
+      <w:r>
+        <w:rPr>
+          <w:lang w:val="hi_IN" w:bidi="hi_IN"/>
+        </w:rPr>
+      </w:r>
+    </w:p>
+    <w:p>
+      <w:pPr/>
+      <w:r>
+        <w:rPr>
+          <w:lang w:val="hi_IN" w:bidi="hi_IN"/>
+        </w:rPr>
+      </w:r>
     </w:p>
     <w:p>
       <w:pPr>
         <w:pStyle w:val="Heading2"/>
       </w:pPr>
       <w:r>
+        <w:rPr>
+          <w:lang w:val="hi_IN" w:bidi="hi_IN"/>
+        </w:rPr>
         <w:t>फिलेमोन 1:5 (#3)</w:t>
       </w:r>
-      <w:r/>
-    </w:p>
-    <w:p>
-      <w:r/>
-      <w:r>
-        <w:rPr>
-          <w:b/>
+      <w:r>
+        <w:rPr>
+          <w:lang w:val="hi_IN" w:bidi="hi_IN"/>
+        </w:rPr>
+      </w:r>
+    </w:p>
+    <w:p>
+      <w:pPr/>
+      <w:r>
+        <w:rPr>
+          <w:lang w:val="hi_IN" w:bidi="hi_IN"/>
+        </w:rPr>
+      </w:r>
+      <w:r>
+        <w:rPr>
+          <w:b/>
+          <w:lang w:val="hi_IN" w:bidi="hi_IN"/>
         </w:rPr>
         <w:t>"तेरे"</w:t>
       </w:r>
       <w:r>
+        <w:rPr>
+          <w:lang w:val="hi_IN" w:bidi="hi_IN"/>
+        </w:rPr>
         <w:t xml:space="preserve"> </w:t>
       </w:r>
     </w:p>
     <w:p>
-      <w:r/>
-      <w:r>
+      <w:pPr/>
+      <w:r>
+        <w:rPr>
+          <w:lang w:val="hi_IN" w:bidi="hi_IN"/>
+        </w:rPr>
+      </w:r>
+      <w:r>
+        <w:rPr>
+          <w:lang w:val="hi_IN" w:bidi="hi_IN"/>
+        </w:rPr>
         <w:t xml:space="preserve">यहाँ शब्द </w:t>
       </w:r>
       <w:r>
         <w:rPr>
           <w:b/>
+          <w:lang w:val="hi_IN" w:bidi="hi_IN"/>
         </w:rPr>
         <w:t>तेरे</w:t>
       </w:r>
       <w:r>
+        <w:rPr>
+          <w:lang w:val="hi_IN" w:bidi="hi_IN"/>
+        </w:rPr>
         <w:t xml:space="preserve"> एकवचन है और फिलेमोन को सन्दर्भित करता है।</w:t>
       </w:r>
     </w:p>
     <w:p>
-      <w:r/>
-      <w:r>
+      <w:pPr/>
+      <w:r>
+        <w:rPr>
+          <w:lang w:val="hi_IN" w:bidi="hi_IN"/>
+        </w:rPr>
+      </w:r>
+      <w:r>
+        <w:rPr>
+          <w:lang w:val="hi_IN" w:bidi="hi_IN"/>
+        </w:rPr>
         <w:t xml:space="preserve">देखें: </w:t>
       </w:r>
       <w:r>
+        <w:rPr>
+          <w:lang w:val="hi_IN" w:bidi="hi_IN"/>
+        </w:rPr>
         <w:t xml:space="preserve"> 'तुम' के रूप — एकवचन</w:t>
       </w:r>
-      <w:r/>
-      <w:r/>
-    </w:p>
-    <w:p>
-      <w:r/>
+      <w:r>
+        <w:rPr>
+          <w:lang w:val="hi_IN" w:bidi="hi_IN"/>
+        </w:rPr>
+      </w:r>
+      <w:r>
+        <w:rPr>
+          <w:lang w:val="hi_IN" w:bidi="hi_IN"/>
+        </w:rPr>
+      </w:r>
+    </w:p>
+    <w:p>
+      <w:pPr/>
+      <w:r>
+        <w:rPr>
+          <w:lang w:val="hi_IN" w:bidi="hi_IN"/>
+        </w:rPr>
+      </w:r>
     </w:p>
     <w:p>
       <w:pPr>
         <w:pStyle w:val="Heading2"/>
       </w:pPr>
       <w:r>
+        <w:rPr>
+          <w:lang w:val="hi_IN" w:bidi="hi_IN"/>
+        </w:rPr>
         <w:t>फिलेमोन 1:6 (#1)</w:t>
       </w:r>
-      <w:r/>
-    </w:p>
-    <w:p>
-      <w:r/>
-      <w:r>
-        <w:rPr>
-          <w:b/>
+      <w:r>
+        <w:rPr>
+          <w:lang w:val="hi_IN" w:bidi="hi_IN"/>
+        </w:rPr>
+      </w:r>
+    </w:p>
+    <w:p>
+      <w:pPr/>
+      <w:r>
+        <w:rPr>
+          <w:lang w:val="hi_IN" w:bidi="hi_IN"/>
+        </w:rPr>
+      </w:r>
+      <w:r>
+        <w:rPr>
+          <w:b/>
+          <w:lang w:val="hi_IN" w:bidi="hi_IN"/>
         </w:rPr>
         <w:t>"कि"</w:t>
       </w:r>
     </w:p>
     <w:p>
-      <w:r/>
-      <w:r>
+      <w:pPr/>
+      <w:r>
+        <w:rPr>
+          <w:lang w:val="hi_IN" w:bidi="hi_IN"/>
+        </w:rPr>
+      </w:r>
+      <w:r>
+        <w:rPr>
+          <w:lang w:val="hi_IN" w:bidi="hi_IN"/>
+        </w:rPr>
         <w:t xml:space="preserve">यहाँ </w:t>
       </w:r>
       <w:r>
         <w:rPr>
           <w:b/>
+          <w:lang w:val="hi_IN" w:bidi="hi_IN"/>
         </w:rPr>
         <w:t>कि</w:t>
       </w:r>
       <w:r>
+        <w:rPr>
+          <w:lang w:val="hi_IN" w:bidi="hi_IN"/>
+        </w:rPr>
         <w:t xml:space="preserve"> पौलुस द्वारा वचन 4 में उल्लेख की गई प्रार्थना की विषयवस्तु को प्रस्तुत करता है। यदि आपकी भाषा में यह सहायक हो, तो आप यहाँ प्रार्थना के विचार को दोहरा सकते हैं। वैकल्पिक अनुवाद: “मैं प्रार्थना करता हूँ कि”</w:t>
       </w:r>
     </w:p>
     <w:p>
-      <w:r/>
-      <w:r>
+      <w:pPr/>
+      <w:r>
+        <w:rPr>
+          <w:lang w:val="hi_IN" w:bidi="hi_IN"/>
+        </w:rPr>
+      </w:r>
+      <w:r>
+        <w:rPr>
+          <w:lang w:val="hi_IN" w:bidi="hi_IN"/>
+        </w:rPr>
         <w:t xml:space="preserve">देखें: </w:t>
       </w:r>
       <w:r>
+        <w:rPr>
+          <w:lang w:val="hi_IN" w:bidi="hi_IN"/>
+        </w:rPr>
         <w:t>अनुमानित ज्ञान और अंतर्निहित जानकारी</w:t>
       </w:r>
     </w:p>
     <w:p>
-      <w:r/>
-      <w:r/>
-      <w:r/>
-    </w:p>
-    <w:p>
-      <w:r/>
+      <w:pPr/>
+      <w:r>
+        <w:rPr>
+          <w:lang w:val="hi_IN" w:bidi="hi_IN"/>
+        </w:rPr>
+      </w:r>
+      <w:r>
+        <w:rPr>
+          <w:lang w:val="hi_IN" w:bidi="hi_IN"/>
+        </w:rPr>
+      </w:r>
+      <w:r>
+        <w:rPr>
+          <w:lang w:val="hi_IN" w:bidi="hi_IN"/>
+        </w:rPr>
+      </w:r>
+    </w:p>
+    <w:p>
+      <w:pPr/>
+      <w:r>
+        <w:rPr>
+          <w:lang w:val="hi_IN" w:bidi="hi_IN"/>
+        </w:rPr>
+      </w:r>
     </w:p>
     <w:p>
       <w:pPr>
         <w:pStyle w:val="Heading2"/>
       </w:pPr>
       <w:r>
+        <w:rPr>
+          <w:lang w:val="hi_IN" w:bidi="hi_IN"/>
+        </w:rPr>
         <w:t>फिलेमोन 1:6 (#1)</w:t>
       </w:r>
-      <w:r/>
-    </w:p>
-    <w:p>
-      <w:r/>
-      <w:r>
-        <w:rPr>
-          <w:b/>
+      <w:r>
+        <w:rPr>
+          <w:lang w:val="hi_IN" w:bidi="hi_IN"/>
+        </w:rPr>
+      </w:r>
+    </w:p>
+    <w:p>
+      <w:pPr/>
+      <w:r>
+        <w:rPr>
+          <w:lang w:val="hi_IN" w:bidi="hi_IN"/>
+        </w:rPr>
+      </w:r>
+      <w:r>
+        <w:rPr>
+          <w:b/>
+          <w:lang w:val="hi_IN" w:bidi="hi_IN"/>
         </w:rPr>
         <w:t>"विश्वास"</w:t>
       </w:r>
       <w:r>
+        <w:rPr>
+          <w:lang w:val="hi_IN" w:bidi="hi_IN"/>
+        </w:rPr>
         <w:t xml:space="preserve"> - </w:t>
       </w:r>
       <w:r>
         <w:rPr>
           <w:b/>
+          <w:lang w:val="hi_IN" w:bidi="hi_IN"/>
         </w:rPr>
         <w:t>"तुम्हारी सहभागिता"</w:t>
       </w:r>
     </w:p>
     <w:p>
-      <w:r/>
-      <w:r>
+      <w:pPr/>
+      <w:r>
+        <w:rPr>
+          <w:lang w:val="hi_IN" w:bidi="hi_IN"/>
+        </w:rPr>
+      </w:r>
+      <w:r>
+        <w:rPr>
+          <w:lang w:val="hi_IN" w:bidi="hi_IN"/>
+        </w:rPr>
         <w:t xml:space="preserve">"यहाँ, </w:t>
       </w:r>
       <w:r>
         <w:rPr>
           <w:b/>
+          <w:lang w:val="hi_IN" w:bidi="hi_IN"/>
         </w:rPr>
         <w:t>सहभागी</w:t>
       </w:r>
       <w:r>
+        <w:rPr>
+          <w:lang w:val="hi_IN" w:bidi="hi_IN"/>
+        </w:rPr>
         <w:t xml:space="preserve"> शब्द का अर्थ है, किसी काम/बात में सहभागिता या साझेदारी| संभवतः पौलुस के अभिप्राय में दोनों ही अर्थ समाहित हैं परन्तु यदि आपको चुनाव करना है तो इसका अर्थ हो सकता है: (1) फिलेमोन मसीह में उसी विश्वास का साझेदार है जो पौलुस और अन्यों में है| वैकल्पिक अनुवाद: ""जिस विश्वास को तू हमारे साथ साझा करता है"" (2) कि फिलेमोन मसीह की सेवा में पौलुस और अन्य सेवकों के साथ सहभागी है| वैकल्पिक अनुवाद: ""हम विश्वासियों के साथ तेरी सेवा"" \n</w:t>
       </w:r>
-      <w:r/>
-      <w:r/>
-    </w:p>
-    <w:p>
-      <w:r/>
+      <w:r>
+        <w:rPr>
+          <w:lang w:val="hi_IN" w:bidi="hi_IN"/>
+        </w:rPr>
+      </w:r>
+      <w:r>
+        <w:rPr>
+          <w:lang w:val="hi_IN" w:bidi="hi_IN"/>
+        </w:rPr>
+      </w:r>
+    </w:p>
+    <w:p>
+      <w:pPr/>
+      <w:r>
+        <w:rPr>
+          <w:lang w:val="hi_IN" w:bidi="hi_IN"/>
+        </w:rPr>
+      </w:r>
     </w:p>
     <w:p>
       <w:pPr>
         <w:pStyle w:val="Heading2"/>
       </w:pPr>
       <w:r>
+        <w:rPr>
+          <w:lang w:val="hi_IN" w:bidi="hi_IN"/>
+        </w:rPr>
         <w:t>फिलेमोन 1:6 (#3)</w:t>
       </w:r>
-      <w:r/>
-    </w:p>
-    <w:p>
-      <w:r/>
-      <w:r>
-        <w:rPr>
-          <w:b/>
+      <w:r>
+        <w:rPr>
+          <w:lang w:val="hi_IN" w:bidi="hi_IN"/>
+        </w:rPr>
+      </w:r>
+    </w:p>
+    <w:p>
+      <w:pPr/>
+      <w:r>
+        <w:rPr>
+          <w:lang w:val="hi_IN" w:bidi="hi_IN"/>
+        </w:rPr>
+      </w:r>
+      <w:r>
+        <w:rPr>
+          <w:b/>
+          <w:lang w:val="hi_IN" w:bidi="hi_IN"/>
         </w:rPr>
         <w:t>"विश्वास में तुम्हारी सहभागिता हर अच्छी बात के ज्ञान के लिए प्रभावी हो जो मसीह में हमारे पास है"</w:t>
       </w:r>
     </w:p>
     <w:p>
-      <w:r/>
-      <w:r>
+      <w:pPr/>
+      <w:r>
+        <w:rPr>
+          <w:lang w:val="hi_IN" w:bidi="hi_IN"/>
+        </w:rPr>
+      </w:r>
+      <w:r>
+        <w:rPr>
+          <w:lang w:val="hi_IN" w:bidi="hi_IN"/>
+        </w:rPr>
         <w:t xml:space="preserve">यदि आपकी भाषा में यह सहायक हो, तो आप भाववाचक संज्ञा </w:t>
       </w:r>
       <w:r>
         <w:rPr>
           <w:b/>
+          <w:lang w:val="hi_IN" w:bidi="hi_IN"/>
         </w:rPr>
         <w:t>विश्वास</w:t>
       </w:r>
       <w:r>
+        <w:rPr>
+          <w:lang w:val="hi_IN" w:bidi="hi_IN"/>
+        </w:rPr>
         <w:t xml:space="preserve"> के पीछे के विचार को "भरोसा करना" या "मानना" जैसी क्रिया से, और </w:t>
       </w:r>
       <w:r>
         <w:rPr>
           <w:b/>
+          <w:lang w:val="hi_IN" w:bidi="hi_IN"/>
         </w:rPr>
         <w:t>ज्ञान</w:t>
       </w:r>
       <w:r>
+        <w:rPr>
+          <w:lang w:val="hi_IN" w:bidi="hi_IN"/>
+        </w:rPr>
         <w:t xml:space="preserve"> के पीछे के विचार को "जानना" या "सीखना" जैसी क्रिया से व्यक्त कर सकते हैं। वैकल्पिक अनुवाद: "जैसे तुम हमारे साथ मसीह पर भरोसा करते हो, वैसे ही तुम मसीह की सेवा करने में और अधिक प्रभावी होते जाओ, जब तुम उन सब अच्छी बातों के विषय में सीखते हो जो उन्होंने हमें उनके उपयोग के लिये दी हैं"</w:t>
       </w:r>
     </w:p>
     <w:p>
-      <w:r/>
-      <w:r>
+      <w:pPr/>
+      <w:r>
+        <w:rPr>
+          <w:lang w:val="hi_IN" w:bidi="hi_IN"/>
+        </w:rPr>
+      </w:r>
+      <w:r>
+        <w:rPr>
+          <w:lang w:val="hi_IN" w:bidi="hi_IN"/>
+        </w:rPr>
         <w:t xml:space="preserve">देखें: </w:t>
       </w:r>
       <w:r>
+        <w:rPr>
+          <w:lang w:val="hi_IN" w:bidi="hi_IN"/>
+        </w:rPr>
         <w:t>भाववाचक संज्ञाएँ</w:t>
       </w:r>
     </w:p>
     <w:p>
-      <w:r/>
-      <w:r/>
-      <w:r/>
-    </w:p>
-    <w:p>
-      <w:r/>
+      <w:pPr/>
+      <w:r>
+        <w:rPr>
+          <w:lang w:val="hi_IN" w:bidi="hi_IN"/>
+        </w:rPr>
+      </w:r>
+      <w:r>
+        <w:rPr>
+          <w:lang w:val="hi_IN" w:bidi="hi_IN"/>
+        </w:rPr>
+      </w:r>
+      <w:r>
+        <w:rPr>
+          <w:lang w:val="hi_IN" w:bidi="hi_IN"/>
+        </w:rPr>
+      </w:r>
+    </w:p>
+    <w:p>
+      <w:pPr/>
+      <w:r>
+        <w:rPr>
+          <w:lang w:val="hi_IN" w:bidi="hi_IN"/>
+        </w:rPr>
+      </w:r>
     </w:p>
     <w:p>
       <w:pPr>
         <w:pStyle w:val="Heading2"/>
       </w:pPr>
       <w:r>
+        <w:rPr>
+          <w:lang w:val="hi_IN" w:bidi="hi_IN"/>
+        </w:rPr>
         <w:t>फिलेमोन 1:6 (#2)</w:t>
       </w:r>
-      <w:r/>
-    </w:p>
-    <w:p>
-      <w:r/>
-      <w:r>
-        <w:rPr>
-          <w:b/>
+      <w:r>
+        <w:rPr>
+          <w:lang w:val="hi_IN" w:bidi="hi_IN"/>
+        </w:rPr>
+      </w:r>
+    </w:p>
+    <w:p>
+      <w:pPr/>
+      <w:r>
+        <w:rPr>
+          <w:lang w:val="hi_IN" w:bidi="hi_IN"/>
+        </w:rPr>
+      </w:r>
+      <w:r>
+        <w:rPr>
+          <w:b/>
+          <w:lang w:val="hi_IN" w:bidi="hi_IN"/>
         </w:rPr>
         <w:t>"करता"</w:t>
       </w:r>
       <w:r>
+        <w:rPr>
+          <w:lang w:val="hi_IN" w:bidi="hi_IN"/>
+        </w:rPr>
         <w:t xml:space="preserve"> - </w:t>
       </w:r>
       <w:r>
         <w:rPr>
           <w:b/>
+          <w:lang w:val="hi_IN" w:bidi="hi_IN"/>
         </w:rPr>
         <w:t>"में"</w:t>
       </w:r>
       <w:r>
+        <w:rPr>
+          <w:lang w:val="hi_IN" w:bidi="hi_IN"/>
+        </w:rPr>
         <w:t xml:space="preserve"> - </w:t>
       </w:r>
       <w:r>
         <w:rPr>
           <w:b/>
+          <w:lang w:val="hi_IN" w:bidi="hi_IN"/>
         </w:rPr>
         <w:t>"हर अच्छी बात के ज्ञान के लिए"</w:t>
       </w:r>
     </w:p>
     <w:p>
-      <w:r/>
-      <w:r>
+      <w:pPr/>
+      <w:r>
+        <w:rPr>
+          <w:lang w:val="hi_IN" w:bidi="hi_IN"/>
+        </w:rPr>
+      </w:r>
+      <w:r>
+        <w:rPr>
+          <w:lang w:val="hi_IN" w:bidi="hi_IN"/>
+        </w:rPr>
         <w:t>"इसका अर्थ हो सकता है: (1) ""और प्रत्येक भली बात के ज्ञान का परिणाम तुझे मिले"" (2) कि जिनके साथ तू अपने विश्वास को साझा करे वे हर एक भली बात को अंतर्ग्रहण कर पाएं"" वैकल्पिक अनुवाद: ""हर एक भली बात को जानने के द्वारा"" \n</w:t>
       </w:r>
-      <w:r/>
-      <w:r/>
-    </w:p>
-    <w:p>
-      <w:r/>
+      <w:r>
+        <w:rPr>
+          <w:lang w:val="hi_IN" w:bidi="hi_IN"/>
+        </w:rPr>
+      </w:r>
+      <w:r>
+        <w:rPr>
+          <w:lang w:val="hi_IN" w:bidi="hi_IN"/>
+        </w:rPr>
+      </w:r>
+    </w:p>
+    <w:p>
+      <w:pPr/>
+      <w:r>
+        <w:rPr>
+          <w:lang w:val="hi_IN" w:bidi="hi_IN"/>
+        </w:rPr>
+      </w:r>
     </w:p>
     <w:p>
       <w:pPr>
         <w:pStyle w:val="Heading2"/>
       </w:pPr>
       <w:r>
+        <w:rPr>
+          <w:lang w:val="hi_IN" w:bidi="hi_IN"/>
+        </w:rPr>
         <w:t>फिलेमोन 1:6 (#3)</w:t>
       </w:r>
-      <w:r/>
-    </w:p>
-    <w:p>
-      <w:r/>
-      <w:r>
-        <w:rPr>
-          <w:b/>
+      <w:r>
+        <w:rPr>
+          <w:lang w:val="hi_IN" w:bidi="hi_IN"/>
+        </w:rPr>
+      </w:r>
+    </w:p>
+    <w:p>
+      <w:pPr/>
+      <w:r>
+        <w:rPr>
+          <w:lang w:val="hi_IN" w:bidi="hi_IN"/>
+        </w:rPr>
+      </w:r>
+      <w:r>
+        <w:rPr>
+          <w:b/>
+          <w:lang w:val="hi_IN" w:bidi="hi_IN"/>
         </w:rPr>
         <w:t>"मसीह"</w:t>
       </w:r>
     </w:p>
     <w:p>
-      <w:r/>
-      <w:r>
+      <w:pPr/>
+      <w:r>
+        <w:rPr>
+          <w:lang w:val="hi_IN" w:bidi="hi_IN"/>
+        </w:rPr>
+      </w:r>
+      <w:r>
+        <w:rPr>
+          <w:lang w:val="hi_IN" w:bidi="hi_IN"/>
+        </w:rPr>
         <w:t xml:space="preserve">"यदि आपके पाठक इस वाक्यांश को समझने में चूक करें तो आप स्पष्ट व्यक्त कर सकते हैं कि ""सारी भलाई"" </w:t>
       </w:r>
       <w:r>
         <w:rPr>
           <w:b/>
+          <w:lang w:val="hi_IN" w:bidi="hi_IN"/>
         </w:rPr>
         <w:t>मसीह के लिए</w:t>
       </w:r>
       <w:r>
+        <w:rPr>
+          <w:lang w:val="hi_IN" w:bidi="hi_IN"/>
+        </w:rPr>
         <w:t xml:space="preserve"> कैसे है| वैकल्पिक अनुवाद: ""मसीह के लिए"" या ""मसीह के लाभ के निमित्त""\n</w:t>
       </w:r>
-      <w:r/>
-      <w:r/>
-    </w:p>
-    <w:p>
-      <w:r/>
+      <w:r>
+        <w:rPr>
+          <w:lang w:val="hi_IN" w:bidi="hi_IN"/>
+        </w:rPr>
+      </w:r>
+      <w:r>
+        <w:rPr>
+          <w:lang w:val="hi_IN" w:bidi="hi_IN"/>
+        </w:rPr>
+      </w:r>
+    </w:p>
+    <w:p>
+      <w:pPr/>
+      <w:r>
+        <w:rPr>
+          <w:lang w:val="hi_IN" w:bidi="hi_IN"/>
+        </w:rPr>
+      </w:r>
     </w:p>
     <w:p>
       <w:pPr>
         <w:pStyle w:val="Heading2"/>
       </w:pPr>
       <w:r>
+        <w:rPr>
+          <w:lang w:val="hi_IN" w:bidi="hi_IN"/>
+        </w:rPr>
         <w:t>फिलेमोन 1:7 (#1)</w:t>
       </w:r>
-      <w:r/>
-    </w:p>
-    <w:p>
-      <w:r/>
-      <w:r>
-        <w:rPr>
-          <w:b/>
+      <w:r>
+        <w:rPr>
+          <w:lang w:val="hi_IN" w:bidi="hi_IN"/>
+        </w:rPr>
+      </w:r>
+    </w:p>
+    <w:p>
+      <w:pPr/>
+      <w:r>
+        <w:rPr>
+          <w:lang w:val="hi_IN" w:bidi="hi_IN"/>
+        </w:rPr>
+      </w:r>
+      <w:r>
+        <w:rPr>
+          <w:b/>
+          <w:lang w:val="hi_IN" w:bidi="hi_IN"/>
         </w:rPr>
         <w:t>"क्योंकि ... मुझे ... बहुत आनन्द और शान्ति मिली है</w:t>
       </w:r>
     </w:p>
     <w:p>
-      <w:r/>
-      <w:r>
+      <w:pPr/>
+      <w:r>
+        <w:rPr>
+          <w:lang w:val="hi_IN" w:bidi="hi_IN"/>
+        </w:rPr>
+      </w:r>
+      <w:r>
+        <w:rPr>
+          <w:lang w:val="hi_IN" w:bidi="hi_IN"/>
+        </w:rPr>
         <w:t xml:space="preserve">यदि आपकी भाषा में यह सहायक हो, तो आप भाववाचक संज्ञाएँ </w:t>
       </w:r>
       <w:r>
         <w:rPr>
           <w:b/>
+          <w:lang w:val="hi_IN" w:bidi="hi_IN"/>
         </w:rPr>
         <w:t>आनन्द</w:t>
       </w:r>
       <w:r>
+        <w:rPr>
+          <w:lang w:val="hi_IN" w:bidi="hi_IN"/>
+        </w:rPr>
         <w:t xml:space="preserve"> और </w:t>
       </w:r>
       <w:r>
         <w:rPr>
           <w:b/>
+          <w:lang w:val="hi_IN" w:bidi="hi_IN"/>
         </w:rPr>
         <w:t xml:space="preserve">शान्ति </w:t>
       </w:r>
       <w:r>
+        <w:rPr>
+          <w:lang w:val="hi_IN" w:bidi="hi_IN"/>
+        </w:rPr>
         <w:t>के पीछे के विचार को विशेषणों के साथ व्यक्त कर सकते हैं। वैकल्पिक अनुवाद: "क्योंकि ... तुमने मुझे ... बहुत आनन्दित किया और मुझे शान्ति दी"</w:t>
       </w:r>
     </w:p>
     <w:p>
-      <w:r/>
-      <w:r>
+      <w:pPr/>
+      <w:r>
+        <w:rPr>
+          <w:lang w:val="hi_IN" w:bidi="hi_IN"/>
+        </w:rPr>
+      </w:r>
+      <w:r>
+        <w:rPr>
+          <w:lang w:val="hi_IN" w:bidi="hi_IN"/>
+        </w:rPr>
         <w:t xml:space="preserve">देखें: </w:t>
       </w:r>
       <w:r>
+        <w:rPr>
+          <w:lang w:val="hi_IN" w:bidi="hi_IN"/>
+        </w:rPr>
         <w:t>भाववाचक संज्ञाएँ</w:t>
       </w:r>
     </w:p>
     <w:p>
-      <w:r/>
-    </w:p>
-    <w:p>
-      <w:r/>
-      <w:r/>
-      <w:r/>
-    </w:p>
-    <w:p>
-      <w:r/>
+      <w:pPr/>
+      <w:r>
+        <w:rPr>
+          <w:lang w:val="hi_IN" w:bidi="hi_IN"/>
+        </w:rPr>
+      </w:r>
+    </w:p>
+    <w:p>
+      <w:pPr/>
+      <w:r>
+        <w:rPr>
+          <w:lang w:val="hi_IN" w:bidi="hi_IN"/>
+        </w:rPr>
+      </w:r>
+      <w:r>
+        <w:rPr>
+          <w:lang w:val="hi_IN" w:bidi="hi_IN"/>
+        </w:rPr>
+      </w:r>
+      <w:r>
+        <w:rPr>
+          <w:lang w:val="hi_IN" w:bidi="hi_IN"/>
+        </w:rPr>
+      </w:r>
+    </w:p>
+    <w:p>
+      <w:pPr/>
+      <w:r>
+        <w:rPr>
+          <w:lang w:val="hi_IN" w:bidi="hi_IN"/>
+        </w:rPr>
+      </w:r>
     </w:p>
     <w:p>
       <w:pPr>
         <w:pStyle w:val="Heading2"/>
       </w:pPr>
       <w:r>
+        <w:rPr>
+          <w:lang w:val="hi_IN" w:bidi="hi_IN"/>
+        </w:rPr>
         <w:t>फिलेमोन 1:7 (#2)</w:t>
       </w:r>
-      <w:r/>
-    </w:p>
-    <w:p>
-      <w:r/>
-      <w:r>
-        <w:rPr>
-          <w:b/>
+      <w:r>
+        <w:rPr>
+          <w:lang w:val="hi_IN" w:bidi="hi_IN"/>
+        </w:rPr>
+      </w:r>
+    </w:p>
+    <w:p>
+      <w:pPr/>
+      <w:r>
+        <w:rPr>
+          <w:lang w:val="hi_IN" w:bidi="hi_IN"/>
+        </w:rPr>
+      </w:r>
+      <w:r>
+        <w:rPr>
+          <w:b/>
+          <w:lang w:val="hi_IN" w:bidi="hi_IN"/>
         </w:rPr>
         <w:t>"</w:t>
       </w:r>
       <w:r>
         <w:rPr>
           <w:b/>
+          <w:lang w:val="hi_IN" w:bidi="hi_IN"/>
         </w:rPr>
         <w:t xml:space="preserve">क्योंकि हे भाई, मुझे </w:t>
       </w:r>
       <w:r>
         <w:rPr>
           <w:b/>
+          <w:lang w:val="hi_IN" w:bidi="hi_IN"/>
         </w:rPr>
         <w:t>तेरे प्रेम से"</w:t>
       </w:r>
     </w:p>
     <w:p>
-      <w:r/>
-      <w:r>
+      <w:pPr/>
+      <w:r>
+        <w:rPr>
+          <w:lang w:val="hi_IN" w:bidi="hi_IN"/>
+        </w:rPr>
+      </w:r>
+      <w:r>
+        <w:rPr>
+          <w:lang w:val="hi_IN" w:bidi="hi_IN"/>
+        </w:rPr>
         <w:t xml:space="preserve">यदि आपकी भाषा में यह सहायक हो, तो आप भाववाचक संज्ञा </w:t>
       </w:r>
       <w:r>
         <w:rPr>
           <w:b/>
+          <w:lang w:val="hi_IN" w:bidi="hi_IN"/>
         </w:rPr>
         <w:t>प्रेम</w:t>
       </w:r>
       <w:r>
+        <w:rPr>
+          <w:lang w:val="hi_IN" w:bidi="hi_IN"/>
+        </w:rPr>
         <w:t xml:space="preserve"> के विचार को एक क्रिया के रूप में व्यक्त कर सकते हैं। वैकल्पिक अनुवाद: "क्योंकि तुम लोगों से प्रेम करते हो"</w:t>
       </w:r>
     </w:p>
     <w:p>
-      <w:r/>
-      <w:r>
+      <w:pPr/>
+      <w:r>
+        <w:rPr>
+          <w:lang w:val="hi_IN" w:bidi="hi_IN"/>
+        </w:rPr>
+      </w:r>
+      <w:r>
+        <w:rPr>
+          <w:lang w:val="hi_IN" w:bidi="hi_IN"/>
+        </w:rPr>
         <w:t xml:space="preserve">देखें: </w:t>
       </w:r>
       <w:r>
+        <w:rPr>
+          <w:lang w:val="hi_IN" w:bidi="hi_IN"/>
+        </w:rPr>
         <w:t>भाववाचक संज्ञाएँ</w:t>
       </w:r>
-      <w:r/>
-      <w:r/>
-    </w:p>
-    <w:p>
-      <w:r/>
+      <w:r>
+        <w:rPr>
+          <w:lang w:val="hi_IN" w:bidi="hi_IN"/>
+        </w:rPr>
+      </w:r>
+      <w:r>
+        <w:rPr>
+          <w:lang w:val="hi_IN" w:bidi="hi_IN"/>
+        </w:rPr>
+      </w:r>
+    </w:p>
+    <w:p>
+      <w:pPr/>
+      <w:r>
+        <w:rPr>
+          <w:lang w:val="hi_IN" w:bidi="hi_IN"/>
+        </w:rPr>
+      </w:r>
     </w:p>
     <w:p>
       <w:pPr>
         <w:pStyle w:val="Heading2"/>
       </w:pPr>
       <w:r>
+        <w:rPr>
+          <w:lang w:val="hi_IN" w:bidi="hi_IN"/>
+        </w:rPr>
         <w:t>फिलेमोन 1:7 (#3)</w:t>
       </w:r>
-      <w:r/>
-    </w:p>
-    <w:p>
-      <w:r/>
-      <w:r>
-        <w:rPr>
-          <w:b/>
+      <w:r>
+        <w:rPr>
+          <w:lang w:val="hi_IN" w:bidi="hi_IN"/>
+        </w:rPr>
+      </w:r>
+    </w:p>
+    <w:p>
+      <w:pPr/>
+      <w:r>
+        <w:rPr>
+          <w:lang w:val="hi_IN" w:bidi="hi_IN"/>
+        </w:rPr>
+      </w:r>
+      <w:r>
+        <w:rPr>
+          <w:b/>
+          <w:lang w:val="hi_IN" w:bidi="hi_IN"/>
         </w:rPr>
         <w:t>"तेरे द्वारा पवित्र लोगों के मन हरे भरे हो गए हैं"</w:t>
       </w:r>
     </w:p>
     <w:p>
-      <w:r/>
-      <w:r>
+      <w:pPr/>
+      <w:r>
+        <w:rPr>
+          <w:lang w:val="hi_IN" w:bidi="hi_IN"/>
+        </w:rPr>
+      </w:r>
+      <w:r>
+        <w:rPr>
+          <w:lang w:val="hi_IN" w:bidi="hi_IN"/>
+        </w:rPr>
         <w:t>यदि आपकी भाषा इस निष्क्रिय रूप का उपयोग नहीं करती है, तो आप इसे सक्रिय रूप में व्यक्त कर सकते हैं। वैकल्पिक अनुवाद: "तुमने पवित्र लोगों के मन को हरा-भरा किया है"</w:t>
       </w:r>
     </w:p>
     <w:p>
-      <w:r/>
-      <w:r>
+      <w:pPr/>
+      <w:r>
+        <w:rPr>
+          <w:lang w:val="hi_IN" w:bidi="hi_IN"/>
+        </w:rPr>
+      </w:r>
+      <w:r>
+        <w:rPr>
+          <w:lang w:val="hi_IN" w:bidi="hi_IN"/>
+        </w:rPr>
         <w:t xml:space="preserve">देखें: </w:t>
       </w:r>
       <w:r>
+        <w:rPr>
+          <w:lang w:val="hi_IN" w:bidi="hi_IN"/>
+        </w:rPr>
         <w:t>सक्रिय या निष्क्रिय</w:t>
       </w:r>
     </w:p>
     <w:p>
-      <w:r/>
-      <w:r/>
-      <w:r/>
-    </w:p>
-    <w:p>
-      <w:r/>
+      <w:pPr/>
+      <w:r>
+        <w:rPr>
+          <w:lang w:val="hi_IN" w:bidi="hi_IN"/>
+        </w:rPr>
+      </w:r>
+      <w:r>
+        <w:rPr>
+          <w:lang w:val="hi_IN" w:bidi="hi_IN"/>
+        </w:rPr>
+      </w:r>
+      <w:r>
+        <w:rPr>
+          <w:lang w:val="hi_IN" w:bidi="hi_IN"/>
+        </w:rPr>
+      </w:r>
+    </w:p>
+    <w:p>
+      <w:pPr/>
+      <w:r>
+        <w:rPr>
+          <w:lang w:val="hi_IN" w:bidi="hi_IN"/>
+        </w:rPr>
+      </w:r>
     </w:p>
     <w:p>
       <w:pPr>
         <w:pStyle w:val="Heading2"/>
       </w:pPr>
       <w:r>
+        <w:rPr>
+          <w:lang w:val="hi_IN" w:bidi="hi_IN"/>
+        </w:rPr>
         <w:t>फिलेमोन 1:7 (#1)</w:t>
       </w:r>
-      <w:r/>
-    </w:p>
-    <w:p>
-      <w:r/>
-      <w:r>
-        <w:rPr>
-          <w:b/>
+      <w:r>
+        <w:rPr>
+          <w:lang w:val="hi_IN" w:bidi="hi_IN"/>
+        </w:rPr>
+      </w:r>
+    </w:p>
+    <w:p>
+      <w:pPr/>
+      <w:r>
+        <w:rPr>
+          <w:lang w:val="hi_IN" w:bidi="hi_IN"/>
+        </w:rPr>
+      </w:r>
+      <w:r>
+        <w:rPr>
+          <w:b/>
+          <w:lang w:val="hi_IN" w:bidi="hi_IN"/>
         </w:rPr>
         <w:t>"तेरे द्वारा पवित्र के मन हरे भरे हो गए हैं"</w:t>
       </w:r>
     </w:p>
     <w:p>
-      <w:r/>
-      <w:r>
+      <w:pPr/>
+      <w:r>
+        <w:rPr>
+          <w:lang w:val="hi_IN" w:bidi="hi_IN"/>
+        </w:rPr>
+      </w:r>
+      <w:r>
+        <w:rPr>
+          <w:lang w:val="hi_IN" w:bidi="hi_IN"/>
+        </w:rPr>
         <w:t>"यहाँ “मन”, मनुष्य की भावनाओं या भीतरी मनुष्यत्व का लक्षणालंकार है। इसके अनुवाद में अपनी भाषा का रूपक काम में लें जो सामान्यतः प्रयोग किया जाता है जैसे, ""ह्रदय"" या ""यकृत"" या सरल शब्दों में अर्थ प्रकट करें| वैकल्पिक अनुवाद: ""पवित्र जनों के विचार और भावनाएं""</w:t>
       </w:r>
     </w:p>
     <w:p>
-      <w:r/>
-      <w:r>
+      <w:pPr/>
+      <w:r>
+        <w:rPr>
+          <w:lang w:val="hi_IN" w:bidi="hi_IN"/>
+        </w:rPr>
+      </w:r>
+      <w:r>
+        <w:rPr>
+          <w:lang w:val="hi_IN" w:bidi="hi_IN"/>
+        </w:rPr>
         <w:t xml:space="preserve">देखें: </w:t>
       </w:r>
       <w:r>
+        <w:rPr>
+          <w:lang w:val="hi_IN" w:bidi="hi_IN"/>
+        </w:rPr>
         <w:t>प्रतिन्यास</w:t>
       </w:r>
-      <w:r/>
-      <w:r/>
-    </w:p>
-    <w:p>
-      <w:r/>
+      <w:r>
+        <w:rPr>
+          <w:lang w:val="hi_IN" w:bidi="hi_IN"/>
+        </w:rPr>
+      </w:r>
+      <w:r>
+        <w:rPr>
+          <w:lang w:val="hi_IN" w:bidi="hi_IN"/>
+        </w:rPr>
+      </w:r>
+    </w:p>
+    <w:p>
+      <w:pPr/>
+      <w:r>
+        <w:rPr>
+          <w:lang w:val="hi_IN" w:bidi="hi_IN"/>
+        </w:rPr>
+      </w:r>
     </w:p>
     <w:p>
       <w:pPr>
         <w:pStyle w:val="Heading2"/>
       </w:pPr>
       <w:r>
+        <w:rPr>
+          <w:lang w:val="hi_IN" w:bidi="hi_IN"/>
+        </w:rPr>
         <w:t>फिलेमोन 1:7 (#5)</w:t>
       </w:r>
-      <w:r/>
-    </w:p>
-    <w:p>
-      <w:r/>
-      <w:r>
-        <w:rPr>
-          <w:b/>
+      <w:r>
+        <w:rPr>
+          <w:lang w:val="hi_IN" w:bidi="hi_IN"/>
+        </w:rPr>
+      </w:r>
+    </w:p>
+    <w:p>
+      <w:pPr/>
+      <w:r>
+        <w:rPr>
+          <w:lang w:val="hi_IN" w:bidi="hi_IN"/>
+        </w:rPr>
+      </w:r>
+      <w:r>
+        <w:rPr>
+          <w:b/>
+          <w:lang w:val="hi_IN" w:bidi="hi_IN"/>
         </w:rPr>
         <w:t>"तेरे द्वारा पवित्र लोगों के मन हरे भरे हो गए हैं"</w:t>
       </w:r>
     </w:p>
     <w:p>
-      <w:r/>
-      <w:r>
+      <w:pPr/>
+      <w:r>
+        <w:rPr>
+          <w:lang w:val="hi_IN" w:bidi="hi_IN"/>
+        </w:rPr>
+      </w:r>
+      <w:r>
+        <w:rPr>
+          <w:lang w:val="hi_IN" w:bidi="hi_IN"/>
+        </w:rPr>
         <w:t xml:space="preserve">यहाँ </w:t>
       </w:r>
       <w:r>
         <w:rPr>
           <w:b/>
+          <w:lang w:val="hi_IN" w:bidi="hi_IN"/>
         </w:rPr>
         <w:t>हरे भरे हो गए हैं</w:t>
       </w:r>
       <w:r>
+        <w:rPr>
+          <w:lang w:val="hi_IN" w:bidi="hi_IN"/>
+        </w:rPr>
         <w:t xml:space="preserve"> प्रोत्साहन या शान्ति की भावना को सन्दर्भित करता है। वैकल्पिक अनुवाद: "तुमने पवित्र लोगों को प्रोत्साहित किया है" या "तुमने विश्वासियों की सहायता की है"</w:t>
       </w:r>
     </w:p>
     <w:p>
-      <w:r/>
-      <w:r>
+      <w:pPr/>
+      <w:r>
+        <w:rPr>
+          <w:lang w:val="hi_IN" w:bidi="hi_IN"/>
+        </w:rPr>
+      </w:r>
+      <w:r>
+        <w:rPr>
+          <w:lang w:val="hi_IN" w:bidi="hi_IN"/>
+        </w:rPr>
         <w:t xml:space="preserve">देखें: </w:t>
       </w:r>
       <w:r>
+        <w:rPr>
+          <w:lang w:val="hi_IN" w:bidi="hi_IN"/>
+        </w:rPr>
         <w:t xml:space="preserve">रूपक </w:t>
       </w:r>
-      <w:r/>
-      <w:r/>
-    </w:p>
-    <w:p>
-      <w:r/>
+      <w:r>
+        <w:rPr>
+          <w:lang w:val="hi_IN" w:bidi="hi_IN"/>
+        </w:rPr>
+      </w:r>
+      <w:r>
+        <w:rPr>
+          <w:lang w:val="hi_IN" w:bidi="hi_IN"/>
+        </w:rPr>
+      </w:r>
+    </w:p>
+    <w:p>
+      <w:pPr/>
+      <w:r>
+        <w:rPr>
+          <w:lang w:val="hi_IN" w:bidi="hi_IN"/>
+        </w:rPr>
+      </w:r>
     </w:p>
     <w:p>
       <w:pPr>
         <w:pStyle w:val="Heading2"/>
       </w:pPr>
       <w:r>
+        <w:rPr>
+          <w:lang w:val="hi_IN" w:bidi="hi_IN"/>
+        </w:rPr>
         <w:t>फिलेमोन 1:7 (#2)</w:t>
       </w:r>
-      <w:r/>
-    </w:p>
-    <w:p>
-      <w:r/>
-      <w:r>
-        <w:rPr>
-          <w:b/>
+      <w:r>
+        <w:rPr>
+          <w:lang w:val="hi_IN" w:bidi="hi_IN"/>
+        </w:rPr>
+      </w:r>
+    </w:p>
+    <w:p>
+      <w:pPr/>
+      <w:r>
+        <w:rPr>
+          <w:lang w:val="hi_IN" w:bidi="hi_IN"/>
+        </w:rPr>
+      </w:r>
+      <w:r>
+        <w:rPr>
+          <w:b/>
+          <w:lang w:val="hi_IN" w:bidi="hi_IN"/>
         </w:rPr>
         <w:t>"भाई,"</w:t>
       </w:r>
       <w:r>
+        <w:rPr>
+          <w:lang w:val="hi_IN" w:bidi="hi_IN"/>
+        </w:rPr>
         <w:t xml:space="preserve"> - </w:t>
       </w:r>
       <w:r>
         <w:rPr>
           <w:b/>
+          <w:lang w:val="hi_IN" w:bidi="hi_IN"/>
         </w:rPr>
         <w:t>"तेरे"</w:t>
       </w:r>
     </w:p>
     <w:p>
-      <w:r/>
-      <w:r>
+      <w:pPr/>
+      <w:r>
+        <w:rPr>
+          <w:lang w:val="hi_IN" w:bidi="hi_IN"/>
+        </w:rPr>
+      </w:r>
+      <w:r>
+        <w:rPr>
+          <w:lang w:val="hi_IN" w:bidi="hi_IN"/>
+        </w:rPr>
         <w:t xml:space="preserve">"पौलुस फिलेमोन को </w:t>
       </w:r>
       <w:r>
         <w:rPr>
           <w:b/>
+          <w:lang w:val="hi_IN" w:bidi="hi_IN"/>
         </w:rPr>
         <w:t>भाई</w:t>
       </w:r>
       <w:r>
+        <w:rPr>
+          <w:lang w:val="hi_IN" w:bidi="hi_IN"/>
+        </w:rPr>
         <w:t xml:space="preserve"> कहता है क्योंकि वे दोनों मसीह के विश्वासी थे और वह उनकी मित्रता पर बल देना चाहता है| वैकल्पिक अनुवाद: ""हे प्रिय भाई"" या ""हे प्रिय मित्र""\n</w:t>
       </w:r>
-      <w:r/>
-      <w:r/>
-    </w:p>
-    <w:p>
-      <w:r/>
+      <w:r>
+        <w:rPr>
+          <w:lang w:val="hi_IN" w:bidi="hi_IN"/>
+        </w:rPr>
+      </w:r>
+      <w:r>
+        <w:rPr>
+          <w:lang w:val="hi_IN" w:bidi="hi_IN"/>
+        </w:rPr>
+      </w:r>
+    </w:p>
+    <w:p>
+      <w:pPr/>
+      <w:r>
+        <w:rPr>
+          <w:lang w:val="hi_IN" w:bidi="hi_IN"/>
+        </w:rPr>
+      </w:r>
     </w:p>
     <w:p>
       <w:pPr>
         <w:pStyle w:val="Heading2"/>
       </w:pPr>
       <w:r>
+        <w:rPr>
+          <w:lang w:val="hi_IN" w:bidi="hi_IN"/>
+        </w:rPr>
         <w:t>फिलेमोन 1:8 (#1)</w:t>
       </w:r>
-      <w:r/>
-    </w:p>
-    <w:p>
-      <w:r/>
-      <w:r>
-        <w:rPr>
-          <w:b/>
+      <w:r>
+        <w:rPr>
+          <w:lang w:val="hi_IN" w:bidi="hi_IN"/>
+        </w:rPr>
+      </w:r>
+    </w:p>
+    <w:p>
+      <w:pPr/>
+      <w:r>
+        <w:rPr>
+          <w:lang w:val="hi_IN" w:bidi="hi_IN"/>
+        </w:rPr>
+      </w:r>
+      <w:r>
+        <w:rPr>
+          <w:b/>
+          <w:lang w:val="hi_IN" w:bidi="hi_IN"/>
         </w:rPr>
         <w:t>""</w:t>
       </w:r>
     </w:p>
     <w:p>
-      <w:r/>
-      <w:r>
+      <w:pPr/>
+      <w:r>
+        <w:rPr>
+          <w:lang w:val="hi_IN" w:bidi="hi_IN"/>
+        </w:rPr>
+      </w:r>
+      <w:r>
+        <w:rPr>
+          <w:lang w:val="hi_IN" w:bidi="hi_IN"/>
+        </w:rPr>
         <w:t>Connecting Statement:\n\nपौलुस अपने निवेदन को और पत्र लिखने के कारण का आरम्भ करता है।</w:t>
       </w:r>
-      <w:r/>
-      <w:r/>
-    </w:p>
-    <w:p>
-      <w:r/>
+      <w:r>
+        <w:rPr>
+          <w:lang w:val="hi_IN" w:bidi="hi_IN"/>
+        </w:rPr>
+      </w:r>
+      <w:r>
+        <w:rPr>
+          <w:lang w:val="hi_IN" w:bidi="hi_IN"/>
+        </w:rPr>
+      </w:r>
+    </w:p>
+    <w:p>
+      <w:pPr/>
+      <w:r>
+        <w:rPr>
+          <w:lang w:val="hi_IN" w:bidi="hi_IN"/>
+        </w:rPr>
+      </w:r>
     </w:p>
     <w:p>
       <w:pPr>
         <w:pStyle w:val="Heading2"/>
       </w:pPr>
       <w:r>
+        <w:rPr>
+          <w:lang w:val="hi_IN" w:bidi="hi_IN"/>
+        </w:rPr>
         <w:t>फिलेमोन 1:8 (#2)</w:t>
       </w:r>
-      <w:r/>
-    </w:p>
-    <w:p>
-      <w:r/>
-      <w:r>
-        <w:rPr>
-          <w:b/>
+      <w:r>
+        <w:rPr>
+          <w:lang w:val="hi_IN" w:bidi="hi_IN"/>
+        </w:rPr>
+      </w:r>
+    </w:p>
+    <w:p>
+      <w:pPr/>
+      <w:r>
+        <w:rPr>
+          <w:lang w:val="hi_IN" w:bidi="hi_IN"/>
+        </w:rPr>
+      </w:r>
+      <w:r>
+        <w:rPr>
+          <w:b/>
+          <w:lang w:val="hi_IN" w:bidi="hi_IN"/>
         </w:rPr>
         <w:t>"मसीह में बड़ा साहस है"</w:t>
       </w:r>
     </w:p>
     <w:p>
-      <w:r/>
-      <w:r>
+      <w:pPr/>
+      <w:r>
+        <w:rPr>
+          <w:lang w:val="hi_IN" w:bidi="hi_IN"/>
+        </w:rPr>
+      </w:r>
+      <w:r>
+        <w:rPr>
+          <w:lang w:val="hi_IN" w:bidi="hi_IN"/>
+        </w:rPr>
         <w:t>इसका संभावित अर्थ हैं (1) “मसीह के कारण सर्वाधिकार” या (2) “मसीह के कारण पूर्ण साहस”</w:t>
       </w:r>
-      <w:r/>
-      <w:r/>
-    </w:p>
-    <w:p>
-      <w:r/>
+      <w:r>
+        <w:rPr>
+          <w:lang w:val="hi_IN" w:bidi="hi_IN"/>
+        </w:rPr>
+      </w:r>
+      <w:r>
+        <w:rPr>
+          <w:lang w:val="hi_IN" w:bidi="hi_IN"/>
+        </w:rPr>
+      </w:r>
+    </w:p>
+    <w:p>
+      <w:pPr/>
+      <w:r>
+        <w:rPr>
+          <w:lang w:val="hi_IN" w:bidi="hi_IN"/>
+        </w:rPr>
+      </w:r>
     </w:p>
     <w:p>
       <w:pPr>
         <w:pStyle w:val="Heading2"/>
       </w:pPr>
       <w:r>
+        <w:rPr>
+          <w:lang w:val="hi_IN" w:bidi="hi_IN"/>
+        </w:rPr>
         <w:t>फिलेमोन 1:8 (#3)</w:t>
       </w:r>
-      <w:r/>
-    </w:p>
-    <w:p>
-      <w:r/>
-      <w:r>
-        <w:rPr>
-          <w:b/>
+      <w:r>
+        <w:rPr>
+          <w:lang w:val="hi_IN" w:bidi="hi_IN"/>
+        </w:rPr>
+      </w:r>
+    </w:p>
+    <w:p>
+      <w:pPr/>
+      <w:r>
+        <w:rPr>
+          <w:lang w:val="hi_IN" w:bidi="hi_IN"/>
+        </w:rPr>
+      </w:r>
+      <w:r>
+        <w:rPr>
+          <w:b/>
+          <w:lang w:val="hi_IN" w:bidi="hi_IN"/>
         </w:rPr>
         <w:t>"इसलिए"</w:t>
       </w:r>
     </w:p>
     <w:p>
-      <w:r/>
-      <w:r>
-        <w:rPr>
-          <w:b/>
+      <w:pPr/>
+      <w:r>
+        <w:rPr>
+          <w:lang w:val="hi_IN" w:bidi="hi_IN"/>
+        </w:rPr>
+      </w:r>
+      <w:r>
+        <w:rPr>
+          <w:b/>
+          <w:lang w:val="hi_IN" w:bidi="hi_IN"/>
         </w:rPr>
         <w:t>इसलिए</w:t>
       </w:r>
       <w:r>
+        <w:rPr>
+          <w:lang w:val="hi_IN" w:bidi="hi_IN"/>
+        </w:rPr>
         <w:t xml:space="preserve"> शब्द संकेत करता है कि पौलुस ने वचन 4–7 में जो अभी कहा है, वह कारण है जिसके आधार पर वह आगे कहने वाले हैं। इस सम्बंध को संकेत देने के लिये अपनी भाषा में एक जोड़ने वाला शब्द या अन्य तरीका उपयोग करें। वैकल्पिक अनुवाद: "इस कारण"</w:t>
       </w:r>
     </w:p>
     <w:p>
-      <w:r/>
-      <w:r>
+      <w:pPr/>
+      <w:r>
+        <w:rPr>
+          <w:lang w:val="hi_IN" w:bidi="hi_IN"/>
+        </w:rPr>
+      </w:r>
+      <w:r>
+        <w:rPr>
+          <w:lang w:val="hi_IN" w:bidi="hi_IN"/>
+        </w:rPr>
         <w:t xml:space="preserve">देखें: </w:t>
       </w:r>
       <w:r>
+        <w:rPr>
+          <w:lang w:val="hi_IN" w:bidi="hi_IN"/>
+        </w:rPr>
         <w:t>जोड़ें — कारण-और-परिणाम सम्बन्ध</w:t>
       </w:r>
     </w:p>
     <w:p>
-      <w:r/>
-      <w:r/>
-      <w:r/>
-    </w:p>
-    <w:p>
-      <w:r/>
+      <w:pPr/>
+      <w:r>
+        <w:rPr>
+          <w:lang w:val="hi_IN" w:bidi="hi_IN"/>
+        </w:rPr>
+      </w:r>
+      <w:r>
+        <w:rPr>
+          <w:lang w:val="hi_IN" w:bidi="hi_IN"/>
+        </w:rPr>
+      </w:r>
+      <w:r>
+        <w:rPr>
+          <w:lang w:val="hi_IN" w:bidi="hi_IN"/>
+        </w:rPr>
+      </w:r>
+    </w:p>
+    <w:p>
+      <w:pPr/>
+      <w:r>
+        <w:rPr>
+          <w:lang w:val="hi_IN" w:bidi="hi_IN"/>
+        </w:rPr>
+      </w:r>
     </w:p>
     <w:p>
       <w:pPr>
         <w:pStyle w:val="Heading2"/>
       </w:pPr>
       <w:r>
+        <w:rPr>
+          <w:lang w:val="hi_IN" w:bidi="hi_IN"/>
+        </w:rPr>
         <w:t>फिलेमोन 1:9 (#1)</w:t>
       </w:r>
-      <w:r/>
-    </w:p>
-    <w:p>
-      <w:r/>
-      <w:r>
-        <w:rPr>
-          <w:b/>
+      <w:r>
+        <w:rPr>
+          <w:lang w:val="hi_IN" w:bidi="hi_IN"/>
+        </w:rPr>
+      </w:r>
+    </w:p>
+    <w:p>
+      <w:pPr/>
+      <w:r>
+        <w:rPr>
+          <w:lang w:val="hi_IN" w:bidi="hi_IN"/>
+        </w:rPr>
+      </w:r>
+      <w:r>
+        <w:rPr>
+          <w:b/>
+          <w:lang w:val="hi_IN" w:bidi="hi_IN"/>
         </w:rPr>
         <w:t>"के लिये"</w:t>
       </w:r>
       <w:r>
+        <w:rPr>
+          <w:lang w:val="hi_IN" w:bidi="hi_IN"/>
+        </w:rPr>
         <w:t xml:space="preserve"> - </w:t>
       </w:r>
       <w:r>
         <w:rPr>
           <w:b/>
+          <w:lang w:val="hi_IN" w:bidi="hi_IN"/>
         </w:rPr>
         <w:t>"यह"</w:t>
       </w:r>
       <w:r>
+        <w:rPr>
+          <w:lang w:val="hi_IN" w:bidi="hi_IN"/>
+        </w:rPr>
         <w:t xml:space="preserve"> - </w:t>
       </w:r>
       <w:r>
         <w:rPr>
           <w:b/>
+          <w:lang w:val="hi_IN" w:bidi="hi_IN"/>
         </w:rPr>
         <w:t>"प्रेम से"</w:t>
       </w:r>
     </w:p>
     <w:p>
-      <w:r/>
-      <w:r>
+      <w:pPr/>
+      <w:r>
+        <w:rPr>
+          <w:lang w:val="hi_IN" w:bidi="hi_IN"/>
+        </w:rPr>
+      </w:r>
+      <w:r>
+        <w:rPr>
+          <w:lang w:val="hi_IN" w:bidi="hi_IN"/>
+        </w:rPr>
         <w:t>"पौलुस स्पष्ट नहीं करता है कि यह प्रेम किसके लिए है| यदि आप यहाँ क्रिया शब्द का उपयोग करके स्पष्ट करना चाहते हैं कि कौन किस्से प्रेम करता है तो इसका सन्दर्भ हो सकता है:(1) उसके और फिलेमोन के मध्य परस्पर प्रेम| देखें UST. (2) फिलेमोन के लिए पौलुस का प्रेम| वैकल्पिक अनुवाद “क्योंकि मैं तुझ से प्रेम रखता हूँ"" (3) फिलेमोन के साथी विश्वासियों से उसका प्रेम"" वैकल्पिक अनुवाद: ""क्योंकि मैं जानता हूँ कि तू परमेश्वर के लोगों से प्रेम करता है”\n</w:t>
       </w:r>
-      <w:r/>
-      <w:r/>
-    </w:p>
-    <w:p>
-      <w:r/>
+      <w:r>
+        <w:rPr>
+          <w:lang w:val="hi_IN" w:bidi="hi_IN"/>
+        </w:rPr>
+      </w:r>
+      <w:r>
+        <w:rPr>
+          <w:lang w:val="hi_IN" w:bidi="hi_IN"/>
+        </w:rPr>
+      </w:r>
+    </w:p>
+    <w:p>
+      <w:pPr/>
+      <w:r>
+        <w:rPr>
+          <w:lang w:val="hi_IN" w:bidi="hi_IN"/>
+        </w:rPr>
+      </w:r>
     </w:p>
     <w:p>
       <w:pPr>
         <w:pStyle w:val="Heading2"/>
       </w:pPr>
       <w:r>
+        <w:rPr>
+          <w:lang w:val="hi_IN" w:bidi="hi_IN"/>
+        </w:rPr>
         <w:t>फिलेमोन 1:9 (#2)</w:t>
       </w:r>
-      <w:r/>
-    </w:p>
-    <w:p>
-      <w:r/>
-      <w:r>
-        <w:rPr>
-          <w:b/>
+      <w:r>
+        <w:rPr>
+          <w:lang w:val="hi_IN" w:bidi="hi_IN"/>
+        </w:rPr>
+      </w:r>
+    </w:p>
+    <w:p>
+      <w:pPr/>
+      <w:r>
+        <w:rPr>
+          <w:lang w:val="hi_IN" w:bidi="hi_IN"/>
+        </w:rPr>
+      </w:r>
+      <w:r>
+        <w:rPr>
+          <w:b/>
+          <w:lang w:val="hi_IN" w:bidi="hi_IN"/>
         </w:rPr>
         <w:t>"मसीह यीशु के लिये कैदी हूँ (मसीह यीशु का कैदी हूँ)"</w:t>
       </w:r>
     </w:p>
     <w:p>
-      <w:r/>
-      <w:r>
+      <w:pPr/>
+      <w:r>
+        <w:rPr>
+          <w:lang w:val="hi_IN" w:bidi="hi_IN"/>
+        </w:rPr>
+      </w:r>
+      <w:r>
+        <w:rPr>
+          <w:lang w:val="hi_IN" w:bidi="hi_IN"/>
+        </w:rPr>
         <w:t>मूल भाषा में यहाँ "मसीह यीशु का कैदी हूँ" लिखा गया है, जबकि हिन्दी आई.आर.वि. बाइबल में यहाँ "मसीह यीशु के लिये कैदी हूँ" लिखा गया है। पौलुस बन्दीगृह में थे क्योंकि अधिकारी नहीं चाहते थे कि वह यीशु के विषय में प्रचार करें। उन्होंने उसे रोकने और दण्डित करने के लिये वहाँ रखा था। इसका यह अर्थ नहीं है कि यीशु ने पौलुस को बन्दीगृह में रखा था। वैकल्पिक अनुवाद: "मसीह यीशु के लिये कैदी हूँ"</w:t>
       </w:r>
     </w:p>
     <w:p>
-      <w:r/>
-      <w:r/>
-      <w:r/>
-    </w:p>
-    <w:p>
-      <w:r/>
+      <w:pPr/>
+      <w:r>
+        <w:rPr>
+          <w:lang w:val="hi_IN" w:bidi="hi_IN"/>
+        </w:rPr>
+      </w:r>
+      <w:r>
+        <w:rPr>
+          <w:lang w:val="hi_IN" w:bidi="hi_IN"/>
+        </w:rPr>
+      </w:r>
+      <w:r>
+        <w:rPr>
+          <w:lang w:val="hi_IN" w:bidi="hi_IN"/>
+        </w:rPr>
+      </w:r>
+    </w:p>
+    <w:p>
+      <w:pPr/>
+      <w:r>
+        <w:rPr>
+          <w:lang w:val="hi_IN" w:bidi="hi_IN"/>
+        </w:rPr>
+      </w:r>
     </w:p>
     <w:p>
       <w:pPr>
         <w:pStyle w:val="Heading2"/>
       </w:pPr>
       <w:r>
+        <w:rPr>
+          <w:lang w:val="hi_IN" w:bidi="hi_IN"/>
+        </w:rPr>
         <w:t>फिलेमोन 1:10 (#1)</w:t>
       </w:r>
-      <w:r/>
-    </w:p>
-    <w:p>
-      <w:r/>
-      <w:r>
-        <w:rPr>
-          <w:b/>
+      <w:r>
+        <w:rPr>
+          <w:lang w:val="hi_IN" w:bidi="hi_IN"/>
+        </w:rPr>
+      </w:r>
+    </w:p>
+    <w:p>
+      <w:pPr/>
+      <w:r>
+        <w:rPr>
+          <w:lang w:val="hi_IN" w:bidi="hi_IN"/>
+        </w:rPr>
+      </w:r>
+      <w:r>
+        <w:rPr>
+          <w:b/>
+          <w:lang w:val="hi_IN" w:bidi="hi_IN"/>
         </w:rPr>
         <w:t>""</w:t>
       </w:r>
     </w:p>
     <w:p>
-      <w:r/>
-      <w:r>
+      <w:pPr/>
+      <w:r>
+        <w:rPr>
+          <w:lang w:val="hi_IN" w:bidi="hi_IN"/>
+        </w:rPr>
+      </w:r>
+      <w:r>
+        <w:rPr>
+          <w:lang w:val="hi_IN" w:bidi="hi_IN"/>
+        </w:rPr>
         <w:t>General Information:\n\nउनेसिमुस एक पुरुष का नाम है।\n</w:t>
       </w:r>
-      <w:r/>
-      <w:r/>
-    </w:p>
-    <w:p>
-      <w:r/>
+      <w:r>
+        <w:rPr>
+          <w:lang w:val="hi_IN" w:bidi="hi_IN"/>
+        </w:rPr>
+      </w:r>
+      <w:r>
+        <w:rPr>
+          <w:lang w:val="hi_IN" w:bidi="hi_IN"/>
+        </w:rPr>
+      </w:r>
+    </w:p>
+    <w:p>
+      <w:pPr/>
+      <w:r>
+        <w:rPr>
+          <w:lang w:val="hi_IN" w:bidi="hi_IN"/>
+        </w:rPr>
+      </w:r>
     </w:p>
     <w:p>
       <w:pPr>
         <w:pStyle w:val="Heading2"/>
       </w:pPr>
       <w:r>
+        <w:rPr>
+          <w:lang w:val="hi_IN" w:bidi="hi_IN"/>
+        </w:rPr>
         <w:t>फिलेमोन 1:10 (#2)</w:t>
       </w:r>
-      <w:r/>
-    </w:p>
-    <w:p>
-      <w:r/>
-      <w:r>
-        <w:rPr>
-          <w:b/>
+      <w:r>
+        <w:rPr>
+          <w:lang w:val="hi_IN" w:bidi="hi_IN"/>
+        </w:rPr>
+      </w:r>
+    </w:p>
+    <w:p>
+      <w:pPr/>
+      <w:r>
+        <w:rPr>
+          <w:lang w:val="hi_IN" w:bidi="hi_IN"/>
+        </w:rPr>
+      </w:r>
+      <w:r>
+        <w:rPr>
+          <w:b/>
+          <w:lang w:val="hi_IN" w:bidi="hi_IN"/>
         </w:rPr>
         <w:t>"उनेसिमुस"</w:t>
       </w:r>
     </w:p>
     <w:p>
-      <w:r/>
-      <w:r>
-        <w:rPr>
-          <w:b/>
+      <w:pPr/>
+      <w:r>
+        <w:rPr>
+          <w:lang w:val="hi_IN" w:bidi="hi_IN"/>
+        </w:rPr>
+      </w:r>
+      <w:r>
+        <w:rPr>
+          <w:b/>
+          <w:lang w:val="hi_IN" w:bidi="hi_IN"/>
         </w:rPr>
         <w:t>उनेसिमुस</w:t>
       </w:r>
       <w:r>
+        <w:rPr>
+          <w:lang w:val="hi_IN" w:bidi="hi_IN"/>
+        </w:rPr>
         <w:t xml:space="preserve"> नाम का अर्थ "लाभदायक" या "उपयोगी" होता है। यदि आपके पाठकों के लिये यह सहायक हो, तो आप इस जानकारी को पाठ में या एक पाद टिप्पणी में शामिल कर सकते हैं।</w:t>
       </w:r>
     </w:p>
     <w:p>
-      <w:r/>
-      <w:r>
+      <w:pPr/>
+      <w:r>
+        <w:rPr>
+          <w:lang w:val="hi_IN" w:bidi="hi_IN"/>
+        </w:rPr>
+      </w:r>
+      <w:r>
+        <w:rPr>
+          <w:lang w:val="hi_IN" w:bidi="hi_IN"/>
+        </w:rPr>
         <w:t xml:space="preserve">देखें: </w:t>
       </w:r>
       <w:r>
+        <w:rPr>
+          <w:lang w:val="hi_IN" w:bidi="hi_IN"/>
+        </w:rPr>
         <w:t>अनुमानित ज्ञान और अंतर्निहित जानकारी</w:t>
       </w:r>
-      <w:r/>
-      <w:r/>
-    </w:p>
-    <w:p>
-      <w:r/>
+      <w:r>
+        <w:rPr>
+          <w:lang w:val="hi_IN" w:bidi="hi_IN"/>
+        </w:rPr>
+      </w:r>
+      <w:r>
+        <w:rPr>
+          <w:lang w:val="hi_IN" w:bidi="hi_IN"/>
+        </w:rPr>
+      </w:r>
+    </w:p>
+    <w:p>
+      <w:pPr/>
+      <w:r>
+        <w:rPr>
+          <w:lang w:val="hi_IN" w:bidi="hi_IN"/>
+        </w:rPr>
+      </w:r>
     </w:p>
     <w:p>
       <w:pPr>
         <w:pStyle w:val="Heading2"/>
       </w:pPr>
       <w:r>
+        <w:rPr>
+          <w:lang w:val="hi_IN" w:bidi="hi_IN"/>
+        </w:rPr>
         <w:t>फिलेमोन 1:10 (#4)</w:t>
       </w:r>
-      <w:r/>
-    </w:p>
-    <w:p>
-      <w:r/>
-      <w:r>
-        <w:rPr>
-          <w:b/>
+      <w:r>
+        <w:rPr>
+          <w:lang w:val="hi_IN" w:bidi="hi_IN"/>
+        </w:rPr>
+      </w:r>
+    </w:p>
+    <w:p>
+      <w:pPr/>
+      <w:r>
+        <w:rPr>
+          <w:lang w:val="hi_IN" w:bidi="hi_IN"/>
+        </w:rPr>
+      </w:r>
+      <w:r>
+        <w:rPr>
+          <w:b/>
+          <w:lang w:val="hi_IN" w:bidi="hi_IN"/>
         </w:rPr>
         <w:t>"के लिये"</w:t>
       </w:r>
       <w:r>
+        <w:rPr>
+          <w:lang w:val="hi_IN" w:bidi="hi_IN"/>
+        </w:rPr>
         <w:t xml:space="preserve"> - </w:t>
       </w:r>
       <w:r>
         <w:rPr>
           <w:b/>
+          <w:lang w:val="hi_IN" w:bidi="hi_IN"/>
         </w:rPr>
         <w:t>"मुझसे मेरी कैद में जन्मा है"</w:t>
       </w:r>
     </w:p>
     <w:p>
-      <w:r/>
-      <w:r>
+      <w:pPr/>
+      <w:r>
+        <w:rPr>
+          <w:lang w:val="hi_IN" w:bidi="hi_IN"/>
+        </w:rPr>
+      </w:r>
+      <w:r>
+        <w:rPr>
+          <w:lang w:val="hi_IN" w:bidi="hi_IN"/>
+        </w:rPr>
         <w:t>यहाँ “जन्मा” एक रूपक है जिसका अर्थ है कि पौलुस, उनेसिमुस को मसीह की पहचान में लाया। वैकल्पिक अनुवाद: “जो मेरा आत्मिक पुत्र बन गया जब मैंने उसे मसीह के विषय में सिखाया और जब मैं बेड़ियों में ही था, उसने नया जन्म पाया” या “जो मेरे लिए, बेड़ियों के समय में, पुत्र के समान बन गया”</w:t>
       </w:r>
     </w:p>
     <w:p>
-      <w:r/>
-      <w:r>
+      <w:pPr/>
+      <w:r>
+        <w:rPr>
+          <w:lang w:val="hi_IN" w:bidi="hi_IN"/>
+        </w:rPr>
+      </w:r>
+      <w:r>
+        <w:rPr>
+          <w:lang w:val="hi_IN" w:bidi="hi_IN"/>
+        </w:rPr>
         <w:t xml:space="preserve">देखें: </w:t>
       </w:r>
       <w:r>
+        <w:rPr>
+          <w:lang w:val="hi_IN" w:bidi="hi_IN"/>
+        </w:rPr>
         <w:t>रूपक</w:t>
       </w:r>
-      <w:r/>
-      <w:r/>
-    </w:p>
-    <w:p>
-      <w:r/>
+      <w:r>
+        <w:rPr>
+          <w:lang w:val="hi_IN" w:bidi="hi_IN"/>
+        </w:rPr>
+      </w:r>
+      <w:r>
+        <w:rPr>
+          <w:lang w:val="hi_IN" w:bidi="hi_IN"/>
+        </w:rPr>
+      </w:r>
+    </w:p>
+    <w:p>
+      <w:pPr/>
+      <w:r>
+        <w:rPr>
+          <w:lang w:val="hi_IN" w:bidi="hi_IN"/>
+        </w:rPr>
+      </w:r>
     </w:p>
     <w:p>
       <w:pPr>
         <w:pStyle w:val="Heading2"/>
       </w:pPr>
       <w:r>
+        <w:rPr>
+          <w:lang w:val="hi_IN" w:bidi="hi_IN"/>
+        </w:rPr>
         <w:t>फिलेमोन 1:10 (#5)</w:t>
       </w:r>
-      <w:r/>
-    </w:p>
-    <w:p>
-      <w:r/>
-      <w:r>
-        <w:rPr>
-          <w:b/>
+      <w:r>
+        <w:rPr>
+          <w:lang w:val="hi_IN" w:bidi="hi_IN"/>
+        </w:rPr>
+      </w:r>
+    </w:p>
+    <w:p>
+      <w:pPr/>
+      <w:r>
+        <w:rPr>
+          <w:lang w:val="hi_IN" w:bidi="hi_IN"/>
+        </w:rPr>
+      </w:r>
+      <w:r>
+        <w:rPr>
+          <w:b/>
+          <w:lang w:val="hi_IN" w:bidi="hi_IN"/>
         </w:rPr>
         <w:t>"मुझसे मेरी कैद में"</w:t>
       </w:r>
     </w:p>
     <w:p>
-      <w:r/>
-      <w:r>
+      <w:pPr/>
+      <w:r>
+        <w:rPr>
+          <w:lang w:val="hi_IN" w:bidi="hi_IN"/>
+        </w:rPr>
+      </w:r>
+      <w:r>
+        <w:rPr>
+          <w:lang w:val="hi_IN" w:bidi="hi_IN"/>
+        </w:rPr>
         <w:t>कैदियों को अक्सर जंजीरों से बांधा जाता था। उनेसिमुस को शिक्षा देते समय और इस पत्र को लिखते समय पौलुस बंदीग्रह में था वैकल्पिक अनुवाद: “जब मैं बंदीग्रह में था.... जब मैं बंदीग्रह में हूँ”</w:t>
       </w:r>
     </w:p>
     <w:p>
-      <w:r/>
-      <w:r>
+      <w:pPr/>
+      <w:r>
+        <w:rPr>
+          <w:lang w:val="hi_IN" w:bidi="hi_IN"/>
+        </w:rPr>
+      </w:r>
+      <w:r>
+        <w:rPr>
+          <w:lang w:val="hi_IN" w:bidi="hi_IN"/>
+        </w:rPr>
         <w:t xml:space="preserve">देखें: </w:t>
       </w:r>
       <w:r>
+        <w:rPr>
+          <w:lang w:val="hi_IN" w:bidi="hi_IN"/>
+        </w:rPr>
         <w:t>प्रतिन्यास</w:t>
       </w:r>
-      <w:r/>
-      <w:r/>
-    </w:p>
-    <w:p>
-      <w:r/>
+      <w:r>
+        <w:rPr>
+          <w:lang w:val="hi_IN" w:bidi="hi_IN"/>
+        </w:rPr>
+      </w:r>
+      <w:r>
+        <w:rPr>
+          <w:lang w:val="hi_IN" w:bidi="hi_IN"/>
+        </w:rPr>
+      </w:r>
+    </w:p>
+    <w:p>
+      <w:pPr/>
+      <w:r>
+        <w:rPr>
+          <w:lang w:val="hi_IN" w:bidi="hi_IN"/>
+        </w:rPr>
+      </w:r>
     </w:p>
     <w:p>
       <w:pPr>
         <w:pStyle w:val="Heading2"/>
       </w:pPr>
       <w:r>
+        <w:rPr>
+          <w:lang w:val="hi_IN" w:bidi="hi_IN"/>
+        </w:rPr>
         <w:t>फिलेमोन 1:12 (#1)</w:t>
       </w:r>
-      <w:r/>
-    </w:p>
-    <w:p>
-      <w:r/>
-      <w:r>
-        <w:rPr>
-          <w:b/>
+      <w:r>
+        <w:rPr>
+          <w:lang w:val="hi_IN" w:bidi="hi_IN"/>
+        </w:rPr>
+      </w:r>
+    </w:p>
+    <w:p>
+      <w:pPr/>
+      <w:r>
+        <w:rPr>
+          <w:lang w:val="hi_IN" w:bidi="hi_IN"/>
+        </w:rPr>
+      </w:r>
+      <w:r>
+        <w:rPr>
+          <w:b/>
+          <w:lang w:val="hi_IN" w:bidi="hi_IN"/>
         </w:rPr>
         <w:t>"अर्थात् जो"</w:t>
       </w:r>
       <w:r>
+        <w:rPr>
+          <w:lang w:val="hi_IN" w:bidi="hi_IN"/>
+        </w:rPr>
         <w:t xml:space="preserve"> - </w:t>
       </w:r>
       <w:r>
         <w:rPr>
           <w:b/>
+          <w:lang w:val="hi_IN" w:bidi="hi_IN"/>
         </w:rPr>
         <w:t>"मैंने"</w:t>
       </w:r>
       <w:r>
+        <w:rPr>
+          <w:lang w:val="hi_IN" w:bidi="hi_IN"/>
+        </w:rPr>
         <w:t xml:space="preserve"> - </w:t>
       </w:r>
       <w:r>
         <w:rPr>
           <w:b/>
+          <w:lang w:val="hi_IN" w:bidi="hi_IN"/>
         </w:rPr>
         <w:t>"तेरे पास"</w:t>
       </w:r>
     </w:p>
     <w:p>
-      <w:r/>
-      <w:r>
+      <w:pPr/>
+      <w:r>
+        <w:rPr>
+          <w:lang w:val="hi_IN" w:bidi="hi_IN"/>
+        </w:rPr>
+      </w:r>
+      <w:r>
+        <w:rPr>
+          <w:lang w:val="hi_IN" w:bidi="hi_IN"/>
+        </w:rPr>
         <w:t>संभवतः पौलुस, उनेसिमुस को एक दुसरे विश्वसी के साथ भेज रहा था जो इस पत्र को भी लेकर आ रहा था।</w:t>
       </w:r>
-      <w:r/>
-      <w:r/>
-    </w:p>
-    <w:p>
-      <w:r/>
+      <w:r>
+        <w:rPr>
+          <w:lang w:val="hi_IN" w:bidi="hi_IN"/>
+        </w:rPr>
+      </w:r>
+      <w:r>
+        <w:rPr>
+          <w:lang w:val="hi_IN" w:bidi="hi_IN"/>
+        </w:rPr>
+      </w:r>
+    </w:p>
+    <w:p>
+      <w:pPr/>
+      <w:r>
+        <w:rPr>
+          <w:lang w:val="hi_IN" w:bidi="hi_IN"/>
+        </w:rPr>
+      </w:r>
     </w:p>
     <w:p>
       <w:pPr>
         <w:pStyle w:val="Heading2"/>
       </w:pPr>
       <w:r>
+        <w:rPr>
+          <w:lang w:val="hi_IN" w:bidi="hi_IN"/>
+        </w:rPr>
         <w:t>फिलेमोन 1:12 (#2)</w:t>
       </w:r>
-      <w:r/>
-    </w:p>
-    <w:p>
-      <w:r/>
-      <w:r>
-        <w:rPr>
-          <w:b/>
+      <w:r>
+        <w:rPr>
+          <w:lang w:val="hi_IN" w:bidi="hi_IN"/>
+        </w:rPr>
+      </w:r>
+    </w:p>
+    <w:p>
+      <w:pPr/>
+      <w:r>
+        <w:rPr>
+          <w:lang w:val="hi_IN" w:bidi="hi_IN"/>
+        </w:rPr>
+      </w:r>
+      <w:r>
+        <w:rPr>
+          <w:b/>
+          <w:lang w:val="hi_IN" w:bidi="hi_IN"/>
         </w:rPr>
         <w:t>"जो मेरे हृदय का टुकड़ा है"</w:t>
       </w:r>
     </w:p>
     <w:p>
-      <w:r/>
-      <w:r>
+      <w:pPr/>
+      <w:r>
+        <w:rPr>
+          <w:lang w:val="hi_IN" w:bidi="hi_IN"/>
+        </w:rPr>
+      </w:r>
+      <w:r>
+        <w:rPr>
+          <w:lang w:val="hi_IN" w:bidi="hi_IN"/>
+        </w:rPr>
         <w:t xml:space="preserve">वाक्यांश </w:t>
       </w:r>
       <w:r>
         <w:rPr>
           <w:b/>
+          <w:lang w:val="hi_IN" w:bidi="hi_IN"/>
         </w:rPr>
         <w:t>जो मेरे हृदय का टुकड़ा है</w:t>
       </w:r>
       <w:r>
+        <w:rPr>
+          <w:lang w:val="hi_IN" w:bidi="hi_IN"/>
+        </w:rPr>
         <w:t xml:space="preserve"> किसी के प्रति गहरी भावनाओं का रूपक है। पौलुस यह उनेसिमुस के विषय में कह रहे थे। वैकल्पिक अनुवाद: "वह व्यक्ति जिसे मैं अत्यन्त प्रेम करता हूँ" या "वह व्यक्ति जो मेरे लिये बहुत विशेष है"</w:t>
       </w:r>
     </w:p>
     <w:p>
-      <w:r/>
-      <w:r>
+      <w:pPr/>
+      <w:r>
+        <w:rPr>
+          <w:lang w:val="hi_IN" w:bidi="hi_IN"/>
+        </w:rPr>
+      </w:r>
+      <w:r>
+        <w:rPr>
+          <w:lang w:val="hi_IN" w:bidi="hi_IN"/>
+        </w:rPr>
         <w:t xml:space="preserve">देखें: </w:t>
       </w:r>
       <w:r>
+        <w:rPr>
+          <w:lang w:val="hi_IN" w:bidi="hi_IN"/>
+        </w:rPr>
         <w:t>रूपक</w:t>
       </w:r>
     </w:p>
     <w:p>
-      <w:r/>
-      <w:r/>
-      <w:r/>
-    </w:p>
-    <w:p>
-      <w:r/>
+      <w:pPr/>
+      <w:r>
+        <w:rPr>
+          <w:lang w:val="hi_IN" w:bidi="hi_IN"/>
+        </w:rPr>
+      </w:r>
+      <w:r>
+        <w:rPr>
+          <w:lang w:val="hi_IN" w:bidi="hi_IN"/>
+        </w:rPr>
+      </w:r>
+      <w:r>
+        <w:rPr>
+          <w:lang w:val="hi_IN" w:bidi="hi_IN"/>
+        </w:rPr>
+      </w:r>
+    </w:p>
+    <w:p>
+      <w:pPr/>
+      <w:r>
+        <w:rPr>
+          <w:lang w:val="hi_IN" w:bidi="hi_IN"/>
+        </w:rPr>
+      </w:r>
     </w:p>
     <w:p>
       <w:pPr>
         <w:pStyle w:val="Heading2"/>
       </w:pPr>
       <w:r>
+        <w:rPr>
+          <w:lang w:val="hi_IN" w:bidi="hi_IN"/>
+        </w:rPr>
         <w:t>फिलेमोन 1:12 (#3)</w:t>
       </w:r>
-      <w:r/>
-    </w:p>
-    <w:p>
-      <w:r/>
-      <w:r>
-        <w:rPr>
-          <w:b/>
+      <w:r>
+        <w:rPr>
+          <w:lang w:val="hi_IN" w:bidi="hi_IN"/>
+        </w:rPr>
+      </w:r>
+    </w:p>
+    <w:p>
+      <w:pPr/>
+      <w:r>
+        <w:rPr>
+          <w:lang w:val="hi_IN" w:bidi="hi_IN"/>
+        </w:rPr>
+      </w:r>
+      <w:r>
+        <w:rPr>
+          <w:b/>
+          <w:lang w:val="hi_IN" w:bidi="hi_IN"/>
         </w:rPr>
         <w:t>"मेरे हृदय का टुकड़ा"</w:t>
       </w:r>
     </w:p>
     <w:p>
-      <w:r/>
-      <w:r>
+      <w:pPr/>
+      <w:r>
+        <w:rPr>
+          <w:lang w:val="hi_IN" w:bidi="hi_IN"/>
+        </w:rPr>
+      </w:r>
+      <w:r>
+        <w:rPr>
+          <w:lang w:val="hi_IN" w:bidi="hi_IN"/>
+        </w:rPr>
         <w:t>यहाँ, **हृदय का टुकड़ा** एक व्यक्ति की भावनाओं के स्थान के लिये रूपक है। यदि आपकी भाषा में ऐसा ही कोई रूपक है, तो उसका उपयोग करें। यदि नहीं, तो सरल भाषा का उपयोग करें। वैकल्पिक अनुवाद: "मेरा हृदय है" या "मेरा कलेजा है" या "मेरी गहरी भावनाएँ हैं"</w:t>
       </w:r>
     </w:p>
     <w:p>
-      <w:r/>
-      <w:r>
+      <w:pPr/>
+      <w:r>
+        <w:rPr>
+          <w:lang w:val="hi_IN" w:bidi="hi_IN"/>
+        </w:rPr>
+      </w:r>
+      <w:r>
+        <w:rPr>
+          <w:lang w:val="hi_IN" w:bidi="hi_IN"/>
+        </w:rPr>
         <w:t xml:space="preserve">देखें: </w:t>
       </w:r>
       <w:r>
+        <w:rPr>
+          <w:lang w:val="hi_IN" w:bidi="hi_IN"/>
+        </w:rPr>
         <w:t>लक्षणालंकार</w:t>
       </w:r>
     </w:p>
     <w:p>
-      <w:r/>
-      <w:r/>
-      <w:r/>
-    </w:p>
-    <w:p>
-      <w:r/>
+      <w:pPr/>
+      <w:r>
+        <w:rPr>
+          <w:lang w:val="hi_IN" w:bidi="hi_IN"/>
+        </w:rPr>
+      </w:r>
+      <w:r>
+        <w:rPr>
+          <w:lang w:val="hi_IN" w:bidi="hi_IN"/>
+        </w:rPr>
+      </w:r>
+      <w:r>
+        <w:rPr>
+          <w:lang w:val="hi_IN" w:bidi="hi_IN"/>
+        </w:rPr>
+      </w:r>
+    </w:p>
+    <w:p>
+      <w:pPr/>
+      <w:r>
+        <w:rPr>
+          <w:lang w:val="hi_IN" w:bidi="hi_IN"/>
+        </w:rPr>
+      </w:r>
     </w:p>
     <w:p>
       <w:pPr>
         <w:pStyle w:val="Heading2"/>
       </w:pPr>
       <w:r>
+        <w:rPr>
+          <w:lang w:val="hi_IN" w:bidi="hi_IN"/>
+        </w:rPr>
         <w:t>फिलेमोन 1:13 (#1)</w:t>
       </w:r>
-      <w:r/>
-    </w:p>
-    <w:p>
-      <w:r/>
-      <w:r>
-        <w:rPr>
-          <w:b/>
+      <w:r>
+        <w:rPr>
+          <w:lang w:val="hi_IN" w:bidi="hi_IN"/>
+        </w:rPr>
+      </w:r>
+    </w:p>
+    <w:p>
+      <w:pPr/>
+      <w:r>
+        <w:rPr>
+          <w:lang w:val="hi_IN" w:bidi="hi_IN"/>
+        </w:rPr>
+      </w:r>
+      <w:r>
+        <w:rPr>
+          <w:b/>
+          <w:lang w:val="hi_IN" w:bidi="hi_IN"/>
         </w:rPr>
         <w:t>"कि तेरी ओर से"</w:t>
       </w:r>
       <w:r>
+        <w:rPr>
+          <w:lang w:val="hi_IN" w:bidi="hi_IN"/>
+        </w:rPr>
         <w:t xml:space="preserve"> - </w:t>
       </w:r>
       <w:r>
         <w:rPr>
           <w:b/>
+          <w:lang w:val="hi_IN" w:bidi="hi_IN"/>
         </w:rPr>
         <w:t>"के कारण हैं, मेरी सेवा करे"</w:t>
       </w:r>
     </w:p>
     <w:p>
-      <w:r/>
-      <w:r>
+      <w:pPr/>
+      <w:r>
+        <w:rPr>
+          <w:lang w:val="hi_IN" w:bidi="hi_IN"/>
+        </w:rPr>
+      </w:r>
+      <w:r>
+        <w:rPr>
+          <w:lang w:val="hi_IN" w:bidi="hi_IN"/>
+        </w:rPr>
         <w:t>ताकि, जब तू यहाँ नहीं हो सकता है, वो मेरी सहायता करे या “ताकि वह तेरे बदले मेरी सहायता कर सके”</w:t>
       </w:r>
-      <w:r/>
-      <w:r/>
-    </w:p>
-    <w:p>
-      <w:r/>
+      <w:r>
+        <w:rPr>
+          <w:lang w:val="hi_IN" w:bidi="hi_IN"/>
+        </w:rPr>
+      </w:r>
+      <w:r>
+        <w:rPr>
+          <w:lang w:val="hi_IN" w:bidi="hi_IN"/>
+        </w:rPr>
+      </w:r>
+    </w:p>
+    <w:p>
+      <w:pPr/>
+      <w:r>
+        <w:rPr>
+          <w:lang w:val="hi_IN" w:bidi="hi_IN"/>
+        </w:rPr>
+      </w:r>
     </w:p>
     <w:p>
       <w:pPr>
         <w:pStyle w:val="Heading2"/>
       </w:pPr>
       <w:r>
+        <w:rPr>
+          <w:lang w:val="hi_IN" w:bidi="hi_IN"/>
+        </w:rPr>
         <w:t>फिलेमोन 1:13 (#2)</w:t>
       </w:r>
-      <w:r/>
-    </w:p>
-    <w:p>
-      <w:r/>
-      <w:r>
-        <w:rPr>
-          <w:b/>
+      <w:r>
+        <w:rPr>
+          <w:lang w:val="hi_IN" w:bidi="hi_IN"/>
+        </w:rPr>
+      </w:r>
+    </w:p>
+    <w:p>
+      <w:pPr/>
+      <w:r>
+        <w:rPr>
+          <w:lang w:val="hi_IN" w:bidi="hi_IN"/>
+        </w:rPr>
+      </w:r>
+      <w:r>
+        <w:rPr>
+          <w:b/>
+          <w:lang w:val="hi_IN" w:bidi="hi_IN"/>
         </w:rPr>
         <w:t>"इस कैद में"</w:t>
       </w:r>
     </w:p>
     <w:p>
-      <w:r/>
-      <w:r>
+      <w:pPr/>
+      <w:r>
+        <w:rPr>
+          <w:lang w:val="hi_IN" w:bidi="hi_IN"/>
+        </w:rPr>
+      </w:r>
+      <w:r>
+        <w:rPr>
+          <w:lang w:val="hi_IN" w:bidi="hi_IN"/>
+        </w:rPr>
         <w:t>कैदियों को अक्सर जंजीरों से बांधा जाता था। उनेसिमुस को शिक्षा देते समय और इस पत्र को लिखते समय पौलुस बंदीग्रह में था वैकल्पिक अनुवाद: “जब मैं कैद में हूँ”</w:t>
       </w:r>
     </w:p>
     <w:p>
-      <w:r/>
-      <w:r>
+      <w:pPr/>
+      <w:r>
+        <w:rPr>
+          <w:lang w:val="hi_IN" w:bidi="hi_IN"/>
+        </w:rPr>
+      </w:r>
+      <w:r>
+        <w:rPr>
+          <w:lang w:val="hi_IN" w:bidi="hi_IN"/>
+        </w:rPr>
         <w:t xml:space="preserve">देखें: </w:t>
       </w:r>
       <w:r>
+        <w:rPr>
+          <w:lang w:val="hi_IN" w:bidi="hi_IN"/>
+        </w:rPr>
         <w:t>प्रतिन्यास</w:t>
       </w:r>
-      <w:r/>
-      <w:r/>
-    </w:p>
-    <w:p>
-      <w:r/>
+      <w:r>
+        <w:rPr>
+          <w:lang w:val="hi_IN" w:bidi="hi_IN"/>
+        </w:rPr>
+      </w:r>
+      <w:r>
+        <w:rPr>
+          <w:lang w:val="hi_IN" w:bidi="hi_IN"/>
+        </w:rPr>
+      </w:r>
+    </w:p>
+    <w:p>
+      <w:pPr/>
+      <w:r>
+        <w:rPr>
+          <w:lang w:val="hi_IN" w:bidi="hi_IN"/>
+        </w:rPr>
+      </w:r>
     </w:p>
     <w:p>
       <w:pPr>
         <w:pStyle w:val="Heading2"/>
       </w:pPr>
       <w:r>
+        <w:rPr>
+          <w:lang w:val="hi_IN" w:bidi="hi_IN"/>
+        </w:rPr>
         <w:t>फिलेमोन 1:13 (#3)</w:t>
       </w:r>
-      <w:r/>
-    </w:p>
-    <w:p>
-      <w:r/>
-      <w:r>
-        <w:rPr>
-          <w:b/>
+      <w:r>
+        <w:rPr>
+          <w:lang w:val="hi_IN" w:bidi="hi_IN"/>
+        </w:rPr>
+      </w:r>
+    </w:p>
+    <w:p>
+      <w:pPr/>
+      <w:r>
+        <w:rPr>
+          <w:lang w:val="hi_IN" w:bidi="hi_IN"/>
+        </w:rPr>
+      </w:r>
+      <w:r>
+        <w:rPr>
+          <w:b/>
+          <w:lang w:val="hi_IN" w:bidi="hi_IN"/>
         </w:rPr>
         <w:t>"कैद में जो सुसमाचार के कारण है"</w:t>
       </w:r>
     </w:p>
     <w:p>
-      <w:r/>
-      <w:r>
+      <w:pPr/>
+      <w:r>
+        <w:rPr>
+          <w:lang w:val="hi_IN" w:bidi="hi_IN"/>
+        </w:rPr>
+      </w:r>
+      <w:r>
+        <w:rPr>
+          <w:lang w:val="hi_IN" w:bidi="hi_IN"/>
+        </w:rPr>
         <w:t xml:space="preserve">पौलुस बन्दीगृह में थे क्योंकि उन्होंने सार्वजनिक रूप से </w:t>
       </w:r>
       <w:r>
         <w:rPr>
           <w:b/>
+          <w:lang w:val="hi_IN" w:bidi="hi_IN"/>
         </w:rPr>
         <w:t>सुसमाचार</w:t>
       </w:r>
       <w:r>
+        <w:rPr>
+          <w:lang w:val="hi_IN" w:bidi="hi_IN"/>
+        </w:rPr>
         <w:t xml:space="preserve"> का प्रचार किया था। आप इसे स्पष्ट रूप से कह सकते हैं। वैकल्पिक अनुवाद: "मैं कैद में हूँ क्योंकि मैं सुसमाचार का प्रचार करता हूँ" </w:t>
       </w:r>
     </w:p>
     <w:p>
-      <w:r/>
-      <w:r>
+      <w:pPr/>
+      <w:r>
+        <w:rPr>
+          <w:lang w:val="hi_IN" w:bidi="hi_IN"/>
+        </w:rPr>
+      </w:r>
+      <w:r>
+        <w:rPr>
+          <w:lang w:val="hi_IN" w:bidi="hi_IN"/>
+        </w:rPr>
         <w:t xml:space="preserve">देखें: </w:t>
       </w:r>
       <w:r>
+        <w:rPr>
+          <w:lang w:val="hi_IN" w:bidi="hi_IN"/>
+        </w:rPr>
         <w:t>अनुमानित ज्ञान और अंतर्निहित जानकारी</w:t>
       </w:r>
     </w:p>
     <w:p>
-      <w:r/>
-      <w:r/>
-      <w:r/>
-    </w:p>
-    <w:p>
-      <w:r/>
+      <w:pPr/>
+      <w:r>
+        <w:rPr>
+          <w:lang w:val="hi_IN" w:bidi="hi_IN"/>
+        </w:rPr>
+      </w:r>
+      <w:r>
+        <w:rPr>
+          <w:lang w:val="hi_IN" w:bidi="hi_IN"/>
+        </w:rPr>
+      </w:r>
+      <w:r>
+        <w:rPr>
+          <w:lang w:val="hi_IN" w:bidi="hi_IN"/>
+        </w:rPr>
+      </w:r>
+    </w:p>
+    <w:p>
+      <w:pPr/>
+      <w:r>
+        <w:rPr>
+          <w:lang w:val="hi_IN" w:bidi="hi_IN"/>
+        </w:rPr>
+      </w:r>
     </w:p>
     <w:p>
       <w:pPr>
         <w:pStyle w:val="Heading2"/>
       </w:pPr>
       <w:r>
+        <w:rPr>
+          <w:lang w:val="hi_IN" w:bidi="hi_IN"/>
+        </w:rPr>
         <w:t>फिलेमोन 1:14 (#3)</w:t>
       </w:r>
-      <w:r/>
-    </w:p>
-    <w:p>
-      <w:r/>
-      <w:r>
-        <w:rPr>
-          <w:b/>
+      <w:r>
+        <w:rPr>
+          <w:lang w:val="hi_IN" w:bidi="hi_IN"/>
+        </w:rPr>
+      </w:r>
+    </w:p>
+    <w:p>
+      <w:pPr/>
+      <w:r>
+        <w:rPr>
+          <w:lang w:val="hi_IN" w:bidi="hi_IN"/>
+        </w:rPr>
+      </w:r>
+      <w:r>
+        <w:rPr>
+          <w:b/>
+          <w:lang w:val="hi_IN" w:bidi="hi_IN"/>
         </w:rPr>
         <w:t>"चाहा"</w:t>
       </w:r>
       <w:r>
+        <w:rPr>
+          <w:lang w:val="hi_IN" w:bidi="hi_IN"/>
+        </w:rPr>
         <w:t xml:space="preserve"> - </w:t>
       </w:r>
       <w:r>
         <w:rPr>
           <w:b/>
+          <w:lang w:val="hi_IN" w:bidi="hi_IN"/>
         </w:rPr>
         <w:t>"से"</w:t>
       </w:r>
       <w:r>
+        <w:rPr>
+          <w:lang w:val="hi_IN" w:bidi="hi_IN"/>
+        </w:rPr>
         <w:t xml:space="preserve"> - </w:t>
       </w:r>
       <w:r>
         <w:rPr>
           <w:b/>
+          <w:lang w:val="hi_IN" w:bidi="hi_IN"/>
         </w:rPr>
         <w:t>"पर आनन्द से हो"</w:t>
       </w:r>
     </w:p>
     <w:p>
-      <w:r/>
-      <w:r>
+      <w:pPr/>
+      <w:r>
+        <w:rPr>
+          <w:lang w:val="hi_IN" w:bidi="hi_IN"/>
+        </w:rPr>
+      </w:r>
+      <w:r>
+        <w:rPr>
+          <w:lang w:val="hi_IN" w:bidi="hi_IN"/>
+        </w:rPr>
         <w:t>परन्तु क्योंकि तूने स्वयं सही बात को करने का निर्णय किया</w:t>
       </w:r>
-      <w:r/>
-      <w:r/>
-    </w:p>
-    <w:p>
-      <w:r/>
+      <w:r>
+        <w:rPr>
+          <w:lang w:val="hi_IN" w:bidi="hi_IN"/>
+        </w:rPr>
+      </w:r>
+      <w:r>
+        <w:rPr>
+          <w:lang w:val="hi_IN" w:bidi="hi_IN"/>
+        </w:rPr>
+      </w:r>
+    </w:p>
+    <w:p>
+      <w:pPr/>
+      <w:r>
+        <w:rPr>
+          <w:lang w:val="hi_IN" w:bidi="hi_IN"/>
+        </w:rPr>
+      </w:r>
     </w:p>
     <w:p>
       <w:pPr>
         <w:pStyle w:val="Heading2"/>
       </w:pPr>
       <w:r>
+        <w:rPr>
+          <w:lang w:val="hi_IN" w:bidi="hi_IN"/>
+        </w:rPr>
         <w:t>फिलेमोन 1:14 (#2)</w:t>
       </w:r>
-      <w:r/>
-    </w:p>
-    <w:p>
-      <w:r/>
-      <w:r>
-        <w:rPr>
-          <w:b/>
+      <w:r>
+        <w:rPr>
+          <w:lang w:val="hi_IN" w:bidi="hi_IN"/>
+        </w:rPr>
+      </w:r>
+    </w:p>
+    <w:p>
+      <w:pPr/>
+      <w:r>
+        <w:rPr>
+          <w:lang w:val="hi_IN" w:bidi="hi_IN"/>
+        </w:rPr>
+      </w:r>
+      <w:r>
+        <w:rPr>
+          <w:b/>
+          <w:lang w:val="hi_IN" w:bidi="hi_IN"/>
         </w:rPr>
         <w:t>"पर आनन्द से हो"</w:t>
       </w:r>
     </w:p>
     <w:p>
-      <w:r/>
-      <w:r>
+      <w:pPr/>
+      <w:r>
+        <w:rPr>
+          <w:lang w:val="hi_IN" w:bidi="hi_IN"/>
+        </w:rPr>
+      </w:r>
+      <w:r>
+        <w:rPr>
+          <w:lang w:val="hi_IN" w:bidi="hi_IN"/>
+        </w:rPr>
         <w:t xml:space="preserve">यदि आपकी भाषा में यह सहायक हो, तो आप भाववाचक संज्ञा </w:t>
       </w:r>
       <w:r>
         <w:rPr>
           <w:b/>
+          <w:lang w:val="hi_IN" w:bidi="hi_IN"/>
         </w:rPr>
         <w:t>आनन्द</w:t>
       </w:r>
       <w:r>
+        <w:rPr>
+          <w:lang w:val="hi_IN" w:bidi="hi_IN"/>
+        </w:rPr>
         <w:t xml:space="preserve"> के पीछे के विचार को एक क्रिया के साथ व्यक्त कर सकते हैं। वैकल्पिक अनुवाद: "परन्तु क्योंकि तुम यह करना चाहते थे" या "परन्तु क्योंकि तुमने स्वेच्छा से सही काम करना चुना"</w:t>
       </w:r>
     </w:p>
     <w:p>
-      <w:r/>
-      <w:r>
+      <w:pPr/>
+      <w:r>
+        <w:rPr>
+          <w:lang w:val="hi_IN" w:bidi="hi_IN"/>
+        </w:rPr>
+      </w:r>
+      <w:r>
+        <w:rPr>
+          <w:lang w:val="hi_IN" w:bidi="hi_IN"/>
+        </w:rPr>
         <w:t xml:space="preserve">देखें: </w:t>
       </w:r>
       <w:r>
+        <w:rPr>
+          <w:lang w:val="hi_IN" w:bidi="hi_IN"/>
+        </w:rPr>
         <w:t>भाववाचक संज्ञाएँ</w:t>
       </w:r>
     </w:p>
     <w:p>
-      <w:r/>
-      <w:r/>
-      <w:r/>
-    </w:p>
-    <w:p>
-      <w:r/>
+      <w:pPr/>
+      <w:r>
+        <w:rPr>
+          <w:lang w:val="hi_IN" w:bidi="hi_IN"/>
+        </w:rPr>
+      </w:r>
+      <w:r>
+        <w:rPr>
+          <w:lang w:val="hi_IN" w:bidi="hi_IN"/>
+        </w:rPr>
+      </w:r>
+      <w:r>
+        <w:rPr>
+          <w:lang w:val="hi_IN" w:bidi="hi_IN"/>
+        </w:rPr>
+      </w:r>
+    </w:p>
+    <w:p>
+      <w:pPr/>
+      <w:r>
+        <w:rPr>
+          <w:lang w:val="hi_IN" w:bidi="hi_IN"/>
+        </w:rPr>
+      </w:r>
     </w:p>
     <w:p>
       <w:pPr>
         <w:pStyle w:val="Heading2"/>
       </w:pPr>
       <w:r>
+        <w:rPr>
+          <w:lang w:val="hi_IN" w:bidi="hi_IN"/>
+        </w:rPr>
         <w:t>फिलेमोन 1:15 (#1)</w:t>
       </w:r>
-      <w:r/>
-    </w:p>
-    <w:p>
-      <w:r/>
-      <w:r>
-        <w:rPr>
-          <w:b/>
+      <w:r>
+        <w:rPr>
+          <w:lang w:val="hi_IN" w:bidi="hi_IN"/>
+        </w:rPr>
+      </w:r>
+    </w:p>
+    <w:p>
+      <w:pPr/>
+      <w:r>
+        <w:rPr>
+          <w:lang w:val="hi_IN" w:bidi="hi_IN"/>
+        </w:rPr>
+      </w:r>
+      <w:r>
+        <w:rPr>
+          <w:b/>
+          <w:lang w:val="hi_IN" w:bidi="hi_IN"/>
         </w:rPr>
         <w:t>"क्योंकि क्या जाने वह तुझ से कुछ दिन तक के लिये इसी कारण अलग हुआ कि"</w:t>
       </w:r>
     </w:p>
     <w:p>
-      <w:r/>
-      <w:r>
+      <w:pPr/>
+      <w:r>
+        <w:rPr>
+          <w:lang w:val="hi_IN" w:bidi="hi_IN"/>
+        </w:rPr>
+      </w:r>
+      <w:r>
+        <w:rPr>
+          <w:lang w:val="hi_IN" w:bidi="hi_IN"/>
+        </w:rPr>
         <w:t xml:space="preserve">मूल भाषा में यह वाक्य निष्क्रिय रूप में लिखा गया है जबकि हिन्दी आई.आर.वि. बाइबल में यह वाक्य सक्रिय रूप में लिखा गया है। यदि आपकी भाषा इस निष्क्रिय रूप का उपयोग नहीं करती है, तो आप इसे सक्रिय रूप में व्यक्त कर सकते हैं। वैकल्पिक अनुवाद: "क्योंकि क्या जाने इसी कारण से परमेश्वर ने </w:t>
       </w:r>
       <w:r>
+        <w:rPr>
+          <w:lang w:val="hi_IN" w:bidi="hi_IN"/>
+        </w:rPr>
         <w:t>उनेसिमुस</w:t>
       </w:r>
       <w:r>
+        <w:rPr>
+          <w:lang w:val="hi_IN" w:bidi="hi_IN"/>
+        </w:rPr>
         <w:t xml:space="preserve"> को कुछ समय के लिए तुझसे दूर कर दिया था कि"</w:t>
       </w:r>
     </w:p>
     <w:p>
-      <w:r/>
-      <w:r>
+      <w:pPr/>
+      <w:r>
+        <w:rPr>
+          <w:lang w:val="hi_IN" w:bidi="hi_IN"/>
+        </w:rPr>
+      </w:r>
+      <w:r>
+        <w:rPr>
+          <w:lang w:val="hi_IN" w:bidi="hi_IN"/>
+        </w:rPr>
         <w:t xml:space="preserve">देखें: </w:t>
       </w:r>
       <w:r>
+        <w:rPr>
+          <w:lang w:val="hi_IN" w:bidi="hi_IN"/>
+        </w:rPr>
         <w:t>सक्रिय या निष्क्रिय</w:t>
       </w:r>
     </w:p>
     <w:p>
-      <w:r/>
-    </w:p>
-    <w:p>
-      <w:r/>
-      <w:r/>
-      <w:r/>
-    </w:p>
-    <w:p>
-      <w:r/>
+      <w:pPr/>
+      <w:r>
+        <w:rPr>
+          <w:lang w:val="hi_IN" w:bidi="hi_IN"/>
+        </w:rPr>
+      </w:r>
+    </w:p>
+    <w:p>
+      <w:pPr/>
+      <w:r>
+        <w:rPr>
+          <w:lang w:val="hi_IN" w:bidi="hi_IN"/>
+        </w:rPr>
+      </w:r>
+      <w:r>
+        <w:rPr>
+          <w:lang w:val="hi_IN" w:bidi="hi_IN"/>
+        </w:rPr>
+      </w:r>
+      <w:r>
+        <w:rPr>
+          <w:lang w:val="hi_IN" w:bidi="hi_IN"/>
+        </w:rPr>
+      </w:r>
+    </w:p>
+    <w:p>
+      <w:pPr/>
+      <w:r>
+        <w:rPr>
+          <w:lang w:val="hi_IN" w:bidi="hi_IN"/>
+        </w:rPr>
+      </w:r>
     </w:p>
     <w:p>
       <w:pPr>
         <w:pStyle w:val="Heading2"/>
       </w:pPr>
       <w:r>
+        <w:rPr>
+          <w:lang w:val="hi_IN" w:bidi="hi_IN"/>
+        </w:rPr>
         <w:t>फिलेमोन 1:15 (#2)</w:t>
       </w:r>
-      <w:r/>
-    </w:p>
-    <w:p>
-      <w:r/>
-      <w:r>
-        <w:rPr>
-          <w:b/>
+      <w:r>
+        <w:rPr>
+          <w:lang w:val="hi_IN" w:bidi="hi_IN"/>
+        </w:rPr>
+      </w:r>
+    </w:p>
+    <w:p>
+      <w:pPr/>
+      <w:r>
+        <w:rPr>
+          <w:lang w:val="hi_IN" w:bidi="hi_IN"/>
+        </w:rPr>
+      </w:r>
+      <w:r>
+        <w:rPr>
+          <w:b/>
+          <w:lang w:val="hi_IN" w:bidi="hi_IN"/>
         </w:rPr>
         <w:t>"कुछ दिन तक के लिये"</w:t>
       </w:r>
     </w:p>
     <w:p>
-      <w:r/>
-      <w:r>
+      <w:pPr/>
+      <w:r>
+        <w:rPr>
+          <w:lang w:val="hi_IN" w:bidi="hi_IN"/>
+        </w:rPr>
+      </w:r>
+      <w:r>
+        <w:rPr>
+          <w:lang w:val="hi_IN" w:bidi="hi_IN"/>
+        </w:rPr>
         <w:t xml:space="preserve">यहाँ वाक्यांश </w:t>
       </w:r>
       <w:r>
         <w:rPr>
           <w:b/>
+          <w:lang w:val="hi_IN" w:bidi="hi_IN"/>
         </w:rPr>
         <w:t>कुछ दिन तक के लिये</w:t>
       </w:r>
       <w:r>
+        <w:rPr>
+          <w:lang w:val="hi_IN" w:bidi="hi_IN"/>
+        </w:rPr>
         <w:t xml:space="preserve"> एक मुहावरा है जिसका अर्थ है "थोड़े समय के लिये।" यदि आपकी भाषा में यह सहायक हो, तो आप एक समान मुहावरा या सरल भाषा का उपयोग कर सकते हैं। वैकल्पिक अनुवाद: "इस थोड़े समय के लिये"</w:t>
       </w:r>
     </w:p>
     <w:p>
-      <w:r/>
-      <w:r>
+      <w:pPr/>
+      <w:r>
+        <w:rPr>
+          <w:lang w:val="hi_IN" w:bidi="hi_IN"/>
+        </w:rPr>
+      </w:r>
+      <w:r>
+        <w:rPr>
+          <w:lang w:val="hi_IN" w:bidi="hi_IN"/>
+        </w:rPr>
         <w:t xml:space="preserve">देखें: </w:t>
       </w:r>
       <w:r>
+        <w:rPr>
+          <w:lang w:val="hi_IN" w:bidi="hi_IN"/>
+        </w:rPr>
         <w:t>मुहावरा</w:t>
       </w:r>
     </w:p>
     <w:p>
-      <w:r/>
-      <w:r/>
-      <w:r/>
-    </w:p>
-    <w:p>
-      <w:r/>
+      <w:pPr/>
+      <w:r>
+        <w:rPr>
+          <w:lang w:val="hi_IN" w:bidi="hi_IN"/>
+        </w:rPr>
+      </w:r>
+      <w:r>
+        <w:rPr>
+          <w:lang w:val="hi_IN" w:bidi="hi_IN"/>
+        </w:rPr>
+      </w:r>
+      <w:r>
+        <w:rPr>
+          <w:lang w:val="hi_IN" w:bidi="hi_IN"/>
+        </w:rPr>
+      </w:r>
+    </w:p>
+    <w:p>
+      <w:pPr/>
+      <w:r>
+        <w:rPr>
+          <w:lang w:val="hi_IN" w:bidi="hi_IN"/>
+        </w:rPr>
+      </w:r>
     </w:p>
     <w:p>
       <w:pPr>
         <w:pStyle w:val="Heading2"/>
       </w:pPr>
       <w:r>
+        <w:rPr>
+          <w:lang w:val="hi_IN" w:bidi="hi_IN"/>
+        </w:rPr>
         <w:t>फिलेमोन 1:16 (#1)</w:t>
       </w:r>
-      <w:r/>
-    </w:p>
-    <w:p>
-      <w:r/>
-      <w:r>
-        <w:rPr>
-          <w:b/>
+      <w:r>
+        <w:rPr>
+          <w:lang w:val="hi_IN" w:bidi="hi_IN"/>
+        </w:rPr>
+      </w:r>
+    </w:p>
+    <w:p>
+      <w:pPr/>
+      <w:r>
+        <w:rPr>
+          <w:lang w:val="hi_IN" w:bidi="hi_IN"/>
+        </w:rPr>
+      </w:r>
+      <w:r>
+        <w:rPr>
+          <w:b/>
+          <w:lang w:val="hi_IN" w:bidi="hi_IN"/>
         </w:rPr>
         <w:t>"दास भी उत्तम"</w:t>
       </w:r>
     </w:p>
     <w:p>
-      <w:r/>
-      <w:r>
+      <w:pPr/>
+      <w:r>
+        <w:rPr>
+          <w:lang w:val="hi_IN" w:bidi="hi_IN"/>
+        </w:rPr>
+      </w:r>
+      <w:r>
+        <w:rPr>
+          <w:lang w:val="hi_IN" w:bidi="hi_IN"/>
+        </w:rPr>
         <w:t>एक दास से अधिक बहुमूल्य</w:t>
       </w:r>
-      <w:r/>
-      <w:r/>
-    </w:p>
-    <w:p>
-      <w:r/>
+      <w:r>
+        <w:rPr>
+          <w:lang w:val="hi_IN" w:bidi="hi_IN"/>
+        </w:rPr>
+      </w:r>
+      <w:r>
+        <w:rPr>
+          <w:lang w:val="hi_IN" w:bidi="hi_IN"/>
+        </w:rPr>
+      </w:r>
+    </w:p>
+    <w:p>
+      <w:pPr/>
+      <w:r>
+        <w:rPr>
+          <w:lang w:val="hi_IN" w:bidi="hi_IN"/>
+        </w:rPr>
+      </w:r>
     </w:p>
     <w:p>
       <w:pPr>
         <w:pStyle w:val="Heading2"/>
       </w:pPr>
       <w:r>
+        <w:rPr>
+          <w:lang w:val="hi_IN" w:bidi="hi_IN"/>
+        </w:rPr>
         <w:t>फिलेमोन 1:16 (#2)</w:t>
       </w:r>
-      <w:r/>
-    </w:p>
-    <w:p>
-      <w:r/>
-      <w:r>
-        <w:rPr>
-          <w:b/>
+      <w:r>
+        <w:rPr>
+          <w:lang w:val="hi_IN" w:bidi="hi_IN"/>
+        </w:rPr>
+      </w:r>
+    </w:p>
+    <w:p>
+      <w:pPr/>
+      <w:r>
+        <w:rPr>
+          <w:lang w:val="hi_IN" w:bidi="hi_IN"/>
+        </w:rPr>
+      </w:r>
+      <w:r>
+        <w:rPr>
+          <w:b/>
+          <w:lang w:val="hi_IN" w:bidi="hi_IN"/>
         </w:rPr>
         <w:t>"अब से दास के समान नहीं"</w:t>
       </w:r>
     </w:p>
     <w:p>
-      <w:r/>
-      <w:r>
+      <w:pPr/>
+      <w:r>
+        <w:rPr>
+          <w:lang w:val="hi_IN" w:bidi="hi_IN"/>
+        </w:rPr>
+      </w:r>
+      <w:r>
+        <w:rPr>
+          <w:lang w:val="hi_IN" w:bidi="hi_IN"/>
+        </w:rPr>
         <w:t xml:space="preserve">इसका यह अर्थ नहीं है कि उनेसिमुस अब फिलेमोन का </w:t>
       </w:r>
       <w:r>
         <w:rPr>
           <w:b/>
+          <w:lang w:val="hi_IN" w:bidi="hi_IN"/>
         </w:rPr>
         <w:t>दास</w:t>
       </w:r>
       <w:r>
+        <w:rPr>
+          <w:lang w:val="hi_IN" w:bidi="hi_IN"/>
+        </w:rPr>
         <w:t xml:space="preserve"> नहीं रहेगा। यदि आपकी भाषा में यह सहायक हो, तो आप "केवल" या "सिर्फ" जैसे शब्द का उपयोग कर सकते हैं। वैकल्पिक अनुवाद: "अब से सिर्फ दास के समान नहीं"</w:t>
       </w:r>
     </w:p>
     <w:p>
-      <w:r/>
-      <w:r/>
-      <w:r/>
-    </w:p>
-    <w:p>
-      <w:r/>
+      <w:pPr/>
+      <w:r>
+        <w:rPr>
+          <w:lang w:val="hi_IN" w:bidi="hi_IN"/>
+        </w:rPr>
+      </w:r>
+      <w:r>
+        <w:rPr>
+          <w:lang w:val="hi_IN" w:bidi="hi_IN"/>
+        </w:rPr>
+      </w:r>
+      <w:r>
+        <w:rPr>
+          <w:lang w:val="hi_IN" w:bidi="hi_IN"/>
+        </w:rPr>
+      </w:r>
+    </w:p>
+    <w:p>
+      <w:pPr/>
+      <w:r>
+        <w:rPr>
+          <w:lang w:val="hi_IN" w:bidi="hi_IN"/>
+        </w:rPr>
+      </w:r>
     </w:p>
     <w:p>
       <w:pPr>
         <w:pStyle w:val="Heading2"/>
       </w:pPr>
       <w:r>
+        <w:rPr>
+          <w:lang w:val="hi_IN" w:bidi="hi_IN"/>
+        </w:rPr>
         <w:t>फिलेमोन 1:16 (#3)</w:t>
       </w:r>
-      <w:r/>
-    </w:p>
-    <w:p>
-      <w:r/>
-      <w:r>
-        <w:rPr>
-          <w:b/>
+      <w:r>
+        <w:rPr>
+          <w:lang w:val="hi_IN" w:bidi="hi_IN"/>
+        </w:rPr>
+      </w:r>
+    </w:p>
+    <w:p>
+      <w:pPr/>
+      <w:r>
+        <w:rPr>
+          <w:lang w:val="hi_IN" w:bidi="hi_IN"/>
+        </w:rPr>
+      </w:r>
+      <w:r>
+        <w:rPr>
+          <w:b/>
+          <w:lang w:val="hi_IN" w:bidi="hi_IN"/>
         </w:rPr>
         <w:t>"दास से भी उत्तम"</w:t>
       </w:r>
     </w:p>
     <w:p>
-      <w:r/>
-      <w:r>
+      <w:pPr/>
+      <w:r>
+        <w:rPr>
+          <w:lang w:val="hi_IN" w:bidi="hi_IN"/>
+        </w:rPr>
+      </w:r>
+      <w:r>
+        <w:rPr>
+          <w:lang w:val="hi_IN" w:bidi="hi_IN"/>
+        </w:rPr>
         <w:t>वैकल्पिक अनुवाद: "एक दास से भी अधिक मूल्यवान"</w:t>
       </w:r>
-      <w:r/>
-      <w:r/>
-    </w:p>
-    <w:p>
-      <w:r/>
+      <w:r>
+        <w:rPr>
+          <w:lang w:val="hi_IN" w:bidi="hi_IN"/>
+        </w:rPr>
+      </w:r>
+      <w:r>
+        <w:rPr>
+          <w:lang w:val="hi_IN" w:bidi="hi_IN"/>
+        </w:rPr>
+      </w:r>
+    </w:p>
+    <w:p>
+      <w:pPr/>
+      <w:r>
+        <w:rPr>
+          <w:lang w:val="hi_IN" w:bidi="hi_IN"/>
+        </w:rPr>
+      </w:r>
     </w:p>
     <w:p>
       <w:pPr>
         <w:pStyle w:val="Heading2"/>
       </w:pPr>
       <w:r>
+        <w:rPr>
+          <w:lang w:val="hi_IN" w:bidi="hi_IN"/>
+        </w:rPr>
         <w:t>फिलेमोन 1:16 (#2)</w:t>
       </w:r>
-      <w:r/>
-    </w:p>
-    <w:p>
-      <w:r/>
-      <w:r>
-        <w:rPr>
-          <w:b/>
+      <w:r>
+        <w:rPr>
+          <w:lang w:val="hi_IN" w:bidi="hi_IN"/>
+        </w:rPr>
+      </w:r>
+    </w:p>
+    <w:p>
+      <w:pPr/>
+      <w:r>
+        <w:rPr>
+          <w:lang w:val="hi_IN" w:bidi="hi_IN"/>
+        </w:rPr>
+      </w:r>
+      <w:r>
+        <w:rPr>
+          <w:b/>
+          <w:lang w:val="hi_IN" w:bidi="hi_IN"/>
         </w:rPr>
         <w:t>"अर्थात् भाई"</w:t>
       </w:r>
     </w:p>
     <w:p>
-      <w:r/>
-      <w:r>
+      <w:pPr/>
+      <w:r>
+        <w:rPr>
+          <w:lang w:val="hi_IN" w:bidi="hi_IN"/>
+        </w:rPr>
+      </w:r>
+      <w:r>
+        <w:rPr>
+          <w:lang w:val="hi_IN" w:bidi="hi_IN"/>
+        </w:rPr>
         <w:t>एक प्रिय भाई या “मसीह में एक प्रिय भाई”</w:t>
       </w:r>
-      <w:r/>
-      <w:r/>
-    </w:p>
-    <w:p>
-      <w:r/>
+      <w:r>
+        <w:rPr>
+          <w:lang w:val="hi_IN" w:bidi="hi_IN"/>
+        </w:rPr>
+      </w:r>
+      <w:r>
+        <w:rPr>
+          <w:lang w:val="hi_IN" w:bidi="hi_IN"/>
+        </w:rPr>
+      </w:r>
+    </w:p>
+    <w:p>
+      <w:pPr/>
+      <w:r>
+        <w:rPr>
+          <w:lang w:val="hi_IN" w:bidi="hi_IN"/>
+        </w:rPr>
+      </w:r>
     </w:p>
     <w:p>
       <w:pPr>
         <w:pStyle w:val="Heading2"/>
       </w:pPr>
       <w:r>
+        <w:rPr>
+          <w:lang w:val="hi_IN" w:bidi="hi_IN"/>
+        </w:rPr>
         <w:t>फिलेमोन 1:16 (#5)</w:t>
       </w:r>
-      <w:r/>
-    </w:p>
-    <w:p>
-      <w:r/>
-      <w:r>
-        <w:rPr>
-          <w:b/>
+      <w:r>
+        <w:rPr>
+          <w:lang w:val="hi_IN" w:bidi="hi_IN"/>
+        </w:rPr>
+      </w:r>
+    </w:p>
+    <w:p>
+      <w:pPr/>
+      <w:r>
+        <w:rPr>
+          <w:lang w:val="hi_IN" w:bidi="hi_IN"/>
+        </w:rPr>
+      </w:r>
+      <w:r>
+        <w:rPr>
+          <w:b/>
+          <w:lang w:val="hi_IN" w:bidi="hi_IN"/>
         </w:rPr>
         <w:t>"प्रिय"</w:t>
       </w:r>
     </w:p>
     <w:p>
-      <w:r/>
-      <w:r>
+      <w:pPr/>
+      <w:r>
+        <w:rPr>
+          <w:lang w:val="hi_IN" w:bidi="hi_IN"/>
+        </w:rPr>
+      </w:r>
+      <w:r>
+        <w:rPr>
+          <w:lang w:val="hi_IN" w:bidi="hi_IN"/>
+        </w:rPr>
         <w:t>वैकल्पिक अनुवाद: "प्रिय" या "मूल्यवान"</w:t>
       </w:r>
-      <w:r/>
-      <w:r/>
-    </w:p>
-    <w:p>
-      <w:r/>
+      <w:r>
+        <w:rPr>
+          <w:lang w:val="hi_IN" w:bidi="hi_IN"/>
+        </w:rPr>
+      </w:r>
+      <w:r>
+        <w:rPr>
+          <w:lang w:val="hi_IN" w:bidi="hi_IN"/>
+        </w:rPr>
+      </w:r>
+    </w:p>
+    <w:p>
+      <w:pPr/>
+      <w:r>
+        <w:rPr>
+          <w:lang w:val="hi_IN" w:bidi="hi_IN"/>
+        </w:rPr>
+      </w:r>
     </w:p>
     <w:p>
       <w:pPr>
         <w:pStyle w:val="Heading2"/>
       </w:pPr>
       <w:r>
+        <w:rPr>
+          <w:lang w:val="hi_IN" w:bidi="hi_IN"/>
+        </w:rPr>
         <w:t>फिलेमोन 1:16 (#5)</w:t>
       </w:r>
-      <w:r/>
-    </w:p>
-    <w:p>
-      <w:r/>
-      <w:r>
-        <w:rPr>
-          <w:b/>
+      <w:r>
+        <w:rPr>
+          <w:lang w:val="hi_IN" w:bidi="hi_IN"/>
+        </w:rPr>
+      </w:r>
+    </w:p>
+    <w:p>
+      <w:pPr/>
+      <w:r>
+        <w:rPr>
+          <w:lang w:val="hi_IN" w:bidi="hi_IN"/>
+        </w:rPr>
+      </w:r>
+      <w:r>
+        <w:rPr>
+          <w:b/>
+          <w:lang w:val="hi_IN" w:bidi="hi_IN"/>
         </w:rPr>
         <w:t>"प्रभु में"</w:t>
       </w:r>
       <w:r>
+        <w:rPr>
+          <w:lang w:val="hi_IN" w:bidi="hi_IN"/>
+        </w:rPr>
         <w:t xml:space="preserve"> - </w:t>
       </w:r>
       <w:r>
         <w:rPr>
           <w:b/>
+          <w:lang w:val="hi_IN" w:bidi="hi_IN"/>
         </w:rPr>
         <w:t>"भी"</w:t>
       </w:r>
     </w:p>
     <w:p>
-      <w:r/>
-      <w:r>
+      <w:pPr/>
+      <w:r>
+        <w:rPr>
+          <w:lang w:val="hi_IN" w:bidi="hi_IN"/>
+        </w:rPr>
+      </w:r>
+      <w:r>
+        <w:rPr>
+          <w:lang w:val="hi_IN" w:bidi="hi_IN"/>
+        </w:rPr>
         <w:t>प्रभु में एक भाई के रूप में या “क्योंकि वह प्रभु का है”</w:t>
       </w:r>
-      <w:r/>
-      <w:r/>
-    </w:p>
-    <w:p>
-      <w:r/>
+      <w:r>
+        <w:rPr>
+          <w:lang w:val="hi_IN" w:bidi="hi_IN"/>
+        </w:rPr>
+      </w:r>
+      <w:r>
+        <w:rPr>
+          <w:lang w:val="hi_IN" w:bidi="hi_IN"/>
+        </w:rPr>
+      </w:r>
+    </w:p>
+    <w:p>
+      <w:pPr/>
+      <w:r>
+        <w:rPr>
+          <w:lang w:val="hi_IN" w:bidi="hi_IN"/>
+        </w:rPr>
+      </w:r>
     </w:p>
     <w:p>
       <w:pPr>
         <w:pStyle w:val="Heading2"/>
       </w:pPr>
       <w:r>
+        <w:rPr>
+          <w:lang w:val="hi_IN" w:bidi="hi_IN"/>
+        </w:rPr>
         <w:t>फिलेमोन 1:17 (#1)</w:t>
       </w:r>
-      <w:r/>
-    </w:p>
-    <w:p>
-      <w:r/>
-      <w:r>
-        <w:rPr>
-          <w:b/>
+      <w:r>
+        <w:rPr>
+          <w:lang w:val="hi_IN" w:bidi="hi_IN"/>
+        </w:rPr>
+      </w:r>
+    </w:p>
+    <w:p>
+      <w:pPr/>
+      <w:r>
+        <w:rPr>
+          <w:lang w:val="hi_IN" w:bidi="hi_IN"/>
+        </w:rPr>
+      </w:r>
+      <w:r>
+        <w:rPr>
+          <w:b/>
+          <w:lang w:val="hi_IN" w:bidi="hi_IN"/>
         </w:rPr>
         <w:t>""</w:t>
       </w:r>
     </w:p>
     <w:p>
-      <w:r/>
-      <w:r>
+      <w:pPr/>
+      <w:r>
+        <w:rPr>
+          <w:lang w:val="hi_IN" w:bidi="hi_IN"/>
+        </w:rPr>
+      </w:r>
+      <w:r>
+        <w:rPr>
+          <w:lang w:val="hi_IN" w:bidi="hi_IN"/>
+        </w:rPr>
         <w:t>अगर तू मुझको मसीह के लिए एक सहकर्मी समझता है</w:t>
       </w:r>
-      <w:r/>
-      <w:r/>
-    </w:p>
-    <w:p>
-      <w:r/>
+      <w:r>
+        <w:rPr>
+          <w:lang w:val="hi_IN" w:bidi="hi_IN"/>
+        </w:rPr>
+      </w:r>
+      <w:r>
+        <w:rPr>
+          <w:lang w:val="hi_IN" w:bidi="hi_IN"/>
+        </w:rPr>
+      </w:r>
+    </w:p>
+    <w:p>
+      <w:pPr/>
+      <w:r>
+        <w:rPr>
+          <w:lang w:val="hi_IN" w:bidi="hi_IN"/>
+        </w:rPr>
+      </w:r>
     </w:p>
     <w:p>
       <w:pPr>
         <w:pStyle w:val="Heading2"/>
       </w:pPr>
       <w:r>
+        <w:rPr>
+          <w:lang w:val="hi_IN" w:bidi="hi_IN"/>
+        </w:rPr>
         <w:t>फिलेमोन 1:17 (#2)</w:t>
       </w:r>
-      <w:r/>
-    </w:p>
-    <w:p>
-      <w:r/>
-      <w:r>
-        <w:rPr>
-          <w:b/>
+      <w:r>
+        <w:rPr>
+          <w:lang w:val="hi_IN" w:bidi="hi_IN"/>
+        </w:rPr>
+      </w:r>
+    </w:p>
+    <w:p>
+      <w:pPr/>
+      <w:r>
+        <w:rPr>
+          <w:lang w:val="hi_IN" w:bidi="hi_IN"/>
+        </w:rPr>
+      </w:r>
+      <w:r>
+        <w:rPr>
+          <w:b/>
+          <w:lang w:val="hi_IN" w:bidi="hi_IN"/>
         </w:rPr>
         <w:t>"यदि"</w:t>
       </w:r>
     </w:p>
     <w:p>
-      <w:r/>
-      <w:r>
+      <w:pPr/>
+      <w:r>
+        <w:rPr>
+          <w:lang w:val="hi_IN" w:bidi="hi_IN"/>
+        </w:rPr>
+      </w:r>
+      <w:r>
+        <w:rPr>
+          <w:lang w:val="hi_IN" w:bidi="hi_IN"/>
+        </w:rPr>
         <w:t>मूल भाषा में यहाँ शब्द "यदि</w:t>
       </w:r>
       <w:r>
         <w:rPr>
           <w:b/>
+          <w:lang w:val="hi_IN" w:bidi="hi_IN"/>
         </w:rPr>
         <w:t xml:space="preserve">" </w:t>
       </w:r>
       <w:r>
+        <w:rPr>
+          <w:lang w:val="hi_IN" w:bidi="hi_IN"/>
+        </w:rPr>
         <w:t xml:space="preserve">का प्रयोग किया गया है, जो किसी बात के कारण को दर्शाता है। जबकि हिन्दी आई.आर.वि. बाइबल में यहाँ इस शब्द को छोड़ दिया गया है। </w:t>
       </w:r>
       <w:r>
         <w:rPr>
           <w:b/>
+          <w:lang w:val="hi_IN" w:bidi="hi_IN"/>
         </w:rPr>
         <w:t xml:space="preserve">यदि </w:t>
       </w:r>
       <w:r>
+        <w:rPr>
+          <w:lang w:val="hi_IN" w:bidi="hi_IN"/>
+        </w:rPr>
         <w:t>का अर्थ है कि इस शब्द से पहले जो कुछ कहा गया है वही उसके बाद आने वाली बात का कारण है। सम्भवतः पौलुस चाहते हैं कि इस शब्द से पहले कही हुई सारी बातें ही कारण हों, क्योंकि यह शब्द यह भी दिखाता है कि अब पौलुस पत्र के मुख्य बिन्दु पर आ रहे हैं। अपनी भाषा में इस बदलाव को दिखाने के लिये स्वाभाविक विधि का उपयोग करें। वैकल्पिक अनुवाद: “इन सब बातों के कारण”</w:t>
       </w:r>
     </w:p>
     <w:p>
-      <w:r/>
-      <w:r>
+      <w:pPr/>
+      <w:r>
+        <w:rPr>
+          <w:lang w:val="hi_IN" w:bidi="hi_IN"/>
+        </w:rPr>
+      </w:r>
+      <w:r>
+        <w:rPr>
+          <w:lang w:val="hi_IN" w:bidi="hi_IN"/>
+        </w:rPr>
         <w:t xml:space="preserve">देखें: </w:t>
       </w:r>
       <w:r>
+        <w:rPr>
+          <w:lang w:val="hi_IN" w:bidi="hi_IN"/>
+        </w:rPr>
         <w:t>जोड़ें — कारण-और-परिणाम सम्बन्ध</w:t>
       </w:r>
     </w:p>
     <w:p>
-      <w:r/>
-      <w:r/>
-      <w:r/>
-    </w:p>
-    <w:p>
-      <w:r/>
+      <w:pPr/>
+      <w:r>
+        <w:rPr>
+          <w:lang w:val="hi_IN" w:bidi="hi_IN"/>
+        </w:rPr>
+      </w:r>
+      <w:r>
+        <w:rPr>
+          <w:lang w:val="hi_IN" w:bidi="hi_IN"/>
+        </w:rPr>
+      </w:r>
+      <w:r>
+        <w:rPr>
+          <w:lang w:val="hi_IN" w:bidi="hi_IN"/>
+        </w:rPr>
+      </w:r>
+    </w:p>
+    <w:p>
+      <w:pPr/>
+      <w:r>
+        <w:rPr>
+          <w:lang w:val="hi_IN" w:bidi="hi_IN"/>
+        </w:rPr>
+      </w:r>
     </w:p>
     <w:p>
       <w:pPr>
         <w:pStyle w:val="Heading2"/>
       </w:pPr>
       <w:r>
+        <w:rPr>
+          <w:lang w:val="hi_IN" w:bidi="hi_IN"/>
+        </w:rPr>
         <w:t>फिलेमोन 1:17 (#3)</w:t>
       </w:r>
-      <w:r/>
-    </w:p>
-    <w:p>
-      <w:r/>
-      <w:r>
-        <w:rPr>
-          <w:b/>
+      <w:r>
+        <w:rPr>
+          <w:lang w:val="hi_IN" w:bidi="hi_IN"/>
+        </w:rPr>
+      </w:r>
+    </w:p>
+    <w:p>
+      <w:pPr/>
+      <w:r>
+        <w:rPr>
+          <w:lang w:val="hi_IN" w:bidi="hi_IN"/>
+        </w:rPr>
+      </w:r>
+      <w:r>
+        <w:rPr>
+          <w:b/>
+          <w:lang w:val="hi_IN" w:bidi="hi_IN"/>
         </w:rPr>
         <w:t>"उसे इस प्रकार ग्रहण कर जैसे मुझे"</w:t>
       </w:r>
     </w:p>
     <w:p>
-      <w:r/>
-      <w:r>
+      <w:pPr/>
+      <w:r>
+        <w:rPr>
+          <w:lang w:val="hi_IN" w:bidi="hi_IN"/>
+        </w:rPr>
+      </w:r>
+      <w:r>
+        <w:rPr>
+          <w:lang w:val="hi_IN" w:bidi="hi_IN"/>
+        </w:rPr>
         <w:t>पौलुस यहाँ कुछ शब्दों को छोड़ रहे हैं जो कई भाषाओं में एक वाक्य को पूर्ण बनाने के लिये आवश्यक होते हैं। यदि आपकी भाषा में यह सहायक हो, तो आप सन्दर्भ से इन शब्दों को जोड़ सकते हैं। वैकल्पिक अनुवाद: “तो उसे वैसे ही ग्रहण कर जैसे तू मुझे ग्रहण करता है”</w:t>
       </w:r>
     </w:p>
     <w:p>
-      <w:r/>
-      <w:r>
+      <w:pPr/>
+      <w:r>
+        <w:rPr>
+          <w:lang w:val="hi_IN" w:bidi="hi_IN"/>
+        </w:rPr>
+      </w:r>
+      <w:r>
+        <w:rPr>
+          <w:lang w:val="hi_IN" w:bidi="hi_IN"/>
+        </w:rPr>
         <w:t xml:space="preserve">देखें: </w:t>
       </w:r>
       <w:r>
+        <w:rPr>
+          <w:lang w:val="hi_IN" w:bidi="hi_IN"/>
+        </w:rPr>
         <w:t>पदलोप</w:t>
       </w:r>
-      <w:r/>
-      <w:r/>
-    </w:p>
-    <w:p>
-      <w:r/>
+      <w:r>
+        <w:rPr>
+          <w:lang w:val="hi_IN" w:bidi="hi_IN"/>
+        </w:rPr>
+      </w:r>
+      <w:r>
+        <w:rPr>
+          <w:lang w:val="hi_IN" w:bidi="hi_IN"/>
+        </w:rPr>
+      </w:r>
+    </w:p>
+    <w:p>
+      <w:pPr/>
+      <w:r>
+        <w:rPr>
+          <w:lang w:val="hi_IN" w:bidi="hi_IN"/>
+        </w:rPr>
+      </w:r>
     </w:p>
     <w:p>
       <w:pPr>
         <w:pStyle w:val="Heading2"/>
       </w:pPr>
       <w:r>
+        <w:rPr>
+          <w:lang w:val="hi_IN" w:bidi="hi_IN"/>
+        </w:rPr>
         <w:t>फिलेमोन 1:18 (#1)</w:t>
       </w:r>
-      <w:r/>
-    </w:p>
-    <w:p>
-      <w:r/>
-      <w:r>
-        <w:rPr>
-          <w:b/>
+      <w:r>
+        <w:rPr>
+          <w:lang w:val="hi_IN" w:bidi="hi_IN"/>
+        </w:rPr>
+      </w:r>
+    </w:p>
+    <w:p>
+      <w:pPr/>
+      <w:r>
+        <w:rPr>
+          <w:lang w:val="hi_IN" w:bidi="hi_IN"/>
+        </w:rPr>
+      </w:r>
+      <w:r>
+        <w:rPr>
+          <w:b/>
+          <w:lang w:val="hi_IN" w:bidi="hi_IN"/>
         </w:rPr>
         <w:t>"और यदि उसने तेरी कुछ हानि की है, या उस पर तेरा कुछ आता है"</w:t>
       </w:r>
     </w:p>
     <w:p>
-      <w:r/>
-      <w:r>
+      <w:pPr/>
+      <w:r>
+        <w:rPr>
+          <w:lang w:val="hi_IN" w:bidi="hi_IN"/>
+        </w:rPr>
+      </w:r>
+      <w:r>
+        <w:rPr>
+          <w:lang w:val="hi_IN" w:bidi="hi_IN"/>
+        </w:rPr>
         <w:t>उनेसिमुस ने भाग कर निश्चित रूप से फिलेमोन के साथ गलत किया था, और सम्भवतः उसने फिलेमोन की कुछ सम्पत्ति भी चुरा ली थी। परन्तु पौलुस इन बातों को अनिश्चित रूप में प्रस्तुत कर रहे हैं ताकि विनम्रता बनी रहे। यदि आपकी भाषा में इस प्रकार की स्थिति वाक्य का उपयोग नहीं होता है, तो इसे व्यक्त करने का और अधिक स्वाभाविक तरीका प्रयोग करें। वैकल्पिक अनुवाद: "परन्तु उसने चाहे जो कुछ भी लिया हो या तेरी जो कुछ भी हानि किया हो"</w:t>
       </w:r>
     </w:p>
     <w:p>
-      <w:r/>
-      <w:r>
+      <w:pPr/>
+      <w:r>
+        <w:rPr>
+          <w:lang w:val="hi_IN" w:bidi="hi_IN"/>
+        </w:rPr>
+      </w:r>
+      <w:r>
+        <w:rPr>
+          <w:lang w:val="hi_IN" w:bidi="hi_IN"/>
+        </w:rPr>
         <w:t xml:space="preserve">देखें: </w:t>
       </w:r>
       <w:r>
+        <w:rPr>
+          <w:lang w:val="hi_IN" w:bidi="hi_IN"/>
+        </w:rPr>
         <w:t>जोड़ें — तथ्यात्मक स्थितियाँ</w:t>
       </w:r>
     </w:p>
     <w:p>
-      <w:r/>
-      <w:r/>
-      <w:r/>
-    </w:p>
-    <w:p>
-      <w:r/>
+      <w:pPr/>
+      <w:r>
+        <w:rPr>
+          <w:lang w:val="hi_IN" w:bidi="hi_IN"/>
+        </w:rPr>
+      </w:r>
+      <w:r>
+        <w:rPr>
+          <w:lang w:val="hi_IN" w:bidi="hi_IN"/>
+        </w:rPr>
+      </w:r>
+      <w:r>
+        <w:rPr>
+          <w:lang w:val="hi_IN" w:bidi="hi_IN"/>
+        </w:rPr>
+      </w:r>
+    </w:p>
+    <w:p>
+      <w:pPr/>
+      <w:r>
+        <w:rPr>
+          <w:lang w:val="hi_IN" w:bidi="hi_IN"/>
+        </w:rPr>
+      </w:r>
     </w:p>
     <w:p>
       <w:pPr>
         <w:pStyle w:val="Heading2"/>
       </w:pPr>
       <w:r>
+        <w:rPr>
+          <w:lang w:val="hi_IN" w:bidi="hi_IN"/>
+        </w:rPr>
         <w:t>फिलेमोन 1:18 (#2)</w:t>
       </w:r>
-      <w:r/>
-    </w:p>
-    <w:p>
-      <w:r/>
-      <w:r>
-        <w:rPr>
-          <w:b/>
+      <w:r>
+        <w:rPr>
+          <w:lang w:val="hi_IN" w:bidi="hi_IN"/>
+        </w:rPr>
+      </w:r>
+    </w:p>
+    <w:p>
+      <w:pPr/>
+      <w:r>
+        <w:rPr>
+          <w:lang w:val="hi_IN" w:bidi="hi_IN"/>
+        </w:rPr>
+      </w:r>
+      <w:r>
+        <w:rPr>
+          <w:b/>
+          <w:lang w:val="hi_IN" w:bidi="hi_IN"/>
         </w:rPr>
         <w:t>"और यदि उसने तेरी कुछ हानि की है, या उस पर तेरा कुछ आता है"</w:t>
       </w:r>
     </w:p>
     <w:p>
-      <w:r/>
-      <w:r>
+      <w:pPr/>
+      <w:r>
+        <w:rPr>
+          <w:lang w:val="hi_IN" w:bidi="hi_IN"/>
+        </w:rPr>
+      </w:r>
+      <w:r>
+        <w:rPr>
+          <w:lang w:val="hi_IN" w:bidi="hi_IN"/>
+        </w:rPr>
         <w:t xml:space="preserve">ये दोनों वाक्यांश एक समान अर्थ रखते हैं, यद्यपि </w:t>
       </w:r>
       <w:r>
         <w:rPr>
           <w:b/>
+          <w:lang w:val="hi_IN" w:bidi="hi_IN"/>
         </w:rPr>
         <w:t>तेरी कुछ हानि की</w:t>
       </w:r>
       <w:r>
+        <w:rPr>
+          <w:lang w:val="hi_IN" w:bidi="hi_IN"/>
+        </w:rPr>
         <w:t xml:space="preserve"> का अर्थ </w:t>
       </w:r>
       <w:r>
         <w:rPr>
           <w:b/>
+          <w:lang w:val="hi_IN" w:bidi="hi_IN"/>
         </w:rPr>
         <w:t xml:space="preserve">तेरा कुछ आता है </w:t>
       </w:r>
       <w:r>
+        <w:rPr>
+          <w:lang w:val="hi_IN" w:bidi="hi_IN"/>
+        </w:rPr>
         <w:t>से अधिक सामान्य है। यदि आपकी भाषा में यह अधिक स्वाभाविक हो, तो आप सामान्य वाक्यांश को दूसरे स्थान पर रख सकते हैं। वैकल्पिक अनुवाद: "परन्तु यदि उस पर तेरा कुछ आता है या उसने तेरी कुछ हानि की है"</w:t>
       </w:r>
     </w:p>
     <w:p>
-      <w:r/>
-      <w:r/>
-      <w:r/>
-    </w:p>
-    <w:p>
-      <w:r/>
+      <w:pPr/>
+      <w:r>
+        <w:rPr>
+          <w:lang w:val="hi_IN" w:bidi="hi_IN"/>
+        </w:rPr>
+      </w:r>
+      <w:r>
+        <w:rPr>
+          <w:lang w:val="hi_IN" w:bidi="hi_IN"/>
+        </w:rPr>
+      </w:r>
+      <w:r>
+        <w:rPr>
+          <w:lang w:val="hi_IN" w:bidi="hi_IN"/>
+        </w:rPr>
+      </w:r>
+    </w:p>
+    <w:p>
+      <w:pPr/>
+      <w:r>
+        <w:rPr>
+          <w:lang w:val="hi_IN" w:bidi="hi_IN"/>
+        </w:rPr>
+      </w:r>
     </w:p>
     <w:p>
       <w:pPr>
         <w:pStyle w:val="Heading2"/>
       </w:pPr>
       <w:r>
+        <w:rPr>
+          <w:lang w:val="hi_IN" w:bidi="hi_IN"/>
+        </w:rPr>
         <w:t>फिलेमोन 1:18 (#3)</w:t>
       </w:r>
-      <w:r/>
-    </w:p>
-    <w:p>
-      <w:r/>
-      <w:r>
-        <w:rPr>
-          <w:b/>
+      <w:r>
+        <w:rPr>
+          <w:lang w:val="hi_IN" w:bidi="hi_IN"/>
+        </w:rPr>
+      </w:r>
+    </w:p>
+    <w:p>
+      <w:pPr/>
+      <w:r>
+        <w:rPr>
+          <w:lang w:val="hi_IN" w:bidi="hi_IN"/>
+        </w:rPr>
+      </w:r>
+      <w:r>
+        <w:rPr>
+          <w:b/>
+          <w:lang w:val="hi_IN" w:bidi="hi_IN"/>
         </w:rPr>
         <w:t>"तो मेरे नाम पर लिख ले"</w:t>
       </w:r>
     </w:p>
     <w:p>
-      <w:r/>
-      <w:r>
+      <w:pPr/>
+      <w:r>
+        <w:rPr>
+          <w:lang w:val="hi_IN" w:bidi="hi_IN"/>
+        </w:rPr>
+      </w:r>
+      <w:r>
+        <w:rPr>
+          <w:lang w:val="hi_IN" w:bidi="hi_IN"/>
+        </w:rPr>
         <w:t xml:space="preserve">वैकल्पिक अनुवाद: "तो मैं तुझे चुकाने की ज़िम्मेदारी लूँगा" या "कह दूँ कि मैं ही तेरा ऋणी हूँ" </w:t>
       </w:r>
     </w:p>
     <w:p>
-      <w:r/>
-      <w:r/>
-      <w:r/>
-    </w:p>
-    <w:p>
-      <w:r/>
+      <w:pPr/>
+      <w:r>
+        <w:rPr>
+          <w:lang w:val="hi_IN" w:bidi="hi_IN"/>
+        </w:rPr>
+      </w:r>
+      <w:r>
+        <w:rPr>
+          <w:lang w:val="hi_IN" w:bidi="hi_IN"/>
+        </w:rPr>
+      </w:r>
+      <w:r>
+        <w:rPr>
+          <w:lang w:val="hi_IN" w:bidi="hi_IN"/>
+        </w:rPr>
+      </w:r>
+    </w:p>
+    <w:p>
+      <w:pPr/>
+      <w:r>
+        <w:rPr>
+          <w:lang w:val="hi_IN" w:bidi="hi_IN"/>
+        </w:rPr>
+      </w:r>
     </w:p>
     <w:p>
       <w:pPr>
         <w:pStyle w:val="Heading2"/>
       </w:pPr>
       <w:r>
+        <w:rPr>
+          <w:lang w:val="hi_IN" w:bidi="hi_IN"/>
+        </w:rPr>
         <w:t>फिलेमोन 1:19 (#1)</w:t>
       </w:r>
-      <w:r/>
-    </w:p>
-    <w:p>
-      <w:r/>
-      <w:r>
-        <w:rPr>
-          <w:b/>
+      <w:r>
+        <w:rPr>
+          <w:lang w:val="hi_IN" w:bidi="hi_IN"/>
+        </w:rPr>
+      </w:r>
+    </w:p>
+    <w:p>
+      <w:pPr/>
+      <w:r>
+        <w:rPr>
+          <w:lang w:val="hi_IN" w:bidi="hi_IN"/>
+        </w:rPr>
+      </w:r>
+      <w:r>
+        <w:rPr>
+          <w:b/>
+          <w:lang w:val="hi_IN" w:bidi="hi_IN"/>
         </w:rPr>
         <w:t>"मैं पौलुस अपने हाथ से लिखता हूँ, कि"</w:t>
       </w:r>
     </w:p>
     <w:p>
-      <w:r/>
-      <w:r>
+      <w:pPr/>
+      <w:r>
+        <w:rPr>
+          <w:lang w:val="hi_IN" w:bidi="hi_IN"/>
+        </w:rPr>
+      </w:r>
+      <w:r>
+        <w:rPr>
+          <w:lang w:val="hi_IN" w:bidi="hi_IN"/>
+        </w:rPr>
         <w:t>मैं, पौलुस, अपने हाथ से लिखता हूँ। पौलुस ने इस भाग को अपने हाथ से लिखा ताकि फिलेमोन यह जान सके कि यह शब्द वास्तव में पौलुस की ओर से ही हैं। पौलुस वास्तव में उसकी भरपाई करेगा।</w:t>
       </w:r>
-      <w:r/>
-      <w:r/>
-    </w:p>
-    <w:p>
-      <w:r/>
+      <w:r>
+        <w:rPr>
+          <w:lang w:val="hi_IN" w:bidi="hi_IN"/>
+        </w:rPr>
+      </w:r>
+      <w:r>
+        <w:rPr>
+          <w:lang w:val="hi_IN" w:bidi="hi_IN"/>
+        </w:rPr>
+      </w:r>
+    </w:p>
+    <w:p>
+      <w:pPr/>
+      <w:r>
+        <w:rPr>
+          <w:lang w:val="hi_IN" w:bidi="hi_IN"/>
+        </w:rPr>
+      </w:r>
     </w:p>
     <w:p>
       <w:pPr>
         <w:pStyle w:val="Heading2"/>
       </w:pPr>
       <w:r>
+        <w:rPr>
+          <w:lang w:val="hi_IN" w:bidi="hi_IN"/>
+        </w:rPr>
         <w:t>फिलेमोन 1:19 (#2)</w:t>
       </w:r>
-      <w:r/>
-    </w:p>
-    <w:p>
-      <w:r/>
-      <w:r>
-        <w:rPr>
-          <w:b/>
+      <w:r>
+        <w:rPr>
+          <w:lang w:val="hi_IN" w:bidi="hi_IN"/>
+        </w:rPr>
+      </w:r>
+    </w:p>
+    <w:p>
+      <w:pPr/>
+      <w:r>
+        <w:rPr>
+          <w:lang w:val="hi_IN" w:bidi="hi_IN"/>
+        </w:rPr>
+      </w:r>
+      <w:r>
+        <w:rPr>
+          <w:b/>
+          <w:lang w:val="hi_IN" w:bidi="hi_IN"/>
         </w:rPr>
         <w:t>"इसके कहने की नहीं,"</w:t>
       </w:r>
       <w:r>
+        <w:rPr>
+          <w:lang w:val="hi_IN" w:bidi="hi_IN"/>
+        </w:rPr>
         <w:t xml:space="preserve"> - </w:t>
       </w:r>
       <w:r>
         <w:rPr>
           <w:b/>
+          <w:lang w:val="hi_IN" w:bidi="hi_IN"/>
         </w:rPr>
         <w:t>"तुझ"</w:t>
       </w:r>
     </w:p>
     <w:p>
-      <w:r/>
-      <w:r>
+      <w:pPr/>
+      <w:r>
+        <w:rPr>
+          <w:lang w:val="hi_IN" w:bidi="hi_IN"/>
+        </w:rPr>
+      </w:r>
+      <w:r>
+        <w:rPr>
+          <w:lang w:val="hi_IN" w:bidi="hi_IN"/>
+        </w:rPr>
         <w:t>मुझे तुझे स्मरण दिलाने की आवयश्कता नही है या “तू पहले से ही जनता है”। पौलुस कहता है कि उसे फिलेमोन को यह सब बताने की आवयश्कता नही है, लेकिन फिर भी उसे बताता है। यह पौलुस द्वारा बताये जाने वाले सत्य का महत्व बता रहा है।</w:t>
       </w:r>
     </w:p>
     <w:p>
-      <w:r/>
-      <w:r>
+      <w:pPr/>
+      <w:r>
+        <w:rPr>
+          <w:lang w:val="hi_IN" w:bidi="hi_IN"/>
+        </w:rPr>
+      </w:r>
+      <w:r>
+        <w:rPr>
+          <w:lang w:val="hi_IN" w:bidi="hi_IN"/>
+        </w:rPr>
         <w:t xml:space="preserve">देखें: </w:t>
       </w:r>
       <w:r>
+        <w:rPr>
+          <w:lang w:val="hi_IN" w:bidi="hi_IN"/>
+        </w:rPr>
         <w:t>विडंबना</w:t>
       </w:r>
-      <w:r/>
-      <w:r/>
-    </w:p>
-    <w:p>
-      <w:r/>
+      <w:r>
+        <w:rPr>
+          <w:lang w:val="hi_IN" w:bidi="hi_IN"/>
+        </w:rPr>
+      </w:r>
+      <w:r>
+        <w:rPr>
+          <w:lang w:val="hi_IN" w:bidi="hi_IN"/>
+        </w:rPr>
+      </w:r>
+    </w:p>
+    <w:p>
+      <w:pPr/>
+      <w:r>
+        <w:rPr>
+          <w:lang w:val="hi_IN" w:bidi="hi_IN"/>
+        </w:rPr>
+      </w:r>
     </w:p>
     <w:p>
       <w:pPr>
         <w:pStyle w:val="Heading2"/>
       </w:pPr>
       <w:r>
+        <w:rPr>
+          <w:lang w:val="hi_IN" w:bidi="hi_IN"/>
+        </w:rPr>
         <w:t>फिलेमोन 1:19 (#3)</w:t>
       </w:r>
-      <w:r/>
-    </w:p>
-    <w:p>
-      <w:r/>
-      <w:r>
-        <w:rPr>
-          <w:b/>
+      <w:r>
+        <w:rPr>
+          <w:lang w:val="hi_IN" w:bidi="hi_IN"/>
+        </w:rPr>
+      </w:r>
+    </w:p>
+    <w:p>
+      <w:pPr/>
+      <w:r>
+        <w:rPr>
+          <w:lang w:val="hi_IN" w:bidi="hi_IN"/>
+        </w:rPr>
+      </w:r>
+      <w:r>
+        <w:rPr>
+          <w:b/>
+          <w:lang w:val="hi_IN" w:bidi="hi_IN"/>
         </w:rPr>
         <w:t>"आप"</w:t>
       </w:r>
       <w:r>
+        <w:rPr>
+          <w:lang w:val="hi_IN" w:bidi="hi_IN"/>
+        </w:rPr>
         <w:t xml:space="preserve"> - </w:t>
       </w:r>
       <w:r>
         <w:rPr>
           <w:b/>
+          <w:lang w:val="hi_IN" w:bidi="hi_IN"/>
         </w:rPr>
         <w:t>"मेरा कर्ज"</w:t>
       </w:r>
     </w:p>
     <w:p>
-      <w:r/>
-      <w:r>
+      <w:pPr/>
+      <w:r>
+        <w:rPr>
+          <w:lang w:val="hi_IN" w:bidi="hi_IN"/>
+        </w:rPr>
+      </w:r>
+      <w:r>
+        <w:rPr>
+          <w:lang w:val="hi_IN" w:bidi="hi_IN"/>
+        </w:rPr>
         <w:t>तू अपने जीवन से मेरा ॠणी है। पौलुस के कहने का अर्थ यह था कि फिलेमोन यह न कहे कि उनेसिमुस या पौलुस पर उसका कोई ॠण है, क्योंकि पौलुस का फिलेमोन पर उस से अधिक ॠण था। जिस कारण से फिलेमोन का जीवन पौलुस का ॠण था, उसे स्पष्ट किया जा सकता है। वैकल्पिक अनुवाद: “तू मेरा अधिक के लिए ॠणी है क्योंकि मैंने तेरे जीवन को बचाया है” या “तू अपने जीवन के लिए मेरा ॠणी है क्योंकि जो मैंने तुझे बताया उसने तेरे जीवन को बचाया है”</w:t>
       </w:r>
     </w:p>
     <w:p>
-      <w:r/>
-      <w:r>
+      <w:pPr/>
+      <w:r>
+        <w:rPr>
+          <w:lang w:val="hi_IN" w:bidi="hi_IN"/>
+        </w:rPr>
+      </w:r>
+      <w:r>
+        <w:rPr>
+          <w:lang w:val="hi_IN" w:bidi="hi_IN"/>
+        </w:rPr>
         <w:t xml:space="preserve">देखें: </w:t>
       </w:r>
       <w:r>
+        <w:rPr>
+          <w:lang w:val="hi_IN" w:bidi="hi_IN"/>
+        </w:rPr>
         <w:t>अनुमानित ज्ञान और निहित जानकारी</w:t>
       </w:r>
-      <w:r/>
-      <w:r/>
-    </w:p>
-    <w:p>
-      <w:r/>
+      <w:r>
+        <w:rPr>
+          <w:lang w:val="hi_IN" w:bidi="hi_IN"/>
+        </w:rPr>
+      </w:r>
+      <w:r>
+        <w:rPr>
+          <w:lang w:val="hi_IN" w:bidi="hi_IN"/>
+        </w:rPr>
+      </w:r>
+    </w:p>
+    <w:p>
+      <w:pPr/>
+      <w:r>
+        <w:rPr>
+          <w:lang w:val="hi_IN" w:bidi="hi_IN"/>
+        </w:rPr>
+      </w:r>
     </w:p>
     <w:p>
       <w:pPr>
         <w:pStyle w:val="Heading2"/>
       </w:pPr>
       <w:r>
+        <w:rPr>
+          <w:lang w:val="hi_IN" w:bidi="hi_IN"/>
+        </w:rPr>
         <w:t>फिलेमोन 1:20 (#1)</w:t>
       </w:r>
-      <w:r/>
-    </w:p>
-    <w:p>
-      <w:r/>
-      <w:r>
-        <w:rPr>
-          <w:b/>
+      <w:r>
+        <w:rPr>
+          <w:lang w:val="hi_IN" w:bidi="hi_IN"/>
+        </w:rPr>
+      </w:r>
+    </w:p>
+    <w:p>
+      <w:pPr/>
+      <w:r>
+        <w:rPr>
+          <w:lang w:val="hi_IN" w:bidi="hi_IN"/>
+        </w:rPr>
+      </w:r>
+      <w:r>
+        <w:rPr>
+          <w:b/>
+          <w:lang w:val="hi_IN" w:bidi="hi_IN"/>
         </w:rPr>
         <w:t>"भाई"</w:t>
       </w:r>
     </w:p>
     <w:p>
-      <w:r/>
-      <w:r>
+      <w:pPr/>
+      <w:r>
+        <w:rPr>
+          <w:lang w:val="hi_IN" w:bidi="hi_IN"/>
+        </w:rPr>
+      </w:r>
+      <w:r>
+        <w:rPr>
+          <w:lang w:val="hi_IN" w:bidi="hi_IN"/>
+        </w:rPr>
         <w:t xml:space="preserve">यहाँ </w:t>
       </w:r>
       <w:r>
         <w:rPr>
           <w:b/>
+          <w:lang w:val="hi_IN" w:bidi="hi_IN"/>
         </w:rPr>
         <w:t>भाई</w:t>
       </w:r>
       <w:r>
+        <w:rPr>
+          <w:lang w:val="hi_IN" w:bidi="hi_IN"/>
+        </w:rPr>
         <w:t xml:space="preserve"> एक रूपक है जो एक संगी विश्वासी के लिये उपयोग हुआ है। वैकल्पिक अनुवाद: “आत्मिक भाई” या “मसीह में भाई”</w:t>
       </w:r>
     </w:p>
     <w:p>
-      <w:r/>
-      <w:r>
+      <w:pPr/>
+      <w:r>
+        <w:rPr>
+          <w:lang w:val="hi_IN" w:bidi="hi_IN"/>
+        </w:rPr>
+      </w:r>
+      <w:r>
+        <w:rPr>
+          <w:lang w:val="hi_IN" w:bidi="hi_IN"/>
+        </w:rPr>
         <w:t xml:space="preserve">देखें: </w:t>
       </w:r>
       <w:r>
+        <w:rPr>
+          <w:lang w:val="hi_IN" w:bidi="hi_IN"/>
+        </w:rPr>
         <w:t>रूपक</w:t>
       </w:r>
     </w:p>
     <w:p>
-      <w:r/>
-      <w:r/>
-      <w:r/>
-    </w:p>
-    <w:p>
-      <w:r/>
+      <w:pPr/>
+      <w:r>
+        <w:rPr>
+          <w:lang w:val="hi_IN" w:bidi="hi_IN"/>
+        </w:rPr>
+      </w:r>
+      <w:r>
+        <w:rPr>
+          <w:lang w:val="hi_IN" w:bidi="hi_IN"/>
+        </w:rPr>
+      </w:r>
+      <w:r>
+        <w:rPr>
+          <w:lang w:val="hi_IN" w:bidi="hi_IN"/>
+        </w:rPr>
+      </w:r>
+    </w:p>
+    <w:p>
+      <w:pPr/>
+      <w:r>
+        <w:rPr>
+          <w:lang w:val="hi_IN" w:bidi="hi_IN"/>
+        </w:rPr>
+      </w:r>
     </w:p>
     <w:p>
       <w:pPr>
         <w:pStyle w:val="Heading2"/>
       </w:pPr>
       <w:r>
+        <w:rPr>
+          <w:lang w:val="hi_IN" w:bidi="hi_IN"/>
+        </w:rPr>
         <w:t>फिलेमोन 1:20 (#2)</w:t>
       </w:r>
-      <w:r/>
-    </w:p>
-    <w:p>
-      <w:r/>
-      <w:r>
-        <w:rPr>
-          <w:b/>
+      <w:r>
+        <w:rPr>
+          <w:lang w:val="hi_IN" w:bidi="hi_IN"/>
+        </w:rPr>
+      </w:r>
+    </w:p>
+    <w:p>
+      <w:pPr/>
+      <w:r>
+        <w:rPr>
+          <w:lang w:val="hi_IN" w:bidi="hi_IN"/>
+        </w:rPr>
+      </w:r>
+      <w:r>
+        <w:rPr>
+          <w:b/>
+          <w:lang w:val="hi_IN" w:bidi="hi_IN"/>
         </w:rPr>
         <w:t>"प्रभु में"</w:t>
       </w:r>
     </w:p>
     <w:p>
-      <w:r/>
-      <w:r>
+      <w:pPr/>
+      <w:r>
+        <w:rPr>
+          <w:lang w:val="hi_IN" w:bidi="hi_IN"/>
+        </w:rPr>
+      </w:r>
+      <w:r>
+        <w:rPr>
+          <w:lang w:val="hi_IN" w:bidi="hi_IN"/>
+        </w:rPr>
         <w:t xml:space="preserve">देखिए आपने वचन 16 में </w:t>
       </w:r>
       <w:r>
         <w:rPr>
           <w:b/>
+          <w:lang w:val="hi_IN" w:bidi="hi_IN"/>
         </w:rPr>
         <w:t>प्रभु में</w:t>
       </w:r>
       <w:r>
+        <w:rPr>
+          <w:lang w:val="hi_IN" w:bidi="hi_IN"/>
+        </w:rPr>
         <w:t xml:space="preserve"> का अनुवाद कैसे किया हैं। यह रूपक यीशु में विश्वास करने वालों का सन्दर्भ देता है और </w:t>
       </w:r>
       <w:r>
         <w:rPr>
           <w:b/>
+          <w:lang w:val="hi_IN" w:bidi="hi_IN"/>
         </w:rPr>
         <w:t>मसीह में</w:t>
       </w:r>
       <w:r>
+        <w:rPr>
+          <w:lang w:val="hi_IN" w:bidi="hi_IN"/>
+        </w:rPr>
         <w:t xml:space="preserve"> के समान अर्थ रखता है। वैकल्पिक अनुवाद: “जैसे तू प्रभु की सेवा करता है” या “क्योंकि हम प्रभु में सह-विश्वासी हैं”</w:t>
       </w:r>
     </w:p>
     <w:p>
-      <w:r/>
-      <w:r>
+      <w:pPr/>
+      <w:r>
+        <w:rPr>
+          <w:lang w:val="hi_IN" w:bidi="hi_IN"/>
+        </w:rPr>
+      </w:r>
+      <w:r>
+        <w:rPr>
+          <w:lang w:val="hi_IN" w:bidi="hi_IN"/>
+        </w:rPr>
         <w:t xml:space="preserve">देखें: </w:t>
       </w:r>
       <w:r>
+        <w:rPr>
+          <w:lang w:val="hi_IN" w:bidi="hi_IN"/>
+        </w:rPr>
         <w:t>रूपक</w:t>
       </w:r>
     </w:p>
     <w:p>
-      <w:r/>
-      <w:r/>
-      <w:r/>
-    </w:p>
-    <w:p>
-      <w:r/>
+      <w:pPr/>
+      <w:r>
+        <w:rPr>
+          <w:lang w:val="hi_IN" w:bidi="hi_IN"/>
+        </w:rPr>
+      </w:r>
+      <w:r>
+        <w:rPr>
+          <w:lang w:val="hi_IN" w:bidi="hi_IN"/>
+        </w:rPr>
+      </w:r>
+      <w:r>
+        <w:rPr>
+          <w:lang w:val="hi_IN" w:bidi="hi_IN"/>
+        </w:rPr>
+      </w:r>
+    </w:p>
+    <w:p>
+      <w:pPr/>
+      <w:r>
+        <w:rPr>
+          <w:lang w:val="hi_IN" w:bidi="hi_IN"/>
+        </w:rPr>
+      </w:r>
     </w:p>
     <w:p>
       <w:pPr>
         <w:pStyle w:val="Heading2"/>
       </w:pPr>
       <w:r>
+        <w:rPr>
+          <w:lang w:val="hi_IN" w:bidi="hi_IN"/>
+        </w:rPr>
         <w:t>फिलेमोन 1:20 (#3)</w:t>
       </w:r>
-      <w:r/>
-    </w:p>
-    <w:p>
-      <w:r/>
-      <w:r>
-        <w:rPr>
-          <w:b/>
+      <w:r>
+        <w:rPr>
+          <w:lang w:val="hi_IN" w:bidi="hi_IN"/>
+        </w:rPr>
+      </w:r>
+    </w:p>
+    <w:p>
+      <w:pPr/>
+      <w:r>
+        <w:rPr>
+          <w:lang w:val="hi_IN" w:bidi="hi_IN"/>
+        </w:rPr>
+      </w:r>
+      <w:r>
+        <w:rPr>
+          <w:b/>
+          <w:lang w:val="hi_IN" w:bidi="hi_IN"/>
         </w:rPr>
         <w:t>"मसीह में मेरे जी को हरा भरा कर दे"</w:t>
       </w:r>
     </w:p>
     <w:p>
-      <w:r/>
-      <w:r>
+      <w:pPr/>
+      <w:r>
+        <w:rPr>
+          <w:lang w:val="hi_IN" w:bidi="hi_IN"/>
+        </w:rPr>
+      </w:r>
+      <w:r>
+        <w:rPr>
+          <w:lang w:val="hi_IN" w:bidi="hi_IN"/>
+        </w:rPr>
         <w:t>पौलुस कैसे चाहते थे कि फिलेमोन उन्हें हरा भरा करें, इसे स्पष्ट किया जा सकता है। वैकल्पिक अनुवाद: "उनेसिमुस को विनम्रतापूर्वक स्वीकार करके मसीह में मेरे जी को हरा भरा कर दे"</w:t>
       </w:r>
     </w:p>
     <w:p>
-      <w:r/>
-      <w:r>
+      <w:pPr/>
+      <w:r>
+        <w:rPr>
+          <w:lang w:val="hi_IN" w:bidi="hi_IN"/>
+        </w:rPr>
+      </w:r>
+      <w:r>
+        <w:rPr>
+          <w:lang w:val="hi_IN" w:bidi="hi_IN"/>
+        </w:rPr>
         <w:t xml:space="preserve">देखें: </w:t>
       </w:r>
       <w:r>
+        <w:rPr>
+          <w:lang w:val="hi_IN" w:bidi="hi_IN"/>
+        </w:rPr>
         <w:t>अनुमानित ज्ञान और अंतर्निहित जानकारी</w:t>
       </w:r>
     </w:p>
     <w:p>
-      <w:r/>
-    </w:p>
-    <w:p>
-      <w:r/>
-    </w:p>
-    <w:p>
-      <w:r/>
-      <w:r/>
-      <w:r/>
-    </w:p>
-    <w:p>
-      <w:r/>
+      <w:pPr/>
+      <w:r>
+        <w:rPr>
+          <w:lang w:val="hi_IN" w:bidi="hi_IN"/>
+        </w:rPr>
+      </w:r>
+    </w:p>
+    <w:p>
+      <w:pPr/>
+      <w:r>
+        <w:rPr>
+          <w:lang w:val="hi_IN" w:bidi="hi_IN"/>
+        </w:rPr>
+      </w:r>
+    </w:p>
+    <w:p>
+      <w:pPr/>
+      <w:r>
+        <w:rPr>
+          <w:lang w:val="hi_IN" w:bidi="hi_IN"/>
+        </w:rPr>
+      </w:r>
+      <w:r>
+        <w:rPr>
+          <w:lang w:val="hi_IN" w:bidi="hi_IN"/>
+        </w:rPr>
+      </w:r>
+      <w:r>
+        <w:rPr>
+          <w:lang w:val="hi_IN" w:bidi="hi_IN"/>
+        </w:rPr>
+      </w:r>
+    </w:p>
+    <w:p>
+      <w:pPr/>
+      <w:r>
+        <w:rPr>
+          <w:lang w:val="hi_IN" w:bidi="hi_IN"/>
+        </w:rPr>
+      </w:r>
     </w:p>
     <w:p>
       <w:pPr>
         <w:pStyle w:val="Heading2"/>
       </w:pPr>
       <w:r>
+        <w:rPr>
+          <w:lang w:val="hi_IN" w:bidi="hi_IN"/>
+        </w:rPr>
         <w:t>फिलेमोन 1:20 (#1)</w:t>
       </w:r>
-      <w:r/>
-    </w:p>
-    <w:p>
-      <w:r/>
-      <w:r>
-        <w:rPr>
-          <w:b/>
+      <w:r>
+        <w:rPr>
+          <w:lang w:val="hi_IN" w:bidi="hi_IN"/>
+        </w:rPr>
+      </w:r>
+    </w:p>
+    <w:p>
+      <w:pPr/>
+      <w:r>
+        <w:rPr>
+          <w:lang w:val="hi_IN" w:bidi="hi_IN"/>
+        </w:rPr>
+      </w:r>
+      <w:r>
+        <w:rPr>
+          <w:b/>
+          <w:lang w:val="hi_IN" w:bidi="hi_IN"/>
         </w:rPr>
         <w:t>"मसीह में मेरे जी को हरा भरा कर दे"</w:t>
       </w:r>
     </w:p>
     <w:p>
-      <w:r/>
-      <w:r>
+      <w:pPr/>
+      <w:r>
+        <w:rPr>
+          <w:lang w:val="hi_IN" w:bidi="hi_IN"/>
+        </w:rPr>
+      </w:r>
+      <w:r>
+        <w:rPr>
+          <w:lang w:val="hi_IN" w:bidi="hi_IN"/>
+        </w:rPr>
         <w:t>यहाँ “हरा भरा”, सांत्वना या उत्साह का रूपक है। यहाँ “जी”, एक व्यक्ति की भावनाओं, विचारों या भीतरी मनुष्यत्व का लक्षणालंकार है। पौलुस किस प्रकार फिलेमोन से चाहता था कि वह उसके जी को हरा भरा कर दे, यह स्पष्ट है। वैकल्पिक अनुवाद: “मुझे मसीह में उत्साहित कर” या “मुझे मसीह में सांत्वना दे” या “उनेसिमुस को प्रेम से स्वीकार कर के मसीह में मेरे जी को हरा भरा कर दे”</w:t>
       </w:r>
     </w:p>
     <w:p>
-      <w:r/>
-      <w:r>
+      <w:pPr/>
+      <w:r>
+        <w:rPr>
+          <w:lang w:val="hi_IN" w:bidi="hi_IN"/>
+        </w:rPr>
+      </w:r>
+      <w:r>
+        <w:rPr>
+          <w:lang w:val="hi_IN" w:bidi="hi_IN"/>
+        </w:rPr>
         <w:t xml:space="preserve">देखें: </w:t>
       </w:r>
       <w:r>
+        <w:rPr>
+          <w:lang w:val="hi_IN" w:bidi="hi_IN"/>
+        </w:rPr>
         <w:t>रूपक</w:t>
       </w:r>
-      <w:r/>
-      <w:r/>
-    </w:p>
-    <w:p>
-      <w:r/>
+      <w:r>
+        <w:rPr>
+          <w:lang w:val="hi_IN" w:bidi="hi_IN"/>
+        </w:rPr>
+      </w:r>
+      <w:r>
+        <w:rPr>
+          <w:lang w:val="hi_IN" w:bidi="hi_IN"/>
+        </w:rPr>
+      </w:r>
+    </w:p>
+    <w:p>
+      <w:pPr/>
+      <w:r>
+        <w:rPr>
+          <w:lang w:val="hi_IN" w:bidi="hi_IN"/>
+        </w:rPr>
+      </w:r>
     </w:p>
     <w:p>
       <w:pPr>
         <w:pStyle w:val="Heading2"/>
       </w:pPr>
       <w:r>
+        <w:rPr>
+          <w:lang w:val="hi_IN" w:bidi="hi_IN"/>
+        </w:rPr>
         <w:t>फिलेमोन 1:20 (#5)</w:t>
       </w:r>
-      <w:r/>
-    </w:p>
-    <w:p>
-      <w:r/>
-      <w:r>
-        <w:rPr>
-          <w:b/>
+      <w:r>
+        <w:rPr>
+          <w:lang w:val="hi_IN" w:bidi="hi_IN"/>
+        </w:rPr>
+      </w:r>
+    </w:p>
+    <w:p>
+      <w:pPr/>
+      <w:r>
+        <w:rPr>
+          <w:lang w:val="hi_IN" w:bidi="hi_IN"/>
+        </w:rPr>
+      </w:r>
+      <w:r>
+        <w:rPr>
+          <w:b/>
+          <w:lang w:val="hi_IN" w:bidi="hi_IN"/>
         </w:rPr>
         <w:t>"मेरे जी को हरा भरा कर दे"</w:t>
       </w:r>
     </w:p>
     <w:p>
-      <w:r/>
-      <w:r>
+      <w:pPr/>
+      <w:r>
+        <w:rPr>
+          <w:lang w:val="hi_IN" w:bidi="hi_IN"/>
+        </w:rPr>
+      </w:r>
+      <w:r>
+        <w:rPr>
+          <w:lang w:val="hi_IN" w:bidi="hi_IN"/>
+        </w:rPr>
         <w:t xml:space="preserve">यहाँ </w:t>
       </w:r>
       <w:r>
         <w:rPr>
           <w:b/>
+          <w:lang w:val="hi_IN" w:bidi="hi_IN"/>
         </w:rPr>
         <w:t>जी</w:t>
       </w:r>
       <w:r>
+        <w:rPr>
+          <w:lang w:val="hi_IN" w:bidi="hi_IN"/>
+        </w:rPr>
         <w:t xml:space="preserve"> किसी व्यक्ति की भावनाओं, विचारों या भीतरी अस्तित्व के लिये एक लक्षणालंकार है। वैकल्पिक अनुवाद: “मुझे प्रोत्साहित कर दे” या “मुझे शान्ति दे”</w:t>
       </w:r>
     </w:p>
     <w:p>
-      <w:r/>
-      <w:r>
+      <w:pPr/>
+      <w:r>
+        <w:rPr>
+          <w:lang w:val="hi_IN" w:bidi="hi_IN"/>
+        </w:rPr>
+      </w:r>
+      <w:r>
+        <w:rPr>
+          <w:lang w:val="hi_IN" w:bidi="hi_IN"/>
+        </w:rPr>
         <w:t xml:space="preserve">देखें: </w:t>
       </w:r>
       <w:r>
+        <w:rPr>
+          <w:lang w:val="hi_IN" w:bidi="hi_IN"/>
+        </w:rPr>
         <w:t>लक्षणालंकार</w:t>
       </w:r>
     </w:p>
     <w:p>
-      <w:r/>
-      <w:r/>
-      <w:r/>
-    </w:p>
-    <w:p>
-      <w:r/>
+      <w:pPr/>
+      <w:r>
+        <w:rPr>
+          <w:lang w:val="hi_IN" w:bidi="hi_IN"/>
+        </w:rPr>
+      </w:r>
+      <w:r>
+        <w:rPr>
+          <w:lang w:val="hi_IN" w:bidi="hi_IN"/>
+        </w:rPr>
+      </w:r>
+      <w:r>
+        <w:rPr>
+          <w:lang w:val="hi_IN" w:bidi="hi_IN"/>
+        </w:rPr>
+      </w:r>
+    </w:p>
+    <w:p>
+      <w:pPr/>
+      <w:r>
+        <w:rPr>
+          <w:lang w:val="hi_IN" w:bidi="hi_IN"/>
+        </w:rPr>
+      </w:r>
     </w:p>
     <w:p>
       <w:pPr>
         <w:pStyle w:val="Heading2"/>
       </w:pPr>
       <w:r>
+        <w:rPr>
+          <w:lang w:val="hi_IN" w:bidi="hi_IN"/>
+        </w:rPr>
         <w:t>फिलेमोन 1:21 (#1)</w:t>
       </w:r>
-      <w:r/>
-    </w:p>
-    <w:p>
-      <w:r/>
-      <w:r>
-        <w:rPr>
-          <w:b/>
+      <w:r>
+        <w:rPr>
+          <w:lang w:val="hi_IN" w:bidi="hi_IN"/>
+        </w:rPr>
+      </w:r>
+    </w:p>
+    <w:p>
+      <w:pPr/>
+      <w:r>
+        <w:rPr>
+          <w:lang w:val="hi_IN" w:bidi="hi_IN"/>
+        </w:rPr>
+      </w:r>
+      <w:r>
+        <w:rPr>
+          <w:b/>
+          <w:lang w:val="hi_IN" w:bidi="hi_IN"/>
         </w:rPr>
         <w:t>"मैं तेरे आज्ञाकारी होने का भरोसा रखकर"</w:t>
       </w:r>
     </w:p>
     <w:p>
-      <w:r/>
-      <w:r>
+      <w:pPr/>
+      <w:r>
+        <w:rPr>
+          <w:lang w:val="hi_IN" w:bidi="hi_IN"/>
+        </w:rPr>
+      </w:r>
+      <w:r>
+        <w:rPr>
+          <w:lang w:val="hi_IN" w:bidi="hi_IN"/>
+        </w:rPr>
         <w:t xml:space="preserve">यदि आपकी भाषा में यह सहायक हो, तो आप </w:t>
       </w:r>
       <w:r>
         <w:rPr>
           <w:b/>
+          <w:lang w:val="hi_IN" w:bidi="hi_IN"/>
         </w:rPr>
         <w:t>आज्ञाकारी</w:t>
       </w:r>
       <w:r>
+        <w:rPr>
+          <w:lang w:val="hi_IN" w:bidi="hi_IN"/>
+        </w:rPr>
         <w:t xml:space="preserve"> और </w:t>
       </w:r>
       <w:r>
         <w:rPr>
           <w:b/>
+          <w:lang w:val="hi_IN" w:bidi="hi_IN"/>
         </w:rPr>
         <w:t>भरोसा</w:t>
       </w:r>
       <w:r>
+        <w:rPr>
+          <w:lang w:val="hi_IN" w:bidi="hi_IN"/>
+        </w:rPr>
         <w:t xml:space="preserve"> जैसे भाववाचक संज्ञाओं के पीछे के विचार को क्रियाओं के साथ व्यक्त कर सकते हैं। वैकल्पिक अनुवाद: "क्योंकि मुझे भरोसा है कि तू मेरी आज्ञा मानेगा"</w:t>
       </w:r>
     </w:p>
     <w:p>
-      <w:r/>
-      <w:r>
+      <w:pPr/>
+      <w:r>
+        <w:rPr>
+          <w:lang w:val="hi_IN" w:bidi="hi_IN"/>
+        </w:rPr>
+      </w:r>
+      <w:r>
+        <w:rPr>
+          <w:lang w:val="hi_IN" w:bidi="hi_IN"/>
+        </w:rPr>
         <w:t xml:space="preserve">देखें: </w:t>
       </w:r>
       <w:r>
+        <w:rPr>
+          <w:lang w:val="hi_IN" w:bidi="hi_IN"/>
+        </w:rPr>
         <w:t>भाववाचक संज्ञाएँ</w:t>
       </w:r>
     </w:p>
     <w:p>
-      <w:r/>
-      <w:r/>
-      <w:r/>
-    </w:p>
-    <w:p>
-      <w:r/>
+      <w:pPr/>
+      <w:r>
+        <w:rPr>
+          <w:lang w:val="hi_IN" w:bidi="hi_IN"/>
+        </w:rPr>
+      </w:r>
+      <w:r>
+        <w:rPr>
+          <w:lang w:val="hi_IN" w:bidi="hi_IN"/>
+        </w:rPr>
+      </w:r>
+      <w:r>
+        <w:rPr>
+          <w:lang w:val="hi_IN" w:bidi="hi_IN"/>
+        </w:rPr>
+      </w:r>
+    </w:p>
+    <w:p>
+      <w:pPr/>
+      <w:r>
+        <w:rPr>
+          <w:lang w:val="hi_IN" w:bidi="hi_IN"/>
+        </w:rPr>
+      </w:r>
     </w:p>
     <w:p>
       <w:pPr>
         <w:pStyle w:val="Heading2"/>
       </w:pPr>
       <w:r>
+        <w:rPr>
+          <w:lang w:val="hi_IN" w:bidi="hi_IN"/>
+        </w:rPr>
         <w:t>फिलेमोन 1:21 (#2)</w:t>
       </w:r>
-      <w:r/>
-    </w:p>
-    <w:p>
-      <w:r/>
-      <w:r>
-        <w:rPr>
-          <w:b/>
+      <w:r>
+        <w:rPr>
+          <w:lang w:val="hi_IN" w:bidi="hi_IN"/>
+        </w:rPr>
+      </w:r>
+    </w:p>
+    <w:p>
+      <w:pPr/>
+      <w:r>
+        <w:rPr>
+          <w:lang w:val="hi_IN" w:bidi="hi_IN"/>
+        </w:rPr>
+      </w:r>
+      <w:r>
+        <w:rPr>
+          <w:b/>
+          <w:lang w:val="hi_IN" w:bidi="hi_IN"/>
         </w:rPr>
         <w:t>"मैं ... तुझे लिखता हूँ" (मैं ... तुझे लिखा)</w:t>
       </w:r>
     </w:p>
     <w:p>
-      <w:r/>
-      <w:r>
+      <w:pPr/>
+      <w:r>
+        <w:rPr>
+          <w:lang w:val="hi_IN" w:bidi="hi_IN"/>
+        </w:rPr>
+      </w:r>
+      <w:r>
+        <w:rPr>
+          <w:lang w:val="hi_IN" w:bidi="hi_IN"/>
+        </w:rPr>
         <w:t>मूल भाषा में यहाँ यह वाक्य भूतकाल में लिखा गया है, जबकि हिन्दी आई.आर.वि. बाइबल में यह वाक्य वर्तमान काल में लिखा गया है। पौलुस ने यहाँ भूतकाल का उपयोग किया क्योंकि लिखने की क्रिया उस समय भूतकाल में होगी जब फिलेमोन पत्र पढ़ेंगे। अपनी भाषा में जो काल सबसे स्वाभाविक हो, उसका उपयोग करें। वैकल्पिक अनुवाद: "मैं ... तुझे लिखता हूँ"</w:t>
       </w:r>
-      <w:r/>
-      <w:r/>
-    </w:p>
-    <w:p>
-      <w:r/>
+      <w:r>
+        <w:rPr>
+          <w:lang w:val="hi_IN" w:bidi="hi_IN"/>
+        </w:rPr>
+      </w:r>
+      <w:r>
+        <w:rPr>
+          <w:lang w:val="hi_IN" w:bidi="hi_IN"/>
+        </w:rPr>
+      </w:r>
+    </w:p>
+    <w:p>
+      <w:pPr/>
+      <w:r>
+        <w:rPr>
+          <w:lang w:val="hi_IN" w:bidi="hi_IN"/>
+        </w:rPr>
+      </w:r>
     </w:p>
     <w:p>
       <w:pPr>
         <w:pStyle w:val="Heading2"/>
       </w:pPr>
       <w:r>
+        <w:rPr>
+          <w:lang w:val="hi_IN" w:bidi="hi_IN"/>
+        </w:rPr>
         <w:t>फिलेमोन 1:22 (#1)</w:t>
       </w:r>
-      <w:r/>
-    </w:p>
-    <w:p>
-      <w:r/>
-      <w:r>
-        <w:rPr>
-          <w:b/>
+      <w:r>
+        <w:rPr>
+          <w:lang w:val="hi_IN" w:bidi="hi_IN"/>
+        </w:rPr>
+      </w:r>
+    </w:p>
+    <w:p>
+      <w:pPr/>
+      <w:r>
+        <w:rPr>
+          <w:lang w:val="hi_IN" w:bidi="hi_IN"/>
+        </w:rPr>
+      </w:r>
+      <w:r>
+        <w:rPr>
+          <w:b/>
+          <w:lang w:val="hi_IN" w:bidi="hi_IN"/>
         </w:rPr>
         <w:t>""</w:t>
       </w:r>
     </w:p>
     <w:p>
-      <w:r/>
-      <w:r>
+      <w:pPr/>
+      <w:r>
+        <w:rPr>
+          <w:lang w:val="hi_IN" w:bidi="hi_IN"/>
+        </w:rPr>
+      </w:r>
+      <w:r>
+        <w:rPr>
+          <w:lang w:val="hi_IN" w:bidi="hi_IN"/>
+        </w:rPr>
         <w:t>संयोजक कथन: यहाँ पौलुस अपने पत्र का समापन करते हैं और फिलेमोन को अन्तिम निर्देश और आशीर्वाद देते हैं, और उन विश्वासियों को भी जो फिलेमोन के घर में कलीसिया के लिये इकट्ठे होते थे। यदि आप अनुभाग शीर्षक का उपयोग कर रहे हैं, तो आप इसे यहाँ वचन 22 से पहले रख सकते हैं। सुझाया गया शीर्षक: “अन्तिम निर्देश और आशीर्वाद”</w:t>
       </w:r>
     </w:p>
     <w:p>
-      <w:r/>
-      <w:r>
+      <w:pPr/>
+      <w:r>
+        <w:rPr>
+          <w:lang w:val="hi_IN" w:bidi="hi_IN"/>
+        </w:rPr>
+      </w:r>
+      <w:r>
+        <w:rPr>
+          <w:lang w:val="hi_IN" w:bidi="hi_IN"/>
+        </w:rPr>
         <w:t>देखिए:</w:t>
       </w:r>
     </w:p>
     <w:p>
-      <w:r/>
-      <w:r/>
-      <w:r/>
-    </w:p>
-    <w:p>
-      <w:r/>
+      <w:pPr/>
+      <w:r>
+        <w:rPr>
+          <w:lang w:val="hi_IN" w:bidi="hi_IN"/>
+        </w:rPr>
+      </w:r>
+      <w:r>
+        <w:rPr>
+          <w:lang w:val="hi_IN" w:bidi="hi_IN"/>
+        </w:rPr>
+      </w:r>
+      <w:r>
+        <w:rPr>
+          <w:lang w:val="hi_IN" w:bidi="hi_IN"/>
+        </w:rPr>
+      </w:r>
+    </w:p>
+    <w:p>
+      <w:pPr/>
+      <w:r>
+        <w:rPr>
+          <w:lang w:val="hi_IN" w:bidi="hi_IN"/>
+        </w:rPr>
+      </w:r>
     </w:p>
     <w:p>
       <w:pPr>
         <w:pStyle w:val="Heading2"/>
       </w:pPr>
       <w:r>
+        <w:rPr>
+          <w:lang w:val="hi_IN" w:bidi="hi_IN"/>
+        </w:rPr>
         <w:t>फिलेमोन 1:22 (#1)</w:t>
       </w:r>
-      <w:r/>
-    </w:p>
-    <w:p>
-      <w:r/>
-      <w:r>
-        <w:rPr>
-          <w:b/>
+      <w:r>
+        <w:rPr>
+          <w:lang w:val="hi_IN" w:bidi="hi_IN"/>
+        </w:rPr>
+      </w:r>
+    </w:p>
+    <w:p>
+      <w:pPr/>
+      <w:r>
+        <w:rPr>
+          <w:lang w:val="hi_IN" w:bidi="hi_IN"/>
+        </w:rPr>
+      </w:r>
+      <w:r>
+        <w:rPr>
+          <w:b/>
+          <w:lang w:val="hi_IN" w:bidi="hi_IN"/>
         </w:rPr>
         <w:t>"यह"</w:t>
       </w:r>
     </w:p>
     <w:p>
-      <w:r/>
-      <w:r>
+      <w:pPr/>
+      <w:r>
+        <w:rPr>
+          <w:lang w:val="hi_IN" w:bidi="hi_IN"/>
+        </w:rPr>
+      </w:r>
+      <w:r>
+        <w:rPr>
+          <w:lang w:val="hi_IN" w:bidi="hi_IN"/>
+        </w:rPr>
         <w:t>और</w:t>
       </w:r>
-      <w:r/>
-      <w:r/>
-    </w:p>
-    <w:p>
-      <w:r/>
+      <w:r>
+        <w:rPr>
+          <w:lang w:val="hi_IN" w:bidi="hi_IN"/>
+        </w:rPr>
+      </w:r>
+      <w:r>
+        <w:rPr>
+          <w:lang w:val="hi_IN" w:bidi="hi_IN"/>
+        </w:rPr>
+      </w:r>
+    </w:p>
+    <w:p>
+      <w:pPr/>
+      <w:r>
+        <w:rPr>
+          <w:lang w:val="hi_IN" w:bidi="hi_IN"/>
+        </w:rPr>
+      </w:r>
     </w:p>
     <w:p>
       <w:pPr>
         <w:pStyle w:val="Heading2"/>
       </w:pPr>
       <w:r>
+        <w:rPr>
+          <w:lang w:val="hi_IN" w:bidi="hi_IN"/>
+        </w:rPr>
         <w:t>फिलेमोन 1:22 (#3)</w:t>
       </w:r>
-      <w:r/>
-    </w:p>
-    <w:p>
-      <w:r/>
-      <w:r>
-        <w:rPr>
-          <w:b/>
+      <w:r>
+        <w:rPr>
+          <w:lang w:val="hi_IN" w:bidi="hi_IN"/>
+        </w:rPr>
+      </w:r>
+    </w:p>
+    <w:p>
+      <w:pPr/>
+      <w:r>
+        <w:rPr>
+          <w:lang w:val="hi_IN" w:bidi="hi_IN"/>
+        </w:rPr>
+      </w:r>
+      <w:r>
+        <w:rPr>
+          <w:b/>
+          <w:lang w:val="hi_IN" w:bidi="hi_IN"/>
         </w:rPr>
         <w:t>"मैं तुम्हें दे दिया जाऊँगा"</w:t>
       </w:r>
     </w:p>
     <w:p>
-      <w:r/>
-      <w:r>
+      <w:pPr/>
+      <w:r>
+        <w:rPr>
+          <w:lang w:val="hi_IN" w:bidi="hi_IN"/>
+        </w:rPr>
+      </w:r>
+      <w:r>
+        <w:rPr>
+          <w:lang w:val="hi_IN" w:bidi="hi_IN"/>
+        </w:rPr>
         <w:t>जिन्होंने मुझे बंदीग्रह में रखा है, वे मुझे तेरे पास आने के लिए स्वतंत्र कर देंगे</w:t>
       </w:r>
-      <w:r/>
-      <w:r/>
-    </w:p>
-    <w:p>
-      <w:r/>
+      <w:r>
+        <w:rPr>
+          <w:lang w:val="hi_IN" w:bidi="hi_IN"/>
+        </w:rPr>
+      </w:r>
+      <w:r>
+        <w:rPr>
+          <w:lang w:val="hi_IN" w:bidi="hi_IN"/>
+        </w:rPr>
+      </w:r>
+    </w:p>
+    <w:p>
+      <w:pPr/>
+      <w:r>
+        <w:rPr>
+          <w:lang w:val="hi_IN" w:bidi="hi_IN"/>
+        </w:rPr>
+      </w:r>
     </w:p>
     <w:p>
       <w:pPr>
         <w:pStyle w:val="Heading2"/>
       </w:pPr>
       <w:r>
+        <w:rPr>
+          <w:lang w:val="hi_IN" w:bidi="hi_IN"/>
+        </w:rPr>
         <w:t>फिलेमोन 1:22 (#4)</w:t>
       </w:r>
-      <w:r/>
-    </w:p>
-    <w:p>
-      <w:r/>
-      <w:r>
-        <w:rPr>
-          <w:b/>
+      <w:r>
+        <w:rPr>
+          <w:lang w:val="hi_IN" w:bidi="hi_IN"/>
+        </w:rPr>
+      </w:r>
+    </w:p>
+    <w:p>
+      <w:pPr/>
+      <w:r>
+        <w:rPr>
+          <w:lang w:val="hi_IN" w:bidi="hi_IN"/>
+        </w:rPr>
+      </w:r>
+      <w:r>
+        <w:rPr>
+          <w:b/>
+          <w:lang w:val="hi_IN" w:bidi="hi_IN"/>
         </w:rPr>
         <w:t>"मेरे लिये ठहरने की जगह तैयार रख"</w:t>
       </w:r>
     </w:p>
     <w:p>
-      <w:r/>
-      <w:r>
+      <w:pPr/>
+      <w:r>
+        <w:rPr>
+          <w:lang w:val="hi_IN" w:bidi="hi_IN"/>
+        </w:rPr>
+      </w:r>
+      <w:r>
+        <w:rPr>
+          <w:lang w:val="hi_IN" w:bidi="hi_IN"/>
+        </w:rPr>
         <w:t xml:space="preserve">वाक्यांश </w:t>
       </w:r>
       <w:r>
         <w:rPr>
           <w:b/>
+          <w:lang w:val="hi_IN" w:bidi="hi_IN"/>
         </w:rPr>
         <w:t>ठहरने की जगह</w:t>
       </w:r>
       <w:r>
+        <w:rPr>
+          <w:lang w:val="hi_IN" w:bidi="hi_IN"/>
+        </w:rPr>
         <w:t xml:space="preserve"> का अनुवाद किसी भी आतिथ्य का सन्दर्भ देता है जो किसी अतिथि के लिए दी जाती है। इसलिए इस प्रकार की जगह निर्दिष्ट नहीं है। वैकल्पिक अनुवाद: "मेरे लिये भी अपने घर में ठहरने की</w:t>
       </w:r>
       <w:r>
         <w:rPr>
           <w:b/>
+          <w:lang w:val="hi_IN" w:bidi="hi_IN"/>
         </w:rPr>
         <w:t xml:space="preserve"> </w:t>
       </w:r>
       <w:r>
+        <w:rPr>
+          <w:lang w:val="hi_IN" w:bidi="hi_IN"/>
+        </w:rPr>
         <w:t>जगह तैयार रख"</w:t>
       </w:r>
     </w:p>
     <w:p>
-      <w:r/>
-      <w:r/>
-      <w:r/>
-    </w:p>
-    <w:p>
-      <w:r/>
+      <w:pPr/>
+      <w:r>
+        <w:rPr>
+          <w:lang w:val="hi_IN" w:bidi="hi_IN"/>
+        </w:rPr>
+      </w:r>
+      <w:r>
+        <w:rPr>
+          <w:lang w:val="hi_IN" w:bidi="hi_IN"/>
+        </w:rPr>
+      </w:r>
+      <w:r>
+        <w:rPr>
+          <w:lang w:val="hi_IN" w:bidi="hi_IN"/>
+        </w:rPr>
+      </w:r>
+    </w:p>
+    <w:p>
+      <w:pPr/>
+      <w:r>
+        <w:rPr>
+          <w:lang w:val="hi_IN" w:bidi="hi_IN"/>
+        </w:rPr>
+      </w:r>
     </w:p>
     <w:p>
       <w:pPr>
         <w:pStyle w:val="Heading2"/>
       </w:pPr>
       <w:r>
+        <w:rPr>
+          <w:lang w:val="hi_IN" w:bidi="hi_IN"/>
+        </w:rPr>
         <w:t>फिलेमोन 1:22 (#5)</w:t>
       </w:r>
-      <w:r/>
-    </w:p>
-    <w:p>
-      <w:r/>
-      <w:r>
-        <w:rPr>
-          <w:b/>
+      <w:r>
+        <w:rPr>
+          <w:lang w:val="hi_IN" w:bidi="hi_IN"/>
+        </w:rPr>
+      </w:r>
+    </w:p>
+    <w:p>
+      <w:pPr/>
+      <w:r>
+        <w:rPr>
+          <w:lang w:val="hi_IN" w:bidi="hi_IN"/>
+        </w:rPr>
+      </w:r>
+      <w:r>
+        <w:rPr>
+          <w:b/>
+          <w:lang w:val="hi_IN" w:bidi="hi_IN"/>
         </w:rPr>
         <w:t>"तुम्हारी प्रार्थनाओं के द्वारा"</w:t>
       </w:r>
     </w:p>
     <w:p>
-      <w:r/>
-      <w:r>
+      <w:pPr/>
+      <w:r>
+        <w:rPr>
+          <w:lang w:val="hi_IN" w:bidi="hi_IN"/>
+        </w:rPr>
+      </w:r>
+      <w:r>
+        <w:rPr>
+          <w:lang w:val="hi_IN" w:bidi="hi_IN"/>
+        </w:rPr>
         <w:t>वैकल्पिक अनुवाद: "परमेश्वर तुम्हारी प्रार्थनाओं का उत्तर देंगे"</w:t>
       </w:r>
-      <w:r/>
-      <w:r/>
-    </w:p>
-    <w:p>
-      <w:r/>
+      <w:r>
+        <w:rPr>
+          <w:lang w:val="hi_IN" w:bidi="hi_IN"/>
+        </w:rPr>
+      </w:r>
+      <w:r>
+        <w:rPr>
+          <w:lang w:val="hi_IN" w:bidi="hi_IN"/>
+        </w:rPr>
+      </w:r>
+    </w:p>
+    <w:p>
+      <w:pPr/>
+      <w:r>
+        <w:rPr>
+          <w:lang w:val="hi_IN" w:bidi="hi_IN"/>
+        </w:rPr>
+      </w:r>
     </w:p>
     <w:p>
       <w:pPr>
         <w:pStyle w:val="Heading2"/>
       </w:pPr>
       <w:r>
+        <w:rPr>
+          <w:lang w:val="hi_IN" w:bidi="hi_IN"/>
+        </w:rPr>
         <w:t>फिलेमोन 1:22 (#6)</w:t>
       </w:r>
-      <w:r/>
-    </w:p>
-    <w:p>
-      <w:r/>
-      <w:r>
-        <w:rPr>
-          <w:b/>
+      <w:r>
+        <w:rPr>
+          <w:lang w:val="hi_IN" w:bidi="hi_IN"/>
+        </w:rPr>
+      </w:r>
+    </w:p>
+    <w:p>
+      <w:pPr/>
+      <w:r>
+        <w:rPr>
+          <w:lang w:val="hi_IN" w:bidi="hi_IN"/>
+        </w:rPr>
+      </w:r>
+      <w:r>
+        <w:rPr>
+          <w:b/>
+          <w:lang w:val="hi_IN" w:bidi="hi_IN"/>
         </w:rPr>
         <w:t>"मैं तुम्हें दे दिया जाऊँगा"</w:t>
       </w:r>
     </w:p>
     <w:p>
-      <w:r/>
-      <w:r>
+      <w:pPr/>
+      <w:r>
+        <w:rPr>
+          <w:lang w:val="hi_IN" w:bidi="hi_IN"/>
+        </w:rPr>
+      </w:r>
+      <w:r>
+        <w:rPr>
+          <w:lang w:val="hi_IN" w:bidi="hi_IN"/>
+        </w:rPr>
         <w:t>यदि आपकी भाषा में यह सहायक हो, तो आप इसे सक्रिय रूप में स्पष्ट रूप से व्यक्त कर सकते हैं। वैकल्पिक अनुवाद: "परमेश्वर मुझे वापस तेरे पास ले आएँगे" या "जो लोग मुझे बन्दीगृह में रखे हुए हैं, वे मुझे छोड़ देंगे ताकि मैं तेरे पास आ सकूँ।"</w:t>
       </w:r>
     </w:p>
     <w:p>
-      <w:r/>
-      <w:r>
+      <w:pPr/>
+      <w:r>
+        <w:rPr>
+          <w:lang w:val="hi_IN" w:bidi="hi_IN"/>
+        </w:rPr>
+      </w:r>
+      <w:r>
+        <w:rPr>
+          <w:lang w:val="hi_IN" w:bidi="hi_IN"/>
+        </w:rPr>
         <w:t xml:space="preserve">देखें: </w:t>
       </w:r>
       <w:r>
+        <w:rPr>
+          <w:lang w:val="hi_IN" w:bidi="hi_IN"/>
+        </w:rPr>
         <w:t>सक्रिय या निष्क्रिय</w:t>
       </w:r>
     </w:p>
     <w:p>
-      <w:r/>
-      <w:r/>
-      <w:r/>
-    </w:p>
-    <w:p>
-      <w:r/>
+      <w:pPr/>
+      <w:r>
+        <w:rPr>
+          <w:lang w:val="hi_IN" w:bidi="hi_IN"/>
+        </w:rPr>
+      </w:r>
+      <w:r>
+        <w:rPr>
+          <w:lang w:val="hi_IN" w:bidi="hi_IN"/>
+        </w:rPr>
+      </w:r>
+      <w:r>
+        <w:rPr>
+          <w:lang w:val="hi_IN" w:bidi="hi_IN"/>
+        </w:rPr>
+      </w:r>
+    </w:p>
+    <w:p>
+      <w:pPr/>
+      <w:r>
+        <w:rPr>
+          <w:lang w:val="hi_IN" w:bidi="hi_IN"/>
+        </w:rPr>
+      </w:r>
     </w:p>
     <w:p>
       <w:pPr>
         <w:pStyle w:val="Heading2"/>
       </w:pPr>
       <w:r>
+        <w:rPr>
+          <w:lang w:val="hi_IN" w:bidi="hi_IN"/>
+        </w:rPr>
         <w:t>फिलेमोन 1:22 (#7)</w:t>
       </w:r>
-      <w:r/>
-    </w:p>
-    <w:p>
-      <w:r/>
-      <w:r>
-        <w:rPr>
-          <w:b/>
+      <w:r>
+        <w:rPr>
+          <w:lang w:val="hi_IN" w:bidi="hi_IN"/>
+        </w:rPr>
+      </w:r>
+    </w:p>
+    <w:p>
+      <w:pPr/>
+      <w:r>
+        <w:rPr>
+          <w:lang w:val="hi_IN" w:bidi="hi_IN"/>
+        </w:rPr>
+      </w:r>
+      <w:r>
+        <w:rPr>
+          <w:b/>
+          <w:lang w:val="hi_IN" w:bidi="hi_IN"/>
         </w:rPr>
         <w:t>"तुम्हारी"</w:t>
       </w:r>
       <w:r>
+        <w:rPr>
+          <w:lang w:val="hi_IN" w:bidi="hi_IN"/>
+        </w:rPr>
         <w:t xml:space="preserve"> - </w:t>
       </w:r>
       <w:r>
         <w:rPr>
           <w:b/>
+          <w:lang w:val="hi_IN" w:bidi="hi_IN"/>
         </w:rPr>
         <w:t>"तुम्हें"</w:t>
       </w:r>
     </w:p>
     <w:p>
-      <w:r/>
-      <w:r>
+      <w:pPr/>
+      <w:r>
+        <w:rPr>
+          <w:lang w:val="hi_IN" w:bidi="hi_IN"/>
+        </w:rPr>
+      </w:r>
+      <w:r>
+        <w:rPr>
+          <w:lang w:val="hi_IN" w:bidi="hi_IN"/>
+        </w:rPr>
         <w:t xml:space="preserve">यहाँ </w:t>
       </w:r>
       <w:r>
         <w:rPr>
           <w:b/>
+          <w:lang w:val="hi_IN" w:bidi="hi_IN"/>
         </w:rPr>
         <w:t xml:space="preserve">तुम्हारी </w:t>
       </w:r>
       <w:r>
+        <w:rPr>
+          <w:lang w:val="hi_IN" w:bidi="hi_IN"/>
+        </w:rPr>
         <w:t xml:space="preserve">और </w:t>
       </w:r>
       <w:r>
         <w:rPr>
           <w:b/>
+          <w:lang w:val="hi_IN" w:bidi="hi_IN"/>
         </w:rPr>
         <w:t>तुम्हे</w:t>
       </w:r>
       <w:r>
+        <w:rPr>
+          <w:lang w:val="hi_IN" w:bidi="hi_IN"/>
+        </w:rPr>
         <w:t xml:space="preserve"> शब्द बहुवचन हैं, जो फिलेमोन और उन सभी विश्वासियों को सन्दर्भित करते हैं जो उनके घर में इकट्ठे होते थे।</w:t>
       </w:r>
     </w:p>
     <w:p>
-      <w:r/>
-      <w:r>
+      <w:pPr/>
+      <w:r>
+        <w:rPr>
+          <w:lang w:val="hi_IN" w:bidi="hi_IN"/>
+        </w:rPr>
+      </w:r>
+      <w:r>
+        <w:rPr>
+          <w:lang w:val="hi_IN" w:bidi="hi_IN"/>
+        </w:rPr>
         <w:t xml:space="preserve">देखें: </w:t>
       </w:r>
       <w:r>
+        <w:rPr>
+          <w:lang w:val="hi_IN" w:bidi="hi_IN"/>
+        </w:rPr>
         <w:t>तुम के रूप</w:t>
       </w:r>
-      <w:r/>
-      <w:r/>
-    </w:p>
-    <w:p>
-      <w:r/>
+      <w:r>
+        <w:rPr>
+          <w:lang w:val="hi_IN" w:bidi="hi_IN"/>
+        </w:rPr>
+      </w:r>
+      <w:r>
+        <w:rPr>
+          <w:lang w:val="hi_IN" w:bidi="hi_IN"/>
+        </w:rPr>
+      </w:r>
+    </w:p>
+    <w:p>
+      <w:pPr/>
+      <w:r>
+        <w:rPr>
+          <w:lang w:val="hi_IN" w:bidi="hi_IN"/>
+        </w:rPr>
+      </w:r>
     </w:p>
     <w:p>
       <w:pPr>
         <w:pStyle w:val="Heading2"/>
       </w:pPr>
       <w:r>
+        <w:rPr>
+          <w:lang w:val="hi_IN" w:bidi="hi_IN"/>
+        </w:rPr>
         <w:t>फिलेमोन 1:23 (#1)</w:t>
       </w:r>
-      <w:r/>
-    </w:p>
-    <w:p>
-      <w:r/>
-      <w:r>
-        <w:rPr>
-          <w:b/>
+      <w:r>
+        <w:rPr>
+          <w:lang w:val="hi_IN" w:bidi="hi_IN"/>
+        </w:rPr>
+      </w:r>
+    </w:p>
+    <w:p>
+      <w:pPr/>
+      <w:r>
+        <w:rPr>
+          <w:lang w:val="hi_IN" w:bidi="hi_IN"/>
+        </w:rPr>
+      </w:r>
+      <w:r>
+        <w:rPr>
+          <w:b/>
+          <w:lang w:val="hi_IN" w:bidi="hi_IN"/>
         </w:rPr>
         <w:t>"इपफ्रास"</w:t>
       </w:r>
     </w:p>
     <w:p>
-      <w:r/>
-      <w:r>
+      <w:pPr/>
+      <w:r>
+        <w:rPr>
+          <w:lang w:val="hi_IN" w:bidi="hi_IN"/>
+        </w:rPr>
+      </w:r>
+      <w:r>
+        <w:rPr>
+          <w:lang w:val="hi_IN" w:bidi="hi_IN"/>
+        </w:rPr>
         <w:t>यह पौलुस के साथ एक साथी विश्वासी और बंदी है।</w:t>
       </w:r>
     </w:p>
     <w:p>
-      <w:r/>
-      <w:r>
+      <w:pPr/>
+      <w:r>
+        <w:rPr>
+          <w:lang w:val="hi_IN" w:bidi="hi_IN"/>
+        </w:rPr>
+      </w:r>
+      <w:r>
+        <w:rPr>
+          <w:lang w:val="hi_IN" w:bidi="hi_IN"/>
+        </w:rPr>
         <w:t xml:space="preserve">देखें: </w:t>
       </w:r>
       <w:r>
+        <w:rPr>
+          <w:lang w:val="hi_IN" w:bidi="hi_IN"/>
+        </w:rPr>
         <w:t>नामों का अनुवाद कैसे करें</w:t>
       </w:r>
-      <w:r/>
-      <w:r/>
-    </w:p>
-    <w:p>
-      <w:r/>
+      <w:r>
+        <w:rPr>
+          <w:lang w:val="hi_IN" w:bidi="hi_IN"/>
+        </w:rPr>
+      </w:r>
+      <w:r>
+        <w:rPr>
+          <w:lang w:val="hi_IN" w:bidi="hi_IN"/>
+        </w:rPr>
+      </w:r>
+    </w:p>
+    <w:p>
+      <w:pPr/>
+      <w:r>
+        <w:rPr>
+          <w:lang w:val="hi_IN" w:bidi="hi_IN"/>
+        </w:rPr>
+      </w:r>
     </w:p>
     <w:p>
       <w:pPr>
         <w:pStyle w:val="Heading2"/>
       </w:pPr>
       <w:r>
+        <w:rPr>
+          <w:lang w:val="hi_IN" w:bidi="hi_IN"/>
+        </w:rPr>
         <w:t>फिलेमोन 1:23 (#2)</w:t>
       </w:r>
-      <w:r/>
-    </w:p>
-    <w:p>
-      <w:r/>
-      <w:r>
-        <w:rPr>
-          <w:b/>
+      <w:r>
+        <w:rPr>
+          <w:lang w:val="hi_IN" w:bidi="hi_IN"/>
+        </w:rPr>
+      </w:r>
+    </w:p>
+    <w:p>
+      <w:pPr/>
+      <w:r>
+        <w:rPr>
+          <w:lang w:val="hi_IN" w:bidi="hi_IN"/>
+        </w:rPr>
+      </w:r>
+      <w:r>
+        <w:rPr>
+          <w:b/>
+          <w:lang w:val="hi_IN" w:bidi="hi_IN"/>
         </w:rPr>
         <w:t>"मसीह यीशु में"</w:t>
       </w:r>
     </w:p>
     <w:p>
-      <w:r/>
-      <w:r>
+      <w:pPr/>
+      <w:r>
+        <w:rPr>
+          <w:lang w:val="hi_IN" w:bidi="hi_IN"/>
+        </w:rPr>
+      </w:r>
+      <w:r>
+        <w:rPr>
+          <w:lang w:val="hi_IN" w:bidi="hi_IN"/>
+        </w:rPr>
         <w:t xml:space="preserve">यहाँ </w:t>
       </w:r>
       <w:r>
         <w:rPr>
           <w:b/>
+          <w:lang w:val="hi_IN" w:bidi="hi_IN"/>
         </w:rPr>
         <w:t>मसीह यीशु में</w:t>
       </w:r>
       <w:r>
+        <w:rPr>
+          <w:lang w:val="hi_IN" w:bidi="hi_IN"/>
+        </w:rPr>
         <w:t xml:space="preserve"> का अर्थ कुछ वैसा ही है जैसा कि वचन 20 में “प्रभु में” और “मसीह में” वाक्यांशों का है। देखें कि आपने वहाँ उनका अनुवाद कैसे किया है। वैकल्पिक अनुवाद: "जो मसीह यीशु की सेवा करने के कारण मेरे साथ यहाँ है"</w:t>
       </w:r>
     </w:p>
     <w:p>
-      <w:r/>
-      <w:r/>
-      <w:r/>
-    </w:p>
-    <w:p>
-      <w:r/>
+      <w:pPr/>
+      <w:r>
+        <w:rPr>
+          <w:lang w:val="hi_IN" w:bidi="hi_IN"/>
+        </w:rPr>
+      </w:r>
+      <w:r>
+        <w:rPr>
+          <w:lang w:val="hi_IN" w:bidi="hi_IN"/>
+        </w:rPr>
+      </w:r>
+      <w:r>
+        <w:rPr>
+          <w:lang w:val="hi_IN" w:bidi="hi_IN"/>
+        </w:rPr>
+      </w:r>
+    </w:p>
+    <w:p>
+      <w:pPr/>
+      <w:r>
+        <w:rPr>
+          <w:lang w:val="hi_IN" w:bidi="hi_IN"/>
+        </w:rPr>
+      </w:r>
     </w:p>
     <w:p>
       <w:pPr>
         <w:pStyle w:val="Heading2"/>
       </w:pPr>
       <w:r>
+        <w:rPr>
+          <w:lang w:val="hi_IN" w:bidi="hi_IN"/>
+        </w:rPr>
         <w:t>फिलेमोन 1:24 (#2)</w:t>
       </w:r>
-      <w:r/>
-    </w:p>
-    <w:p>
-      <w:r/>
-      <w:r>
-        <w:rPr>
-          <w:b/>
+      <w:r>
+        <w:rPr>
+          <w:lang w:val="hi_IN" w:bidi="hi_IN"/>
+        </w:rPr>
+      </w:r>
+    </w:p>
+    <w:p>
+      <w:pPr/>
+      <w:r>
+        <w:rPr>
+          <w:lang w:val="hi_IN" w:bidi="hi_IN"/>
+        </w:rPr>
+      </w:r>
+      <w:r>
+        <w:rPr>
+          <w:b/>
+          <w:lang w:val="hi_IN" w:bidi="hi_IN"/>
         </w:rPr>
         <w:t>"और मरकुस अरिस्तर्खुस देमास लूका"</w:t>
       </w:r>
     </w:p>
     <w:p>
-      <w:r/>
-      <w:r>
+      <w:pPr/>
+      <w:r>
+        <w:rPr>
+          <w:lang w:val="hi_IN" w:bidi="hi_IN"/>
+        </w:rPr>
+      </w:r>
+      <w:r>
+        <w:rPr>
+          <w:lang w:val="hi_IN" w:bidi="hi_IN"/>
+        </w:rPr>
         <w:t>यह पुरुषों के नाम हैं।</w:t>
       </w:r>
     </w:p>
     <w:p>
-      <w:r/>
-      <w:r>
+      <w:pPr/>
+      <w:r>
+        <w:rPr>
+          <w:lang w:val="hi_IN" w:bidi="hi_IN"/>
+        </w:rPr>
+      </w:r>
+      <w:r>
+        <w:rPr>
+          <w:lang w:val="hi_IN" w:bidi="hi_IN"/>
+        </w:rPr>
         <w:t xml:space="preserve">देखें: </w:t>
       </w:r>
       <w:r>
+        <w:rPr>
+          <w:lang w:val="hi_IN" w:bidi="hi_IN"/>
+        </w:rPr>
         <w:t>नामों का अनुवाद कैसे करें</w:t>
       </w:r>
-      <w:r/>
-      <w:r/>
-    </w:p>
-    <w:p>
-      <w:r/>
+      <w:r>
+        <w:rPr>
+          <w:lang w:val="hi_IN" w:bidi="hi_IN"/>
+        </w:rPr>
+      </w:r>
+      <w:r>
+        <w:rPr>
+          <w:lang w:val="hi_IN" w:bidi="hi_IN"/>
+        </w:rPr>
+      </w:r>
+    </w:p>
+    <w:p>
+      <w:pPr/>
+      <w:r>
+        <w:rPr>
+          <w:lang w:val="hi_IN" w:bidi="hi_IN"/>
+        </w:rPr>
+      </w:r>
     </w:p>
     <w:p>
       <w:pPr>
         <w:pStyle w:val="Heading2"/>
       </w:pPr>
       <w:r>
+        <w:rPr>
+          <w:lang w:val="hi_IN" w:bidi="hi_IN"/>
+        </w:rPr>
         <w:t>फिलेमोन 1:24 (#2)</w:t>
       </w:r>
-      <w:r/>
-    </w:p>
-    <w:p>
-      <w:r/>
-      <w:r>
-        <w:rPr>
-          <w:b/>
+      <w:r>
+        <w:rPr>
+          <w:lang w:val="hi_IN" w:bidi="hi_IN"/>
+        </w:rPr>
+      </w:r>
+    </w:p>
+    <w:p>
+      <w:pPr/>
+      <w:r>
+        <w:rPr>
+          <w:lang w:val="hi_IN" w:bidi="hi_IN"/>
+        </w:rPr>
+      </w:r>
+      <w:r>
+        <w:rPr>
+          <w:b/>
+          <w:lang w:val="hi_IN" w:bidi="hi_IN"/>
         </w:rPr>
         <w:t>"मरकुस और अरिस्तर्खुस और देमास और लूका"</w:t>
       </w:r>
     </w:p>
     <w:p>
-      <w:r/>
-      <w:r>
+      <w:pPr/>
+      <w:r>
+        <w:rPr>
+          <w:lang w:val="hi_IN" w:bidi="hi_IN"/>
+        </w:rPr>
+      </w:r>
+      <w:r>
+        <w:rPr>
+          <w:lang w:val="hi_IN" w:bidi="hi_IN"/>
+        </w:rPr>
         <w:t>पौलुस यहाँ कुछ शब्द छोड़ रहे हैं जो कई भाषाओं में एक वाक्य को पूर्ण बनाने के लिये आवश्यक होते हैं। यदि आपकी भाषा में यह सहायक हो, तो आप सन्दर्भ से इन शब्दों को जोड़ सकते हैं। वैकल्पिक अनुवाद: "जैसे कि मरकुस, अरिस्तर्खुस, देमास, और लूका, जो मेरे सहकर्मी हैं" या "मरकुस, अरिस्तर्खुस, देमास, और लूका, जो मेरे सहकर्मी हैं, तुझे नमस्कार कहते हैं"</w:t>
       </w:r>
     </w:p>
     <w:p>
-      <w:r/>
-      <w:r>
+      <w:pPr/>
+      <w:r>
+        <w:rPr>
+          <w:lang w:val="hi_IN" w:bidi="hi_IN"/>
+        </w:rPr>
+      </w:r>
+      <w:r>
+        <w:rPr>
+          <w:lang w:val="hi_IN" w:bidi="hi_IN"/>
+        </w:rPr>
         <w:t xml:space="preserve">देखें: </w:t>
       </w:r>
       <w:r>
+        <w:rPr>
+          <w:lang w:val="hi_IN" w:bidi="hi_IN"/>
+        </w:rPr>
         <w:t>पदलोप</w:t>
       </w:r>
-      <w:r/>
-      <w:r/>
-    </w:p>
-    <w:p>
-      <w:r/>
+      <w:r>
+        <w:rPr>
+          <w:lang w:val="hi_IN" w:bidi="hi_IN"/>
+        </w:rPr>
+      </w:r>
+      <w:r>
+        <w:rPr>
+          <w:lang w:val="hi_IN" w:bidi="hi_IN"/>
+        </w:rPr>
+      </w:r>
+    </w:p>
+    <w:p>
+      <w:pPr/>
+      <w:r>
+        <w:rPr>
+          <w:lang w:val="hi_IN" w:bidi="hi_IN"/>
+        </w:rPr>
+      </w:r>
     </w:p>
     <w:p>
       <w:pPr>
         <w:pStyle w:val="Heading2"/>
       </w:pPr>
       <w:r>
+        <w:rPr>
+          <w:lang w:val="hi_IN" w:bidi="hi_IN"/>
+        </w:rPr>
         <w:t>फिलेमोन 1:24 (#3)</w:t>
       </w:r>
-      <w:r/>
-    </w:p>
-    <w:p>
-      <w:r/>
-      <w:r>
-        <w:rPr>
-          <w:b/>
+      <w:r>
+        <w:rPr>
+          <w:lang w:val="hi_IN" w:bidi="hi_IN"/>
+        </w:rPr>
+      </w:r>
+    </w:p>
+    <w:p>
+      <w:pPr/>
+      <w:r>
+        <w:rPr>
+          <w:lang w:val="hi_IN" w:bidi="hi_IN"/>
+        </w:rPr>
+      </w:r>
+      <w:r>
+        <w:rPr>
+          <w:b/>
+          <w:lang w:val="hi_IN" w:bidi="hi_IN"/>
         </w:rPr>
         <w:t>"जो मेरे सहकर्मी"</w:t>
       </w:r>
     </w:p>
     <w:p>
-      <w:r/>
-      <w:r>
+      <w:pPr/>
+      <w:r>
+        <w:rPr>
+          <w:lang w:val="hi_IN" w:bidi="hi_IN"/>
+        </w:rPr>
+      </w:r>
+      <w:r>
+        <w:rPr>
+          <w:lang w:val="hi_IN" w:bidi="hi_IN"/>
+        </w:rPr>
         <w:t>वे पुरुष जो मेरे साथ काम करते हैं या “जो कोई मेरे साथ काम करते हैं”।</w:t>
       </w:r>
-      <w:r/>
-      <w:r/>
-    </w:p>
-    <w:p>
-      <w:r/>
+      <w:r>
+        <w:rPr>
+          <w:lang w:val="hi_IN" w:bidi="hi_IN"/>
+        </w:rPr>
+      </w:r>
+      <w:r>
+        <w:rPr>
+          <w:lang w:val="hi_IN" w:bidi="hi_IN"/>
+        </w:rPr>
+      </w:r>
+    </w:p>
+    <w:p>
+      <w:pPr/>
+      <w:r>
+        <w:rPr>
+          <w:lang w:val="hi_IN" w:bidi="hi_IN"/>
+        </w:rPr>
+      </w:r>
     </w:p>
     <w:p>
       <w:pPr>
         <w:pStyle w:val="Heading2"/>
       </w:pPr>
       <w:r>
+        <w:rPr>
+          <w:lang w:val="hi_IN" w:bidi="hi_IN"/>
+        </w:rPr>
         <w:t>फिलेमोन 1:25 (#1)</w:t>
       </w:r>
-      <w:r/>
-    </w:p>
-    <w:p>
-      <w:r/>
-      <w:r>
-        <w:rPr>
-          <w:b/>
+      <w:r>
+        <w:rPr>
+          <w:lang w:val="hi_IN" w:bidi="hi_IN"/>
+        </w:rPr>
+      </w:r>
+    </w:p>
+    <w:p>
+      <w:pPr/>
+      <w:r>
+        <w:rPr>
+          <w:lang w:val="hi_IN" w:bidi="hi_IN"/>
+        </w:rPr>
+      </w:r>
+      <w:r>
+        <w:rPr>
+          <w:b/>
+          <w:lang w:val="hi_IN" w:bidi="hi_IN"/>
         </w:rPr>
         <w:t>"तुम्हारी आत्मा पर होता रहे"</w:t>
       </w:r>
     </w:p>
     <w:p>
-      <w:r/>
-      <w:r>
+      <w:pPr/>
+      <w:r>
+        <w:rPr>
+          <w:lang w:val="hi_IN" w:bidi="hi_IN"/>
+        </w:rPr>
+      </w:r>
+      <w:r>
+        <w:rPr>
+          <w:lang w:val="hi_IN" w:bidi="hi_IN"/>
+        </w:rPr>
         <w:t xml:space="preserve">शब्द </w:t>
       </w:r>
       <w:r>
         <w:rPr>
           <w:b/>
+          <w:lang w:val="hi_IN" w:bidi="hi_IN"/>
         </w:rPr>
         <w:t>तुम्हारी आत्मा</w:t>
       </w:r>
       <w:r>
+        <w:rPr>
+          <w:lang w:val="hi_IN" w:bidi="hi_IN"/>
+        </w:rPr>
         <w:t xml:space="preserve"> एक उपलक्षण हैं और स्वयं लोगों का प्रतिनिधित्व करता है। पौलुस फिलेमोन और उन सभी का उल्लेख कर रहे हैं जो उसके घर में इकट्ठे होते थे।</w:t>
       </w:r>
     </w:p>
     <w:p>
-      <w:r/>
-      <w:r>
+      <w:pPr/>
+      <w:r>
+        <w:rPr>
+          <w:lang w:val="hi_IN" w:bidi="hi_IN"/>
+        </w:rPr>
+      </w:r>
+      <w:r>
+        <w:rPr>
+          <w:lang w:val="hi_IN" w:bidi="hi_IN"/>
+        </w:rPr>
         <w:t xml:space="preserve">देखें: </w:t>
       </w:r>
       <w:r>
+        <w:rPr>
+          <w:lang w:val="hi_IN" w:bidi="hi_IN"/>
+        </w:rPr>
         <w:t>उपलक्षण</w:t>
       </w:r>
-      <w:r/>
-      <w:r/>
-    </w:p>
-    <w:p>
-      <w:r/>
+      <w:r>
+        <w:rPr>
+          <w:lang w:val="hi_IN" w:bidi="hi_IN"/>
+        </w:rPr>
+      </w:r>
+      <w:r>
+        <w:rPr>
+          <w:lang w:val="hi_IN" w:bidi="hi_IN"/>
+        </w:rPr>
+      </w:r>
+    </w:p>
+    <w:p>
+      <w:pPr/>
+      <w:r>
+        <w:rPr>
+          <w:lang w:val="hi_IN" w:bidi="hi_IN"/>
+        </w:rPr>
+      </w:r>
     </w:p>
     <w:p>
       <w:pPr>
         <w:pStyle w:val="Heading2"/>
       </w:pPr>
       <w:r>
+        <w:rPr>
+          <w:lang w:val="hi_IN" w:bidi="hi_IN"/>
+        </w:rPr>
         <w:t>फिलेमोन 1:25 (#2)</w:t>
       </w:r>
-      <w:r/>
-    </w:p>
-    <w:p>
-      <w:r/>
-      <w:r>
-        <w:rPr>
-          <w:b/>
+      <w:r>
+        <w:rPr>
+          <w:lang w:val="hi_IN" w:bidi="hi_IN"/>
+        </w:rPr>
+      </w:r>
+    </w:p>
+    <w:p>
+      <w:pPr/>
+      <w:r>
+        <w:rPr>
+          <w:lang w:val="hi_IN" w:bidi="hi_IN"/>
+        </w:rPr>
+      </w:r>
+      <w:r>
+        <w:rPr>
+          <w:b/>
+          <w:lang w:val="hi_IN" w:bidi="hi_IN"/>
         </w:rPr>
         <w:t>"हमारे प्रभु यीशु मसीह का अनुग्रह"</w:t>
       </w:r>
     </w:p>
     <w:p>
-      <w:r/>
-      <w:r>
+      <w:pPr/>
+      <w:r>
+        <w:rPr>
+          <w:lang w:val="hi_IN" w:bidi="hi_IN"/>
+        </w:rPr>
+      </w:r>
+      <w:r>
+        <w:rPr>
+          <w:lang w:val="hi_IN" w:bidi="hi_IN"/>
+        </w:rPr>
         <w:t xml:space="preserve">यदि आपकी भाषा में यह सहायक हो, तो आप भाववाचक संज्ञा </w:t>
       </w:r>
       <w:r>
         <w:rPr>
           <w:b/>
+          <w:lang w:val="hi_IN" w:bidi="hi_IN"/>
         </w:rPr>
         <w:t>अनुग्रह</w:t>
       </w:r>
       <w:r>
+        <w:rPr>
+          <w:lang w:val="hi_IN" w:bidi="hi_IN"/>
+        </w:rPr>
         <w:t xml:space="preserve"> के पीछे के विचार को एक विशेषण या क्रिया के साथ व्यक्त कर सकते हैं। वैकल्पिक अनुवाद: "हमारे प्रभु यीशु मसीह तुम पर अनुग्रह करें और" या "हमारे प्रभु यीशु मसीह तुम पर दया करें और"</w:t>
       </w:r>
     </w:p>
     <w:p>
-      <w:r/>
-      <w:r>
+      <w:pPr/>
+      <w:r>
+        <w:rPr>
+          <w:lang w:val="hi_IN" w:bidi="hi_IN"/>
+        </w:rPr>
+      </w:r>
+      <w:r>
+        <w:rPr>
+          <w:lang w:val="hi_IN" w:bidi="hi_IN"/>
+        </w:rPr>
         <w:t xml:space="preserve">देखें: </w:t>
       </w:r>
       <w:r>
+        <w:rPr>
+          <w:lang w:val="hi_IN" w:bidi="hi_IN"/>
+        </w:rPr>
         <w:t>भाववाचक संज्ञाएँ</w:t>
       </w:r>
-      <w:r/>
-      <w:r/>
-    </w:p>
-    <w:p>
-      <w:r/>
+      <w:r>
+        <w:rPr>
+          <w:lang w:val="hi_IN" w:bidi="hi_IN"/>
+        </w:rPr>
+      </w:r>
+      <w:r>
+        <w:rPr>
+          <w:lang w:val="hi_IN" w:bidi="hi_IN"/>
+        </w:rPr>
+      </w:r>
+    </w:p>
+    <w:p>
+      <w:pPr/>
+      <w:r>
+        <w:rPr>
+          <w:lang w:val="hi_IN" w:bidi="hi_IN"/>
+        </w:rPr>
+      </w:r>
     </w:p>
     <w:p>
       <w:pPr>
         <w:pStyle w:val="Heading2"/>
       </w:pPr>
       <w:r>
+        <w:rPr>
+          <w:lang w:val="hi_IN" w:bidi="hi_IN"/>
+        </w:rPr>
         <w:t>फिलेमोन 1:25 (#3)</w:t>
       </w:r>
-      <w:r/>
-    </w:p>
-    <w:p>
-      <w:r/>
-      <w:r>
-        <w:rPr>
-          <w:b/>
+      <w:r>
+        <w:rPr>
+          <w:lang w:val="hi_IN" w:bidi="hi_IN"/>
+        </w:rPr>
+      </w:r>
+    </w:p>
+    <w:p>
+      <w:pPr/>
+      <w:r>
+        <w:rPr>
+          <w:lang w:val="hi_IN" w:bidi="hi_IN"/>
+        </w:rPr>
+      </w:r>
+      <w:r>
+        <w:rPr>
+          <w:b/>
+          <w:lang w:val="hi_IN" w:bidi="hi_IN"/>
         </w:rPr>
         <w:t>"तुम्हारी"</w:t>
       </w:r>
     </w:p>
     <w:p>
-      <w:r/>
-      <w:r>
+      <w:pPr/>
+      <w:r>
+        <w:rPr>
+          <w:lang w:val="hi_IN" w:bidi="hi_IN"/>
+        </w:rPr>
+      </w:r>
+      <w:r>
+        <w:rPr>
+          <w:lang w:val="hi_IN" w:bidi="hi_IN"/>
+        </w:rPr>
         <w:t xml:space="preserve">यहाँ </w:t>
       </w:r>
       <w:r>
         <w:rPr>
           <w:b/>
+          <w:lang w:val="hi_IN" w:bidi="hi_IN"/>
         </w:rPr>
         <w:t>तुम्हारी</w:t>
       </w:r>
       <w:r>
+        <w:rPr>
+          <w:lang w:val="hi_IN" w:bidi="hi_IN"/>
+        </w:rPr>
         <w:t xml:space="preserve"> शब्द बहुवचन है और फिलेमोन और उन सभी को सन्दर्भित करता है जो उनके घर में इकट्ठे हुए थे। वैकल्पिक अनुवाद: “तुम्हारी आत्माओं”</w:t>
       </w:r>
     </w:p>
     <w:p>
-      <w:r/>
-      <w:r>
+      <w:pPr/>
+      <w:r>
+        <w:rPr>
+          <w:lang w:val="hi_IN" w:bidi="hi_IN"/>
+        </w:rPr>
+      </w:r>
+      <w:r>
+        <w:rPr>
+          <w:lang w:val="hi_IN" w:bidi="hi_IN"/>
+        </w:rPr>
         <w:t xml:space="preserve">देखें: </w:t>
       </w:r>
       <w:r>
+        <w:rPr>
+          <w:lang w:val="hi_IN" w:bidi="hi_IN"/>
+        </w:rPr>
         <w:t>तुम के रूप</w:t>
       </w:r>
-      <w:r/>
-      <w:r/>
+      <w:r>
+        <w:rPr>
+          <w:lang w:val="hi_IN" w:bidi="hi_IN"/>
+        </w:rPr>
+      </w:r>
+      <w:r>
+        <w:rPr>
+          <w:lang w:val="hi_IN" w:bidi="hi_IN"/>
+        </w:rPr>
+      </w:r>
     </w:p>
     <w:sectPr>
       <w:footnotePr>
@@ -5959,7 +10357,7 @@
     <w:rPrDefault>
       <w:rPr>
         <w:rFonts w:ascii="Times New Roman" w:eastAsia="Times New Roman" w:hAnsi="Times New Roman" w:cs="Times New Roman"/>
-        <w:lang w:val="en-US" w:eastAsia="en-US" w:bidi="ar-SA"/>
+        <w:lang w:val="hi_IN" w:eastAsia="en-US" w:bidi="ar-SA"/>
       </w:rPr>
     </w:rPrDefault>
     <w:pPrDefault/>

--- a/hin/docx/57.content.docx
+++ b/hin/docx/57.content.docx
@@ -295,6 +295,21 @@
           <w:b/>
           <w:lang w:val="hi_IN" w:bidi="hi_IN"/>
         </w:rPr>
+        <w:t>Παῦλος</w:t>
+      </w:r>
+    </w:p>
+    <w:p>
+      <w:pPr/>
+      <w:r>
+        <w:rPr>
+          <w:lang w:val="hi_IN" w:bidi="hi_IN"/>
+        </w:rPr>
+      </w:r>
+      <w:r>
+        <w:rPr>
+          <w:b/>
+          <w:lang w:val="hi_IN" w:bidi="hi_IN"/>
+        </w:rPr>
         <w:t>"पौलुस"</w:t>
       </w:r>
     </w:p>
@@ -378,6 +393,21 @@
           <w:b/>
           <w:lang w:val="hi_IN" w:bidi="hi_IN"/>
         </w:rPr>
+        <w:t>δέσμιος Χριστοῦ Ἰησοῦ</w:t>
+      </w:r>
+    </w:p>
+    <w:p>
+      <w:pPr/>
+      <w:r>
+        <w:rPr>
+          <w:lang w:val="hi_IN" w:bidi="hi_IN"/>
+        </w:rPr>
+      </w:r>
+      <w:r>
+        <w:rPr>
+          <w:b/>
+          <w:lang w:val="hi_IN" w:bidi="hi_IN"/>
+        </w:rPr>
         <w:t>"जो मसीह यीशु कैदी है"</w:t>
       </w:r>
     </w:p>
@@ -441,6 +471,21 @@
           <w:b/>
           <w:lang w:val="hi_IN" w:bidi="hi_IN"/>
         </w:rPr>
+        <w:t>ὁ ἀδελφὸς</w:t>
+      </w:r>
+    </w:p>
+    <w:p>
+      <w:pPr/>
+      <w:r>
+        <w:rPr>
+          <w:lang w:val="hi_IN" w:bidi="hi_IN"/>
+        </w:rPr>
+      </w:r>
+      <w:r>
+        <w:rPr>
+          <w:b/>
+          <w:lang w:val="hi_IN" w:bidi="hi_IN"/>
+        </w:rPr>
         <w:t>"भाई"</w:t>
       </w:r>
     </w:p>
@@ -517,6 +562,21 @@
           <w:b/>
           <w:lang w:val="hi_IN" w:bidi="hi_IN"/>
         </w:rPr>
+        <w:t>ὁ ἀδελφὸς</w:t>
+      </w:r>
+    </w:p>
+    <w:p>
+      <w:pPr/>
+      <w:r>
+        <w:rPr>
+          <w:lang w:val="hi_IN" w:bidi="hi_IN"/>
+        </w:rPr>
+      </w:r>
+      <w:r>
+        <w:rPr>
+          <w:b/>
+          <w:lang w:val="hi_IN" w:bidi="hi_IN"/>
+        </w:rPr>
         <w:t>"(हमारे) भाई"</w:t>
       </w:r>
     </w:p>
@@ -634,6 +694,21 @@
           <w:b/>
           <w:lang w:val="hi_IN" w:bidi="hi_IN"/>
         </w:rPr>
+        <w:t>Φιλήμονι</w:t>
+      </w:r>
+    </w:p>
+    <w:p>
+      <w:pPr/>
+      <w:r>
+        <w:rPr>
+          <w:lang w:val="hi_IN" w:bidi="hi_IN"/>
+        </w:rPr>
+      </w:r>
+      <w:r>
+        <w:rPr>
+          <w:b/>
+          <w:lang w:val="hi_IN" w:bidi="hi_IN"/>
+        </w:rPr>
         <w:t>"फिलेमोन"</w:t>
       </w:r>
     </w:p>
@@ -724,6 +799,21 @@
           <w:b/>
           <w:lang w:val="hi_IN" w:bidi="hi_IN"/>
         </w:rPr>
+        <w:t>Φιλήμονι</w:t>
+      </w:r>
+    </w:p>
+    <w:p>
+      <w:pPr/>
+      <w:r>
+        <w:rPr>
+          <w:lang w:val="hi_IN" w:bidi="hi_IN"/>
+        </w:rPr>
+      </w:r>
+      <w:r>
+        <w:rPr>
+          <w:b/>
+          <w:lang w:val="hi_IN" w:bidi="hi_IN"/>
+        </w:rPr>
         <w:t>"फिलेमोन"</w:t>
       </w:r>
     </w:p>
@@ -836,6 +926,21 @@
           <w:b/>
           <w:lang w:val="hi_IN" w:bidi="hi_IN"/>
         </w:rPr>
+        <w:t>ἡμῶν</w:t>
+      </w:r>
+    </w:p>
+    <w:p>
+      <w:pPr/>
+      <w:r>
+        <w:rPr>
+          <w:lang w:val="hi_IN" w:bidi="hi_IN"/>
+        </w:rPr>
+      </w:r>
+      <w:r>
+        <w:rPr>
+          <w:b/>
+          <w:lang w:val="hi_IN" w:bidi="hi_IN"/>
+        </w:rPr>
         <w:t>"की हमारे प्रिय"</w:t>
       </w:r>
     </w:p>
@@ -919,6 +1024,21 @@
           <w:b/>
           <w:lang w:val="hi_IN" w:bidi="hi_IN"/>
         </w:rPr>
+        <w:t>καὶ συνεργῷ ἡμῶν</w:t>
+      </w:r>
+    </w:p>
+    <w:p>
+      <w:pPr/>
+      <w:r>
+        <w:rPr>
+          <w:lang w:val="hi_IN" w:bidi="hi_IN"/>
+        </w:rPr>
+      </w:r>
+      <w:r>
+        <w:rPr>
+          <w:b/>
+          <w:lang w:val="hi_IN" w:bidi="hi_IN"/>
+        </w:rPr>
         <w:t>"और"</w:t>
       </w:r>
       <w:r>
@@ -995,6 +1115,21 @@
           <w:b/>
           <w:lang w:val="hi_IN" w:bidi="hi_IN"/>
         </w:rPr>
+        <w:t>Ἀπφίᾳ</w:t>
+      </w:r>
+    </w:p>
+    <w:p>
+      <w:pPr/>
+      <w:r>
+        <w:rPr>
+          <w:lang w:val="hi_IN" w:bidi="hi_IN"/>
+        </w:rPr>
+      </w:r>
+      <w:r>
+        <w:rPr>
+          <w:b/>
+          <w:lang w:val="hi_IN" w:bidi="hi_IN"/>
+        </w:rPr>
         <w:t>"अफफिया"</w:t>
       </w:r>
     </w:p>
@@ -1085,6 +1220,21 @@
           <w:b/>
           <w:lang w:val="hi_IN" w:bidi="hi_IN"/>
         </w:rPr>
+        <w:t>τῇ ἀδελφῇ</w:t>
+      </w:r>
+    </w:p>
+    <w:p>
+      <w:pPr/>
+      <w:r>
+        <w:rPr>
+          <w:lang w:val="hi_IN" w:bidi="hi_IN"/>
+        </w:rPr>
+      </w:r>
+      <w:r>
+        <w:rPr>
+          <w:b/>
+          <w:lang w:val="hi_IN" w:bidi="hi_IN"/>
+        </w:rPr>
         <w:t>"(हमारी) बहन"</w:t>
       </w:r>
     </w:p>
@@ -1202,6 +1352,21 @@
           <w:b/>
           <w:lang w:val="hi_IN" w:bidi="hi_IN"/>
         </w:rPr>
+        <w:t>τῇ ἀδελφῇ</w:t>
+      </w:r>
+    </w:p>
+    <w:p>
+      <w:pPr/>
+      <w:r>
+        <w:rPr>
+          <w:lang w:val="hi_IN" w:bidi="hi_IN"/>
+        </w:rPr>
+      </w:r>
+      <w:r>
+        <w:rPr>
+          <w:b/>
+          <w:lang w:val="hi_IN" w:bidi="hi_IN"/>
+        </w:rPr>
         <w:t>"(हमारी) बहन"</w:t>
       </w:r>
     </w:p>
@@ -1298,6 +1463,21 @@
           <w:b/>
           <w:lang w:val="hi_IN" w:bidi="hi_IN"/>
         </w:rPr>
+        <w:t>ἡμῶν</w:t>
+      </w:r>
+    </w:p>
+    <w:p>
+      <w:pPr/>
+      <w:r>
+        <w:rPr>
+          <w:lang w:val="hi_IN" w:bidi="hi_IN"/>
+        </w:rPr>
+      </w:r>
+      <w:r>
+        <w:rPr>
+          <w:b/>
+          <w:lang w:val="hi_IN" w:bidi="hi_IN"/>
+        </w:rPr>
         <w:t>""</w:t>
       </w:r>
     </w:p>
@@ -1381,6 +1561,21 @@
           <w:b/>
           <w:lang w:val="hi_IN" w:bidi="hi_IN"/>
         </w:rPr>
+        <w:t>Ἀπφίᾳ &amp; Ἀρχίππῳ &amp; τῇ &amp; ἐκκλησίᾳ</w:t>
+      </w:r>
+    </w:p>
+    <w:p>
+      <w:pPr/>
+      <w:r>
+        <w:rPr>
+          <w:lang w:val="hi_IN" w:bidi="hi_IN"/>
+        </w:rPr>
+      </w:r>
+      <w:r>
+        <w:rPr>
+          <w:b/>
+          <w:lang w:val="hi_IN" w:bidi="hi_IN"/>
+        </w:rPr>
         <w:t>"अफफिया"</w:t>
       </w:r>
       <w:r>
@@ -1517,6 +1712,21 @@
           <w:b/>
           <w:lang w:val="hi_IN" w:bidi="hi_IN"/>
         </w:rPr>
+        <w:t>Ἀρχίππῳ</w:t>
+      </w:r>
+    </w:p>
+    <w:p>
+      <w:pPr/>
+      <w:r>
+        <w:rPr>
+          <w:lang w:val="hi_IN" w:bidi="hi_IN"/>
+        </w:rPr>
+      </w:r>
+      <w:r>
+        <w:rPr>
+          <w:b/>
+          <w:lang w:val="hi_IN" w:bidi="hi_IN"/>
+        </w:rPr>
         <w:t>"अरखिप्पुस"</w:t>
       </w:r>
     </w:p>
@@ -1600,6 +1810,21 @@
           <w:b/>
           <w:lang w:val="hi_IN" w:bidi="hi_IN"/>
         </w:rPr>
+        <w:t>τῷ συνστρατιώτῃ ἡμῶν</w:t>
+      </w:r>
+    </w:p>
+    <w:p>
+      <w:pPr/>
+      <w:r>
+        <w:rPr>
+          <w:lang w:val="hi_IN" w:bidi="hi_IN"/>
+        </w:rPr>
+      </w:r>
+      <w:r>
+        <w:rPr>
+          <w:b/>
+          <w:lang w:val="hi_IN" w:bidi="hi_IN"/>
+        </w:rPr>
         <w:t>"हमारे साथी योद्धा"</w:t>
       </w:r>
     </w:p>
@@ -1683,6 +1908,21 @@
           <w:b/>
           <w:lang w:val="hi_IN" w:bidi="hi_IN"/>
         </w:rPr>
+        <w:t>καὶ τῇ κατ’ οἶκόν σου ἐκκλησίᾳ</w:t>
+      </w:r>
+    </w:p>
+    <w:p>
+      <w:pPr/>
+      <w:r>
+        <w:rPr>
+          <w:lang w:val="hi_IN" w:bidi="hi_IN"/>
+        </w:rPr>
+      </w:r>
+      <w:r>
+        <w:rPr>
+          <w:b/>
+          <w:lang w:val="hi_IN" w:bidi="hi_IN"/>
+        </w:rPr>
         <w:t>"फिलेमोन के घर की कलीसिया के नाम"</w:t>
       </w:r>
     </w:p>
@@ -1759,6 +1999,21 @@
           <w:b/>
           <w:lang w:val="hi_IN" w:bidi="hi_IN"/>
         </w:rPr>
+        <w:t>χάρις ὑμῖν καὶ εἰρήνη, ἀπὸ Θεοῦ Πατρὸς ἡμῶν καὶ Κυρίου ἡμῶν Ἰησοῦ Χριστοῦ</w:t>
+      </w:r>
+    </w:p>
+    <w:p>
+      <w:pPr/>
+      <w:r>
+        <w:rPr>
+          <w:lang w:val="hi_IN" w:bidi="hi_IN"/>
+        </w:rPr>
+      </w:r>
+      <w:r>
+        <w:rPr>
+          <w:b/>
+          <w:lang w:val="hi_IN" w:bidi="hi_IN"/>
+        </w:rPr>
         <w:t>""</w:t>
       </w:r>
     </w:p>
@@ -1822,6 +2077,21 @@
           <w:b/>
           <w:lang w:val="hi_IN" w:bidi="hi_IN"/>
         </w:rPr>
+        <w:t>χάρις ὑμῖν καὶ εἰρήνη, ἀπὸ Θεοῦ Πατρὸς ἡμῶν καὶ Κυρίου ἡμῶν Ἰησοῦ Χριστοῦ.</w:t>
+      </w:r>
+    </w:p>
+    <w:p>
+      <w:pPr/>
+      <w:r>
+        <w:rPr>
+          <w:lang w:val="hi_IN" w:bidi="hi_IN"/>
+        </w:rPr>
+      </w:r>
+      <w:r>
+        <w:rPr>
+          <w:b/>
+          <w:lang w:val="hi_IN" w:bidi="hi_IN"/>
+        </w:rPr>
         <w:t>"हमारे पिता परमेश्वर और प्रभु यीशु मसीह की ओर से अनुग्रह और शान्ति तुम्हें मिलती रहे"</w:t>
       </w:r>
     </w:p>
@@ -1931,6 +2201,21 @@
           <w:b/>
           <w:lang w:val="hi_IN" w:bidi="hi_IN"/>
         </w:rPr>
+        <w:t>ἡμῶν &amp; ἡμῶν</w:t>
+      </w:r>
+    </w:p>
+    <w:p>
+      <w:pPr/>
+      <w:r>
+        <w:rPr>
+          <w:lang w:val="hi_IN" w:bidi="hi_IN"/>
+        </w:rPr>
+      </w:r>
+      <w:r>
+        <w:rPr>
+          <w:b/>
+          <w:lang w:val="hi_IN" w:bidi="hi_IN"/>
+        </w:rPr>
         <w:t>"हमारे पिता परमेश्वर"</w:t>
       </w:r>
     </w:p>
@@ -2112,6 +2397,21 @@
           <w:b/>
           <w:lang w:val="hi_IN" w:bidi="hi_IN"/>
         </w:rPr>
+        <w:t>Πατρὸς</w:t>
+      </w:r>
+    </w:p>
+    <w:p>
+      <w:pPr/>
+      <w:r>
+        <w:rPr>
+          <w:lang w:val="hi_IN" w:bidi="hi_IN"/>
+        </w:rPr>
+      </w:r>
+      <w:r>
+        <w:rPr>
+          <w:b/>
+          <w:lang w:val="hi_IN" w:bidi="hi_IN"/>
+        </w:rPr>
         <w:t>"हमारे पिता"</w:t>
       </w:r>
     </w:p>
@@ -2195,6 +2495,21 @@
           <w:b/>
           <w:lang w:val="hi_IN" w:bidi="hi_IN"/>
         </w:rPr>
+        <w:t>σου</w:t>
+      </w:r>
+    </w:p>
+    <w:p>
+      <w:pPr/>
+      <w:r>
+        <w:rPr>
+          <w:lang w:val="hi_IN" w:bidi="hi_IN"/>
+        </w:rPr>
+      </w:r>
+      <w:r>
+        <w:rPr>
+          <w:b/>
+          <w:lang w:val="hi_IN" w:bidi="hi_IN"/>
+        </w:rPr>
         <w:t>"तुझे"</w:t>
       </w:r>
     </w:p>
@@ -2291,6 +2606,21 @@
           <w:b/>
           <w:lang w:val="hi_IN" w:bidi="hi_IN"/>
         </w:rPr>
+        <w:t>ἀκούων σου τὴν ἀγάπην καὶ τὴν πίστιν, ἣν ἔχεις πρὸς τὸν Κύριον Ἰησοῦν, καὶ εἰς πάντας τοὺς ἁγίους</w:t>
+      </w:r>
+    </w:p>
+    <w:p>
+      <w:pPr/>
+      <w:r>
+        <w:rPr>
+          <w:lang w:val="hi_IN" w:bidi="hi_IN"/>
+        </w:rPr>
+      </w:r>
+      <w:r>
+        <w:rPr>
+          <w:b/>
+          <w:lang w:val="hi_IN" w:bidi="hi_IN"/>
+        </w:rPr>
         <w:t>"क्योंकि मैं तेरे उस प्रेम और विश्वास की चर्चा सुनकर, जो प्रभु यीशु पर और सब पवित्र लोगों के साथ है"</w:t>
       </w:r>
     </w:p>
@@ -2408,6 +2738,21 @@
           <w:b/>
           <w:lang w:val="hi_IN" w:bidi="hi_IN"/>
         </w:rPr>
+        <w:t>ἀκούων σου τὴν ἀγάπην καὶ τὴν πίστιν, ἣν ἔχεις πρὸς τὸν Κύριον Ἰησοῦν, καὶ εἰς πάντας τοὺς ἁγίους</w:t>
+      </w:r>
+    </w:p>
+    <w:p>
+      <w:pPr/>
+      <w:r>
+        <w:rPr>
+          <w:lang w:val="hi_IN" w:bidi="hi_IN"/>
+        </w:rPr>
+      </w:r>
+      <w:r>
+        <w:rPr>
+          <w:b/>
+          <w:lang w:val="hi_IN" w:bidi="hi_IN"/>
+        </w:rPr>
         <w:t>"क्योंकि मैं तेरे उस प्रेम और विश्वास की चर्चा सुनकर, जो प्रभु यीशु पर और सब पवित्र लोगों के साथ है"</w:t>
       </w:r>
     </w:p>
@@ -2499,6 +2844,21 @@
           <w:b/>
           <w:lang w:val="hi_IN" w:bidi="hi_IN"/>
         </w:rPr>
+        <w:t>σου &amp; ἔχεις</w:t>
+      </w:r>
+    </w:p>
+    <w:p>
+      <w:pPr/>
+      <w:r>
+        <w:rPr>
+          <w:lang w:val="hi_IN" w:bidi="hi_IN"/>
+        </w:rPr>
+      </w:r>
+      <w:r>
+        <w:rPr>
+          <w:b/>
+          <w:lang w:val="hi_IN" w:bidi="hi_IN"/>
+        </w:rPr>
         <w:t>"तेरे"</w:t>
       </w:r>
       <w:r>
@@ -2601,6 +2961,21 @@
           <w:b/>
           <w:lang w:val="hi_IN" w:bidi="hi_IN"/>
         </w:rPr>
+        <w:t>ὅπως</w:t>
+      </w:r>
+    </w:p>
+    <w:p>
+      <w:pPr/>
+      <w:r>
+        <w:rPr>
+          <w:lang w:val="hi_IN" w:bidi="hi_IN"/>
+        </w:rPr>
+      </w:r>
+      <w:r>
+        <w:rPr>
+          <w:b/>
+          <w:lang w:val="hi_IN" w:bidi="hi_IN"/>
+        </w:rPr>
         <w:t>"कि"</w:t>
       </w:r>
     </w:p>
@@ -2705,6 +3080,21 @@
           <w:b/>
           <w:lang w:val="hi_IN" w:bidi="hi_IN"/>
         </w:rPr>
+        <w:t>ἡ κοινωνία τῆς πίστεώς σου</w:t>
+      </w:r>
+    </w:p>
+    <w:p>
+      <w:pPr/>
+      <w:r>
+        <w:rPr>
+          <w:lang w:val="hi_IN" w:bidi="hi_IN"/>
+        </w:rPr>
+      </w:r>
+      <w:r>
+        <w:rPr>
+          <w:b/>
+          <w:lang w:val="hi_IN" w:bidi="hi_IN"/>
+        </w:rPr>
         <w:t>"विश्वास"</w:t>
       </w:r>
       <w:r>
@@ -2794,6 +3184,21 @@
           <w:b/>
           <w:lang w:val="hi_IN" w:bidi="hi_IN"/>
         </w:rPr>
+        <w:t>ἡ κοινωνία τῆς πίστεώς σου, ἐνεργὴς γένηται ἐν ἐπιγνώσει παντὸς ἀγαθοῦ τοῦ ἐν ἡμῖν εἰς Χριστόν.</w:t>
+      </w:r>
+    </w:p>
+    <w:p>
+      <w:pPr/>
+      <w:r>
+        <w:rPr>
+          <w:lang w:val="hi_IN" w:bidi="hi_IN"/>
+        </w:rPr>
+      </w:r>
+      <w:r>
+        <w:rPr>
+          <w:b/>
+          <w:lang w:val="hi_IN" w:bidi="hi_IN"/>
+        </w:rPr>
         <w:t>"विश्वास में तुम्हारी सहभागिता हर अच्छी बात के ज्ञान के लिए प्रभावी हो जो मसीह में हमारे पास है"</w:t>
       </w:r>
     </w:p>
@@ -2911,6 +3316,21 @@
           <w:b/>
           <w:lang w:val="hi_IN" w:bidi="hi_IN"/>
         </w:rPr>
+        <w:t>ἐν ἐπιγνώσει παντὸς ἀγαθοῦ</w:t>
+      </w:r>
+    </w:p>
+    <w:p>
+      <w:pPr/>
+      <w:r>
+        <w:rPr>
+          <w:lang w:val="hi_IN" w:bidi="hi_IN"/>
+        </w:rPr>
+      </w:r>
+      <w:r>
+        <w:rPr>
+          <w:b/>
+          <w:lang w:val="hi_IN" w:bidi="hi_IN"/>
+        </w:rPr>
         <w:t>"करता"</w:t>
       </w:r>
       <w:r>
@@ -3000,6 +3420,21 @@
           <w:b/>
           <w:lang w:val="hi_IN" w:bidi="hi_IN"/>
         </w:rPr>
+        <w:t>εἰς Χριστόν</w:t>
+      </w:r>
+    </w:p>
+    <w:p>
+      <w:pPr/>
+      <w:r>
+        <w:rPr>
+          <w:lang w:val="hi_IN" w:bidi="hi_IN"/>
+        </w:rPr>
+      </w:r>
+      <w:r>
+        <w:rPr>
+          <w:b/>
+          <w:lang w:val="hi_IN" w:bidi="hi_IN"/>
+        </w:rPr>
         <w:t>"मसीह"</w:t>
       </w:r>
     </w:p>
@@ -3076,6 +3511,21 @@
           <w:b/>
           <w:lang w:val="hi_IN" w:bidi="hi_IN"/>
         </w:rPr>
+        <w:t>χαρὰν γὰρ πολλὴν ἔσχον καὶ παράκλησιν</w:t>
+      </w:r>
+    </w:p>
+    <w:p>
+      <w:pPr/>
+      <w:r>
+        <w:rPr>
+          <w:lang w:val="hi_IN" w:bidi="hi_IN"/>
+        </w:rPr>
+      </w:r>
+      <w:r>
+        <w:rPr>
+          <w:b/>
+          <w:lang w:val="hi_IN" w:bidi="hi_IN"/>
+        </w:rPr>
         <w:t>"क्योंकि ... मुझे ... बहुत आनन्द और शान्ति मिली है</w:t>
       </w:r>
     </w:p>
@@ -3201,6 +3651,21 @@
           <w:b/>
           <w:lang w:val="hi_IN" w:bidi="hi_IN"/>
         </w:rPr>
+        <w:t>ἐπὶ τῇ ἀγάπῃ σου</w:t>
+      </w:r>
+    </w:p>
+    <w:p>
+      <w:pPr/>
+      <w:r>
+        <w:rPr>
+          <w:lang w:val="hi_IN" w:bidi="hi_IN"/>
+        </w:rPr>
+      </w:r>
+      <w:r>
+        <w:rPr>
+          <w:b/>
+          <w:lang w:val="hi_IN" w:bidi="hi_IN"/>
+        </w:rPr>
         <w:t>"</w:t>
       </w:r>
       <w:r>
@@ -3311,6 +3776,21 @@
           <w:b/>
           <w:lang w:val="hi_IN" w:bidi="hi_IN"/>
         </w:rPr>
+        <w:t>τὰ σπλάγχνα τῶν ἁγίων ἀναπέπαυται διὰ σοῦ</w:t>
+      </w:r>
+    </w:p>
+    <w:p>
+      <w:pPr/>
+      <w:r>
+        <w:rPr>
+          <w:lang w:val="hi_IN" w:bidi="hi_IN"/>
+        </w:rPr>
+      </w:r>
+      <w:r>
+        <w:rPr>
+          <w:b/>
+          <w:lang w:val="hi_IN" w:bidi="hi_IN"/>
+        </w:rPr>
         <w:t>"तेरे द्वारा पवित्र लोगों के मन हरे भरे हो गए हैं"</w:t>
       </w:r>
     </w:p>
@@ -3402,6 +3882,21 @@
           <w:b/>
           <w:lang w:val="hi_IN" w:bidi="hi_IN"/>
         </w:rPr>
+        <w:t>τὰ σπλάγχνα τῶν ἁγίων</w:t>
+      </w:r>
+    </w:p>
+    <w:p>
+      <w:pPr/>
+      <w:r>
+        <w:rPr>
+          <w:lang w:val="hi_IN" w:bidi="hi_IN"/>
+        </w:rPr>
+      </w:r>
+      <w:r>
+        <w:rPr>
+          <w:b/>
+          <w:lang w:val="hi_IN" w:bidi="hi_IN"/>
+        </w:rPr>
         <w:t>"तेरे द्वारा पवित्र के मन हरे भरे हो गए हैं"</w:t>
       </w:r>
     </w:p>
@@ -3485,6 +3980,21 @@
           <w:b/>
           <w:lang w:val="hi_IN" w:bidi="hi_IN"/>
         </w:rPr>
+        <w:t>τὰ σπλάγχνα τῶν ἁγίων ἀναπέπαυται διὰ σοῦ</w:t>
+      </w:r>
+    </w:p>
+    <w:p>
+      <w:pPr/>
+      <w:r>
+        <w:rPr>
+          <w:lang w:val="hi_IN" w:bidi="hi_IN"/>
+        </w:rPr>
+      </w:r>
+      <w:r>
+        <w:rPr>
+          <w:b/>
+          <w:lang w:val="hi_IN" w:bidi="hi_IN"/>
+        </w:rPr>
         <w:t>"तेरे द्वारा पवित्र लोगों के मन हरे भरे हो गए हैं"</w:t>
       </w:r>
     </w:p>
@@ -3581,6 +4091,21 @@
           <w:b/>
           <w:lang w:val="hi_IN" w:bidi="hi_IN"/>
         </w:rPr>
+        <w:t>σοῦ, ἀδελφέ</w:t>
+      </w:r>
+    </w:p>
+    <w:p>
+      <w:pPr/>
+      <w:r>
+        <w:rPr>
+          <w:lang w:val="hi_IN" w:bidi="hi_IN"/>
+        </w:rPr>
+      </w:r>
+      <w:r>
+        <w:rPr>
+          <w:b/>
+          <w:lang w:val="hi_IN" w:bidi="hi_IN"/>
+        </w:rPr>
         <w:t>"भाई,"</w:t>
       </w:r>
       <w:r>
@@ -3733,6 +4258,21 @@
           <w:b/>
           <w:lang w:val="hi_IN" w:bidi="hi_IN"/>
         </w:rPr>
+        <w:t>πολλὴν ἐν Χριστῷ παρρησίαν</w:t>
+      </w:r>
+    </w:p>
+    <w:p>
+      <w:pPr/>
+      <w:r>
+        <w:rPr>
+          <w:lang w:val="hi_IN" w:bidi="hi_IN"/>
+        </w:rPr>
+      </w:r>
+      <w:r>
+        <w:rPr>
+          <w:b/>
+          <w:lang w:val="hi_IN" w:bidi="hi_IN"/>
+        </w:rPr>
         <w:t>"मसीह में बड़ा साहस है"</w:t>
       </w:r>
     </w:p>
@@ -3796,6 +4336,21 @@
           <w:b/>
           <w:lang w:val="hi_IN" w:bidi="hi_IN"/>
         </w:rPr>
+        <w:t>διό</w:t>
+      </w:r>
+    </w:p>
+    <w:p>
+      <w:pPr/>
+      <w:r>
+        <w:rPr>
+          <w:lang w:val="hi_IN" w:bidi="hi_IN"/>
+        </w:rPr>
+      </w:r>
+      <w:r>
+        <w:rPr>
+          <w:b/>
+          <w:lang w:val="hi_IN" w:bidi="hi_IN"/>
+        </w:rPr>
         <w:t>"इसलिए"</w:t>
       </w:r>
     </w:p>
@@ -3894,6 +4449,21 @@
           <w:b/>
           <w:lang w:val="hi_IN" w:bidi="hi_IN"/>
         </w:rPr>
+        <w:t>διὰ τὴν ἀγάπην</w:t>
+      </w:r>
+    </w:p>
+    <w:p>
+      <w:pPr/>
+      <w:r>
+        <w:rPr>
+          <w:lang w:val="hi_IN" w:bidi="hi_IN"/>
+        </w:rPr>
+      </w:r>
+      <w:r>
+        <w:rPr>
+          <w:b/>
+          <w:lang w:val="hi_IN" w:bidi="hi_IN"/>
+        </w:rPr>
         <w:t>"के लिये"</w:t>
       </w:r>
       <w:r>
@@ -3983,6 +4553,21 @@
           <w:b/>
           <w:lang w:val="hi_IN" w:bidi="hi_IN"/>
         </w:rPr>
+        <w:t>δέσμιος Χριστοῦ Ἰησοῦ</w:t>
+      </w:r>
+    </w:p>
+    <w:p>
+      <w:pPr/>
+      <w:r>
+        <w:rPr>
+          <w:lang w:val="hi_IN" w:bidi="hi_IN"/>
+        </w:rPr>
+      </w:r>
+      <w:r>
+        <w:rPr>
+          <w:b/>
+          <w:lang w:val="hi_IN" w:bidi="hi_IN"/>
+        </w:rPr>
         <w:t>"मसीह यीशु के लिये कैदी हूँ (मसीह यीशु का कैदी हूँ)"</w:t>
       </w:r>
     </w:p>
@@ -4054,6 +4639,21 @@
           <w:b/>
           <w:lang w:val="hi_IN" w:bidi="hi_IN"/>
         </w:rPr>
+        <w:t>Ὀνήσιμον</w:t>
+      </w:r>
+    </w:p>
+    <w:p>
+      <w:pPr/>
+      <w:r>
+        <w:rPr>
+          <w:lang w:val="hi_IN" w:bidi="hi_IN"/>
+        </w:rPr>
+      </w:r>
+      <w:r>
+        <w:rPr>
+          <w:b/>
+          <w:lang w:val="hi_IN" w:bidi="hi_IN"/>
+        </w:rPr>
         <w:t>""</w:t>
       </w:r>
     </w:p>
@@ -4117,6 +4717,21 @@
           <w:b/>
           <w:lang w:val="hi_IN" w:bidi="hi_IN"/>
         </w:rPr>
+        <w:t>Ὀνήσιμον</w:t>
+      </w:r>
+    </w:p>
+    <w:p>
+      <w:pPr/>
+      <w:r>
+        <w:rPr>
+          <w:lang w:val="hi_IN" w:bidi="hi_IN"/>
+        </w:rPr>
+      </w:r>
+      <w:r>
+        <w:rPr>
+          <w:b/>
+          <w:lang w:val="hi_IN" w:bidi="hi_IN"/>
+        </w:rPr>
         <w:t>"उनेसिमुस"</w:t>
       </w:r>
     </w:p>
@@ -4207,6 +4822,21 @@
           <w:b/>
           <w:lang w:val="hi_IN" w:bidi="hi_IN"/>
         </w:rPr>
+        <w:t>ὃν ἐγέννησα</w:t>
+      </w:r>
+    </w:p>
+    <w:p>
+      <w:pPr/>
+      <w:r>
+        <w:rPr>
+          <w:lang w:val="hi_IN" w:bidi="hi_IN"/>
+        </w:rPr>
+      </w:r>
+      <w:r>
+        <w:rPr>
+          <w:b/>
+          <w:lang w:val="hi_IN" w:bidi="hi_IN"/>
+        </w:rPr>
         <w:t>"के लिये"</w:t>
       </w:r>
       <w:r>
@@ -4303,6 +4933,21 @@
           <w:b/>
           <w:lang w:val="hi_IN" w:bidi="hi_IN"/>
         </w:rPr>
+        <w:t>ἐν τοῖς δεσμοῖς</w:t>
+      </w:r>
+    </w:p>
+    <w:p>
+      <w:pPr/>
+      <w:r>
+        <w:rPr>
+          <w:lang w:val="hi_IN" w:bidi="hi_IN"/>
+        </w:rPr>
+      </w:r>
+      <w:r>
+        <w:rPr>
+          <w:b/>
+          <w:lang w:val="hi_IN" w:bidi="hi_IN"/>
+        </w:rPr>
         <w:t>"मुझसे मेरी कैद में"</w:t>
       </w:r>
     </w:p>
@@ -4386,6 +5031,21 @@
           <w:b/>
           <w:lang w:val="hi_IN" w:bidi="hi_IN"/>
         </w:rPr>
+        <w:t>ὃν ἀνέπεμψά σοι</w:t>
+      </w:r>
+    </w:p>
+    <w:p>
+      <w:pPr/>
+      <w:r>
+        <w:rPr>
+          <w:lang w:val="hi_IN" w:bidi="hi_IN"/>
+        </w:rPr>
+      </w:r>
+      <w:r>
+        <w:rPr>
+          <w:b/>
+          <w:lang w:val="hi_IN" w:bidi="hi_IN"/>
+        </w:rPr>
         <w:t>"अर्थात् जो"</w:t>
       </w:r>
       <w:r>
@@ -4475,6 +5135,21 @@
           <w:b/>
           <w:lang w:val="hi_IN" w:bidi="hi_IN"/>
         </w:rPr>
+        <w:t>τοῦτ’ ἔστιν τὰ ἐμὰ σπλάγχνα</w:t>
+      </w:r>
+    </w:p>
+    <w:p>
+      <w:pPr/>
+      <w:r>
+        <w:rPr>
+          <w:lang w:val="hi_IN" w:bidi="hi_IN"/>
+        </w:rPr>
+      </w:r>
+      <w:r>
+        <w:rPr>
+          <w:b/>
+          <w:lang w:val="hi_IN" w:bidi="hi_IN"/>
+        </w:rPr>
         <w:t>"जो मेरे हृदय का टुकड़ा है"</w:t>
       </w:r>
     </w:p>
@@ -4579,6 +5254,21 @@
           <w:b/>
           <w:lang w:val="hi_IN" w:bidi="hi_IN"/>
         </w:rPr>
+        <w:t>τὰ ἐμὰ σπλάγχνα</w:t>
+      </w:r>
+    </w:p>
+    <w:p>
+      <w:pPr/>
+      <w:r>
+        <w:rPr>
+          <w:lang w:val="hi_IN" w:bidi="hi_IN"/>
+        </w:rPr>
+      </w:r>
+      <w:r>
+        <w:rPr>
+          <w:b/>
+          <w:lang w:val="hi_IN" w:bidi="hi_IN"/>
+        </w:rPr>
         <w:t>"मेरे हृदय का टुकड़ा"</w:t>
       </w:r>
     </w:p>
@@ -4670,6 +5360,21 @@
           <w:b/>
           <w:lang w:val="hi_IN" w:bidi="hi_IN"/>
         </w:rPr>
+        <w:t>ἵνα ὑπὲρ σοῦ μοι διακονῇ</w:t>
+      </w:r>
+    </w:p>
+    <w:p>
+      <w:pPr/>
+      <w:r>
+        <w:rPr>
+          <w:lang w:val="hi_IN" w:bidi="hi_IN"/>
+        </w:rPr>
+      </w:r>
+      <w:r>
+        <w:rPr>
+          <w:b/>
+          <w:lang w:val="hi_IN" w:bidi="hi_IN"/>
+        </w:rPr>
         <w:t>"कि तेरी ओर से"</w:t>
       </w:r>
       <w:r>
@@ -4746,6 +5451,21 @@
           <w:b/>
           <w:lang w:val="hi_IN" w:bidi="hi_IN"/>
         </w:rPr>
+        <w:t>ἐν τοῖς δεσμοῖς</w:t>
+      </w:r>
+    </w:p>
+    <w:p>
+      <w:pPr/>
+      <w:r>
+        <w:rPr>
+          <w:lang w:val="hi_IN" w:bidi="hi_IN"/>
+        </w:rPr>
+      </w:r>
+      <w:r>
+        <w:rPr>
+          <w:b/>
+          <w:lang w:val="hi_IN" w:bidi="hi_IN"/>
+        </w:rPr>
         <w:t>"इस कैद में"</w:t>
       </w:r>
     </w:p>
@@ -4829,6 +5549,21 @@
           <w:b/>
           <w:lang w:val="hi_IN" w:bidi="hi_IN"/>
         </w:rPr>
+        <w:t>ἐν τοῖς δεσμοῖς τοῦ εὐαγγελίου</w:t>
+      </w:r>
+    </w:p>
+    <w:p>
+      <w:pPr/>
+      <w:r>
+        <w:rPr>
+          <w:lang w:val="hi_IN" w:bidi="hi_IN"/>
+        </w:rPr>
+      </w:r>
+      <w:r>
+        <w:rPr>
+          <w:b/>
+          <w:lang w:val="hi_IN" w:bidi="hi_IN"/>
+        </w:rPr>
         <w:t>"कैद में जो सुसमाचार के कारण है"</w:t>
       </w:r>
     </w:p>
@@ -4933,6 +5668,21 @@
           <w:b/>
           <w:lang w:val="hi_IN" w:bidi="hi_IN"/>
         </w:rPr>
+        <w:t>ἵνα μὴ ὡς κατὰ ἀνάγκην τὸ ἀγαθόν σου ᾖ</w:t>
+      </w:r>
+    </w:p>
+    <w:p>
+      <w:pPr/>
+      <w:r>
+        <w:rPr>
+          <w:lang w:val="hi_IN" w:bidi="hi_IN"/>
+        </w:rPr>
+      </w:r>
+      <w:r>
+        <w:rPr>
+          <w:b/>
+          <w:lang w:val="hi_IN" w:bidi="hi_IN"/>
+        </w:rPr>
         <w:t>"चाहा"</w:t>
       </w:r>
       <w:r>
@@ -5022,6 +5772,21 @@
           <w:b/>
           <w:lang w:val="hi_IN" w:bidi="hi_IN"/>
         </w:rPr>
+        <w:t>ἀλλὰ κατὰ ἑκούσιον.</w:t>
+      </w:r>
+    </w:p>
+    <w:p>
+      <w:pPr/>
+      <w:r>
+        <w:rPr>
+          <w:lang w:val="hi_IN" w:bidi="hi_IN"/>
+        </w:rPr>
+      </w:r>
+      <w:r>
+        <w:rPr>
+          <w:b/>
+          <w:lang w:val="hi_IN" w:bidi="hi_IN"/>
+        </w:rPr>
         <w:t>"पर आनन्द से हो"</w:t>
       </w:r>
     </w:p>
@@ -5126,6 +5891,21 @@
           <w:b/>
           <w:lang w:val="hi_IN" w:bidi="hi_IN"/>
         </w:rPr>
+        <w:t>τάχα γὰρ διὰ τοῦτο, ἐχωρίσθη πρὸς ὥραν, ἵνα</w:t>
+      </w:r>
+    </w:p>
+    <w:p>
+      <w:pPr/>
+      <w:r>
+        <w:rPr>
+          <w:lang w:val="hi_IN" w:bidi="hi_IN"/>
+        </w:rPr>
+      </w:r>
+      <w:r>
+        <w:rPr>
+          <w:b/>
+          <w:lang w:val="hi_IN" w:bidi="hi_IN"/>
+        </w:rPr>
         <w:t>"क्योंकि क्या जाने वह तुझ से कुछ दिन तक के लिये इसी कारण अलग हुआ कि"</w:t>
       </w:r>
     </w:p>
@@ -5237,6 +6017,21 @@
           <w:b/>
           <w:lang w:val="hi_IN" w:bidi="hi_IN"/>
         </w:rPr>
+        <w:t>πρὸς ὥραν</w:t>
+      </w:r>
+    </w:p>
+    <w:p>
+      <w:pPr/>
+      <w:r>
+        <w:rPr>
+          <w:lang w:val="hi_IN" w:bidi="hi_IN"/>
+        </w:rPr>
+      </w:r>
+      <w:r>
+        <w:rPr>
+          <w:b/>
+          <w:lang w:val="hi_IN" w:bidi="hi_IN"/>
+        </w:rPr>
         <w:t>"कुछ दिन तक के लिये"</w:t>
       </w:r>
     </w:p>
@@ -5341,6 +6136,21 @@
           <w:b/>
           <w:lang w:val="hi_IN" w:bidi="hi_IN"/>
         </w:rPr>
+        <w:t>ὑπὲρ δοῦλον</w:t>
+      </w:r>
+    </w:p>
+    <w:p>
+      <w:pPr/>
+      <w:r>
+        <w:rPr>
+          <w:lang w:val="hi_IN" w:bidi="hi_IN"/>
+        </w:rPr>
+      </w:r>
+      <w:r>
+        <w:rPr>
+          <w:b/>
+          <w:lang w:val="hi_IN" w:bidi="hi_IN"/>
+        </w:rPr>
         <w:t>"दास भी उत्तम"</w:t>
       </w:r>
     </w:p>
@@ -5404,6 +6214,21 @@
           <w:b/>
           <w:lang w:val="hi_IN" w:bidi="hi_IN"/>
         </w:rPr>
+        <w:t>οὐκέτι ὡς δοῦλον</w:t>
+      </w:r>
+    </w:p>
+    <w:p>
+      <w:pPr/>
+      <w:r>
+        <w:rPr>
+          <w:lang w:val="hi_IN" w:bidi="hi_IN"/>
+        </w:rPr>
+      </w:r>
+      <w:r>
+        <w:rPr>
+          <w:b/>
+          <w:lang w:val="hi_IN" w:bidi="hi_IN"/>
+        </w:rPr>
         <w:t>"अब से दास के समान नहीं"</w:t>
       </w:r>
     </w:p>
@@ -5488,6 +6313,21 @@
           <w:b/>
           <w:lang w:val="hi_IN" w:bidi="hi_IN"/>
         </w:rPr>
+        <w:t>ὑπὲρ δοῦλον</w:t>
+      </w:r>
+    </w:p>
+    <w:p>
+      <w:pPr/>
+      <w:r>
+        <w:rPr>
+          <w:lang w:val="hi_IN" w:bidi="hi_IN"/>
+        </w:rPr>
+      </w:r>
+      <w:r>
+        <w:rPr>
+          <w:b/>
+          <w:lang w:val="hi_IN" w:bidi="hi_IN"/>
+        </w:rPr>
         <w:t>"दास से भी उत्तम"</w:t>
       </w:r>
     </w:p>
@@ -5551,6 +6391,21 @@
           <w:b/>
           <w:lang w:val="hi_IN" w:bidi="hi_IN"/>
         </w:rPr>
+        <w:t>ἀδελφὸν ἀγαπητόν</w:t>
+      </w:r>
+    </w:p>
+    <w:p>
+      <w:pPr/>
+      <w:r>
+        <w:rPr>
+          <w:lang w:val="hi_IN" w:bidi="hi_IN"/>
+        </w:rPr>
+      </w:r>
+      <w:r>
+        <w:rPr>
+          <w:b/>
+          <w:lang w:val="hi_IN" w:bidi="hi_IN"/>
+        </w:rPr>
         <w:t>"अर्थात् भाई"</w:t>
       </w:r>
     </w:p>
@@ -5614,6 +6469,21 @@
           <w:b/>
           <w:lang w:val="hi_IN" w:bidi="hi_IN"/>
         </w:rPr>
+        <w:t>ἀγαπητόν</w:t>
+      </w:r>
+    </w:p>
+    <w:p>
+      <w:pPr/>
+      <w:r>
+        <w:rPr>
+          <w:lang w:val="hi_IN" w:bidi="hi_IN"/>
+        </w:rPr>
+      </w:r>
+      <w:r>
+        <w:rPr>
+          <w:b/>
+          <w:lang w:val="hi_IN" w:bidi="hi_IN"/>
+        </w:rPr>
         <w:t>"प्रिय"</w:t>
       </w:r>
     </w:p>
@@ -5677,6 +6547,21 @@
           <w:b/>
           <w:lang w:val="hi_IN" w:bidi="hi_IN"/>
         </w:rPr>
+        <w:t>ἐν Κυρίῳ</w:t>
+      </w:r>
+    </w:p>
+    <w:p>
+      <w:pPr/>
+      <w:r>
+        <w:rPr>
+          <w:lang w:val="hi_IN" w:bidi="hi_IN"/>
+        </w:rPr>
+      </w:r>
+      <w:r>
+        <w:rPr>
+          <w:b/>
+          <w:lang w:val="hi_IN" w:bidi="hi_IN"/>
+        </w:rPr>
         <w:t>"प्रभु में"</w:t>
       </w:r>
       <w:r>
@@ -5753,6 +6638,21 @@
           <w:b/>
           <w:lang w:val="hi_IN" w:bidi="hi_IN"/>
         </w:rPr>
+        <w:t>εἰ &amp; με ἔχεις κοινωνόν</w:t>
+      </w:r>
+    </w:p>
+    <w:p>
+      <w:pPr/>
+      <w:r>
+        <w:rPr>
+          <w:lang w:val="hi_IN" w:bidi="hi_IN"/>
+        </w:rPr>
+      </w:r>
+      <w:r>
+        <w:rPr>
+          <w:b/>
+          <w:lang w:val="hi_IN" w:bidi="hi_IN"/>
+        </w:rPr>
         <w:t>""</w:t>
       </w:r>
     </w:p>
@@ -5816,6 +6716,21 @@
           <w:b/>
           <w:lang w:val="hi_IN" w:bidi="hi_IN"/>
         </w:rPr>
+        <w:t>οὖν</w:t>
+      </w:r>
+    </w:p>
+    <w:p>
+      <w:pPr/>
+      <w:r>
+        <w:rPr>
+          <w:lang w:val="hi_IN" w:bidi="hi_IN"/>
+        </w:rPr>
+      </w:r>
+      <w:r>
+        <w:rPr>
+          <w:b/>
+          <w:lang w:val="hi_IN" w:bidi="hi_IN"/>
+        </w:rPr>
         <w:t>"यदि"</w:t>
       </w:r>
     </w:p>
@@ -5933,6 +6848,21 @@
           <w:b/>
           <w:lang w:val="hi_IN" w:bidi="hi_IN"/>
         </w:rPr>
+        <w:t>προσλαβοῦ αὐτὸν ὡς ἐμέ.</w:t>
+      </w:r>
+    </w:p>
+    <w:p>
+      <w:pPr/>
+      <w:r>
+        <w:rPr>
+          <w:lang w:val="hi_IN" w:bidi="hi_IN"/>
+        </w:rPr>
+      </w:r>
+      <w:r>
+        <w:rPr>
+          <w:b/>
+          <w:lang w:val="hi_IN" w:bidi="hi_IN"/>
+        </w:rPr>
         <w:t>"उसे इस प्रकार ग्रहण कर जैसे मुझे"</w:t>
       </w:r>
     </w:p>
@@ -6016,6 +6946,21 @@
           <w:b/>
           <w:lang w:val="hi_IN" w:bidi="hi_IN"/>
         </w:rPr>
+        <w:t>εἰ δέ τι ἠδίκησέν σε ἢ ὀφείλει</w:t>
+      </w:r>
+    </w:p>
+    <w:p>
+      <w:pPr/>
+      <w:r>
+        <w:rPr>
+          <w:lang w:val="hi_IN" w:bidi="hi_IN"/>
+        </w:rPr>
+      </w:r>
+      <w:r>
+        <w:rPr>
+          <w:b/>
+          <w:lang w:val="hi_IN" w:bidi="hi_IN"/>
+        </w:rPr>
         <w:t>"और यदि उसने तेरी कुछ हानि की है, या उस पर तेरा कुछ आता है"</w:t>
       </w:r>
     </w:p>
@@ -6107,6 +7052,21 @@
           <w:b/>
           <w:lang w:val="hi_IN" w:bidi="hi_IN"/>
         </w:rPr>
+        <w:t>εἰ δέ τι ἠδίκησέν σε ἢ ὀφείλει</w:t>
+      </w:r>
+    </w:p>
+    <w:p>
+      <w:pPr/>
+      <w:r>
+        <w:rPr>
+          <w:lang w:val="hi_IN" w:bidi="hi_IN"/>
+        </w:rPr>
+      </w:r>
+      <w:r>
+        <w:rPr>
+          <w:b/>
+          <w:lang w:val="hi_IN" w:bidi="hi_IN"/>
+        </w:rPr>
         <w:t>"और यदि उसने तेरी कुछ हानि की है, या उस पर तेरा कुछ आता है"</w:t>
       </w:r>
     </w:p>
@@ -6204,6 +7164,21 @@
           <w:b/>
           <w:lang w:val="hi_IN" w:bidi="hi_IN"/>
         </w:rPr>
+        <w:t>τοῦτο ἐμοὶ ἐλλόγα.</w:t>
+      </w:r>
+    </w:p>
+    <w:p>
+      <w:pPr/>
+      <w:r>
+        <w:rPr>
+          <w:lang w:val="hi_IN" w:bidi="hi_IN"/>
+        </w:rPr>
+      </w:r>
+      <w:r>
+        <w:rPr>
+          <w:b/>
+          <w:lang w:val="hi_IN" w:bidi="hi_IN"/>
+        </w:rPr>
         <w:t>"तो मेरे नाम पर लिख ले"</w:t>
       </w:r>
     </w:p>
@@ -6275,6 +7250,21 @@
           <w:b/>
           <w:lang w:val="hi_IN" w:bidi="hi_IN"/>
         </w:rPr>
+        <w:t>ἐγὼ Παῦλος ἔγραψα τῇ ἐμῇ χειρί</w:t>
+      </w:r>
+    </w:p>
+    <w:p>
+      <w:pPr/>
+      <w:r>
+        <w:rPr>
+          <w:lang w:val="hi_IN" w:bidi="hi_IN"/>
+        </w:rPr>
+      </w:r>
+      <w:r>
+        <w:rPr>
+          <w:b/>
+          <w:lang w:val="hi_IN" w:bidi="hi_IN"/>
+        </w:rPr>
         <w:t>"मैं पौलुस अपने हाथ से लिखता हूँ, कि"</w:t>
       </w:r>
     </w:p>
@@ -6338,6 +7328,21 @@
           <w:b/>
           <w:lang w:val="hi_IN" w:bidi="hi_IN"/>
         </w:rPr>
+        <w:t>ἵνα μὴ λέγω σοι</w:t>
+      </w:r>
+    </w:p>
+    <w:p>
+      <w:pPr/>
+      <w:r>
+        <w:rPr>
+          <w:lang w:val="hi_IN" w:bidi="hi_IN"/>
+        </w:rPr>
+      </w:r>
+      <w:r>
+        <w:rPr>
+          <w:b/>
+          <w:lang w:val="hi_IN" w:bidi="hi_IN"/>
+        </w:rPr>
         <w:t>"इसके कहने की नहीं,"</w:t>
       </w:r>
       <w:r>
@@ -6434,6 +7439,21 @@
           <w:b/>
           <w:lang w:val="hi_IN" w:bidi="hi_IN"/>
         </w:rPr>
+        <w:t>καὶ σεαυτόν μοι προσοφείλεις</w:t>
+      </w:r>
+    </w:p>
+    <w:p>
+      <w:pPr/>
+      <w:r>
+        <w:rPr>
+          <w:lang w:val="hi_IN" w:bidi="hi_IN"/>
+        </w:rPr>
+      </w:r>
+      <w:r>
+        <w:rPr>
+          <w:b/>
+          <w:lang w:val="hi_IN" w:bidi="hi_IN"/>
+        </w:rPr>
         <w:t>"आप"</w:t>
       </w:r>
       <w:r>
@@ -6530,6 +7550,21 @@
           <w:b/>
           <w:lang w:val="hi_IN" w:bidi="hi_IN"/>
         </w:rPr>
+        <w:t>ἀδελφέ</w:t>
+      </w:r>
+    </w:p>
+    <w:p>
+      <w:pPr/>
+      <w:r>
+        <w:rPr>
+          <w:lang w:val="hi_IN" w:bidi="hi_IN"/>
+        </w:rPr>
+      </w:r>
+      <w:r>
+        <w:rPr>
+          <w:b/>
+          <w:lang w:val="hi_IN" w:bidi="hi_IN"/>
+        </w:rPr>
         <w:t>"भाई"</w:t>
       </w:r>
     </w:p>
@@ -6634,6 +7669,21 @@
           <w:b/>
           <w:lang w:val="hi_IN" w:bidi="hi_IN"/>
         </w:rPr>
+        <w:t>ἐν Κυρίῳ</w:t>
+      </w:r>
+    </w:p>
+    <w:p>
+      <w:pPr/>
+      <w:r>
+        <w:rPr>
+          <w:lang w:val="hi_IN" w:bidi="hi_IN"/>
+        </w:rPr>
+      </w:r>
+      <w:r>
+        <w:rPr>
+          <w:b/>
+          <w:lang w:val="hi_IN" w:bidi="hi_IN"/>
+        </w:rPr>
         <w:t>"प्रभु में"</w:t>
       </w:r>
     </w:p>
@@ -6751,6 +7801,21 @@
           <w:b/>
           <w:lang w:val="hi_IN" w:bidi="hi_IN"/>
         </w:rPr>
+        <w:t>ἀνάπαυσόν μου τὰ σπλάγχνα ἐν Χριστῷ</w:t>
+      </w:r>
+    </w:p>
+    <w:p>
+      <w:pPr/>
+      <w:r>
+        <w:rPr>
+          <w:lang w:val="hi_IN" w:bidi="hi_IN"/>
+        </w:rPr>
+      </w:r>
+      <w:r>
+        <w:rPr>
+          <w:b/>
+          <w:lang w:val="hi_IN" w:bidi="hi_IN"/>
+        </w:rPr>
         <w:t>"मसीह में मेरे जी को हरा भरा कर दे"</w:t>
       </w:r>
     </w:p>
@@ -6858,6 +7923,21 @@
           <w:b/>
           <w:lang w:val="hi_IN" w:bidi="hi_IN"/>
         </w:rPr>
+        <w:t>ἀνάπαυσόν μου τὰ σπλάγχνα</w:t>
+      </w:r>
+    </w:p>
+    <w:p>
+      <w:pPr/>
+      <w:r>
+        <w:rPr>
+          <w:lang w:val="hi_IN" w:bidi="hi_IN"/>
+        </w:rPr>
+      </w:r>
+      <w:r>
+        <w:rPr>
+          <w:b/>
+          <w:lang w:val="hi_IN" w:bidi="hi_IN"/>
+        </w:rPr>
         <w:t>"मसीह में मेरे जी को हरा भरा कर दे"</w:t>
       </w:r>
     </w:p>
@@ -6941,6 +8021,21 @@
           <w:b/>
           <w:lang w:val="hi_IN" w:bidi="hi_IN"/>
         </w:rPr>
+        <w:t>ἀνάπαυσόν μου τὰ σπλάγχνα</w:t>
+      </w:r>
+    </w:p>
+    <w:p>
+      <w:pPr/>
+      <w:r>
+        <w:rPr>
+          <w:lang w:val="hi_IN" w:bidi="hi_IN"/>
+        </w:rPr>
+      </w:r>
+      <w:r>
+        <w:rPr>
+          <w:b/>
+          <w:lang w:val="hi_IN" w:bidi="hi_IN"/>
+        </w:rPr>
         <w:t>"मेरे जी को हरा भरा कर दे"</w:t>
       </w:r>
     </w:p>
@@ -7045,6 +8140,21 @@
           <w:b/>
           <w:lang w:val="hi_IN" w:bidi="hi_IN"/>
         </w:rPr>
+        <w:t>πεποιθὼς τῇ ὑπακοῇ σου</w:t>
+      </w:r>
+    </w:p>
+    <w:p>
+      <w:pPr/>
+      <w:r>
+        <w:rPr>
+          <w:lang w:val="hi_IN" w:bidi="hi_IN"/>
+        </w:rPr>
+      </w:r>
+      <w:r>
+        <w:rPr>
+          <w:b/>
+          <w:lang w:val="hi_IN" w:bidi="hi_IN"/>
+        </w:rPr>
         <w:t>"मैं तेरे आज्ञाकारी होने का भरोसा रखकर"</w:t>
       </w:r>
     </w:p>
@@ -7162,6 +8272,21 @@
           <w:b/>
           <w:lang w:val="hi_IN" w:bidi="hi_IN"/>
         </w:rPr>
+        <w:t>ἔγραψά σοι</w:t>
+      </w:r>
+    </w:p>
+    <w:p>
+      <w:pPr/>
+      <w:r>
+        <w:rPr>
+          <w:lang w:val="hi_IN" w:bidi="hi_IN"/>
+        </w:rPr>
+      </w:r>
+      <w:r>
+        <w:rPr>
+          <w:b/>
+          <w:lang w:val="hi_IN" w:bidi="hi_IN"/>
+        </w:rPr>
         <w:t>"मैं ... तुझे लिखता हूँ" (मैं ... तुझे लिखा)</w:t>
       </w:r>
     </w:p>
@@ -7225,6 +8350,21 @@
           <w:b/>
           <w:lang w:val="hi_IN" w:bidi="hi_IN"/>
         </w:rPr>
+        <w:t>δὲ</w:t>
+      </w:r>
+    </w:p>
+    <w:p>
+      <w:pPr/>
+      <w:r>
+        <w:rPr>
+          <w:lang w:val="hi_IN" w:bidi="hi_IN"/>
+        </w:rPr>
+      </w:r>
+      <w:r>
+        <w:rPr>
+          <w:b/>
+          <w:lang w:val="hi_IN" w:bidi="hi_IN"/>
+        </w:rPr>
         <w:t>""</w:t>
       </w:r>
     </w:p>
@@ -7310,6 +8450,21 @@
           <w:b/>
           <w:lang w:val="hi_IN" w:bidi="hi_IN"/>
         </w:rPr>
+        <w:t>ἅμα</w:t>
+      </w:r>
+    </w:p>
+    <w:p>
+      <w:pPr/>
+      <w:r>
+        <w:rPr>
+          <w:lang w:val="hi_IN" w:bidi="hi_IN"/>
+        </w:rPr>
+      </w:r>
+      <w:r>
+        <w:rPr>
+          <w:b/>
+          <w:lang w:val="hi_IN" w:bidi="hi_IN"/>
+        </w:rPr>
         <w:t>"यह"</w:t>
       </w:r>
     </w:p>
@@ -7373,6 +8528,21 @@
           <w:b/>
           <w:lang w:val="hi_IN" w:bidi="hi_IN"/>
         </w:rPr>
+        <w:t>χαρισθήσομαι ὑμῖν</w:t>
+      </w:r>
+    </w:p>
+    <w:p>
+      <w:pPr/>
+      <w:r>
+        <w:rPr>
+          <w:lang w:val="hi_IN" w:bidi="hi_IN"/>
+        </w:rPr>
+      </w:r>
+      <w:r>
+        <w:rPr>
+          <w:b/>
+          <w:lang w:val="hi_IN" w:bidi="hi_IN"/>
+        </w:rPr>
         <w:t>"मैं तुम्हें दे दिया जाऊँगा"</w:t>
       </w:r>
     </w:p>
@@ -7436,6 +8606,21 @@
           <w:b/>
           <w:lang w:val="hi_IN" w:bidi="hi_IN"/>
         </w:rPr>
+        <w:t>ἑτοίμαζέ μοι ξενίαν</w:t>
+      </w:r>
+    </w:p>
+    <w:p>
+      <w:pPr/>
+      <w:r>
+        <w:rPr>
+          <w:lang w:val="hi_IN" w:bidi="hi_IN"/>
+        </w:rPr>
+      </w:r>
+      <w:r>
+        <w:rPr>
+          <w:b/>
+          <w:lang w:val="hi_IN" w:bidi="hi_IN"/>
+        </w:rPr>
         <w:t>"मेरे लिये ठहरने की जगह तैयार रख"</w:t>
       </w:r>
     </w:p>
@@ -7533,6 +8718,21 @@
           <w:b/>
           <w:lang w:val="hi_IN" w:bidi="hi_IN"/>
         </w:rPr>
+        <w:t>διὰ τῶν προσευχῶν ὑμῶν</w:t>
+      </w:r>
+    </w:p>
+    <w:p>
+      <w:pPr/>
+      <w:r>
+        <w:rPr>
+          <w:lang w:val="hi_IN" w:bidi="hi_IN"/>
+        </w:rPr>
+      </w:r>
+      <w:r>
+        <w:rPr>
+          <w:b/>
+          <w:lang w:val="hi_IN" w:bidi="hi_IN"/>
+        </w:rPr>
         <w:t>"तुम्हारी प्रार्थनाओं के द्वारा"</w:t>
       </w:r>
     </w:p>
@@ -7596,6 +8796,21 @@
           <w:b/>
           <w:lang w:val="hi_IN" w:bidi="hi_IN"/>
         </w:rPr>
+        <w:t>χαρισθήσομαι ὑμῖν.</w:t>
+      </w:r>
+    </w:p>
+    <w:p>
+      <w:pPr/>
+      <w:r>
+        <w:rPr>
+          <w:lang w:val="hi_IN" w:bidi="hi_IN"/>
+        </w:rPr>
+      </w:r>
+      <w:r>
+        <w:rPr>
+          <w:b/>
+          <w:lang w:val="hi_IN" w:bidi="hi_IN"/>
+        </w:rPr>
         <w:t>"मैं तुम्हें दे दिया जाऊँगा"</w:t>
       </w:r>
     </w:p>
@@ -7687,6 +8902,21 @@
           <w:b/>
           <w:lang w:val="hi_IN" w:bidi="hi_IN"/>
         </w:rPr>
+        <w:t>ὑμῶν &amp; ὑμῖν</w:t>
+      </w:r>
+    </w:p>
+    <w:p>
+      <w:pPr/>
+      <w:r>
+        <w:rPr>
+          <w:lang w:val="hi_IN" w:bidi="hi_IN"/>
+        </w:rPr>
+      </w:r>
+      <w:r>
+        <w:rPr>
+          <w:b/>
+          <w:lang w:val="hi_IN" w:bidi="hi_IN"/>
+        </w:rPr>
         <w:t>"तुम्हारी"</w:t>
       </w:r>
       <w:r>
@@ -7809,6 +9039,21 @@
           <w:b/>
           <w:lang w:val="hi_IN" w:bidi="hi_IN"/>
         </w:rPr>
+        <w:t>Ἐπαφρᾶς</w:t>
+      </w:r>
+    </w:p>
+    <w:p>
+      <w:pPr/>
+      <w:r>
+        <w:rPr>
+          <w:lang w:val="hi_IN" w:bidi="hi_IN"/>
+        </w:rPr>
+      </w:r>
+      <w:r>
+        <w:rPr>
+          <w:b/>
+          <w:lang w:val="hi_IN" w:bidi="hi_IN"/>
+        </w:rPr>
         <w:t>"इपफ्रास"</w:t>
       </w:r>
     </w:p>
@@ -7892,6 +9137,21 @@
           <w:b/>
           <w:lang w:val="hi_IN" w:bidi="hi_IN"/>
         </w:rPr>
+        <w:t>ἐν Χριστῷ Ἰησοῦ</w:t>
+      </w:r>
+    </w:p>
+    <w:p>
+      <w:pPr/>
+      <w:r>
+        <w:rPr>
+          <w:lang w:val="hi_IN" w:bidi="hi_IN"/>
+        </w:rPr>
+      </w:r>
+      <w:r>
+        <w:rPr>
+          <w:b/>
+          <w:lang w:val="hi_IN" w:bidi="hi_IN"/>
+        </w:rPr>
         <w:t>"मसीह यीशु में"</w:t>
       </w:r>
     </w:p>
@@ -7976,6 +9236,21 @@
           <w:b/>
           <w:lang w:val="hi_IN" w:bidi="hi_IN"/>
         </w:rPr>
+        <w:t>Μᾶρκος, Ἀρίσταρχος, Δημᾶς, Λουκᾶς</w:t>
+      </w:r>
+    </w:p>
+    <w:p>
+      <w:pPr/>
+      <w:r>
+        <w:rPr>
+          <w:lang w:val="hi_IN" w:bidi="hi_IN"/>
+        </w:rPr>
+      </w:r>
+      <w:r>
+        <w:rPr>
+          <w:b/>
+          <w:lang w:val="hi_IN" w:bidi="hi_IN"/>
+        </w:rPr>
         <w:t>"और मरकुस अरिस्तर्खुस देमास लूका"</w:t>
       </w:r>
     </w:p>
@@ -8059,6 +9334,21 @@
           <w:b/>
           <w:lang w:val="hi_IN" w:bidi="hi_IN"/>
         </w:rPr>
+        <w:t>Μᾶρκος, Ἀρίσταρχος, Δημᾶς, Λουκᾶς</w:t>
+      </w:r>
+    </w:p>
+    <w:p>
+      <w:pPr/>
+      <w:r>
+        <w:rPr>
+          <w:lang w:val="hi_IN" w:bidi="hi_IN"/>
+        </w:rPr>
+      </w:r>
+      <w:r>
+        <w:rPr>
+          <w:b/>
+          <w:lang w:val="hi_IN" w:bidi="hi_IN"/>
+        </w:rPr>
         <w:t>"मरकुस और अरिस्तर्खुस और देमास और लूका"</w:t>
       </w:r>
     </w:p>
@@ -8142,6 +9432,21 @@
           <w:b/>
           <w:lang w:val="hi_IN" w:bidi="hi_IN"/>
         </w:rPr>
+        <w:t>οἱ συνεργοί μου</w:t>
+      </w:r>
+    </w:p>
+    <w:p>
+      <w:pPr/>
+      <w:r>
+        <w:rPr>
+          <w:lang w:val="hi_IN" w:bidi="hi_IN"/>
+        </w:rPr>
+      </w:r>
+      <w:r>
+        <w:rPr>
+          <w:b/>
+          <w:lang w:val="hi_IN" w:bidi="hi_IN"/>
+        </w:rPr>
         <w:t>"जो मेरे सहकर्मी"</w:t>
       </w:r>
     </w:p>
@@ -8205,6 +9510,21 @@
           <w:b/>
           <w:lang w:val="hi_IN" w:bidi="hi_IN"/>
         </w:rPr>
+        <w:t>μετὰ τοῦ πνεύματος ὑμῶν</w:t>
+      </w:r>
+    </w:p>
+    <w:p>
+      <w:pPr/>
+      <w:r>
+        <w:rPr>
+          <w:lang w:val="hi_IN" w:bidi="hi_IN"/>
+        </w:rPr>
+      </w:r>
+      <w:r>
+        <w:rPr>
+          <w:b/>
+          <w:lang w:val="hi_IN" w:bidi="hi_IN"/>
+        </w:rPr>
         <w:t>"तुम्हारी आत्मा पर होता रहे"</w:t>
       </w:r>
     </w:p>
@@ -8301,6 +9621,21 @@
           <w:b/>
           <w:lang w:val="hi_IN" w:bidi="hi_IN"/>
         </w:rPr>
+        <w:t>ἡ χάρις τοῦ Κυρίου ἡμῶν, Ἰησοῦ Χριστοῦ</w:t>
+      </w:r>
+    </w:p>
+    <w:p>
+      <w:pPr/>
+      <w:r>
+        <w:rPr>
+          <w:lang w:val="hi_IN" w:bidi="hi_IN"/>
+        </w:rPr>
+      </w:r>
+      <w:r>
+        <w:rPr>
+          <w:b/>
+          <w:lang w:val="hi_IN" w:bidi="hi_IN"/>
+        </w:rPr>
         <w:t>"हमारे प्रभु यीशु मसीह का अनुग्रह"</w:t>
       </w:r>
     </w:p>
@@ -8383,6 +9718,21 @@
         <w:rPr>
           <w:lang w:val="hi_IN" w:bidi="hi_IN"/>
         </w:rPr>
+      </w:r>
+    </w:p>
+    <w:p>
+      <w:pPr/>
+      <w:r>
+        <w:rPr>
+          <w:lang w:val="hi_IN" w:bidi="hi_IN"/>
+        </w:rPr>
+      </w:r>
+      <w:r>
+        <w:rPr>
+          <w:b/>
+          <w:lang w:val="hi_IN" w:bidi="hi_IN"/>
+        </w:rPr>
+        <w:t>ὑμῶν</w:t>
       </w:r>
     </w:p>
     <w:p>

--- a/hin/docx/57.content.docx
+++ b/hin/docx/57.content.docx
@@ -28,49 +28,15 @@
       </w:r>
     </w:p>
     <w:p>
-      <w:pPr>
-        <w:pStyle w:val="Heading2"/>
-      </w:pPr>
-      <w:r>
-        <w:rPr>
-          <w:lang w:val="hi_IN" w:bidi="hi_IN"/>
-        </w:rPr>
-        <w:t>License Information</w:t>
-      </w:r>
-      <w:r>
-        <w:rPr>
-          <w:lang w:val="hi_IN" w:bidi="hi_IN"/>
-        </w:rPr>
-      </w:r>
-    </w:p>
-    <w:p>
-      <w:pPr/>
-      <w:r>
-        <w:rPr>
-          <w:lang w:val="hi_IN" w:bidi="hi_IN"/>
-        </w:rPr>
-      </w:r>
-      <w:r>
-        <w:rPr>
-          <w:b/>
-          <w:lang w:val="hi_IN" w:bidi="hi_IN"/>
-        </w:rPr>
-        <w:t>अनुवाद नोट्स (अनफोल्डिंग वर्ड)</w:t>
-      </w:r>
-      <w:r>
-        <w:rPr>
-          <w:lang w:val="hi_IN" w:bidi="hi_IN"/>
-        </w:rPr>
-        <w:t xml:space="preserve"> (Hindi) is based on</w:t>
-      </w:r>
-      <w:r>
-        <w:rPr>
-          <w:lang w:val="hi_IN" w:bidi="hi_IN"/>
-        </w:rPr>
-        <w:t xml:space="preserve">: </w:t>
-      </w:r>
-      <w:r>
-        <w:rPr>
+      <w:pPr/>
+      <w:r>
+        <w:rPr>
+          <w:lang w:val="hi_IN" w:bidi="hi_IN"/>
+        </w:rPr>
+      </w:r>
+      <w:r>
+        <w:rPr>
+          <w:b/>
           <w:lang w:val="hi_IN" w:bidi="hi_IN"/>
         </w:rPr>
         <w:t>unfoldingWord® Translation Notes</w:t>
@@ -79,62 +45,31 @@
         <w:rPr>
           <w:lang w:val="hi_IN" w:bidi="hi_IN"/>
         </w:rPr>
-        <w:t xml:space="preserve">, </w:t>
-      </w:r>
-      <w:hyperlink r:id="rId13">
-        <w:r>
-          <w:rPr>
-            <w:lang w:val="hi_IN" w:bidi="hi_IN"/>
-          </w:rPr>
-          <w:rPr>
-            <w:color w:val="0000EE"/>
-            <w:u w:val="single"/>
-          </w:rPr>
-          <w:t>unfoldingWord</w:t>
-        </w:r>
-      </w:hyperlink>
-      <w:r>
-        <w:rPr>
-          <w:lang w:val="hi_IN" w:bidi="hi_IN"/>
-        </w:rPr>
-        <w:t xml:space="preserve">, 2022, which is licensed under a </w:t>
-      </w:r>
-      <w:hyperlink r:id="rId14">
-        <w:r>
-          <w:rPr>
-            <w:lang w:val="hi_IN" w:bidi="hi_IN"/>
-          </w:rPr>
-          <w:rPr>
-            <w:color w:val="0000EE"/>
-            <w:u w:val="single"/>
-          </w:rPr>
-          <w:t>CC BY-SA 4.0 license</w:t>
-        </w:r>
-      </w:hyperlink>
-      <w:r>
-        <w:rPr>
-          <w:lang w:val="hi_IN" w:bidi="hi_IN"/>
-        </w:rPr>
-        <w:t>.</w:t>
-      </w:r>
-      <w:r>
-        <w:rPr>
-          <w:lang w:val="hi_IN" w:bidi="hi_IN"/>
-        </w:rPr>
-      </w:r>
-    </w:p>
-    <w:p>
-      <w:pPr/>
-      <w:r>
-        <w:rPr>
-          <w:lang w:val="hi_IN" w:bidi="hi_IN"/>
-        </w:rPr>
-      </w:r>
-      <w:r>
-        <w:rPr>
-          <w:lang w:val="hi_IN" w:bidi="hi_IN"/>
-        </w:rPr>
-        <w:t>This PDF version is provided under the same license.</w:t>
+        <w:t xml:space="preserve"> © 2022 unfoldingWord. Released under CC BY-SA 4.0 license. </w:t>
+      </w:r>
+      <w:r>
+        <w:rPr>
+          <w:lang w:val="hi_IN" w:bidi="hi_IN"/>
+        </w:rPr>
+        <w:t>unfoldingWord® Translation Notes</w:t>
+      </w:r>
+      <w:r>
+        <w:rPr>
+          <w:lang w:val="hi_IN" w:bidi="hi_IN"/>
+        </w:rPr>
+        <w:t xml:space="preserve"> has been adapted in the following languages: Tok Pisin, Arabic (عربي), French (Français), Hindi (हिंदी), Indonesian (Bahasa Indonesia), Portuguese (Português), Russian (Русский), Spanish (Español), Swahili (Kiswahili), and Simplified Chinese (简体中文) from </w:t>
+      </w:r>
+      <w:r>
+        <w:rPr>
+          <w:lang w:val="hi_IN" w:bidi="hi_IN"/>
+        </w:rPr>
+        <w:t>unfoldingWord® Translation Notes</w:t>
+      </w:r>
+      <w:r>
+        <w:rPr>
+          <w:lang w:val="hi_IN" w:bidi="hi_IN"/>
+        </w:rPr>
+        <w:t xml:space="preserve"> © 2022 unfoldingWord. Released under CC BY-SA 4.0 license by Mission Mutual</w:t>
       </w:r>
       <w:r>
         <w:rPr>
@@ -295,21 +230,6 @@
           <w:b/>
           <w:lang w:val="hi_IN" w:bidi="hi_IN"/>
         </w:rPr>
-        <w:t>Παῦλος</w:t>
-      </w:r>
-    </w:p>
-    <w:p>
-      <w:pPr/>
-      <w:r>
-        <w:rPr>
-          <w:lang w:val="hi_IN" w:bidi="hi_IN"/>
-        </w:rPr>
-      </w:r>
-      <w:r>
-        <w:rPr>
-          <w:b/>
-          <w:lang w:val="hi_IN" w:bidi="hi_IN"/>
-        </w:rPr>
         <w:t>"पौलुस"</w:t>
       </w:r>
     </w:p>
@@ -393,21 +313,6 @@
           <w:b/>
           <w:lang w:val="hi_IN" w:bidi="hi_IN"/>
         </w:rPr>
-        <w:t>δέσμιος Χριστοῦ Ἰησοῦ</w:t>
-      </w:r>
-    </w:p>
-    <w:p>
-      <w:pPr/>
-      <w:r>
-        <w:rPr>
-          <w:lang w:val="hi_IN" w:bidi="hi_IN"/>
-        </w:rPr>
-      </w:r>
-      <w:r>
-        <w:rPr>
-          <w:b/>
-          <w:lang w:val="hi_IN" w:bidi="hi_IN"/>
-        </w:rPr>
         <w:t>"जो मसीह यीशु कैदी है"</w:t>
       </w:r>
     </w:p>
@@ -471,21 +376,6 @@
           <w:b/>
           <w:lang w:val="hi_IN" w:bidi="hi_IN"/>
         </w:rPr>
-        <w:t>ὁ ἀδελφὸς</w:t>
-      </w:r>
-    </w:p>
-    <w:p>
-      <w:pPr/>
-      <w:r>
-        <w:rPr>
-          <w:lang w:val="hi_IN" w:bidi="hi_IN"/>
-        </w:rPr>
-      </w:r>
-      <w:r>
-        <w:rPr>
-          <w:b/>
-          <w:lang w:val="hi_IN" w:bidi="hi_IN"/>
-        </w:rPr>
         <w:t>"भाई"</w:t>
       </w:r>
     </w:p>
@@ -562,21 +452,6 @@
           <w:b/>
           <w:lang w:val="hi_IN" w:bidi="hi_IN"/>
         </w:rPr>
-        <w:t>ὁ ἀδελφὸς</w:t>
-      </w:r>
-    </w:p>
-    <w:p>
-      <w:pPr/>
-      <w:r>
-        <w:rPr>
-          <w:lang w:val="hi_IN" w:bidi="hi_IN"/>
-        </w:rPr>
-      </w:r>
-      <w:r>
-        <w:rPr>
-          <w:b/>
-          <w:lang w:val="hi_IN" w:bidi="hi_IN"/>
-        </w:rPr>
         <w:t>"(हमारे) भाई"</w:t>
       </w:r>
     </w:p>
@@ -694,21 +569,6 @@
           <w:b/>
           <w:lang w:val="hi_IN" w:bidi="hi_IN"/>
         </w:rPr>
-        <w:t>Φιλήμονι</w:t>
-      </w:r>
-    </w:p>
-    <w:p>
-      <w:pPr/>
-      <w:r>
-        <w:rPr>
-          <w:lang w:val="hi_IN" w:bidi="hi_IN"/>
-        </w:rPr>
-      </w:r>
-      <w:r>
-        <w:rPr>
-          <w:b/>
-          <w:lang w:val="hi_IN" w:bidi="hi_IN"/>
-        </w:rPr>
         <w:t>"फिलेमोन"</w:t>
       </w:r>
     </w:p>
@@ -799,21 +659,6 @@
           <w:b/>
           <w:lang w:val="hi_IN" w:bidi="hi_IN"/>
         </w:rPr>
-        <w:t>Φιλήμονι</w:t>
-      </w:r>
-    </w:p>
-    <w:p>
-      <w:pPr/>
-      <w:r>
-        <w:rPr>
-          <w:lang w:val="hi_IN" w:bidi="hi_IN"/>
-        </w:rPr>
-      </w:r>
-      <w:r>
-        <w:rPr>
-          <w:b/>
-          <w:lang w:val="hi_IN" w:bidi="hi_IN"/>
-        </w:rPr>
         <w:t>"फिलेमोन"</w:t>
       </w:r>
     </w:p>
@@ -926,21 +771,6 @@
           <w:b/>
           <w:lang w:val="hi_IN" w:bidi="hi_IN"/>
         </w:rPr>
-        <w:t>ἡμῶν</w:t>
-      </w:r>
-    </w:p>
-    <w:p>
-      <w:pPr/>
-      <w:r>
-        <w:rPr>
-          <w:lang w:val="hi_IN" w:bidi="hi_IN"/>
-        </w:rPr>
-      </w:r>
-      <w:r>
-        <w:rPr>
-          <w:b/>
-          <w:lang w:val="hi_IN" w:bidi="hi_IN"/>
-        </w:rPr>
         <w:t>"की हमारे प्रिय"</w:t>
       </w:r>
     </w:p>
@@ -1024,21 +854,6 @@
           <w:b/>
           <w:lang w:val="hi_IN" w:bidi="hi_IN"/>
         </w:rPr>
-        <w:t>καὶ συνεργῷ ἡμῶν</w:t>
-      </w:r>
-    </w:p>
-    <w:p>
-      <w:pPr/>
-      <w:r>
-        <w:rPr>
-          <w:lang w:val="hi_IN" w:bidi="hi_IN"/>
-        </w:rPr>
-      </w:r>
-      <w:r>
-        <w:rPr>
-          <w:b/>
-          <w:lang w:val="hi_IN" w:bidi="hi_IN"/>
-        </w:rPr>
         <w:t>"और"</w:t>
       </w:r>
       <w:r>
@@ -1115,21 +930,6 @@
           <w:b/>
           <w:lang w:val="hi_IN" w:bidi="hi_IN"/>
         </w:rPr>
-        <w:t>Ἀπφίᾳ</w:t>
-      </w:r>
-    </w:p>
-    <w:p>
-      <w:pPr/>
-      <w:r>
-        <w:rPr>
-          <w:lang w:val="hi_IN" w:bidi="hi_IN"/>
-        </w:rPr>
-      </w:r>
-      <w:r>
-        <w:rPr>
-          <w:b/>
-          <w:lang w:val="hi_IN" w:bidi="hi_IN"/>
-        </w:rPr>
         <w:t>"अफफिया"</w:t>
       </w:r>
     </w:p>
@@ -1220,21 +1020,6 @@
           <w:b/>
           <w:lang w:val="hi_IN" w:bidi="hi_IN"/>
         </w:rPr>
-        <w:t>τῇ ἀδελφῇ</w:t>
-      </w:r>
-    </w:p>
-    <w:p>
-      <w:pPr/>
-      <w:r>
-        <w:rPr>
-          <w:lang w:val="hi_IN" w:bidi="hi_IN"/>
-        </w:rPr>
-      </w:r>
-      <w:r>
-        <w:rPr>
-          <w:b/>
-          <w:lang w:val="hi_IN" w:bidi="hi_IN"/>
-        </w:rPr>
         <w:t>"(हमारी) बहन"</w:t>
       </w:r>
     </w:p>
@@ -1352,21 +1137,6 @@
           <w:b/>
           <w:lang w:val="hi_IN" w:bidi="hi_IN"/>
         </w:rPr>
-        <w:t>τῇ ἀδελφῇ</w:t>
-      </w:r>
-    </w:p>
-    <w:p>
-      <w:pPr/>
-      <w:r>
-        <w:rPr>
-          <w:lang w:val="hi_IN" w:bidi="hi_IN"/>
-        </w:rPr>
-      </w:r>
-      <w:r>
-        <w:rPr>
-          <w:b/>
-          <w:lang w:val="hi_IN" w:bidi="hi_IN"/>
-        </w:rPr>
         <w:t>"(हमारी) बहन"</w:t>
       </w:r>
     </w:p>
@@ -1463,21 +1233,6 @@
           <w:b/>
           <w:lang w:val="hi_IN" w:bidi="hi_IN"/>
         </w:rPr>
-        <w:t>ἡμῶν</w:t>
-      </w:r>
-    </w:p>
-    <w:p>
-      <w:pPr/>
-      <w:r>
-        <w:rPr>
-          <w:lang w:val="hi_IN" w:bidi="hi_IN"/>
-        </w:rPr>
-      </w:r>
-      <w:r>
-        <w:rPr>
-          <w:b/>
-          <w:lang w:val="hi_IN" w:bidi="hi_IN"/>
-        </w:rPr>
         <w:t>""</w:t>
       </w:r>
     </w:p>
@@ -1561,21 +1316,6 @@
           <w:b/>
           <w:lang w:val="hi_IN" w:bidi="hi_IN"/>
         </w:rPr>
-        <w:t>Ἀπφίᾳ &amp; Ἀρχίππῳ &amp; τῇ &amp; ἐκκλησίᾳ</w:t>
-      </w:r>
-    </w:p>
-    <w:p>
-      <w:pPr/>
-      <w:r>
-        <w:rPr>
-          <w:lang w:val="hi_IN" w:bidi="hi_IN"/>
-        </w:rPr>
-      </w:r>
-      <w:r>
-        <w:rPr>
-          <w:b/>
-          <w:lang w:val="hi_IN" w:bidi="hi_IN"/>
-        </w:rPr>
         <w:t>"अफफिया"</w:t>
       </w:r>
       <w:r>
@@ -1712,21 +1452,6 @@
           <w:b/>
           <w:lang w:val="hi_IN" w:bidi="hi_IN"/>
         </w:rPr>
-        <w:t>Ἀρχίππῳ</w:t>
-      </w:r>
-    </w:p>
-    <w:p>
-      <w:pPr/>
-      <w:r>
-        <w:rPr>
-          <w:lang w:val="hi_IN" w:bidi="hi_IN"/>
-        </w:rPr>
-      </w:r>
-      <w:r>
-        <w:rPr>
-          <w:b/>
-          <w:lang w:val="hi_IN" w:bidi="hi_IN"/>
-        </w:rPr>
         <w:t>"अरखिप्पुस"</w:t>
       </w:r>
     </w:p>
@@ -1810,21 +1535,6 @@
           <w:b/>
           <w:lang w:val="hi_IN" w:bidi="hi_IN"/>
         </w:rPr>
-        <w:t>τῷ συνστρατιώτῃ ἡμῶν</w:t>
-      </w:r>
-    </w:p>
-    <w:p>
-      <w:pPr/>
-      <w:r>
-        <w:rPr>
-          <w:lang w:val="hi_IN" w:bidi="hi_IN"/>
-        </w:rPr>
-      </w:r>
-      <w:r>
-        <w:rPr>
-          <w:b/>
-          <w:lang w:val="hi_IN" w:bidi="hi_IN"/>
-        </w:rPr>
         <w:t>"हमारे साथी योद्धा"</w:t>
       </w:r>
     </w:p>
@@ -1908,21 +1618,6 @@
           <w:b/>
           <w:lang w:val="hi_IN" w:bidi="hi_IN"/>
         </w:rPr>
-        <w:t>καὶ τῇ κατ’ οἶκόν σου ἐκκλησίᾳ</w:t>
-      </w:r>
-    </w:p>
-    <w:p>
-      <w:pPr/>
-      <w:r>
-        <w:rPr>
-          <w:lang w:val="hi_IN" w:bidi="hi_IN"/>
-        </w:rPr>
-      </w:r>
-      <w:r>
-        <w:rPr>
-          <w:b/>
-          <w:lang w:val="hi_IN" w:bidi="hi_IN"/>
-        </w:rPr>
         <w:t>"फिलेमोन के घर की कलीसिया के नाम"</w:t>
       </w:r>
     </w:p>
@@ -1999,21 +1694,6 @@
           <w:b/>
           <w:lang w:val="hi_IN" w:bidi="hi_IN"/>
         </w:rPr>
-        <w:t>χάρις ὑμῖν καὶ εἰρήνη, ἀπὸ Θεοῦ Πατρὸς ἡμῶν καὶ Κυρίου ἡμῶν Ἰησοῦ Χριστοῦ</w:t>
-      </w:r>
-    </w:p>
-    <w:p>
-      <w:pPr/>
-      <w:r>
-        <w:rPr>
-          <w:lang w:val="hi_IN" w:bidi="hi_IN"/>
-        </w:rPr>
-      </w:r>
-      <w:r>
-        <w:rPr>
-          <w:b/>
-          <w:lang w:val="hi_IN" w:bidi="hi_IN"/>
-        </w:rPr>
         <w:t>""</w:t>
       </w:r>
     </w:p>
@@ -2077,21 +1757,6 @@
           <w:b/>
           <w:lang w:val="hi_IN" w:bidi="hi_IN"/>
         </w:rPr>
-        <w:t>χάρις ὑμῖν καὶ εἰρήνη, ἀπὸ Θεοῦ Πατρὸς ἡμῶν καὶ Κυρίου ἡμῶν Ἰησοῦ Χριστοῦ.</w:t>
-      </w:r>
-    </w:p>
-    <w:p>
-      <w:pPr/>
-      <w:r>
-        <w:rPr>
-          <w:lang w:val="hi_IN" w:bidi="hi_IN"/>
-        </w:rPr>
-      </w:r>
-      <w:r>
-        <w:rPr>
-          <w:b/>
-          <w:lang w:val="hi_IN" w:bidi="hi_IN"/>
-        </w:rPr>
         <w:t>"हमारे पिता परमेश्वर और प्रभु यीशु मसीह की ओर से अनुग्रह और शान्ति तुम्हें मिलती रहे"</w:t>
       </w:r>
     </w:p>
@@ -2201,21 +1866,6 @@
           <w:b/>
           <w:lang w:val="hi_IN" w:bidi="hi_IN"/>
         </w:rPr>
-        <w:t>ἡμῶν &amp; ἡμῶν</w:t>
-      </w:r>
-    </w:p>
-    <w:p>
-      <w:pPr/>
-      <w:r>
-        <w:rPr>
-          <w:lang w:val="hi_IN" w:bidi="hi_IN"/>
-        </w:rPr>
-      </w:r>
-      <w:r>
-        <w:rPr>
-          <w:b/>
-          <w:lang w:val="hi_IN" w:bidi="hi_IN"/>
-        </w:rPr>
         <w:t>"हमारे पिता परमेश्वर"</w:t>
       </w:r>
     </w:p>
@@ -2397,21 +2047,6 @@
           <w:b/>
           <w:lang w:val="hi_IN" w:bidi="hi_IN"/>
         </w:rPr>
-        <w:t>Πατρὸς</w:t>
-      </w:r>
-    </w:p>
-    <w:p>
-      <w:pPr/>
-      <w:r>
-        <w:rPr>
-          <w:lang w:val="hi_IN" w:bidi="hi_IN"/>
-        </w:rPr>
-      </w:r>
-      <w:r>
-        <w:rPr>
-          <w:b/>
-          <w:lang w:val="hi_IN" w:bidi="hi_IN"/>
-        </w:rPr>
         <w:t>"हमारे पिता"</w:t>
       </w:r>
     </w:p>
@@ -2495,21 +2130,6 @@
           <w:b/>
           <w:lang w:val="hi_IN" w:bidi="hi_IN"/>
         </w:rPr>
-        <w:t>σου</w:t>
-      </w:r>
-    </w:p>
-    <w:p>
-      <w:pPr/>
-      <w:r>
-        <w:rPr>
-          <w:lang w:val="hi_IN" w:bidi="hi_IN"/>
-        </w:rPr>
-      </w:r>
-      <w:r>
-        <w:rPr>
-          <w:b/>
-          <w:lang w:val="hi_IN" w:bidi="hi_IN"/>
-        </w:rPr>
         <w:t>"तुझे"</w:t>
       </w:r>
     </w:p>
@@ -2606,21 +2226,6 @@
           <w:b/>
           <w:lang w:val="hi_IN" w:bidi="hi_IN"/>
         </w:rPr>
-        <w:t>ἀκούων σου τὴν ἀγάπην καὶ τὴν πίστιν, ἣν ἔχεις πρὸς τὸν Κύριον Ἰησοῦν, καὶ εἰς πάντας τοὺς ἁγίους</w:t>
-      </w:r>
-    </w:p>
-    <w:p>
-      <w:pPr/>
-      <w:r>
-        <w:rPr>
-          <w:lang w:val="hi_IN" w:bidi="hi_IN"/>
-        </w:rPr>
-      </w:r>
-      <w:r>
-        <w:rPr>
-          <w:b/>
-          <w:lang w:val="hi_IN" w:bidi="hi_IN"/>
-        </w:rPr>
         <w:t>"क्योंकि मैं तेरे उस प्रेम और विश्वास की चर्चा सुनकर, जो प्रभु यीशु पर और सब पवित्र लोगों के साथ है"</w:t>
       </w:r>
     </w:p>
@@ -2738,21 +2343,6 @@
           <w:b/>
           <w:lang w:val="hi_IN" w:bidi="hi_IN"/>
         </w:rPr>
-        <w:t>ἀκούων σου τὴν ἀγάπην καὶ τὴν πίστιν, ἣν ἔχεις πρὸς τὸν Κύριον Ἰησοῦν, καὶ εἰς πάντας τοὺς ἁγίους</w:t>
-      </w:r>
-    </w:p>
-    <w:p>
-      <w:pPr/>
-      <w:r>
-        <w:rPr>
-          <w:lang w:val="hi_IN" w:bidi="hi_IN"/>
-        </w:rPr>
-      </w:r>
-      <w:r>
-        <w:rPr>
-          <w:b/>
-          <w:lang w:val="hi_IN" w:bidi="hi_IN"/>
-        </w:rPr>
         <w:t>"क्योंकि मैं तेरे उस प्रेम और विश्वास की चर्चा सुनकर, जो प्रभु यीशु पर और सब पवित्र लोगों के साथ है"</w:t>
       </w:r>
     </w:p>
@@ -2844,21 +2434,6 @@
           <w:b/>
           <w:lang w:val="hi_IN" w:bidi="hi_IN"/>
         </w:rPr>
-        <w:t>σου &amp; ἔχεις</w:t>
-      </w:r>
-    </w:p>
-    <w:p>
-      <w:pPr/>
-      <w:r>
-        <w:rPr>
-          <w:lang w:val="hi_IN" w:bidi="hi_IN"/>
-        </w:rPr>
-      </w:r>
-      <w:r>
-        <w:rPr>
-          <w:b/>
-          <w:lang w:val="hi_IN" w:bidi="hi_IN"/>
-        </w:rPr>
         <w:t>"तेरे"</w:t>
       </w:r>
       <w:r>
@@ -2961,21 +2536,6 @@
           <w:b/>
           <w:lang w:val="hi_IN" w:bidi="hi_IN"/>
         </w:rPr>
-        <w:t>ὅπως</w:t>
-      </w:r>
-    </w:p>
-    <w:p>
-      <w:pPr/>
-      <w:r>
-        <w:rPr>
-          <w:lang w:val="hi_IN" w:bidi="hi_IN"/>
-        </w:rPr>
-      </w:r>
-      <w:r>
-        <w:rPr>
-          <w:b/>
-          <w:lang w:val="hi_IN" w:bidi="hi_IN"/>
-        </w:rPr>
         <w:t>"कि"</w:t>
       </w:r>
     </w:p>
@@ -3080,21 +2640,6 @@
           <w:b/>
           <w:lang w:val="hi_IN" w:bidi="hi_IN"/>
         </w:rPr>
-        <w:t>ἡ κοινωνία τῆς πίστεώς σου</w:t>
-      </w:r>
-    </w:p>
-    <w:p>
-      <w:pPr/>
-      <w:r>
-        <w:rPr>
-          <w:lang w:val="hi_IN" w:bidi="hi_IN"/>
-        </w:rPr>
-      </w:r>
-      <w:r>
-        <w:rPr>
-          <w:b/>
-          <w:lang w:val="hi_IN" w:bidi="hi_IN"/>
-        </w:rPr>
         <w:t>"विश्वास"</w:t>
       </w:r>
       <w:r>
@@ -3184,21 +2729,6 @@
           <w:b/>
           <w:lang w:val="hi_IN" w:bidi="hi_IN"/>
         </w:rPr>
-        <w:t>ἡ κοινωνία τῆς πίστεώς σου, ἐνεργὴς γένηται ἐν ἐπιγνώσει παντὸς ἀγαθοῦ τοῦ ἐν ἡμῖν εἰς Χριστόν.</w:t>
-      </w:r>
-    </w:p>
-    <w:p>
-      <w:pPr/>
-      <w:r>
-        <w:rPr>
-          <w:lang w:val="hi_IN" w:bidi="hi_IN"/>
-        </w:rPr>
-      </w:r>
-      <w:r>
-        <w:rPr>
-          <w:b/>
-          <w:lang w:val="hi_IN" w:bidi="hi_IN"/>
-        </w:rPr>
         <w:t>"विश्वास में तुम्हारी सहभागिता हर अच्छी बात के ज्ञान के लिए प्रभावी हो जो मसीह में हमारे पास है"</w:t>
       </w:r>
     </w:p>
@@ -3316,21 +2846,6 @@
           <w:b/>
           <w:lang w:val="hi_IN" w:bidi="hi_IN"/>
         </w:rPr>
-        <w:t>ἐν ἐπιγνώσει παντὸς ἀγαθοῦ</w:t>
-      </w:r>
-    </w:p>
-    <w:p>
-      <w:pPr/>
-      <w:r>
-        <w:rPr>
-          <w:lang w:val="hi_IN" w:bidi="hi_IN"/>
-        </w:rPr>
-      </w:r>
-      <w:r>
-        <w:rPr>
-          <w:b/>
-          <w:lang w:val="hi_IN" w:bidi="hi_IN"/>
-        </w:rPr>
         <w:t>"करता"</w:t>
       </w:r>
       <w:r>
@@ -3420,21 +2935,6 @@
           <w:b/>
           <w:lang w:val="hi_IN" w:bidi="hi_IN"/>
         </w:rPr>
-        <w:t>εἰς Χριστόν</w:t>
-      </w:r>
-    </w:p>
-    <w:p>
-      <w:pPr/>
-      <w:r>
-        <w:rPr>
-          <w:lang w:val="hi_IN" w:bidi="hi_IN"/>
-        </w:rPr>
-      </w:r>
-      <w:r>
-        <w:rPr>
-          <w:b/>
-          <w:lang w:val="hi_IN" w:bidi="hi_IN"/>
-        </w:rPr>
         <w:t>"मसीह"</w:t>
       </w:r>
     </w:p>
@@ -3511,21 +3011,6 @@
           <w:b/>
           <w:lang w:val="hi_IN" w:bidi="hi_IN"/>
         </w:rPr>
-        <w:t>χαρὰν γὰρ πολλὴν ἔσχον καὶ παράκλησιν</w:t>
-      </w:r>
-    </w:p>
-    <w:p>
-      <w:pPr/>
-      <w:r>
-        <w:rPr>
-          <w:lang w:val="hi_IN" w:bidi="hi_IN"/>
-        </w:rPr>
-      </w:r>
-      <w:r>
-        <w:rPr>
-          <w:b/>
-          <w:lang w:val="hi_IN" w:bidi="hi_IN"/>
-        </w:rPr>
         <w:t>"क्योंकि ... मुझे ... बहुत आनन्द और शान्ति मिली है</w:t>
       </w:r>
     </w:p>
@@ -3651,21 +3136,6 @@
           <w:b/>
           <w:lang w:val="hi_IN" w:bidi="hi_IN"/>
         </w:rPr>
-        <w:t>ἐπὶ τῇ ἀγάπῃ σου</w:t>
-      </w:r>
-    </w:p>
-    <w:p>
-      <w:pPr/>
-      <w:r>
-        <w:rPr>
-          <w:lang w:val="hi_IN" w:bidi="hi_IN"/>
-        </w:rPr>
-      </w:r>
-      <w:r>
-        <w:rPr>
-          <w:b/>
-          <w:lang w:val="hi_IN" w:bidi="hi_IN"/>
-        </w:rPr>
         <w:t>"</w:t>
       </w:r>
       <w:r>
@@ -3776,21 +3246,6 @@
           <w:b/>
           <w:lang w:val="hi_IN" w:bidi="hi_IN"/>
         </w:rPr>
-        <w:t>τὰ σπλάγχνα τῶν ἁγίων ἀναπέπαυται διὰ σοῦ</w:t>
-      </w:r>
-    </w:p>
-    <w:p>
-      <w:pPr/>
-      <w:r>
-        <w:rPr>
-          <w:lang w:val="hi_IN" w:bidi="hi_IN"/>
-        </w:rPr>
-      </w:r>
-      <w:r>
-        <w:rPr>
-          <w:b/>
-          <w:lang w:val="hi_IN" w:bidi="hi_IN"/>
-        </w:rPr>
         <w:t>"तेरे द्वारा पवित्र लोगों के मन हरे भरे हो गए हैं"</w:t>
       </w:r>
     </w:p>
@@ -3882,21 +3337,6 @@
           <w:b/>
           <w:lang w:val="hi_IN" w:bidi="hi_IN"/>
         </w:rPr>
-        <w:t>τὰ σπλάγχνα τῶν ἁγίων</w:t>
-      </w:r>
-    </w:p>
-    <w:p>
-      <w:pPr/>
-      <w:r>
-        <w:rPr>
-          <w:lang w:val="hi_IN" w:bidi="hi_IN"/>
-        </w:rPr>
-      </w:r>
-      <w:r>
-        <w:rPr>
-          <w:b/>
-          <w:lang w:val="hi_IN" w:bidi="hi_IN"/>
-        </w:rPr>
         <w:t>"तेरे द्वारा पवित्र के मन हरे भरे हो गए हैं"</w:t>
       </w:r>
     </w:p>
@@ -3980,21 +3420,6 @@
           <w:b/>
           <w:lang w:val="hi_IN" w:bidi="hi_IN"/>
         </w:rPr>
-        <w:t>τὰ σπλάγχνα τῶν ἁγίων ἀναπέπαυται διὰ σοῦ</w:t>
-      </w:r>
-    </w:p>
-    <w:p>
-      <w:pPr/>
-      <w:r>
-        <w:rPr>
-          <w:lang w:val="hi_IN" w:bidi="hi_IN"/>
-        </w:rPr>
-      </w:r>
-      <w:r>
-        <w:rPr>
-          <w:b/>
-          <w:lang w:val="hi_IN" w:bidi="hi_IN"/>
-        </w:rPr>
         <w:t>"तेरे द्वारा पवित्र लोगों के मन हरे भरे हो गए हैं"</w:t>
       </w:r>
     </w:p>
@@ -4091,21 +3516,6 @@
           <w:b/>
           <w:lang w:val="hi_IN" w:bidi="hi_IN"/>
         </w:rPr>
-        <w:t>σοῦ, ἀδελφέ</w:t>
-      </w:r>
-    </w:p>
-    <w:p>
-      <w:pPr/>
-      <w:r>
-        <w:rPr>
-          <w:lang w:val="hi_IN" w:bidi="hi_IN"/>
-        </w:rPr>
-      </w:r>
-      <w:r>
-        <w:rPr>
-          <w:b/>
-          <w:lang w:val="hi_IN" w:bidi="hi_IN"/>
-        </w:rPr>
         <w:t>"भाई,"</w:t>
       </w:r>
       <w:r>
@@ -4258,21 +3668,6 @@
           <w:b/>
           <w:lang w:val="hi_IN" w:bidi="hi_IN"/>
         </w:rPr>
-        <w:t>πολλὴν ἐν Χριστῷ παρρησίαν</w:t>
-      </w:r>
-    </w:p>
-    <w:p>
-      <w:pPr/>
-      <w:r>
-        <w:rPr>
-          <w:lang w:val="hi_IN" w:bidi="hi_IN"/>
-        </w:rPr>
-      </w:r>
-      <w:r>
-        <w:rPr>
-          <w:b/>
-          <w:lang w:val="hi_IN" w:bidi="hi_IN"/>
-        </w:rPr>
         <w:t>"मसीह में बड़ा साहस है"</w:t>
       </w:r>
     </w:p>
@@ -4336,21 +3731,6 @@
           <w:b/>
           <w:lang w:val="hi_IN" w:bidi="hi_IN"/>
         </w:rPr>
-        <w:t>διό</w:t>
-      </w:r>
-    </w:p>
-    <w:p>
-      <w:pPr/>
-      <w:r>
-        <w:rPr>
-          <w:lang w:val="hi_IN" w:bidi="hi_IN"/>
-        </w:rPr>
-      </w:r>
-      <w:r>
-        <w:rPr>
-          <w:b/>
-          <w:lang w:val="hi_IN" w:bidi="hi_IN"/>
-        </w:rPr>
         <w:t>"इसलिए"</w:t>
       </w:r>
     </w:p>
@@ -4449,21 +3829,6 @@
           <w:b/>
           <w:lang w:val="hi_IN" w:bidi="hi_IN"/>
         </w:rPr>
-        <w:t>διὰ τὴν ἀγάπην</w:t>
-      </w:r>
-    </w:p>
-    <w:p>
-      <w:pPr/>
-      <w:r>
-        <w:rPr>
-          <w:lang w:val="hi_IN" w:bidi="hi_IN"/>
-        </w:rPr>
-      </w:r>
-      <w:r>
-        <w:rPr>
-          <w:b/>
-          <w:lang w:val="hi_IN" w:bidi="hi_IN"/>
-        </w:rPr>
         <w:t>"के लिये"</w:t>
       </w:r>
       <w:r>
@@ -4553,21 +3918,6 @@
           <w:b/>
           <w:lang w:val="hi_IN" w:bidi="hi_IN"/>
         </w:rPr>
-        <w:t>δέσμιος Χριστοῦ Ἰησοῦ</w:t>
-      </w:r>
-    </w:p>
-    <w:p>
-      <w:pPr/>
-      <w:r>
-        <w:rPr>
-          <w:lang w:val="hi_IN" w:bidi="hi_IN"/>
-        </w:rPr>
-      </w:r>
-      <w:r>
-        <w:rPr>
-          <w:b/>
-          <w:lang w:val="hi_IN" w:bidi="hi_IN"/>
-        </w:rPr>
         <w:t>"मसीह यीशु के लिये कैदी हूँ (मसीह यीशु का कैदी हूँ)"</w:t>
       </w:r>
     </w:p>
@@ -4639,21 +3989,6 @@
           <w:b/>
           <w:lang w:val="hi_IN" w:bidi="hi_IN"/>
         </w:rPr>
-        <w:t>Ὀνήσιμον</w:t>
-      </w:r>
-    </w:p>
-    <w:p>
-      <w:pPr/>
-      <w:r>
-        <w:rPr>
-          <w:lang w:val="hi_IN" w:bidi="hi_IN"/>
-        </w:rPr>
-      </w:r>
-      <w:r>
-        <w:rPr>
-          <w:b/>
-          <w:lang w:val="hi_IN" w:bidi="hi_IN"/>
-        </w:rPr>
         <w:t>""</w:t>
       </w:r>
     </w:p>
@@ -4717,21 +4052,6 @@
           <w:b/>
           <w:lang w:val="hi_IN" w:bidi="hi_IN"/>
         </w:rPr>
-        <w:t>Ὀνήσιμον</w:t>
-      </w:r>
-    </w:p>
-    <w:p>
-      <w:pPr/>
-      <w:r>
-        <w:rPr>
-          <w:lang w:val="hi_IN" w:bidi="hi_IN"/>
-        </w:rPr>
-      </w:r>
-      <w:r>
-        <w:rPr>
-          <w:b/>
-          <w:lang w:val="hi_IN" w:bidi="hi_IN"/>
-        </w:rPr>
         <w:t>"उनेसिमुस"</w:t>
       </w:r>
     </w:p>
@@ -4822,21 +4142,6 @@
           <w:b/>
           <w:lang w:val="hi_IN" w:bidi="hi_IN"/>
         </w:rPr>
-        <w:t>ὃν ἐγέννησα</w:t>
-      </w:r>
-    </w:p>
-    <w:p>
-      <w:pPr/>
-      <w:r>
-        <w:rPr>
-          <w:lang w:val="hi_IN" w:bidi="hi_IN"/>
-        </w:rPr>
-      </w:r>
-      <w:r>
-        <w:rPr>
-          <w:b/>
-          <w:lang w:val="hi_IN" w:bidi="hi_IN"/>
-        </w:rPr>
         <w:t>"के लिये"</w:t>
       </w:r>
       <w:r>
@@ -4933,21 +4238,6 @@
           <w:b/>
           <w:lang w:val="hi_IN" w:bidi="hi_IN"/>
         </w:rPr>
-        <w:t>ἐν τοῖς δεσμοῖς</w:t>
-      </w:r>
-    </w:p>
-    <w:p>
-      <w:pPr/>
-      <w:r>
-        <w:rPr>
-          <w:lang w:val="hi_IN" w:bidi="hi_IN"/>
-        </w:rPr>
-      </w:r>
-      <w:r>
-        <w:rPr>
-          <w:b/>
-          <w:lang w:val="hi_IN" w:bidi="hi_IN"/>
-        </w:rPr>
         <w:t>"मुझसे मेरी कैद में"</w:t>
       </w:r>
     </w:p>
@@ -5031,21 +4321,6 @@
           <w:b/>
           <w:lang w:val="hi_IN" w:bidi="hi_IN"/>
         </w:rPr>
-        <w:t>ὃν ἀνέπεμψά σοι</w:t>
-      </w:r>
-    </w:p>
-    <w:p>
-      <w:pPr/>
-      <w:r>
-        <w:rPr>
-          <w:lang w:val="hi_IN" w:bidi="hi_IN"/>
-        </w:rPr>
-      </w:r>
-      <w:r>
-        <w:rPr>
-          <w:b/>
-          <w:lang w:val="hi_IN" w:bidi="hi_IN"/>
-        </w:rPr>
         <w:t>"अर्थात् जो"</w:t>
       </w:r>
       <w:r>
@@ -5135,21 +4410,6 @@
           <w:b/>
           <w:lang w:val="hi_IN" w:bidi="hi_IN"/>
         </w:rPr>
-        <w:t>τοῦτ’ ἔστιν τὰ ἐμὰ σπλάγχνα</w:t>
-      </w:r>
-    </w:p>
-    <w:p>
-      <w:pPr/>
-      <w:r>
-        <w:rPr>
-          <w:lang w:val="hi_IN" w:bidi="hi_IN"/>
-        </w:rPr>
-      </w:r>
-      <w:r>
-        <w:rPr>
-          <w:b/>
-          <w:lang w:val="hi_IN" w:bidi="hi_IN"/>
-        </w:rPr>
         <w:t>"जो मेरे हृदय का टुकड़ा है"</w:t>
       </w:r>
     </w:p>
@@ -5254,21 +4514,6 @@
           <w:b/>
           <w:lang w:val="hi_IN" w:bidi="hi_IN"/>
         </w:rPr>
-        <w:t>τὰ ἐμὰ σπλάγχνα</w:t>
-      </w:r>
-    </w:p>
-    <w:p>
-      <w:pPr/>
-      <w:r>
-        <w:rPr>
-          <w:lang w:val="hi_IN" w:bidi="hi_IN"/>
-        </w:rPr>
-      </w:r>
-      <w:r>
-        <w:rPr>
-          <w:b/>
-          <w:lang w:val="hi_IN" w:bidi="hi_IN"/>
-        </w:rPr>
         <w:t>"मेरे हृदय का टुकड़ा"</w:t>
       </w:r>
     </w:p>
@@ -5360,21 +4605,6 @@
           <w:b/>
           <w:lang w:val="hi_IN" w:bidi="hi_IN"/>
         </w:rPr>
-        <w:t>ἵνα ὑπὲρ σοῦ μοι διακονῇ</w:t>
-      </w:r>
-    </w:p>
-    <w:p>
-      <w:pPr/>
-      <w:r>
-        <w:rPr>
-          <w:lang w:val="hi_IN" w:bidi="hi_IN"/>
-        </w:rPr>
-      </w:r>
-      <w:r>
-        <w:rPr>
-          <w:b/>
-          <w:lang w:val="hi_IN" w:bidi="hi_IN"/>
-        </w:rPr>
         <w:t>"कि तेरी ओर से"</w:t>
       </w:r>
       <w:r>
@@ -5451,21 +4681,6 @@
           <w:b/>
           <w:lang w:val="hi_IN" w:bidi="hi_IN"/>
         </w:rPr>
-        <w:t>ἐν τοῖς δεσμοῖς</w:t>
-      </w:r>
-    </w:p>
-    <w:p>
-      <w:pPr/>
-      <w:r>
-        <w:rPr>
-          <w:lang w:val="hi_IN" w:bidi="hi_IN"/>
-        </w:rPr>
-      </w:r>
-      <w:r>
-        <w:rPr>
-          <w:b/>
-          <w:lang w:val="hi_IN" w:bidi="hi_IN"/>
-        </w:rPr>
         <w:t>"इस कैद में"</w:t>
       </w:r>
     </w:p>
@@ -5549,21 +4764,6 @@
           <w:b/>
           <w:lang w:val="hi_IN" w:bidi="hi_IN"/>
         </w:rPr>
-        <w:t>ἐν τοῖς δεσμοῖς τοῦ εὐαγγελίου</w:t>
-      </w:r>
-    </w:p>
-    <w:p>
-      <w:pPr/>
-      <w:r>
-        <w:rPr>
-          <w:lang w:val="hi_IN" w:bidi="hi_IN"/>
-        </w:rPr>
-      </w:r>
-      <w:r>
-        <w:rPr>
-          <w:b/>
-          <w:lang w:val="hi_IN" w:bidi="hi_IN"/>
-        </w:rPr>
         <w:t>"कैद में जो सुसमाचार के कारण है"</w:t>
       </w:r>
     </w:p>
@@ -5668,21 +4868,6 @@
           <w:b/>
           <w:lang w:val="hi_IN" w:bidi="hi_IN"/>
         </w:rPr>
-        <w:t>ἵνα μὴ ὡς κατὰ ἀνάγκην τὸ ἀγαθόν σου ᾖ</w:t>
-      </w:r>
-    </w:p>
-    <w:p>
-      <w:pPr/>
-      <w:r>
-        <w:rPr>
-          <w:lang w:val="hi_IN" w:bidi="hi_IN"/>
-        </w:rPr>
-      </w:r>
-      <w:r>
-        <w:rPr>
-          <w:b/>
-          <w:lang w:val="hi_IN" w:bidi="hi_IN"/>
-        </w:rPr>
         <w:t>"चाहा"</w:t>
       </w:r>
       <w:r>
@@ -5772,21 +4957,6 @@
           <w:b/>
           <w:lang w:val="hi_IN" w:bidi="hi_IN"/>
         </w:rPr>
-        <w:t>ἀλλὰ κατὰ ἑκούσιον.</w:t>
-      </w:r>
-    </w:p>
-    <w:p>
-      <w:pPr/>
-      <w:r>
-        <w:rPr>
-          <w:lang w:val="hi_IN" w:bidi="hi_IN"/>
-        </w:rPr>
-      </w:r>
-      <w:r>
-        <w:rPr>
-          <w:b/>
-          <w:lang w:val="hi_IN" w:bidi="hi_IN"/>
-        </w:rPr>
         <w:t>"पर आनन्द से हो"</w:t>
       </w:r>
     </w:p>
@@ -5891,21 +5061,6 @@
           <w:b/>
           <w:lang w:val="hi_IN" w:bidi="hi_IN"/>
         </w:rPr>
-        <w:t>τάχα γὰρ διὰ τοῦτο, ἐχωρίσθη πρὸς ὥραν, ἵνα</w:t>
-      </w:r>
-    </w:p>
-    <w:p>
-      <w:pPr/>
-      <w:r>
-        <w:rPr>
-          <w:lang w:val="hi_IN" w:bidi="hi_IN"/>
-        </w:rPr>
-      </w:r>
-      <w:r>
-        <w:rPr>
-          <w:b/>
-          <w:lang w:val="hi_IN" w:bidi="hi_IN"/>
-        </w:rPr>
         <w:t>"क्योंकि क्या जाने वह तुझ से कुछ दिन तक के लिये इसी कारण अलग हुआ कि"</w:t>
       </w:r>
     </w:p>
@@ -6017,21 +5172,6 @@
           <w:b/>
           <w:lang w:val="hi_IN" w:bidi="hi_IN"/>
         </w:rPr>
-        <w:t>πρὸς ὥραν</w:t>
-      </w:r>
-    </w:p>
-    <w:p>
-      <w:pPr/>
-      <w:r>
-        <w:rPr>
-          <w:lang w:val="hi_IN" w:bidi="hi_IN"/>
-        </w:rPr>
-      </w:r>
-      <w:r>
-        <w:rPr>
-          <w:b/>
-          <w:lang w:val="hi_IN" w:bidi="hi_IN"/>
-        </w:rPr>
         <w:t>"कुछ दिन तक के लिये"</w:t>
       </w:r>
     </w:p>
@@ -6136,21 +5276,6 @@
           <w:b/>
           <w:lang w:val="hi_IN" w:bidi="hi_IN"/>
         </w:rPr>
-        <w:t>ὑπὲρ δοῦλον</w:t>
-      </w:r>
-    </w:p>
-    <w:p>
-      <w:pPr/>
-      <w:r>
-        <w:rPr>
-          <w:lang w:val="hi_IN" w:bidi="hi_IN"/>
-        </w:rPr>
-      </w:r>
-      <w:r>
-        <w:rPr>
-          <w:b/>
-          <w:lang w:val="hi_IN" w:bidi="hi_IN"/>
-        </w:rPr>
         <w:t>"दास भी उत्तम"</w:t>
       </w:r>
     </w:p>
@@ -6214,21 +5339,6 @@
           <w:b/>
           <w:lang w:val="hi_IN" w:bidi="hi_IN"/>
         </w:rPr>
-        <w:t>οὐκέτι ὡς δοῦλον</w:t>
-      </w:r>
-    </w:p>
-    <w:p>
-      <w:pPr/>
-      <w:r>
-        <w:rPr>
-          <w:lang w:val="hi_IN" w:bidi="hi_IN"/>
-        </w:rPr>
-      </w:r>
-      <w:r>
-        <w:rPr>
-          <w:b/>
-          <w:lang w:val="hi_IN" w:bidi="hi_IN"/>
-        </w:rPr>
         <w:t>"अब से दास के समान नहीं"</w:t>
       </w:r>
     </w:p>
@@ -6313,21 +5423,6 @@
           <w:b/>
           <w:lang w:val="hi_IN" w:bidi="hi_IN"/>
         </w:rPr>
-        <w:t>ὑπὲρ δοῦλον</w:t>
-      </w:r>
-    </w:p>
-    <w:p>
-      <w:pPr/>
-      <w:r>
-        <w:rPr>
-          <w:lang w:val="hi_IN" w:bidi="hi_IN"/>
-        </w:rPr>
-      </w:r>
-      <w:r>
-        <w:rPr>
-          <w:b/>
-          <w:lang w:val="hi_IN" w:bidi="hi_IN"/>
-        </w:rPr>
         <w:t>"दास से भी उत्तम"</w:t>
       </w:r>
     </w:p>
@@ -6391,21 +5486,6 @@
           <w:b/>
           <w:lang w:val="hi_IN" w:bidi="hi_IN"/>
         </w:rPr>
-        <w:t>ἀδελφὸν ἀγαπητόν</w:t>
-      </w:r>
-    </w:p>
-    <w:p>
-      <w:pPr/>
-      <w:r>
-        <w:rPr>
-          <w:lang w:val="hi_IN" w:bidi="hi_IN"/>
-        </w:rPr>
-      </w:r>
-      <w:r>
-        <w:rPr>
-          <w:b/>
-          <w:lang w:val="hi_IN" w:bidi="hi_IN"/>
-        </w:rPr>
         <w:t>"अर्थात् भाई"</w:t>
       </w:r>
     </w:p>
@@ -6469,21 +5549,6 @@
           <w:b/>
           <w:lang w:val="hi_IN" w:bidi="hi_IN"/>
         </w:rPr>
-        <w:t>ἀγαπητόν</w:t>
-      </w:r>
-    </w:p>
-    <w:p>
-      <w:pPr/>
-      <w:r>
-        <w:rPr>
-          <w:lang w:val="hi_IN" w:bidi="hi_IN"/>
-        </w:rPr>
-      </w:r>
-      <w:r>
-        <w:rPr>
-          <w:b/>
-          <w:lang w:val="hi_IN" w:bidi="hi_IN"/>
-        </w:rPr>
         <w:t>"प्रिय"</w:t>
       </w:r>
     </w:p>
@@ -6547,21 +5612,6 @@
           <w:b/>
           <w:lang w:val="hi_IN" w:bidi="hi_IN"/>
         </w:rPr>
-        <w:t>ἐν Κυρίῳ</w:t>
-      </w:r>
-    </w:p>
-    <w:p>
-      <w:pPr/>
-      <w:r>
-        <w:rPr>
-          <w:lang w:val="hi_IN" w:bidi="hi_IN"/>
-        </w:rPr>
-      </w:r>
-      <w:r>
-        <w:rPr>
-          <w:b/>
-          <w:lang w:val="hi_IN" w:bidi="hi_IN"/>
-        </w:rPr>
         <w:t>"प्रभु में"</w:t>
       </w:r>
       <w:r>
@@ -6638,21 +5688,6 @@
           <w:b/>
           <w:lang w:val="hi_IN" w:bidi="hi_IN"/>
         </w:rPr>
-        <w:t>εἰ &amp; με ἔχεις κοινωνόν</w:t>
-      </w:r>
-    </w:p>
-    <w:p>
-      <w:pPr/>
-      <w:r>
-        <w:rPr>
-          <w:lang w:val="hi_IN" w:bidi="hi_IN"/>
-        </w:rPr>
-      </w:r>
-      <w:r>
-        <w:rPr>
-          <w:b/>
-          <w:lang w:val="hi_IN" w:bidi="hi_IN"/>
-        </w:rPr>
         <w:t>""</w:t>
       </w:r>
     </w:p>
@@ -6716,21 +5751,6 @@
           <w:b/>
           <w:lang w:val="hi_IN" w:bidi="hi_IN"/>
         </w:rPr>
-        <w:t>οὖν</w:t>
-      </w:r>
-    </w:p>
-    <w:p>
-      <w:pPr/>
-      <w:r>
-        <w:rPr>
-          <w:lang w:val="hi_IN" w:bidi="hi_IN"/>
-        </w:rPr>
-      </w:r>
-      <w:r>
-        <w:rPr>
-          <w:b/>
-          <w:lang w:val="hi_IN" w:bidi="hi_IN"/>
-        </w:rPr>
         <w:t>"यदि"</w:t>
       </w:r>
     </w:p>
@@ -6848,21 +5868,6 @@
           <w:b/>
           <w:lang w:val="hi_IN" w:bidi="hi_IN"/>
         </w:rPr>
-        <w:t>προσλαβοῦ αὐτὸν ὡς ἐμέ.</w:t>
-      </w:r>
-    </w:p>
-    <w:p>
-      <w:pPr/>
-      <w:r>
-        <w:rPr>
-          <w:lang w:val="hi_IN" w:bidi="hi_IN"/>
-        </w:rPr>
-      </w:r>
-      <w:r>
-        <w:rPr>
-          <w:b/>
-          <w:lang w:val="hi_IN" w:bidi="hi_IN"/>
-        </w:rPr>
         <w:t>"उसे इस प्रकार ग्रहण कर जैसे मुझे"</w:t>
       </w:r>
     </w:p>
@@ -6946,21 +5951,6 @@
           <w:b/>
           <w:lang w:val="hi_IN" w:bidi="hi_IN"/>
         </w:rPr>
-        <w:t>εἰ δέ τι ἠδίκησέν σε ἢ ὀφείλει</w:t>
-      </w:r>
-    </w:p>
-    <w:p>
-      <w:pPr/>
-      <w:r>
-        <w:rPr>
-          <w:lang w:val="hi_IN" w:bidi="hi_IN"/>
-        </w:rPr>
-      </w:r>
-      <w:r>
-        <w:rPr>
-          <w:b/>
-          <w:lang w:val="hi_IN" w:bidi="hi_IN"/>
-        </w:rPr>
         <w:t>"और यदि उसने तेरी कुछ हानि की है, या उस पर तेरा कुछ आता है"</w:t>
       </w:r>
     </w:p>
@@ -7052,21 +6042,6 @@
           <w:b/>
           <w:lang w:val="hi_IN" w:bidi="hi_IN"/>
         </w:rPr>
-        <w:t>εἰ δέ τι ἠδίκησέν σε ἢ ὀφείλει</w:t>
-      </w:r>
-    </w:p>
-    <w:p>
-      <w:pPr/>
-      <w:r>
-        <w:rPr>
-          <w:lang w:val="hi_IN" w:bidi="hi_IN"/>
-        </w:rPr>
-      </w:r>
-      <w:r>
-        <w:rPr>
-          <w:b/>
-          <w:lang w:val="hi_IN" w:bidi="hi_IN"/>
-        </w:rPr>
         <w:t>"और यदि उसने तेरी कुछ हानि की है, या उस पर तेरा कुछ आता है"</w:t>
       </w:r>
     </w:p>
@@ -7164,21 +6139,6 @@
           <w:b/>
           <w:lang w:val="hi_IN" w:bidi="hi_IN"/>
         </w:rPr>
-        <w:t>τοῦτο ἐμοὶ ἐλλόγα.</w:t>
-      </w:r>
-    </w:p>
-    <w:p>
-      <w:pPr/>
-      <w:r>
-        <w:rPr>
-          <w:lang w:val="hi_IN" w:bidi="hi_IN"/>
-        </w:rPr>
-      </w:r>
-      <w:r>
-        <w:rPr>
-          <w:b/>
-          <w:lang w:val="hi_IN" w:bidi="hi_IN"/>
-        </w:rPr>
         <w:t>"तो मेरे नाम पर लिख ले"</w:t>
       </w:r>
     </w:p>
@@ -7250,21 +6210,6 @@
           <w:b/>
           <w:lang w:val="hi_IN" w:bidi="hi_IN"/>
         </w:rPr>
-        <w:t>ἐγὼ Παῦλος ἔγραψα τῇ ἐμῇ χειρί</w:t>
-      </w:r>
-    </w:p>
-    <w:p>
-      <w:pPr/>
-      <w:r>
-        <w:rPr>
-          <w:lang w:val="hi_IN" w:bidi="hi_IN"/>
-        </w:rPr>
-      </w:r>
-      <w:r>
-        <w:rPr>
-          <w:b/>
-          <w:lang w:val="hi_IN" w:bidi="hi_IN"/>
-        </w:rPr>
         <w:t>"मैं पौलुस अपने हाथ से लिखता हूँ, कि"</w:t>
       </w:r>
     </w:p>
@@ -7328,21 +6273,6 @@
           <w:b/>
           <w:lang w:val="hi_IN" w:bidi="hi_IN"/>
         </w:rPr>
-        <w:t>ἵνα μὴ λέγω σοι</w:t>
-      </w:r>
-    </w:p>
-    <w:p>
-      <w:pPr/>
-      <w:r>
-        <w:rPr>
-          <w:lang w:val="hi_IN" w:bidi="hi_IN"/>
-        </w:rPr>
-      </w:r>
-      <w:r>
-        <w:rPr>
-          <w:b/>
-          <w:lang w:val="hi_IN" w:bidi="hi_IN"/>
-        </w:rPr>
         <w:t>"इसके कहने की नहीं,"</w:t>
       </w:r>
       <w:r>
@@ -7439,21 +6369,6 @@
           <w:b/>
           <w:lang w:val="hi_IN" w:bidi="hi_IN"/>
         </w:rPr>
-        <w:t>καὶ σεαυτόν μοι προσοφείλεις</w:t>
-      </w:r>
-    </w:p>
-    <w:p>
-      <w:pPr/>
-      <w:r>
-        <w:rPr>
-          <w:lang w:val="hi_IN" w:bidi="hi_IN"/>
-        </w:rPr>
-      </w:r>
-      <w:r>
-        <w:rPr>
-          <w:b/>
-          <w:lang w:val="hi_IN" w:bidi="hi_IN"/>
-        </w:rPr>
         <w:t>"आप"</w:t>
       </w:r>
       <w:r>
@@ -7550,21 +6465,6 @@
           <w:b/>
           <w:lang w:val="hi_IN" w:bidi="hi_IN"/>
         </w:rPr>
-        <w:t>ἀδελφέ</w:t>
-      </w:r>
-    </w:p>
-    <w:p>
-      <w:pPr/>
-      <w:r>
-        <w:rPr>
-          <w:lang w:val="hi_IN" w:bidi="hi_IN"/>
-        </w:rPr>
-      </w:r>
-      <w:r>
-        <w:rPr>
-          <w:b/>
-          <w:lang w:val="hi_IN" w:bidi="hi_IN"/>
-        </w:rPr>
         <w:t>"भाई"</w:t>
       </w:r>
     </w:p>
@@ -7669,21 +6569,6 @@
           <w:b/>
           <w:lang w:val="hi_IN" w:bidi="hi_IN"/>
         </w:rPr>
-        <w:t>ἐν Κυρίῳ</w:t>
-      </w:r>
-    </w:p>
-    <w:p>
-      <w:pPr/>
-      <w:r>
-        <w:rPr>
-          <w:lang w:val="hi_IN" w:bidi="hi_IN"/>
-        </w:rPr>
-      </w:r>
-      <w:r>
-        <w:rPr>
-          <w:b/>
-          <w:lang w:val="hi_IN" w:bidi="hi_IN"/>
-        </w:rPr>
         <w:t>"प्रभु में"</w:t>
       </w:r>
     </w:p>
@@ -7801,21 +6686,6 @@
           <w:b/>
           <w:lang w:val="hi_IN" w:bidi="hi_IN"/>
         </w:rPr>
-        <w:t>ἀνάπαυσόν μου τὰ σπλάγχνα ἐν Χριστῷ</w:t>
-      </w:r>
-    </w:p>
-    <w:p>
-      <w:pPr/>
-      <w:r>
-        <w:rPr>
-          <w:lang w:val="hi_IN" w:bidi="hi_IN"/>
-        </w:rPr>
-      </w:r>
-      <w:r>
-        <w:rPr>
-          <w:b/>
-          <w:lang w:val="hi_IN" w:bidi="hi_IN"/>
-        </w:rPr>
         <w:t>"मसीह में मेरे जी को हरा भरा कर दे"</w:t>
       </w:r>
     </w:p>
@@ -7923,21 +6793,6 @@
           <w:b/>
           <w:lang w:val="hi_IN" w:bidi="hi_IN"/>
         </w:rPr>
-        <w:t>ἀνάπαυσόν μου τὰ σπλάγχνα</w:t>
-      </w:r>
-    </w:p>
-    <w:p>
-      <w:pPr/>
-      <w:r>
-        <w:rPr>
-          <w:lang w:val="hi_IN" w:bidi="hi_IN"/>
-        </w:rPr>
-      </w:r>
-      <w:r>
-        <w:rPr>
-          <w:b/>
-          <w:lang w:val="hi_IN" w:bidi="hi_IN"/>
-        </w:rPr>
         <w:t>"मसीह में मेरे जी को हरा भरा कर दे"</w:t>
       </w:r>
     </w:p>
@@ -8021,21 +6876,6 @@
           <w:b/>
           <w:lang w:val="hi_IN" w:bidi="hi_IN"/>
         </w:rPr>
-        <w:t>ἀνάπαυσόν μου τὰ σπλάγχνα</w:t>
-      </w:r>
-    </w:p>
-    <w:p>
-      <w:pPr/>
-      <w:r>
-        <w:rPr>
-          <w:lang w:val="hi_IN" w:bidi="hi_IN"/>
-        </w:rPr>
-      </w:r>
-      <w:r>
-        <w:rPr>
-          <w:b/>
-          <w:lang w:val="hi_IN" w:bidi="hi_IN"/>
-        </w:rPr>
         <w:t>"मेरे जी को हरा भरा कर दे"</w:t>
       </w:r>
     </w:p>
@@ -8140,21 +6980,6 @@
           <w:b/>
           <w:lang w:val="hi_IN" w:bidi="hi_IN"/>
         </w:rPr>
-        <w:t>πεποιθὼς τῇ ὑπακοῇ σου</w:t>
-      </w:r>
-    </w:p>
-    <w:p>
-      <w:pPr/>
-      <w:r>
-        <w:rPr>
-          <w:lang w:val="hi_IN" w:bidi="hi_IN"/>
-        </w:rPr>
-      </w:r>
-      <w:r>
-        <w:rPr>
-          <w:b/>
-          <w:lang w:val="hi_IN" w:bidi="hi_IN"/>
-        </w:rPr>
         <w:t>"मैं तेरे आज्ञाकारी होने का भरोसा रखकर"</w:t>
       </w:r>
     </w:p>
@@ -8272,21 +7097,6 @@
           <w:b/>
           <w:lang w:val="hi_IN" w:bidi="hi_IN"/>
         </w:rPr>
-        <w:t>ἔγραψά σοι</w:t>
-      </w:r>
-    </w:p>
-    <w:p>
-      <w:pPr/>
-      <w:r>
-        <w:rPr>
-          <w:lang w:val="hi_IN" w:bidi="hi_IN"/>
-        </w:rPr>
-      </w:r>
-      <w:r>
-        <w:rPr>
-          <w:b/>
-          <w:lang w:val="hi_IN" w:bidi="hi_IN"/>
-        </w:rPr>
         <w:t>"मैं ... तुझे लिखता हूँ" (मैं ... तुझे लिखा)</w:t>
       </w:r>
     </w:p>
@@ -8350,21 +7160,6 @@
           <w:b/>
           <w:lang w:val="hi_IN" w:bidi="hi_IN"/>
         </w:rPr>
-        <w:t>δὲ</w:t>
-      </w:r>
-    </w:p>
-    <w:p>
-      <w:pPr/>
-      <w:r>
-        <w:rPr>
-          <w:lang w:val="hi_IN" w:bidi="hi_IN"/>
-        </w:rPr>
-      </w:r>
-      <w:r>
-        <w:rPr>
-          <w:b/>
-          <w:lang w:val="hi_IN" w:bidi="hi_IN"/>
-        </w:rPr>
         <w:t>""</w:t>
       </w:r>
     </w:p>
@@ -8450,21 +7245,6 @@
           <w:b/>
           <w:lang w:val="hi_IN" w:bidi="hi_IN"/>
         </w:rPr>
-        <w:t>ἅμα</w:t>
-      </w:r>
-    </w:p>
-    <w:p>
-      <w:pPr/>
-      <w:r>
-        <w:rPr>
-          <w:lang w:val="hi_IN" w:bidi="hi_IN"/>
-        </w:rPr>
-      </w:r>
-      <w:r>
-        <w:rPr>
-          <w:b/>
-          <w:lang w:val="hi_IN" w:bidi="hi_IN"/>
-        </w:rPr>
         <w:t>"यह"</w:t>
       </w:r>
     </w:p>
@@ -8528,21 +7308,6 @@
           <w:b/>
           <w:lang w:val="hi_IN" w:bidi="hi_IN"/>
         </w:rPr>
-        <w:t>χαρισθήσομαι ὑμῖν</w:t>
-      </w:r>
-    </w:p>
-    <w:p>
-      <w:pPr/>
-      <w:r>
-        <w:rPr>
-          <w:lang w:val="hi_IN" w:bidi="hi_IN"/>
-        </w:rPr>
-      </w:r>
-      <w:r>
-        <w:rPr>
-          <w:b/>
-          <w:lang w:val="hi_IN" w:bidi="hi_IN"/>
-        </w:rPr>
         <w:t>"मैं तुम्हें दे दिया जाऊँगा"</w:t>
       </w:r>
     </w:p>
@@ -8606,21 +7371,6 @@
           <w:b/>
           <w:lang w:val="hi_IN" w:bidi="hi_IN"/>
         </w:rPr>
-        <w:t>ἑτοίμαζέ μοι ξενίαν</w:t>
-      </w:r>
-    </w:p>
-    <w:p>
-      <w:pPr/>
-      <w:r>
-        <w:rPr>
-          <w:lang w:val="hi_IN" w:bidi="hi_IN"/>
-        </w:rPr>
-      </w:r>
-      <w:r>
-        <w:rPr>
-          <w:b/>
-          <w:lang w:val="hi_IN" w:bidi="hi_IN"/>
-        </w:rPr>
         <w:t>"मेरे लिये ठहरने की जगह तैयार रख"</w:t>
       </w:r>
     </w:p>
@@ -8718,21 +7468,6 @@
           <w:b/>
           <w:lang w:val="hi_IN" w:bidi="hi_IN"/>
         </w:rPr>
-        <w:t>διὰ τῶν προσευχῶν ὑμῶν</w:t>
-      </w:r>
-    </w:p>
-    <w:p>
-      <w:pPr/>
-      <w:r>
-        <w:rPr>
-          <w:lang w:val="hi_IN" w:bidi="hi_IN"/>
-        </w:rPr>
-      </w:r>
-      <w:r>
-        <w:rPr>
-          <w:b/>
-          <w:lang w:val="hi_IN" w:bidi="hi_IN"/>
-        </w:rPr>
         <w:t>"तुम्हारी प्रार्थनाओं के द्वारा"</w:t>
       </w:r>
     </w:p>
@@ -8796,21 +7531,6 @@
           <w:b/>
           <w:lang w:val="hi_IN" w:bidi="hi_IN"/>
         </w:rPr>
-        <w:t>χαρισθήσομαι ὑμῖν.</w:t>
-      </w:r>
-    </w:p>
-    <w:p>
-      <w:pPr/>
-      <w:r>
-        <w:rPr>
-          <w:lang w:val="hi_IN" w:bidi="hi_IN"/>
-        </w:rPr>
-      </w:r>
-      <w:r>
-        <w:rPr>
-          <w:b/>
-          <w:lang w:val="hi_IN" w:bidi="hi_IN"/>
-        </w:rPr>
         <w:t>"मैं तुम्हें दे दिया जाऊँगा"</w:t>
       </w:r>
     </w:p>
@@ -8902,21 +7622,6 @@
           <w:b/>
           <w:lang w:val="hi_IN" w:bidi="hi_IN"/>
         </w:rPr>
-        <w:t>ὑμῶν &amp; ὑμῖν</w:t>
-      </w:r>
-    </w:p>
-    <w:p>
-      <w:pPr/>
-      <w:r>
-        <w:rPr>
-          <w:lang w:val="hi_IN" w:bidi="hi_IN"/>
-        </w:rPr>
-      </w:r>
-      <w:r>
-        <w:rPr>
-          <w:b/>
-          <w:lang w:val="hi_IN" w:bidi="hi_IN"/>
-        </w:rPr>
         <w:t>"तुम्हारी"</w:t>
       </w:r>
       <w:r>
@@ -9039,21 +7744,6 @@
           <w:b/>
           <w:lang w:val="hi_IN" w:bidi="hi_IN"/>
         </w:rPr>
-        <w:t>Ἐπαφρᾶς</w:t>
-      </w:r>
-    </w:p>
-    <w:p>
-      <w:pPr/>
-      <w:r>
-        <w:rPr>
-          <w:lang w:val="hi_IN" w:bidi="hi_IN"/>
-        </w:rPr>
-      </w:r>
-      <w:r>
-        <w:rPr>
-          <w:b/>
-          <w:lang w:val="hi_IN" w:bidi="hi_IN"/>
-        </w:rPr>
         <w:t>"इपफ्रास"</w:t>
       </w:r>
     </w:p>
@@ -9137,21 +7827,6 @@
           <w:b/>
           <w:lang w:val="hi_IN" w:bidi="hi_IN"/>
         </w:rPr>
-        <w:t>ἐν Χριστῷ Ἰησοῦ</w:t>
-      </w:r>
-    </w:p>
-    <w:p>
-      <w:pPr/>
-      <w:r>
-        <w:rPr>
-          <w:lang w:val="hi_IN" w:bidi="hi_IN"/>
-        </w:rPr>
-      </w:r>
-      <w:r>
-        <w:rPr>
-          <w:b/>
-          <w:lang w:val="hi_IN" w:bidi="hi_IN"/>
-        </w:rPr>
         <w:t>"मसीह यीशु में"</w:t>
       </w:r>
     </w:p>
@@ -9236,21 +7911,6 @@
           <w:b/>
           <w:lang w:val="hi_IN" w:bidi="hi_IN"/>
         </w:rPr>
-        <w:t>Μᾶρκος, Ἀρίσταρχος, Δημᾶς, Λουκᾶς</w:t>
-      </w:r>
-    </w:p>
-    <w:p>
-      <w:pPr/>
-      <w:r>
-        <w:rPr>
-          <w:lang w:val="hi_IN" w:bidi="hi_IN"/>
-        </w:rPr>
-      </w:r>
-      <w:r>
-        <w:rPr>
-          <w:b/>
-          <w:lang w:val="hi_IN" w:bidi="hi_IN"/>
-        </w:rPr>
         <w:t>"और मरकुस अरिस्तर्खुस देमास लूका"</w:t>
       </w:r>
     </w:p>
@@ -9334,21 +7994,6 @@
           <w:b/>
           <w:lang w:val="hi_IN" w:bidi="hi_IN"/>
         </w:rPr>
-        <w:t>Μᾶρκος, Ἀρίσταρχος, Δημᾶς, Λουκᾶς</w:t>
-      </w:r>
-    </w:p>
-    <w:p>
-      <w:pPr/>
-      <w:r>
-        <w:rPr>
-          <w:lang w:val="hi_IN" w:bidi="hi_IN"/>
-        </w:rPr>
-      </w:r>
-      <w:r>
-        <w:rPr>
-          <w:b/>
-          <w:lang w:val="hi_IN" w:bidi="hi_IN"/>
-        </w:rPr>
         <w:t>"मरकुस और अरिस्तर्खुस और देमास और लूका"</w:t>
       </w:r>
     </w:p>
@@ -9432,21 +8077,6 @@
           <w:b/>
           <w:lang w:val="hi_IN" w:bidi="hi_IN"/>
         </w:rPr>
-        <w:t>οἱ συνεργοί μου</w:t>
-      </w:r>
-    </w:p>
-    <w:p>
-      <w:pPr/>
-      <w:r>
-        <w:rPr>
-          <w:lang w:val="hi_IN" w:bidi="hi_IN"/>
-        </w:rPr>
-      </w:r>
-      <w:r>
-        <w:rPr>
-          <w:b/>
-          <w:lang w:val="hi_IN" w:bidi="hi_IN"/>
-        </w:rPr>
         <w:t>"जो मेरे सहकर्मी"</w:t>
       </w:r>
     </w:p>
@@ -9510,21 +8140,6 @@
           <w:b/>
           <w:lang w:val="hi_IN" w:bidi="hi_IN"/>
         </w:rPr>
-        <w:t>μετὰ τοῦ πνεύματος ὑμῶν</w:t>
-      </w:r>
-    </w:p>
-    <w:p>
-      <w:pPr/>
-      <w:r>
-        <w:rPr>
-          <w:lang w:val="hi_IN" w:bidi="hi_IN"/>
-        </w:rPr>
-      </w:r>
-      <w:r>
-        <w:rPr>
-          <w:b/>
-          <w:lang w:val="hi_IN" w:bidi="hi_IN"/>
-        </w:rPr>
         <w:t>"तुम्हारी आत्मा पर होता रहे"</w:t>
       </w:r>
     </w:p>
@@ -9621,21 +8236,6 @@
           <w:b/>
           <w:lang w:val="hi_IN" w:bidi="hi_IN"/>
         </w:rPr>
-        <w:t>ἡ χάρις τοῦ Κυρίου ἡμῶν, Ἰησοῦ Χριστοῦ</w:t>
-      </w:r>
-    </w:p>
-    <w:p>
-      <w:pPr/>
-      <w:r>
-        <w:rPr>
-          <w:lang w:val="hi_IN" w:bidi="hi_IN"/>
-        </w:rPr>
-      </w:r>
-      <w:r>
-        <w:rPr>
-          <w:b/>
-          <w:lang w:val="hi_IN" w:bidi="hi_IN"/>
-        </w:rPr>
         <w:t>"हमारे प्रभु यीशु मसीह का अनुग्रह"</w:t>
       </w:r>
     </w:p>
@@ -9718,21 +8318,6 @@
         <w:rPr>
           <w:lang w:val="hi_IN" w:bidi="hi_IN"/>
         </w:rPr>
-      </w:r>
-    </w:p>
-    <w:p>
-      <w:pPr/>
-      <w:r>
-        <w:rPr>
-          <w:lang w:val="hi_IN" w:bidi="hi_IN"/>
-        </w:rPr>
-      </w:r>
-      <w:r>
-        <w:rPr>
-          <w:b/>
-          <w:lang w:val="hi_IN" w:bidi="hi_IN"/>
-        </w:rPr>
-        <w:t>ὑμῶν</w:t>
       </w:r>
     </w:p>
     <w:p>

--- a/hin/docx/57.content.docx
+++ b/hin/docx/57.content.docx
@@ -28,15 +28,49 @@
       </w:r>
     </w:p>
     <w:p>
-      <w:pPr/>
-      <w:r>
-        <w:rPr>
-          <w:lang w:val="hi_IN" w:bidi="hi_IN"/>
-        </w:rPr>
-      </w:r>
-      <w:r>
-        <w:rPr>
-          <w:b/>
+      <w:pPr>
+        <w:pStyle w:val="Heading2"/>
+      </w:pPr>
+      <w:r>
+        <w:rPr>
+          <w:lang w:val="hi_IN" w:bidi="hi_IN"/>
+        </w:rPr>
+        <w:t>License Information</w:t>
+      </w:r>
+      <w:r>
+        <w:rPr>
+          <w:lang w:val="hi_IN" w:bidi="hi_IN"/>
+        </w:rPr>
+      </w:r>
+    </w:p>
+    <w:p>
+      <w:pPr/>
+      <w:r>
+        <w:rPr>
+          <w:lang w:val="hi_IN" w:bidi="hi_IN"/>
+        </w:rPr>
+      </w:r>
+      <w:r>
+        <w:rPr>
+          <w:b/>
+          <w:lang w:val="hi_IN" w:bidi="hi_IN"/>
+        </w:rPr>
+        <w:t>अनुवाद नोट्स (अनफोल्डिंग वर्ड)</w:t>
+      </w:r>
+      <w:r>
+        <w:rPr>
+          <w:lang w:val="hi_IN" w:bidi="hi_IN"/>
+        </w:rPr>
+        <w:t xml:space="preserve"> (Hindi) is based on</w:t>
+      </w:r>
+      <w:r>
+        <w:rPr>
+          <w:lang w:val="hi_IN" w:bidi="hi_IN"/>
+        </w:rPr>
+        <w:t xml:space="preserve">: </w:t>
+      </w:r>
+      <w:r>
+        <w:rPr>
           <w:lang w:val="hi_IN" w:bidi="hi_IN"/>
         </w:rPr>
         <w:t>unfoldingWord® Translation Notes</w:t>
@@ -45,31 +79,62 @@
         <w:rPr>
           <w:lang w:val="hi_IN" w:bidi="hi_IN"/>
         </w:rPr>
-        <w:t xml:space="preserve"> © 2022 unfoldingWord. Released under CC BY-SA 4.0 license. </w:t>
-      </w:r>
-      <w:r>
-        <w:rPr>
-          <w:lang w:val="hi_IN" w:bidi="hi_IN"/>
-        </w:rPr>
-        <w:t>unfoldingWord® Translation Notes</w:t>
-      </w:r>
-      <w:r>
-        <w:rPr>
-          <w:lang w:val="hi_IN" w:bidi="hi_IN"/>
-        </w:rPr>
-        <w:t xml:space="preserve"> has been adapted in the following languages: Tok Pisin, Arabic (عربي), French (Français), Hindi (हिंदी), Indonesian (Bahasa Indonesia), Portuguese (Português), Russian (Русский), Spanish (Español), Swahili (Kiswahili), and Simplified Chinese (简体中文) from </w:t>
-      </w:r>
-      <w:r>
-        <w:rPr>
-          <w:lang w:val="hi_IN" w:bidi="hi_IN"/>
-        </w:rPr>
-        <w:t>unfoldingWord® Translation Notes</w:t>
-      </w:r>
-      <w:r>
-        <w:rPr>
-          <w:lang w:val="hi_IN" w:bidi="hi_IN"/>
-        </w:rPr>
-        <w:t xml:space="preserve"> © 2022 unfoldingWord. Released under CC BY-SA 4.0 license by Mission Mutual</w:t>
+        <w:t xml:space="preserve">, </w:t>
+      </w:r>
+      <w:hyperlink r:id="rId13">
+        <w:r>
+          <w:rPr>
+            <w:lang w:val="hi_IN" w:bidi="hi_IN"/>
+          </w:rPr>
+          <w:rPr>
+            <w:color w:val="0000EE"/>
+            <w:u w:val="single"/>
+          </w:rPr>
+          <w:t>unfoldingWord</w:t>
+        </w:r>
+      </w:hyperlink>
+      <w:r>
+        <w:rPr>
+          <w:lang w:val="hi_IN" w:bidi="hi_IN"/>
+        </w:rPr>
+        <w:t xml:space="preserve">, 2022, which is licensed under a </w:t>
+      </w:r>
+      <w:hyperlink r:id="rId14">
+        <w:r>
+          <w:rPr>
+            <w:lang w:val="hi_IN" w:bidi="hi_IN"/>
+          </w:rPr>
+          <w:rPr>
+            <w:color w:val="0000EE"/>
+            <w:u w:val="single"/>
+          </w:rPr>
+          <w:t>CC BY-SA 4.0 license</w:t>
+        </w:r>
+      </w:hyperlink>
+      <w:r>
+        <w:rPr>
+          <w:lang w:val="hi_IN" w:bidi="hi_IN"/>
+        </w:rPr>
+        <w:t>.</w:t>
+      </w:r>
+      <w:r>
+        <w:rPr>
+          <w:lang w:val="hi_IN" w:bidi="hi_IN"/>
+        </w:rPr>
+      </w:r>
+    </w:p>
+    <w:p>
+      <w:pPr/>
+      <w:r>
+        <w:rPr>
+          <w:lang w:val="hi_IN" w:bidi="hi_IN"/>
+        </w:rPr>
+      </w:r>
+      <w:r>
+        <w:rPr>
+          <w:lang w:val="hi_IN" w:bidi="hi_IN"/>
+        </w:rPr>
+        <w:t>This PDF version is provided under the same license.</w:t>
       </w:r>
       <w:r>
         <w:rPr>
@@ -230,6 +295,21 @@
           <w:b/>
           <w:lang w:val="hi_IN" w:bidi="hi_IN"/>
         </w:rPr>
+        <w:t>Παῦλος</w:t>
+      </w:r>
+    </w:p>
+    <w:p>
+      <w:pPr/>
+      <w:r>
+        <w:rPr>
+          <w:lang w:val="hi_IN" w:bidi="hi_IN"/>
+        </w:rPr>
+      </w:r>
+      <w:r>
+        <w:rPr>
+          <w:b/>
+          <w:lang w:val="hi_IN" w:bidi="hi_IN"/>
+        </w:rPr>
         <w:t>"पौलुस"</w:t>
       </w:r>
     </w:p>
@@ -313,6 +393,21 @@
           <w:b/>
           <w:lang w:val="hi_IN" w:bidi="hi_IN"/>
         </w:rPr>
+        <w:t>δέσμιος Χριστοῦ Ἰησοῦ</w:t>
+      </w:r>
+    </w:p>
+    <w:p>
+      <w:pPr/>
+      <w:r>
+        <w:rPr>
+          <w:lang w:val="hi_IN" w:bidi="hi_IN"/>
+        </w:rPr>
+      </w:r>
+      <w:r>
+        <w:rPr>
+          <w:b/>
+          <w:lang w:val="hi_IN" w:bidi="hi_IN"/>
+        </w:rPr>
         <w:t>"जो मसीह यीशु कैदी है"</w:t>
       </w:r>
     </w:p>
@@ -376,6 +471,21 @@
           <w:b/>
           <w:lang w:val="hi_IN" w:bidi="hi_IN"/>
         </w:rPr>
+        <w:t>ὁ ἀδελφὸς</w:t>
+      </w:r>
+    </w:p>
+    <w:p>
+      <w:pPr/>
+      <w:r>
+        <w:rPr>
+          <w:lang w:val="hi_IN" w:bidi="hi_IN"/>
+        </w:rPr>
+      </w:r>
+      <w:r>
+        <w:rPr>
+          <w:b/>
+          <w:lang w:val="hi_IN" w:bidi="hi_IN"/>
+        </w:rPr>
         <w:t>"भाई"</w:t>
       </w:r>
     </w:p>
@@ -452,6 +562,21 @@
           <w:b/>
           <w:lang w:val="hi_IN" w:bidi="hi_IN"/>
         </w:rPr>
+        <w:t>ὁ ἀδελφὸς</w:t>
+      </w:r>
+    </w:p>
+    <w:p>
+      <w:pPr/>
+      <w:r>
+        <w:rPr>
+          <w:lang w:val="hi_IN" w:bidi="hi_IN"/>
+        </w:rPr>
+      </w:r>
+      <w:r>
+        <w:rPr>
+          <w:b/>
+          <w:lang w:val="hi_IN" w:bidi="hi_IN"/>
+        </w:rPr>
         <w:t>"(हमारे) भाई"</w:t>
       </w:r>
     </w:p>
@@ -569,6 +694,21 @@
           <w:b/>
           <w:lang w:val="hi_IN" w:bidi="hi_IN"/>
         </w:rPr>
+        <w:t>Φιλήμονι</w:t>
+      </w:r>
+    </w:p>
+    <w:p>
+      <w:pPr/>
+      <w:r>
+        <w:rPr>
+          <w:lang w:val="hi_IN" w:bidi="hi_IN"/>
+        </w:rPr>
+      </w:r>
+      <w:r>
+        <w:rPr>
+          <w:b/>
+          <w:lang w:val="hi_IN" w:bidi="hi_IN"/>
+        </w:rPr>
         <w:t>"फिलेमोन"</w:t>
       </w:r>
     </w:p>
@@ -659,6 +799,21 @@
           <w:b/>
           <w:lang w:val="hi_IN" w:bidi="hi_IN"/>
         </w:rPr>
+        <w:t>Φιλήμονι</w:t>
+      </w:r>
+    </w:p>
+    <w:p>
+      <w:pPr/>
+      <w:r>
+        <w:rPr>
+          <w:lang w:val="hi_IN" w:bidi="hi_IN"/>
+        </w:rPr>
+      </w:r>
+      <w:r>
+        <w:rPr>
+          <w:b/>
+          <w:lang w:val="hi_IN" w:bidi="hi_IN"/>
+        </w:rPr>
         <w:t>"फिलेमोन"</w:t>
       </w:r>
     </w:p>
@@ -771,6 +926,21 @@
           <w:b/>
           <w:lang w:val="hi_IN" w:bidi="hi_IN"/>
         </w:rPr>
+        <w:t>ἡμῶν</w:t>
+      </w:r>
+    </w:p>
+    <w:p>
+      <w:pPr/>
+      <w:r>
+        <w:rPr>
+          <w:lang w:val="hi_IN" w:bidi="hi_IN"/>
+        </w:rPr>
+      </w:r>
+      <w:r>
+        <w:rPr>
+          <w:b/>
+          <w:lang w:val="hi_IN" w:bidi="hi_IN"/>
+        </w:rPr>
         <w:t>"की हमारे प्रिय"</w:t>
       </w:r>
     </w:p>
@@ -854,6 +1024,21 @@
           <w:b/>
           <w:lang w:val="hi_IN" w:bidi="hi_IN"/>
         </w:rPr>
+        <w:t>καὶ συνεργῷ ἡμῶν</w:t>
+      </w:r>
+    </w:p>
+    <w:p>
+      <w:pPr/>
+      <w:r>
+        <w:rPr>
+          <w:lang w:val="hi_IN" w:bidi="hi_IN"/>
+        </w:rPr>
+      </w:r>
+      <w:r>
+        <w:rPr>
+          <w:b/>
+          <w:lang w:val="hi_IN" w:bidi="hi_IN"/>
+        </w:rPr>
         <w:t>"और"</w:t>
       </w:r>
       <w:r>
@@ -930,6 +1115,21 @@
           <w:b/>
           <w:lang w:val="hi_IN" w:bidi="hi_IN"/>
         </w:rPr>
+        <w:t>Ἀπφίᾳ</w:t>
+      </w:r>
+    </w:p>
+    <w:p>
+      <w:pPr/>
+      <w:r>
+        <w:rPr>
+          <w:lang w:val="hi_IN" w:bidi="hi_IN"/>
+        </w:rPr>
+      </w:r>
+      <w:r>
+        <w:rPr>
+          <w:b/>
+          <w:lang w:val="hi_IN" w:bidi="hi_IN"/>
+        </w:rPr>
         <w:t>"अफफिया"</w:t>
       </w:r>
     </w:p>
@@ -1020,6 +1220,21 @@
           <w:b/>
           <w:lang w:val="hi_IN" w:bidi="hi_IN"/>
         </w:rPr>
+        <w:t>τῇ ἀδελφῇ</w:t>
+      </w:r>
+    </w:p>
+    <w:p>
+      <w:pPr/>
+      <w:r>
+        <w:rPr>
+          <w:lang w:val="hi_IN" w:bidi="hi_IN"/>
+        </w:rPr>
+      </w:r>
+      <w:r>
+        <w:rPr>
+          <w:b/>
+          <w:lang w:val="hi_IN" w:bidi="hi_IN"/>
+        </w:rPr>
         <w:t>"(हमारी) बहन"</w:t>
       </w:r>
     </w:p>
@@ -1137,6 +1352,21 @@
           <w:b/>
           <w:lang w:val="hi_IN" w:bidi="hi_IN"/>
         </w:rPr>
+        <w:t>τῇ ἀδελφῇ</w:t>
+      </w:r>
+    </w:p>
+    <w:p>
+      <w:pPr/>
+      <w:r>
+        <w:rPr>
+          <w:lang w:val="hi_IN" w:bidi="hi_IN"/>
+        </w:rPr>
+      </w:r>
+      <w:r>
+        <w:rPr>
+          <w:b/>
+          <w:lang w:val="hi_IN" w:bidi="hi_IN"/>
+        </w:rPr>
         <w:t>"(हमारी) बहन"</w:t>
       </w:r>
     </w:p>
@@ -1233,6 +1463,21 @@
           <w:b/>
           <w:lang w:val="hi_IN" w:bidi="hi_IN"/>
         </w:rPr>
+        <w:t>ἡμῶν</w:t>
+      </w:r>
+    </w:p>
+    <w:p>
+      <w:pPr/>
+      <w:r>
+        <w:rPr>
+          <w:lang w:val="hi_IN" w:bidi="hi_IN"/>
+        </w:rPr>
+      </w:r>
+      <w:r>
+        <w:rPr>
+          <w:b/>
+          <w:lang w:val="hi_IN" w:bidi="hi_IN"/>
+        </w:rPr>
         <w:t>""</w:t>
       </w:r>
     </w:p>
@@ -1316,6 +1561,21 @@
           <w:b/>
           <w:lang w:val="hi_IN" w:bidi="hi_IN"/>
         </w:rPr>
+        <w:t>Ἀπφίᾳ &amp; Ἀρχίππῳ &amp; τῇ &amp; ἐκκλησίᾳ</w:t>
+      </w:r>
+    </w:p>
+    <w:p>
+      <w:pPr/>
+      <w:r>
+        <w:rPr>
+          <w:lang w:val="hi_IN" w:bidi="hi_IN"/>
+        </w:rPr>
+      </w:r>
+      <w:r>
+        <w:rPr>
+          <w:b/>
+          <w:lang w:val="hi_IN" w:bidi="hi_IN"/>
+        </w:rPr>
         <w:t>"अफफिया"</w:t>
       </w:r>
       <w:r>
@@ -1452,6 +1712,21 @@
           <w:b/>
           <w:lang w:val="hi_IN" w:bidi="hi_IN"/>
         </w:rPr>
+        <w:t>Ἀρχίππῳ</w:t>
+      </w:r>
+    </w:p>
+    <w:p>
+      <w:pPr/>
+      <w:r>
+        <w:rPr>
+          <w:lang w:val="hi_IN" w:bidi="hi_IN"/>
+        </w:rPr>
+      </w:r>
+      <w:r>
+        <w:rPr>
+          <w:b/>
+          <w:lang w:val="hi_IN" w:bidi="hi_IN"/>
+        </w:rPr>
         <w:t>"अरखिप्पुस"</w:t>
       </w:r>
     </w:p>
@@ -1535,6 +1810,21 @@
           <w:b/>
           <w:lang w:val="hi_IN" w:bidi="hi_IN"/>
         </w:rPr>
+        <w:t>τῷ συνστρατιώτῃ ἡμῶν</w:t>
+      </w:r>
+    </w:p>
+    <w:p>
+      <w:pPr/>
+      <w:r>
+        <w:rPr>
+          <w:lang w:val="hi_IN" w:bidi="hi_IN"/>
+        </w:rPr>
+      </w:r>
+      <w:r>
+        <w:rPr>
+          <w:b/>
+          <w:lang w:val="hi_IN" w:bidi="hi_IN"/>
+        </w:rPr>
         <w:t>"हमारे साथी योद्धा"</w:t>
       </w:r>
     </w:p>
@@ -1618,6 +1908,21 @@
           <w:b/>
           <w:lang w:val="hi_IN" w:bidi="hi_IN"/>
         </w:rPr>
+        <w:t>καὶ τῇ κατ’ οἶκόν σου ἐκκλησίᾳ</w:t>
+      </w:r>
+    </w:p>
+    <w:p>
+      <w:pPr/>
+      <w:r>
+        <w:rPr>
+          <w:lang w:val="hi_IN" w:bidi="hi_IN"/>
+        </w:rPr>
+      </w:r>
+      <w:r>
+        <w:rPr>
+          <w:b/>
+          <w:lang w:val="hi_IN" w:bidi="hi_IN"/>
+        </w:rPr>
         <w:t>"फिलेमोन के घर की कलीसिया के नाम"</w:t>
       </w:r>
     </w:p>
@@ -1694,6 +1999,21 @@
           <w:b/>
           <w:lang w:val="hi_IN" w:bidi="hi_IN"/>
         </w:rPr>
+        <w:t>χάρις ὑμῖν καὶ εἰρήνη, ἀπὸ Θεοῦ Πατρὸς ἡμῶν καὶ Κυρίου ἡμῶν Ἰησοῦ Χριστοῦ</w:t>
+      </w:r>
+    </w:p>
+    <w:p>
+      <w:pPr/>
+      <w:r>
+        <w:rPr>
+          <w:lang w:val="hi_IN" w:bidi="hi_IN"/>
+        </w:rPr>
+      </w:r>
+      <w:r>
+        <w:rPr>
+          <w:b/>
+          <w:lang w:val="hi_IN" w:bidi="hi_IN"/>
+        </w:rPr>
         <w:t>""</w:t>
       </w:r>
     </w:p>
@@ -1757,6 +2077,21 @@
           <w:b/>
           <w:lang w:val="hi_IN" w:bidi="hi_IN"/>
         </w:rPr>
+        <w:t>χάρις ὑμῖν καὶ εἰρήνη, ἀπὸ Θεοῦ Πατρὸς ἡμῶν καὶ Κυρίου ἡμῶν Ἰησοῦ Χριστοῦ.</w:t>
+      </w:r>
+    </w:p>
+    <w:p>
+      <w:pPr/>
+      <w:r>
+        <w:rPr>
+          <w:lang w:val="hi_IN" w:bidi="hi_IN"/>
+        </w:rPr>
+      </w:r>
+      <w:r>
+        <w:rPr>
+          <w:b/>
+          <w:lang w:val="hi_IN" w:bidi="hi_IN"/>
+        </w:rPr>
         <w:t>"हमारे पिता परमेश्वर और प्रभु यीशु मसीह की ओर से अनुग्रह और शान्ति तुम्हें मिलती रहे"</w:t>
       </w:r>
     </w:p>
@@ -1866,6 +2201,21 @@
           <w:b/>
           <w:lang w:val="hi_IN" w:bidi="hi_IN"/>
         </w:rPr>
+        <w:t>ἡμῶν &amp; ἡμῶν</w:t>
+      </w:r>
+    </w:p>
+    <w:p>
+      <w:pPr/>
+      <w:r>
+        <w:rPr>
+          <w:lang w:val="hi_IN" w:bidi="hi_IN"/>
+        </w:rPr>
+      </w:r>
+      <w:r>
+        <w:rPr>
+          <w:b/>
+          <w:lang w:val="hi_IN" w:bidi="hi_IN"/>
+        </w:rPr>
         <w:t>"हमारे पिता परमेश्वर"</w:t>
       </w:r>
     </w:p>
@@ -2047,6 +2397,21 @@
           <w:b/>
           <w:lang w:val="hi_IN" w:bidi="hi_IN"/>
         </w:rPr>
+        <w:t>Πατρὸς</w:t>
+      </w:r>
+    </w:p>
+    <w:p>
+      <w:pPr/>
+      <w:r>
+        <w:rPr>
+          <w:lang w:val="hi_IN" w:bidi="hi_IN"/>
+        </w:rPr>
+      </w:r>
+      <w:r>
+        <w:rPr>
+          <w:b/>
+          <w:lang w:val="hi_IN" w:bidi="hi_IN"/>
+        </w:rPr>
         <w:t>"हमारे पिता"</w:t>
       </w:r>
     </w:p>
@@ -2130,6 +2495,21 @@
           <w:b/>
           <w:lang w:val="hi_IN" w:bidi="hi_IN"/>
         </w:rPr>
+        <w:t>σου</w:t>
+      </w:r>
+    </w:p>
+    <w:p>
+      <w:pPr/>
+      <w:r>
+        <w:rPr>
+          <w:lang w:val="hi_IN" w:bidi="hi_IN"/>
+        </w:rPr>
+      </w:r>
+      <w:r>
+        <w:rPr>
+          <w:b/>
+          <w:lang w:val="hi_IN" w:bidi="hi_IN"/>
+        </w:rPr>
         <w:t>"तुझे"</w:t>
       </w:r>
     </w:p>
@@ -2226,6 +2606,21 @@
           <w:b/>
           <w:lang w:val="hi_IN" w:bidi="hi_IN"/>
         </w:rPr>
+        <w:t>ἀκούων σου τὴν ἀγάπην καὶ τὴν πίστιν, ἣν ἔχεις πρὸς τὸν Κύριον Ἰησοῦν, καὶ εἰς πάντας τοὺς ἁγίους</w:t>
+      </w:r>
+    </w:p>
+    <w:p>
+      <w:pPr/>
+      <w:r>
+        <w:rPr>
+          <w:lang w:val="hi_IN" w:bidi="hi_IN"/>
+        </w:rPr>
+      </w:r>
+      <w:r>
+        <w:rPr>
+          <w:b/>
+          <w:lang w:val="hi_IN" w:bidi="hi_IN"/>
+        </w:rPr>
         <w:t>"क्योंकि मैं तेरे उस प्रेम और विश्वास की चर्चा सुनकर, जो प्रभु यीशु पर और सब पवित्र लोगों के साथ है"</w:t>
       </w:r>
     </w:p>
@@ -2343,6 +2738,21 @@
           <w:b/>
           <w:lang w:val="hi_IN" w:bidi="hi_IN"/>
         </w:rPr>
+        <w:t>ἀκούων σου τὴν ἀγάπην καὶ τὴν πίστιν, ἣν ἔχεις πρὸς τὸν Κύριον Ἰησοῦν, καὶ εἰς πάντας τοὺς ἁγίους</w:t>
+      </w:r>
+    </w:p>
+    <w:p>
+      <w:pPr/>
+      <w:r>
+        <w:rPr>
+          <w:lang w:val="hi_IN" w:bidi="hi_IN"/>
+        </w:rPr>
+      </w:r>
+      <w:r>
+        <w:rPr>
+          <w:b/>
+          <w:lang w:val="hi_IN" w:bidi="hi_IN"/>
+        </w:rPr>
         <w:t>"क्योंकि मैं तेरे उस प्रेम और विश्वास की चर्चा सुनकर, जो प्रभु यीशु पर और सब पवित्र लोगों के साथ है"</w:t>
       </w:r>
     </w:p>
@@ -2434,6 +2844,21 @@
           <w:b/>
           <w:lang w:val="hi_IN" w:bidi="hi_IN"/>
         </w:rPr>
+        <w:t>σου &amp; ἔχεις</w:t>
+      </w:r>
+    </w:p>
+    <w:p>
+      <w:pPr/>
+      <w:r>
+        <w:rPr>
+          <w:lang w:val="hi_IN" w:bidi="hi_IN"/>
+        </w:rPr>
+      </w:r>
+      <w:r>
+        <w:rPr>
+          <w:b/>
+          <w:lang w:val="hi_IN" w:bidi="hi_IN"/>
+        </w:rPr>
         <w:t>"तेरे"</w:t>
       </w:r>
       <w:r>
@@ -2536,6 +2961,21 @@
           <w:b/>
           <w:lang w:val="hi_IN" w:bidi="hi_IN"/>
         </w:rPr>
+        <w:t>ὅπως</w:t>
+      </w:r>
+    </w:p>
+    <w:p>
+      <w:pPr/>
+      <w:r>
+        <w:rPr>
+          <w:lang w:val="hi_IN" w:bidi="hi_IN"/>
+        </w:rPr>
+      </w:r>
+      <w:r>
+        <w:rPr>
+          <w:b/>
+          <w:lang w:val="hi_IN" w:bidi="hi_IN"/>
+        </w:rPr>
         <w:t>"कि"</w:t>
       </w:r>
     </w:p>
@@ -2640,6 +3080,21 @@
           <w:b/>
           <w:lang w:val="hi_IN" w:bidi="hi_IN"/>
         </w:rPr>
+        <w:t>ἡ κοινωνία τῆς πίστεώς σου</w:t>
+      </w:r>
+    </w:p>
+    <w:p>
+      <w:pPr/>
+      <w:r>
+        <w:rPr>
+          <w:lang w:val="hi_IN" w:bidi="hi_IN"/>
+        </w:rPr>
+      </w:r>
+      <w:r>
+        <w:rPr>
+          <w:b/>
+          <w:lang w:val="hi_IN" w:bidi="hi_IN"/>
+        </w:rPr>
         <w:t>"विश्वास"</w:t>
       </w:r>
       <w:r>
@@ -2729,6 +3184,21 @@
           <w:b/>
           <w:lang w:val="hi_IN" w:bidi="hi_IN"/>
         </w:rPr>
+        <w:t>ἡ κοινωνία τῆς πίστεώς σου, ἐνεργὴς γένηται ἐν ἐπιγνώσει παντὸς ἀγαθοῦ τοῦ ἐν ἡμῖν εἰς Χριστόν.</w:t>
+      </w:r>
+    </w:p>
+    <w:p>
+      <w:pPr/>
+      <w:r>
+        <w:rPr>
+          <w:lang w:val="hi_IN" w:bidi="hi_IN"/>
+        </w:rPr>
+      </w:r>
+      <w:r>
+        <w:rPr>
+          <w:b/>
+          <w:lang w:val="hi_IN" w:bidi="hi_IN"/>
+        </w:rPr>
         <w:t>"विश्वास में तुम्हारी सहभागिता हर अच्छी बात के ज्ञान के लिए प्रभावी हो जो मसीह में हमारे पास है"</w:t>
       </w:r>
     </w:p>
@@ -2846,6 +3316,21 @@
           <w:b/>
           <w:lang w:val="hi_IN" w:bidi="hi_IN"/>
         </w:rPr>
+        <w:t>ἐν ἐπιγνώσει παντὸς ἀγαθοῦ</w:t>
+      </w:r>
+    </w:p>
+    <w:p>
+      <w:pPr/>
+      <w:r>
+        <w:rPr>
+          <w:lang w:val="hi_IN" w:bidi="hi_IN"/>
+        </w:rPr>
+      </w:r>
+      <w:r>
+        <w:rPr>
+          <w:b/>
+          <w:lang w:val="hi_IN" w:bidi="hi_IN"/>
+        </w:rPr>
         <w:t>"करता"</w:t>
       </w:r>
       <w:r>
@@ -2935,6 +3420,21 @@
           <w:b/>
           <w:lang w:val="hi_IN" w:bidi="hi_IN"/>
         </w:rPr>
+        <w:t>εἰς Χριστόν</w:t>
+      </w:r>
+    </w:p>
+    <w:p>
+      <w:pPr/>
+      <w:r>
+        <w:rPr>
+          <w:lang w:val="hi_IN" w:bidi="hi_IN"/>
+        </w:rPr>
+      </w:r>
+      <w:r>
+        <w:rPr>
+          <w:b/>
+          <w:lang w:val="hi_IN" w:bidi="hi_IN"/>
+        </w:rPr>
         <w:t>"मसीह"</w:t>
       </w:r>
     </w:p>
@@ -3011,6 +3511,21 @@
           <w:b/>
           <w:lang w:val="hi_IN" w:bidi="hi_IN"/>
         </w:rPr>
+        <w:t>χαρὰν γὰρ πολλὴν ἔσχον καὶ παράκλησιν</w:t>
+      </w:r>
+    </w:p>
+    <w:p>
+      <w:pPr/>
+      <w:r>
+        <w:rPr>
+          <w:lang w:val="hi_IN" w:bidi="hi_IN"/>
+        </w:rPr>
+      </w:r>
+      <w:r>
+        <w:rPr>
+          <w:b/>
+          <w:lang w:val="hi_IN" w:bidi="hi_IN"/>
+        </w:rPr>
         <w:t>"क्योंकि ... मुझे ... बहुत आनन्द और शान्ति मिली है</w:t>
       </w:r>
     </w:p>
@@ -3136,6 +3651,21 @@
           <w:b/>
           <w:lang w:val="hi_IN" w:bidi="hi_IN"/>
         </w:rPr>
+        <w:t>ἐπὶ τῇ ἀγάπῃ σου</w:t>
+      </w:r>
+    </w:p>
+    <w:p>
+      <w:pPr/>
+      <w:r>
+        <w:rPr>
+          <w:lang w:val="hi_IN" w:bidi="hi_IN"/>
+        </w:rPr>
+      </w:r>
+      <w:r>
+        <w:rPr>
+          <w:b/>
+          <w:lang w:val="hi_IN" w:bidi="hi_IN"/>
+        </w:rPr>
         <w:t>"</w:t>
       </w:r>
       <w:r>
@@ -3246,6 +3776,21 @@
           <w:b/>
           <w:lang w:val="hi_IN" w:bidi="hi_IN"/>
         </w:rPr>
+        <w:t>τὰ σπλάγχνα τῶν ἁγίων ἀναπέπαυται διὰ σοῦ</w:t>
+      </w:r>
+    </w:p>
+    <w:p>
+      <w:pPr/>
+      <w:r>
+        <w:rPr>
+          <w:lang w:val="hi_IN" w:bidi="hi_IN"/>
+        </w:rPr>
+      </w:r>
+      <w:r>
+        <w:rPr>
+          <w:b/>
+          <w:lang w:val="hi_IN" w:bidi="hi_IN"/>
+        </w:rPr>
         <w:t>"तेरे द्वारा पवित्र लोगों के मन हरे भरे हो गए हैं"</w:t>
       </w:r>
     </w:p>
@@ -3337,6 +3882,21 @@
           <w:b/>
           <w:lang w:val="hi_IN" w:bidi="hi_IN"/>
         </w:rPr>
+        <w:t>τὰ σπλάγχνα τῶν ἁγίων</w:t>
+      </w:r>
+    </w:p>
+    <w:p>
+      <w:pPr/>
+      <w:r>
+        <w:rPr>
+          <w:lang w:val="hi_IN" w:bidi="hi_IN"/>
+        </w:rPr>
+      </w:r>
+      <w:r>
+        <w:rPr>
+          <w:b/>
+          <w:lang w:val="hi_IN" w:bidi="hi_IN"/>
+        </w:rPr>
         <w:t>"तेरे द्वारा पवित्र के मन हरे भरे हो गए हैं"</w:t>
       </w:r>
     </w:p>
@@ -3420,6 +3980,21 @@
           <w:b/>
           <w:lang w:val="hi_IN" w:bidi="hi_IN"/>
         </w:rPr>
+        <w:t>τὰ σπλάγχνα τῶν ἁγίων ἀναπέπαυται διὰ σοῦ</w:t>
+      </w:r>
+    </w:p>
+    <w:p>
+      <w:pPr/>
+      <w:r>
+        <w:rPr>
+          <w:lang w:val="hi_IN" w:bidi="hi_IN"/>
+        </w:rPr>
+      </w:r>
+      <w:r>
+        <w:rPr>
+          <w:b/>
+          <w:lang w:val="hi_IN" w:bidi="hi_IN"/>
+        </w:rPr>
         <w:t>"तेरे द्वारा पवित्र लोगों के मन हरे भरे हो गए हैं"</w:t>
       </w:r>
     </w:p>
@@ -3516,6 +4091,21 @@
           <w:b/>
           <w:lang w:val="hi_IN" w:bidi="hi_IN"/>
         </w:rPr>
+        <w:t>σοῦ, ἀδελφέ</w:t>
+      </w:r>
+    </w:p>
+    <w:p>
+      <w:pPr/>
+      <w:r>
+        <w:rPr>
+          <w:lang w:val="hi_IN" w:bidi="hi_IN"/>
+        </w:rPr>
+      </w:r>
+      <w:r>
+        <w:rPr>
+          <w:b/>
+          <w:lang w:val="hi_IN" w:bidi="hi_IN"/>
+        </w:rPr>
         <w:t>"भाई,"</w:t>
       </w:r>
       <w:r>
@@ -3668,6 +4258,21 @@
           <w:b/>
           <w:lang w:val="hi_IN" w:bidi="hi_IN"/>
         </w:rPr>
+        <w:t>πολλὴν ἐν Χριστῷ παρρησίαν</w:t>
+      </w:r>
+    </w:p>
+    <w:p>
+      <w:pPr/>
+      <w:r>
+        <w:rPr>
+          <w:lang w:val="hi_IN" w:bidi="hi_IN"/>
+        </w:rPr>
+      </w:r>
+      <w:r>
+        <w:rPr>
+          <w:b/>
+          <w:lang w:val="hi_IN" w:bidi="hi_IN"/>
+        </w:rPr>
         <w:t>"मसीह में बड़ा साहस है"</w:t>
       </w:r>
     </w:p>
@@ -3731,6 +4336,21 @@
           <w:b/>
           <w:lang w:val="hi_IN" w:bidi="hi_IN"/>
         </w:rPr>
+        <w:t>διό</w:t>
+      </w:r>
+    </w:p>
+    <w:p>
+      <w:pPr/>
+      <w:r>
+        <w:rPr>
+          <w:lang w:val="hi_IN" w:bidi="hi_IN"/>
+        </w:rPr>
+      </w:r>
+      <w:r>
+        <w:rPr>
+          <w:b/>
+          <w:lang w:val="hi_IN" w:bidi="hi_IN"/>
+        </w:rPr>
         <w:t>"इसलिए"</w:t>
       </w:r>
     </w:p>
@@ -3829,6 +4449,21 @@
           <w:b/>
           <w:lang w:val="hi_IN" w:bidi="hi_IN"/>
         </w:rPr>
+        <w:t>διὰ τὴν ἀγάπην</w:t>
+      </w:r>
+    </w:p>
+    <w:p>
+      <w:pPr/>
+      <w:r>
+        <w:rPr>
+          <w:lang w:val="hi_IN" w:bidi="hi_IN"/>
+        </w:rPr>
+      </w:r>
+      <w:r>
+        <w:rPr>
+          <w:b/>
+          <w:lang w:val="hi_IN" w:bidi="hi_IN"/>
+        </w:rPr>
         <w:t>"के लिये"</w:t>
       </w:r>
       <w:r>
@@ -3918,6 +4553,21 @@
           <w:b/>
           <w:lang w:val="hi_IN" w:bidi="hi_IN"/>
         </w:rPr>
+        <w:t>δέσμιος Χριστοῦ Ἰησοῦ</w:t>
+      </w:r>
+    </w:p>
+    <w:p>
+      <w:pPr/>
+      <w:r>
+        <w:rPr>
+          <w:lang w:val="hi_IN" w:bidi="hi_IN"/>
+        </w:rPr>
+      </w:r>
+      <w:r>
+        <w:rPr>
+          <w:b/>
+          <w:lang w:val="hi_IN" w:bidi="hi_IN"/>
+        </w:rPr>
         <w:t>"मसीह यीशु के लिये कैदी हूँ (मसीह यीशु का कैदी हूँ)"</w:t>
       </w:r>
     </w:p>
@@ -3989,6 +4639,21 @@
           <w:b/>
           <w:lang w:val="hi_IN" w:bidi="hi_IN"/>
         </w:rPr>
+        <w:t>Ὀνήσιμον</w:t>
+      </w:r>
+    </w:p>
+    <w:p>
+      <w:pPr/>
+      <w:r>
+        <w:rPr>
+          <w:lang w:val="hi_IN" w:bidi="hi_IN"/>
+        </w:rPr>
+      </w:r>
+      <w:r>
+        <w:rPr>
+          <w:b/>
+          <w:lang w:val="hi_IN" w:bidi="hi_IN"/>
+        </w:rPr>
         <w:t>""</w:t>
       </w:r>
     </w:p>
@@ -4052,6 +4717,21 @@
           <w:b/>
           <w:lang w:val="hi_IN" w:bidi="hi_IN"/>
         </w:rPr>
+        <w:t>Ὀνήσιμον</w:t>
+      </w:r>
+    </w:p>
+    <w:p>
+      <w:pPr/>
+      <w:r>
+        <w:rPr>
+          <w:lang w:val="hi_IN" w:bidi="hi_IN"/>
+        </w:rPr>
+      </w:r>
+      <w:r>
+        <w:rPr>
+          <w:b/>
+          <w:lang w:val="hi_IN" w:bidi="hi_IN"/>
+        </w:rPr>
         <w:t>"उनेसिमुस"</w:t>
       </w:r>
     </w:p>
@@ -4142,6 +4822,21 @@
           <w:b/>
           <w:lang w:val="hi_IN" w:bidi="hi_IN"/>
         </w:rPr>
+        <w:t>ὃν ἐγέννησα</w:t>
+      </w:r>
+    </w:p>
+    <w:p>
+      <w:pPr/>
+      <w:r>
+        <w:rPr>
+          <w:lang w:val="hi_IN" w:bidi="hi_IN"/>
+        </w:rPr>
+      </w:r>
+      <w:r>
+        <w:rPr>
+          <w:b/>
+          <w:lang w:val="hi_IN" w:bidi="hi_IN"/>
+        </w:rPr>
         <w:t>"के लिये"</w:t>
       </w:r>
       <w:r>
@@ -4238,6 +4933,21 @@
           <w:b/>
           <w:lang w:val="hi_IN" w:bidi="hi_IN"/>
         </w:rPr>
+        <w:t>ἐν τοῖς δεσμοῖς</w:t>
+      </w:r>
+    </w:p>
+    <w:p>
+      <w:pPr/>
+      <w:r>
+        <w:rPr>
+          <w:lang w:val="hi_IN" w:bidi="hi_IN"/>
+        </w:rPr>
+      </w:r>
+      <w:r>
+        <w:rPr>
+          <w:b/>
+          <w:lang w:val="hi_IN" w:bidi="hi_IN"/>
+        </w:rPr>
         <w:t>"मुझसे मेरी कैद में"</w:t>
       </w:r>
     </w:p>
@@ -4321,6 +5031,21 @@
           <w:b/>
           <w:lang w:val="hi_IN" w:bidi="hi_IN"/>
         </w:rPr>
+        <w:t>ὃν ἀνέπεμψά σοι</w:t>
+      </w:r>
+    </w:p>
+    <w:p>
+      <w:pPr/>
+      <w:r>
+        <w:rPr>
+          <w:lang w:val="hi_IN" w:bidi="hi_IN"/>
+        </w:rPr>
+      </w:r>
+      <w:r>
+        <w:rPr>
+          <w:b/>
+          <w:lang w:val="hi_IN" w:bidi="hi_IN"/>
+        </w:rPr>
         <w:t>"अर्थात् जो"</w:t>
       </w:r>
       <w:r>
@@ -4410,6 +5135,21 @@
           <w:b/>
           <w:lang w:val="hi_IN" w:bidi="hi_IN"/>
         </w:rPr>
+        <w:t>τοῦτ’ ἔστιν τὰ ἐμὰ σπλάγχνα</w:t>
+      </w:r>
+    </w:p>
+    <w:p>
+      <w:pPr/>
+      <w:r>
+        <w:rPr>
+          <w:lang w:val="hi_IN" w:bidi="hi_IN"/>
+        </w:rPr>
+      </w:r>
+      <w:r>
+        <w:rPr>
+          <w:b/>
+          <w:lang w:val="hi_IN" w:bidi="hi_IN"/>
+        </w:rPr>
         <w:t>"जो मेरे हृदय का टुकड़ा है"</w:t>
       </w:r>
     </w:p>
@@ -4514,6 +5254,21 @@
           <w:b/>
           <w:lang w:val="hi_IN" w:bidi="hi_IN"/>
         </w:rPr>
+        <w:t>τὰ ἐμὰ σπλάγχνα</w:t>
+      </w:r>
+    </w:p>
+    <w:p>
+      <w:pPr/>
+      <w:r>
+        <w:rPr>
+          <w:lang w:val="hi_IN" w:bidi="hi_IN"/>
+        </w:rPr>
+      </w:r>
+      <w:r>
+        <w:rPr>
+          <w:b/>
+          <w:lang w:val="hi_IN" w:bidi="hi_IN"/>
+        </w:rPr>
         <w:t>"मेरे हृदय का टुकड़ा"</w:t>
       </w:r>
     </w:p>
@@ -4605,6 +5360,21 @@
           <w:b/>
           <w:lang w:val="hi_IN" w:bidi="hi_IN"/>
         </w:rPr>
+        <w:t>ἵνα ὑπὲρ σοῦ μοι διακονῇ</w:t>
+      </w:r>
+    </w:p>
+    <w:p>
+      <w:pPr/>
+      <w:r>
+        <w:rPr>
+          <w:lang w:val="hi_IN" w:bidi="hi_IN"/>
+        </w:rPr>
+      </w:r>
+      <w:r>
+        <w:rPr>
+          <w:b/>
+          <w:lang w:val="hi_IN" w:bidi="hi_IN"/>
+        </w:rPr>
         <w:t>"कि तेरी ओर से"</w:t>
       </w:r>
       <w:r>
@@ -4681,6 +5451,21 @@
           <w:b/>
           <w:lang w:val="hi_IN" w:bidi="hi_IN"/>
         </w:rPr>
+        <w:t>ἐν τοῖς δεσμοῖς</w:t>
+      </w:r>
+    </w:p>
+    <w:p>
+      <w:pPr/>
+      <w:r>
+        <w:rPr>
+          <w:lang w:val="hi_IN" w:bidi="hi_IN"/>
+        </w:rPr>
+      </w:r>
+      <w:r>
+        <w:rPr>
+          <w:b/>
+          <w:lang w:val="hi_IN" w:bidi="hi_IN"/>
+        </w:rPr>
         <w:t>"इस कैद में"</w:t>
       </w:r>
     </w:p>
@@ -4764,6 +5549,21 @@
           <w:b/>
           <w:lang w:val="hi_IN" w:bidi="hi_IN"/>
         </w:rPr>
+        <w:t>ἐν τοῖς δεσμοῖς τοῦ εὐαγγελίου</w:t>
+      </w:r>
+    </w:p>
+    <w:p>
+      <w:pPr/>
+      <w:r>
+        <w:rPr>
+          <w:lang w:val="hi_IN" w:bidi="hi_IN"/>
+        </w:rPr>
+      </w:r>
+      <w:r>
+        <w:rPr>
+          <w:b/>
+          <w:lang w:val="hi_IN" w:bidi="hi_IN"/>
+        </w:rPr>
         <w:t>"कैद में जो सुसमाचार के कारण है"</w:t>
       </w:r>
     </w:p>
@@ -4868,6 +5668,21 @@
           <w:b/>
           <w:lang w:val="hi_IN" w:bidi="hi_IN"/>
         </w:rPr>
+        <w:t>ἵνα μὴ ὡς κατὰ ἀνάγκην τὸ ἀγαθόν σου ᾖ</w:t>
+      </w:r>
+    </w:p>
+    <w:p>
+      <w:pPr/>
+      <w:r>
+        <w:rPr>
+          <w:lang w:val="hi_IN" w:bidi="hi_IN"/>
+        </w:rPr>
+      </w:r>
+      <w:r>
+        <w:rPr>
+          <w:b/>
+          <w:lang w:val="hi_IN" w:bidi="hi_IN"/>
+        </w:rPr>
         <w:t>"चाहा"</w:t>
       </w:r>
       <w:r>
@@ -4957,6 +5772,21 @@
           <w:b/>
           <w:lang w:val="hi_IN" w:bidi="hi_IN"/>
         </w:rPr>
+        <w:t>ἀλλὰ κατὰ ἑκούσιον.</w:t>
+      </w:r>
+    </w:p>
+    <w:p>
+      <w:pPr/>
+      <w:r>
+        <w:rPr>
+          <w:lang w:val="hi_IN" w:bidi="hi_IN"/>
+        </w:rPr>
+      </w:r>
+      <w:r>
+        <w:rPr>
+          <w:b/>
+          <w:lang w:val="hi_IN" w:bidi="hi_IN"/>
+        </w:rPr>
         <w:t>"पर आनन्द से हो"</w:t>
       </w:r>
     </w:p>
@@ -5061,6 +5891,21 @@
           <w:b/>
           <w:lang w:val="hi_IN" w:bidi="hi_IN"/>
         </w:rPr>
+        <w:t>τάχα γὰρ διὰ τοῦτο, ἐχωρίσθη πρὸς ὥραν, ἵνα</w:t>
+      </w:r>
+    </w:p>
+    <w:p>
+      <w:pPr/>
+      <w:r>
+        <w:rPr>
+          <w:lang w:val="hi_IN" w:bidi="hi_IN"/>
+        </w:rPr>
+      </w:r>
+      <w:r>
+        <w:rPr>
+          <w:b/>
+          <w:lang w:val="hi_IN" w:bidi="hi_IN"/>
+        </w:rPr>
         <w:t>"क्योंकि क्या जाने वह तुझ से कुछ दिन तक के लिये इसी कारण अलग हुआ कि"</w:t>
       </w:r>
     </w:p>
@@ -5172,6 +6017,21 @@
           <w:b/>
           <w:lang w:val="hi_IN" w:bidi="hi_IN"/>
         </w:rPr>
+        <w:t>πρὸς ὥραν</w:t>
+      </w:r>
+    </w:p>
+    <w:p>
+      <w:pPr/>
+      <w:r>
+        <w:rPr>
+          <w:lang w:val="hi_IN" w:bidi="hi_IN"/>
+        </w:rPr>
+      </w:r>
+      <w:r>
+        <w:rPr>
+          <w:b/>
+          <w:lang w:val="hi_IN" w:bidi="hi_IN"/>
+        </w:rPr>
         <w:t>"कुछ दिन तक के लिये"</w:t>
       </w:r>
     </w:p>
@@ -5276,6 +6136,21 @@
           <w:b/>
           <w:lang w:val="hi_IN" w:bidi="hi_IN"/>
         </w:rPr>
+        <w:t>ὑπὲρ δοῦλον</w:t>
+      </w:r>
+    </w:p>
+    <w:p>
+      <w:pPr/>
+      <w:r>
+        <w:rPr>
+          <w:lang w:val="hi_IN" w:bidi="hi_IN"/>
+        </w:rPr>
+      </w:r>
+      <w:r>
+        <w:rPr>
+          <w:b/>
+          <w:lang w:val="hi_IN" w:bidi="hi_IN"/>
+        </w:rPr>
         <w:t>"दास भी उत्तम"</w:t>
       </w:r>
     </w:p>
@@ -5339,6 +6214,21 @@
           <w:b/>
           <w:lang w:val="hi_IN" w:bidi="hi_IN"/>
         </w:rPr>
+        <w:t>οὐκέτι ὡς δοῦλον</w:t>
+      </w:r>
+    </w:p>
+    <w:p>
+      <w:pPr/>
+      <w:r>
+        <w:rPr>
+          <w:lang w:val="hi_IN" w:bidi="hi_IN"/>
+        </w:rPr>
+      </w:r>
+      <w:r>
+        <w:rPr>
+          <w:b/>
+          <w:lang w:val="hi_IN" w:bidi="hi_IN"/>
+        </w:rPr>
         <w:t>"अब से दास के समान नहीं"</w:t>
       </w:r>
     </w:p>
@@ -5423,6 +6313,21 @@
           <w:b/>
           <w:lang w:val="hi_IN" w:bidi="hi_IN"/>
         </w:rPr>
+        <w:t>ὑπὲρ δοῦλον</w:t>
+      </w:r>
+    </w:p>
+    <w:p>
+      <w:pPr/>
+      <w:r>
+        <w:rPr>
+          <w:lang w:val="hi_IN" w:bidi="hi_IN"/>
+        </w:rPr>
+      </w:r>
+      <w:r>
+        <w:rPr>
+          <w:b/>
+          <w:lang w:val="hi_IN" w:bidi="hi_IN"/>
+        </w:rPr>
         <w:t>"दास से भी उत्तम"</w:t>
       </w:r>
     </w:p>
@@ -5486,6 +6391,21 @@
           <w:b/>
           <w:lang w:val="hi_IN" w:bidi="hi_IN"/>
         </w:rPr>
+        <w:t>ἀδελφὸν ἀγαπητόν</w:t>
+      </w:r>
+    </w:p>
+    <w:p>
+      <w:pPr/>
+      <w:r>
+        <w:rPr>
+          <w:lang w:val="hi_IN" w:bidi="hi_IN"/>
+        </w:rPr>
+      </w:r>
+      <w:r>
+        <w:rPr>
+          <w:b/>
+          <w:lang w:val="hi_IN" w:bidi="hi_IN"/>
+        </w:rPr>
         <w:t>"अर्थात् भाई"</w:t>
       </w:r>
     </w:p>
@@ -5549,6 +6469,21 @@
           <w:b/>
           <w:lang w:val="hi_IN" w:bidi="hi_IN"/>
         </w:rPr>
+        <w:t>ἀγαπητόν</w:t>
+      </w:r>
+    </w:p>
+    <w:p>
+      <w:pPr/>
+      <w:r>
+        <w:rPr>
+          <w:lang w:val="hi_IN" w:bidi="hi_IN"/>
+        </w:rPr>
+      </w:r>
+      <w:r>
+        <w:rPr>
+          <w:b/>
+          <w:lang w:val="hi_IN" w:bidi="hi_IN"/>
+        </w:rPr>
         <w:t>"प्रिय"</w:t>
       </w:r>
     </w:p>
@@ -5612,6 +6547,21 @@
           <w:b/>
           <w:lang w:val="hi_IN" w:bidi="hi_IN"/>
         </w:rPr>
+        <w:t>ἐν Κυρίῳ</w:t>
+      </w:r>
+    </w:p>
+    <w:p>
+      <w:pPr/>
+      <w:r>
+        <w:rPr>
+          <w:lang w:val="hi_IN" w:bidi="hi_IN"/>
+        </w:rPr>
+      </w:r>
+      <w:r>
+        <w:rPr>
+          <w:b/>
+          <w:lang w:val="hi_IN" w:bidi="hi_IN"/>
+        </w:rPr>
         <w:t>"प्रभु में"</w:t>
       </w:r>
       <w:r>
@@ -5688,6 +6638,21 @@
           <w:b/>
           <w:lang w:val="hi_IN" w:bidi="hi_IN"/>
         </w:rPr>
+        <w:t>εἰ &amp; με ἔχεις κοινωνόν</w:t>
+      </w:r>
+    </w:p>
+    <w:p>
+      <w:pPr/>
+      <w:r>
+        <w:rPr>
+          <w:lang w:val="hi_IN" w:bidi="hi_IN"/>
+        </w:rPr>
+      </w:r>
+      <w:r>
+        <w:rPr>
+          <w:b/>
+          <w:lang w:val="hi_IN" w:bidi="hi_IN"/>
+        </w:rPr>
         <w:t>""</w:t>
       </w:r>
     </w:p>
@@ -5751,6 +6716,21 @@
           <w:b/>
           <w:lang w:val="hi_IN" w:bidi="hi_IN"/>
         </w:rPr>
+        <w:t>οὖν</w:t>
+      </w:r>
+    </w:p>
+    <w:p>
+      <w:pPr/>
+      <w:r>
+        <w:rPr>
+          <w:lang w:val="hi_IN" w:bidi="hi_IN"/>
+        </w:rPr>
+      </w:r>
+      <w:r>
+        <w:rPr>
+          <w:b/>
+          <w:lang w:val="hi_IN" w:bidi="hi_IN"/>
+        </w:rPr>
         <w:t>"यदि"</w:t>
       </w:r>
     </w:p>
@@ -5868,6 +6848,21 @@
           <w:b/>
           <w:lang w:val="hi_IN" w:bidi="hi_IN"/>
         </w:rPr>
+        <w:t>προσλαβοῦ αὐτὸν ὡς ἐμέ.</w:t>
+      </w:r>
+    </w:p>
+    <w:p>
+      <w:pPr/>
+      <w:r>
+        <w:rPr>
+          <w:lang w:val="hi_IN" w:bidi="hi_IN"/>
+        </w:rPr>
+      </w:r>
+      <w:r>
+        <w:rPr>
+          <w:b/>
+          <w:lang w:val="hi_IN" w:bidi="hi_IN"/>
+        </w:rPr>
         <w:t>"उसे इस प्रकार ग्रहण कर जैसे मुझे"</w:t>
       </w:r>
     </w:p>
@@ -5951,6 +6946,21 @@
           <w:b/>
           <w:lang w:val="hi_IN" w:bidi="hi_IN"/>
         </w:rPr>
+        <w:t>εἰ δέ τι ἠδίκησέν σε ἢ ὀφείλει</w:t>
+      </w:r>
+    </w:p>
+    <w:p>
+      <w:pPr/>
+      <w:r>
+        <w:rPr>
+          <w:lang w:val="hi_IN" w:bidi="hi_IN"/>
+        </w:rPr>
+      </w:r>
+      <w:r>
+        <w:rPr>
+          <w:b/>
+          <w:lang w:val="hi_IN" w:bidi="hi_IN"/>
+        </w:rPr>
         <w:t>"और यदि उसने तेरी कुछ हानि की है, या उस पर तेरा कुछ आता है"</w:t>
       </w:r>
     </w:p>
@@ -6042,6 +7052,21 @@
           <w:b/>
           <w:lang w:val="hi_IN" w:bidi="hi_IN"/>
         </w:rPr>
+        <w:t>εἰ δέ τι ἠδίκησέν σε ἢ ὀφείλει</w:t>
+      </w:r>
+    </w:p>
+    <w:p>
+      <w:pPr/>
+      <w:r>
+        <w:rPr>
+          <w:lang w:val="hi_IN" w:bidi="hi_IN"/>
+        </w:rPr>
+      </w:r>
+      <w:r>
+        <w:rPr>
+          <w:b/>
+          <w:lang w:val="hi_IN" w:bidi="hi_IN"/>
+        </w:rPr>
         <w:t>"और यदि उसने तेरी कुछ हानि की है, या उस पर तेरा कुछ आता है"</w:t>
       </w:r>
     </w:p>
@@ -6139,6 +7164,21 @@
           <w:b/>
           <w:lang w:val="hi_IN" w:bidi="hi_IN"/>
         </w:rPr>
+        <w:t>τοῦτο ἐμοὶ ἐλλόγα.</w:t>
+      </w:r>
+    </w:p>
+    <w:p>
+      <w:pPr/>
+      <w:r>
+        <w:rPr>
+          <w:lang w:val="hi_IN" w:bidi="hi_IN"/>
+        </w:rPr>
+      </w:r>
+      <w:r>
+        <w:rPr>
+          <w:b/>
+          <w:lang w:val="hi_IN" w:bidi="hi_IN"/>
+        </w:rPr>
         <w:t>"तो मेरे नाम पर लिख ले"</w:t>
       </w:r>
     </w:p>
@@ -6210,6 +7250,21 @@
           <w:b/>
           <w:lang w:val="hi_IN" w:bidi="hi_IN"/>
         </w:rPr>
+        <w:t>ἐγὼ Παῦλος ἔγραψα τῇ ἐμῇ χειρί</w:t>
+      </w:r>
+    </w:p>
+    <w:p>
+      <w:pPr/>
+      <w:r>
+        <w:rPr>
+          <w:lang w:val="hi_IN" w:bidi="hi_IN"/>
+        </w:rPr>
+      </w:r>
+      <w:r>
+        <w:rPr>
+          <w:b/>
+          <w:lang w:val="hi_IN" w:bidi="hi_IN"/>
+        </w:rPr>
         <w:t>"मैं पौलुस अपने हाथ से लिखता हूँ, कि"</w:t>
       </w:r>
     </w:p>
@@ -6273,6 +7328,21 @@
           <w:b/>
           <w:lang w:val="hi_IN" w:bidi="hi_IN"/>
         </w:rPr>
+        <w:t>ἵνα μὴ λέγω σοι</w:t>
+      </w:r>
+    </w:p>
+    <w:p>
+      <w:pPr/>
+      <w:r>
+        <w:rPr>
+          <w:lang w:val="hi_IN" w:bidi="hi_IN"/>
+        </w:rPr>
+      </w:r>
+      <w:r>
+        <w:rPr>
+          <w:b/>
+          <w:lang w:val="hi_IN" w:bidi="hi_IN"/>
+        </w:rPr>
         <w:t>"इसके कहने की नहीं,"</w:t>
       </w:r>
       <w:r>
@@ -6369,6 +7439,21 @@
           <w:b/>
           <w:lang w:val="hi_IN" w:bidi="hi_IN"/>
         </w:rPr>
+        <w:t>καὶ σεαυτόν μοι προσοφείλεις</w:t>
+      </w:r>
+    </w:p>
+    <w:p>
+      <w:pPr/>
+      <w:r>
+        <w:rPr>
+          <w:lang w:val="hi_IN" w:bidi="hi_IN"/>
+        </w:rPr>
+      </w:r>
+      <w:r>
+        <w:rPr>
+          <w:b/>
+          <w:lang w:val="hi_IN" w:bidi="hi_IN"/>
+        </w:rPr>
         <w:t>"आप"</w:t>
       </w:r>
       <w:r>
@@ -6465,6 +7550,21 @@
           <w:b/>
           <w:lang w:val="hi_IN" w:bidi="hi_IN"/>
         </w:rPr>
+        <w:t>ἀδελφέ</w:t>
+      </w:r>
+    </w:p>
+    <w:p>
+      <w:pPr/>
+      <w:r>
+        <w:rPr>
+          <w:lang w:val="hi_IN" w:bidi="hi_IN"/>
+        </w:rPr>
+      </w:r>
+      <w:r>
+        <w:rPr>
+          <w:b/>
+          <w:lang w:val="hi_IN" w:bidi="hi_IN"/>
+        </w:rPr>
         <w:t>"भाई"</w:t>
       </w:r>
     </w:p>
@@ -6569,6 +7669,21 @@
           <w:b/>
           <w:lang w:val="hi_IN" w:bidi="hi_IN"/>
         </w:rPr>
+        <w:t>ἐν Κυρίῳ</w:t>
+      </w:r>
+    </w:p>
+    <w:p>
+      <w:pPr/>
+      <w:r>
+        <w:rPr>
+          <w:lang w:val="hi_IN" w:bidi="hi_IN"/>
+        </w:rPr>
+      </w:r>
+      <w:r>
+        <w:rPr>
+          <w:b/>
+          <w:lang w:val="hi_IN" w:bidi="hi_IN"/>
+        </w:rPr>
         <w:t>"प्रभु में"</w:t>
       </w:r>
     </w:p>
@@ -6686,6 +7801,21 @@
           <w:b/>
           <w:lang w:val="hi_IN" w:bidi="hi_IN"/>
         </w:rPr>
+        <w:t>ἀνάπαυσόν μου τὰ σπλάγχνα ἐν Χριστῷ</w:t>
+      </w:r>
+    </w:p>
+    <w:p>
+      <w:pPr/>
+      <w:r>
+        <w:rPr>
+          <w:lang w:val="hi_IN" w:bidi="hi_IN"/>
+        </w:rPr>
+      </w:r>
+      <w:r>
+        <w:rPr>
+          <w:b/>
+          <w:lang w:val="hi_IN" w:bidi="hi_IN"/>
+        </w:rPr>
         <w:t>"मसीह में मेरे जी को हरा भरा कर दे"</w:t>
       </w:r>
     </w:p>
@@ -6793,6 +7923,21 @@
           <w:b/>
           <w:lang w:val="hi_IN" w:bidi="hi_IN"/>
         </w:rPr>
+        <w:t>ἀνάπαυσόν μου τὰ σπλάγχνα</w:t>
+      </w:r>
+    </w:p>
+    <w:p>
+      <w:pPr/>
+      <w:r>
+        <w:rPr>
+          <w:lang w:val="hi_IN" w:bidi="hi_IN"/>
+        </w:rPr>
+      </w:r>
+      <w:r>
+        <w:rPr>
+          <w:b/>
+          <w:lang w:val="hi_IN" w:bidi="hi_IN"/>
+        </w:rPr>
         <w:t>"मसीह में मेरे जी को हरा भरा कर दे"</w:t>
       </w:r>
     </w:p>
@@ -6876,6 +8021,21 @@
           <w:b/>
           <w:lang w:val="hi_IN" w:bidi="hi_IN"/>
         </w:rPr>
+        <w:t>ἀνάπαυσόν μου τὰ σπλάγχνα</w:t>
+      </w:r>
+    </w:p>
+    <w:p>
+      <w:pPr/>
+      <w:r>
+        <w:rPr>
+          <w:lang w:val="hi_IN" w:bidi="hi_IN"/>
+        </w:rPr>
+      </w:r>
+      <w:r>
+        <w:rPr>
+          <w:b/>
+          <w:lang w:val="hi_IN" w:bidi="hi_IN"/>
+        </w:rPr>
         <w:t>"मेरे जी को हरा भरा कर दे"</w:t>
       </w:r>
     </w:p>
@@ -6980,6 +8140,21 @@
           <w:b/>
           <w:lang w:val="hi_IN" w:bidi="hi_IN"/>
         </w:rPr>
+        <w:t>πεποιθὼς τῇ ὑπακοῇ σου</w:t>
+      </w:r>
+    </w:p>
+    <w:p>
+      <w:pPr/>
+      <w:r>
+        <w:rPr>
+          <w:lang w:val="hi_IN" w:bidi="hi_IN"/>
+        </w:rPr>
+      </w:r>
+      <w:r>
+        <w:rPr>
+          <w:b/>
+          <w:lang w:val="hi_IN" w:bidi="hi_IN"/>
+        </w:rPr>
         <w:t>"मैं तेरे आज्ञाकारी होने का भरोसा रखकर"</w:t>
       </w:r>
     </w:p>
@@ -7097,6 +8272,21 @@
           <w:b/>
           <w:lang w:val="hi_IN" w:bidi="hi_IN"/>
         </w:rPr>
+        <w:t>ἔγραψά σοι</w:t>
+      </w:r>
+    </w:p>
+    <w:p>
+      <w:pPr/>
+      <w:r>
+        <w:rPr>
+          <w:lang w:val="hi_IN" w:bidi="hi_IN"/>
+        </w:rPr>
+      </w:r>
+      <w:r>
+        <w:rPr>
+          <w:b/>
+          <w:lang w:val="hi_IN" w:bidi="hi_IN"/>
+        </w:rPr>
         <w:t>"मैं ... तुझे लिखता हूँ" (मैं ... तुझे लिखा)</w:t>
       </w:r>
     </w:p>
@@ -7160,6 +8350,21 @@
           <w:b/>
           <w:lang w:val="hi_IN" w:bidi="hi_IN"/>
         </w:rPr>
+        <w:t>δὲ</w:t>
+      </w:r>
+    </w:p>
+    <w:p>
+      <w:pPr/>
+      <w:r>
+        <w:rPr>
+          <w:lang w:val="hi_IN" w:bidi="hi_IN"/>
+        </w:rPr>
+      </w:r>
+      <w:r>
+        <w:rPr>
+          <w:b/>
+          <w:lang w:val="hi_IN" w:bidi="hi_IN"/>
+        </w:rPr>
         <w:t>""</w:t>
       </w:r>
     </w:p>
@@ -7245,6 +8450,21 @@
           <w:b/>
           <w:lang w:val="hi_IN" w:bidi="hi_IN"/>
         </w:rPr>
+        <w:t>ἅμα</w:t>
+      </w:r>
+    </w:p>
+    <w:p>
+      <w:pPr/>
+      <w:r>
+        <w:rPr>
+          <w:lang w:val="hi_IN" w:bidi="hi_IN"/>
+        </w:rPr>
+      </w:r>
+      <w:r>
+        <w:rPr>
+          <w:b/>
+          <w:lang w:val="hi_IN" w:bidi="hi_IN"/>
+        </w:rPr>
         <w:t>"यह"</w:t>
       </w:r>
     </w:p>
@@ -7308,6 +8528,21 @@
           <w:b/>
           <w:lang w:val="hi_IN" w:bidi="hi_IN"/>
         </w:rPr>
+        <w:t>χαρισθήσομαι ὑμῖν</w:t>
+      </w:r>
+    </w:p>
+    <w:p>
+      <w:pPr/>
+      <w:r>
+        <w:rPr>
+          <w:lang w:val="hi_IN" w:bidi="hi_IN"/>
+        </w:rPr>
+      </w:r>
+      <w:r>
+        <w:rPr>
+          <w:b/>
+          <w:lang w:val="hi_IN" w:bidi="hi_IN"/>
+        </w:rPr>
         <w:t>"मैं तुम्हें दे दिया जाऊँगा"</w:t>
       </w:r>
     </w:p>
@@ -7371,6 +8606,21 @@
           <w:b/>
           <w:lang w:val="hi_IN" w:bidi="hi_IN"/>
         </w:rPr>
+        <w:t>ἑτοίμαζέ μοι ξενίαν</w:t>
+      </w:r>
+    </w:p>
+    <w:p>
+      <w:pPr/>
+      <w:r>
+        <w:rPr>
+          <w:lang w:val="hi_IN" w:bidi="hi_IN"/>
+        </w:rPr>
+      </w:r>
+      <w:r>
+        <w:rPr>
+          <w:b/>
+          <w:lang w:val="hi_IN" w:bidi="hi_IN"/>
+        </w:rPr>
         <w:t>"मेरे लिये ठहरने की जगह तैयार रख"</w:t>
       </w:r>
     </w:p>
@@ -7468,6 +8718,21 @@
           <w:b/>
           <w:lang w:val="hi_IN" w:bidi="hi_IN"/>
         </w:rPr>
+        <w:t>διὰ τῶν προσευχῶν ὑμῶν</w:t>
+      </w:r>
+    </w:p>
+    <w:p>
+      <w:pPr/>
+      <w:r>
+        <w:rPr>
+          <w:lang w:val="hi_IN" w:bidi="hi_IN"/>
+        </w:rPr>
+      </w:r>
+      <w:r>
+        <w:rPr>
+          <w:b/>
+          <w:lang w:val="hi_IN" w:bidi="hi_IN"/>
+        </w:rPr>
         <w:t>"तुम्हारी प्रार्थनाओं के द्वारा"</w:t>
       </w:r>
     </w:p>
@@ -7531,6 +8796,21 @@
           <w:b/>
           <w:lang w:val="hi_IN" w:bidi="hi_IN"/>
         </w:rPr>
+        <w:t>χαρισθήσομαι ὑμῖν.</w:t>
+      </w:r>
+    </w:p>
+    <w:p>
+      <w:pPr/>
+      <w:r>
+        <w:rPr>
+          <w:lang w:val="hi_IN" w:bidi="hi_IN"/>
+        </w:rPr>
+      </w:r>
+      <w:r>
+        <w:rPr>
+          <w:b/>
+          <w:lang w:val="hi_IN" w:bidi="hi_IN"/>
+        </w:rPr>
         <w:t>"मैं तुम्हें दे दिया जाऊँगा"</w:t>
       </w:r>
     </w:p>
@@ -7622,6 +8902,21 @@
           <w:b/>
           <w:lang w:val="hi_IN" w:bidi="hi_IN"/>
         </w:rPr>
+        <w:t>ὑμῶν &amp; ὑμῖν</w:t>
+      </w:r>
+    </w:p>
+    <w:p>
+      <w:pPr/>
+      <w:r>
+        <w:rPr>
+          <w:lang w:val="hi_IN" w:bidi="hi_IN"/>
+        </w:rPr>
+      </w:r>
+      <w:r>
+        <w:rPr>
+          <w:b/>
+          <w:lang w:val="hi_IN" w:bidi="hi_IN"/>
+        </w:rPr>
         <w:t>"तुम्हारी"</w:t>
       </w:r>
       <w:r>
@@ -7744,6 +9039,21 @@
           <w:b/>
           <w:lang w:val="hi_IN" w:bidi="hi_IN"/>
         </w:rPr>
+        <w:t>Ἐπαφρᾶς</w:t>
+      </w:r>
+    </w:p>
+    <w:p>
+      <w:pPr/>
+      <w:r>
+        <w:rPr>
+          <w:lang w:val="hi_IN" w:bidi="hi_IN"/>
+        </w:rPr>
+      </w:r>
+      <w:r>
+        <w:rPr>
+          <w:b/>
+          <w:lang w:val="hi_IN" w:bidi="hi_IN"/>
+        </w:rPr>
         <w:t>"इपफ्रास"</w:t>
       </w:r>
     </w:p>
@@ -7827,6 +9137,21 @@
           <w:b/>
           <w:lang w:val="hi_IN" w:bidi="hi_IN"/>
         </w:rPr>
+        <w:t>ἐν Χριστῷ Ἰησοῦ</w:t>
+      </w:r>
+    </w:p>
+    <w:p>
+      <w:pPr/>
+      <w:r>
+        <w:rPr>
+          <w:lang w:val="hi_IN" w:bidi="hi_IN"/>
+        </w:rPr>
+      </w:r>
+      <w:r>
+        <w:rPr>
+          <w:b/>
+          <w:lang w:val="hi_IN" w:bidi="hi_IN"/>
+        </w:rPr>
         <w:t>"मसीह यीशु में"</w:t>
       </w:r>
     </w:p>
@@ -7911,6 +9236,21 @@
           <w:b/>
           <w:lang w:val="hi_IN" w:bidi="hi_IN"/>
         </w:rPr>
+        <w:t>Μᾶρκος, Ἀρίσταρχος, Δημᾶς, Λουκᾶς</w:t>
+      </w:r>
+    </w:p>
+    <w:p>
+      <w:pPr/>
+      <w:r>
+        <w:rPr>
+          <w:lang w:val="hi_IN" w:bidi="hi_IN"/>
+        </w:rPr>
+      </w:r>
+      <w:r>
+        <w:rPr>
+          <w:b/>
+          <w:lang w:val="hi_IN" w:bidi="hi_IN"/>
+        </w:rPr>
         <w:t>"और मरकुस अरिस्तर्खुस देमास लूका"</w:t>
       </w:r>
     </w:p>
@@ -7994,6 +9334,21 @@
           <w:b/>
           <w:lang w:val="hi_IN" w:bidi="hi_IN"/>
         </w:rPr>
+        <w:t>Μᾶρκος, Ἀρίσταρχος, Δημᾶς, Λουκᾶς</w:t>
+      </w:r>
+    </w:p>
+    <w:p>
+      <w:pPr/>
+      <w:r>
+        <w:rPr>
+          <w:lang w:val="hi_IN" w:bidi="hi_IN"/>
+        </w:rPr>
+      </w:r>
+      <w:r>
+        <w:rPr>
+          <w:b/>
+          <w:lang w:val="hi_IN" w:bidi="hi_IN"/>
+        </w:rPr>
         <w:t>"मरकुस और अरिस्तर्खुस और देमास और लूका"</w:t>
       </w:r>
     </w:p>
@@ -8077,6 +9432,21 @@
           <w:b/>
           <w:lang w:val="hi_IN" w:bidi="hi_IN"/>
         </w:rPr>
+        <w:t>οἱ συνεργοί μου</w:t>
+      </w:r>
+    </w:p>
+    <w:p>
+      <w:pPr/>
+      <w:r>
+        <w:rPr>
+          <w:lang w:val="hi_IN" w:bidi="hi_IN"/>
+        </w:rPr>
+      </w:r>
+      <w:r>
+        <w:rPr>
+          <w:b/>
+          <w:lang w:val="hi_IN" w:bidi="hi_IN"/>
+        </w:rPr>
         <w:t>"जो मेरे सहकर्मी"</w:t>
       </w:r>
     </w:p>
@@ -8140,6 +9510,21 @@
           <w:b/>
           <w:lang w:val="hi_IN" w:bidi="hi_IN"/>
         </w:rPr>
+        <w:t>μετὰ τοῦ πνεύματος ὑμῶν</w:t>
+      </w:r>
+    </w:p>
+    <w:p>
+      <w:pPr/>
+      <w:r>
+        <w:rPr>
+          <w:lang w:val="hi_IN" w:bidi="hi_IN"/>
+        </w:rPr>
+      </w:r>
+      <w:r>
+        <w:rPr>
+          <w:b/>
+          <w:lang w:val="hi_IN" w:bidi="hi_IN"/>
+        </w:rPr>
         <w:t>"तुम्हारी आत्मा पर होता रहे"</w:t>
       </w:r>
     </w:p>
@@ -8236,6 +9621,21 @@
           <w:b/>
           <w:lang w:val="hi_IN" w:bidi="hi_IN"/>
         </w:rPr>
+        <w:t>ἡ χάρις τοῦ Κυρίου ἡμῶν, Ἰησοῦ Χριστοῦ</w:t>
+      </w:r>
+    </w:p>
+    <w:p>
+      <w:pPr/>
+      <w:r>
+        <w:rPr>
+          <w:lang w:val="hi_IN" w:bidi="hi_IN"/>
+        </w:rPr>
+      </w:r>
+      <w:r>
+        <w:rPr>
+          <w:b/>
+          <w:lang w:val="hi_IN" w:bidi="hi_IN"/>
+        </w:rPr>
         <w:t>"हमारे प्रभु यीशु मसीह का अनुग्रह"</w:t>
       </w:r>
     </w:p>
@@ -8318,6 +9718,21 @@
         <w:rPr>
           <w:lang w:val="hi_IN" w:bidi="hi_IN"/>
         </w:rPr>
+      </w:r>
+    </w:p>
+    <w:p>
+      <w:pPr/>
+      <w:r>
+        <w:rPr>
+          <w:lang w:val="hi_IN" w:bidi="hi_IN"/>
+        </w:rPr>
+      </w:r>
+      <w:r>
+        <w:rPr>
+          <w:b/>
+          <w:lang w:val="hi_IN" w:bidi="hi_IN"/>
+        </w:rPr>
+        <w:t>ὑμῶν</w:t>
       </w:r>
     </w:p>
     <w:p>

--- a/hin/docx/57.content.docx
+++ b/hin/docx/57.content.docx
@@ -230,6 +230,21 @@
           <w:b/>
           <w:lang w:val="hi_IN" w:bidi="hi_IN"/>
         </w:rPr>
+        <w:t>Παῦλος</w:t>
+      </w:r>
+    </w:p>
+    <w:p>
+      <w:pPr/>
+      <w:r>
+        <w:rPr>
+          <w:lang w:val="hi_IN" w:bidi="hi_IN"/>
+        </w:rPr>
+      </w:r>
+      <w:r>
+        <w:rPr>
+          <w:b/>
+          <w:lang w:val="hi_IN" w:bidi="hi_IN"/>
+        </w:rPr>
         <w:t>"पौलुस"</w:t>
       </w:r>
     </w:p>
@@ -313,6 +328,21 @@
           <w:b/>
           <w:lang w:val="hi_IN" w:bidi="hi_IN"/>
         </w:rPr>
+        <w:t>δέσμιος Χριστοῦ Ἰησοῦ</w:t>
+      </w:r>
+    </w:p>
+    <w:p>
+      <w:pPr/>
+      <w:r>
+        <w:rPr>
+          <w:lang w:val="hi_IN" w:bidi="hi_IN"/>
+        </w:rPr>
+      </w:r>
+      <w:r>
+        <w:rPr>
+          <w:b/>
+          <w:lang w:val="hi_IN" w:bidi="hi_IN"/>
+        </w:rPr>
         <w:t>"जो मसीह यीशु कैदी है"</w:t>
       </w:r>
     </w:p>
@@ -376,6 +406,21 @@
           <w:b/>
           <w:lang w:val="hi_IN" w:bidi="hi_IN"/>
         </w:rPr>
+        <w:t>ὁ ἀδελφὸς</w:t>
+      </w:r>
+    </w:p>
+    <w:p>
+      <w:pPr/>
+      <w:r>
+        <w:rPr>
+          <w:lang w:val="hi_IN" w:bidi="hi_IN"/>
+        </w:rPr>
+      </w:r>
+      <w:r>
+        <w:rPr>
+          <w:b/>
+          <w:lang w:val="hi_IN" w:bidi="hi_IN"/>
+        </w:rPr>
         <w:t>"भाई"</w:t>
       </w:r>
     </w:p>
@@ -452,6 +497,21 @@
           <w:b/>
           <w:lang w:val="hi_IN" w:bidi="hi_IN"/>
         </w:rPr>
+        <w:t>ὁ ἀδελφὸς</w:t>
+      </w:r>
+    </w:p>
+    <w:p>
+      <w:pPr/>
+      <w:r>
+        <w:rPr>
+          <w:lang w:val="hi_IN" w:bidi="hi_IN"/>
+        </w:rPr>
+      </w:r>
+      <w:r>
+        <w:rPr>
+          <w:b/>
+          <w:lang w:val="hi_IN" w:bidi="hi_IN"/>
+        </w:rPr>
         <w:t>"(हमारे) भाई"</w:t>
       </w:r>
     </w:p>
@@ -569,6 +629,21 @@
           <w:b/>
           <w:lang w:val="hi_IN" w:bidi="hi_IN"/>
         </w:rPr>
+        <w:t>Φιλήμονι</w:t>
+      </w:r>
+    </w:p>
+    <w:p>
+      <w:pPr/>
+      <w:r>
+        <w:rPr>
+          <w:lang w:val="hi_IN" w:bidi="hi_IN"/>
+        </w:rPr>
+      </w:r>
+      <w:r>
+        <w:rPr>
+          <w:b/>
+          <w:lang w:val="hi_IN" w:bidi="hi_IN"/>
+        </w:rPr>
         <w:t>"फिलेमोन"</w:t>
       </w:r>
     </w:p>
@@ -659,6 +734,21 @@
           <w:b/>
           <w:lang w:val="hi_IN" w:bidi="hi_IN"/>
         </w:rPr>
+        <w:t>Φιλήμονι</w:t>
+      </w:r>
+    </w:p>
+    <w:p>
+      <w:pPr/>
+      <w:r>
+        <w:rPr>
+          <w:lang w:val="hi_IN" w:bidi="hi_IN"/>
+        </w:rPr>
+      </w:r>
+      <w:r>
+        <w:rPr>
+          <w:b/>
+          <w:lang w:val="hi_IN" w:bidi="hi_IN"/>
+        </w:rPr>
         <w:t>"फिलेमोन"</w:t>
       </w:r>
     </w:p>
@@ -771,6 +861,21 @@
           <w:b/>
           <w:lang w:val="hi_IN" w:bidi="hi_IN"/>
         </w:rPr>
+        <w:t>ἡμῶν</w:t>
+      </w:r>
+    </w:p>
+    <w:p>
+      <w:pPr/>
+      <w:r>
+        <w:rPr>
+          <w:lang w:val="hi_IN" w:bidi="hi_IN"/>
+        </w:rPr>
+      </w:r>
+      <w:r>
+        <w:rPr>
+          <w:b/>
+          <w:lang w:val="hi_IN" w:bidi="hi_IN"/>
+        </w:rPr>
         <w:t>"की हमारे प्रिय"</w:t>
       </w:r>
     </w:p>
@@ -854,6 +959,21 @@
           <w:b/>
           <w:lang w:val="hi_IN" w:bidi="hi_IN"/>
         </w:rPr>
+        <w:t>καὶ συνεργῷ ἡμῶν</w:t>
+      </w:r>
+    </w:p>
+    <w:p>
+      <w:pPr/>
+      <w:r>
+        <w:rPr>
+          <w:lang w:val="hi_IN" w:bidi="hi_IN"/>
+        </w:rPr>
+      </w:r>
+      <w:r>
+        <w:rPr>
+          <w:b/>
+          <w:lang w:val="hi_IN" w:bidi="hi_IN"/>
+        </w:rPr>
         <w:t>"और"</w:t>
       </w:r>
       <w:r>
@@ -930,6 +1050,21 @@
           <w:b/>
           <w:lang w:val="hi_IN" w:bidi="hi_IN"/>
         </w:rPr>
+        <w:t>Ἀπφίᾳ</w:t>
+      </w:r>
+    </w:p>
+    <w:p>
+      <w:pPr/>
+      <w:r>
+        <w:rPr>
+          <w:lang w:val="hi_IN" w:bidi="hi_IN"/>
+        </w:rPr>
+      </w:r>
+      <w:r>
+        <w:rPr>
+          <w:b/>
+          <w:lang w:val="hi_IN" w:bidi="hi_IN"/>
+        </w:rPr>
         <w:t>"अफफिया"</w:t>
       </w:r>
     </w:p>
@@ -1020,6 +1155,21 @@
           <w:b/>
           <w:lang w:val="hi_IN" w:bidi="hi_IN"/>
         </w:rPr>
+        <w:t>τῇ ἀδελφῇ</w:t>
+      </w:r>
+    </w:p>
+    <w:p>
+      <w:pPr/>
+      <w:r>
+        <w:rPr>
+          <w:lang w:val="hi_IN" w:bidi="hi_IN"/>
+        </w:rPr>
+      </w:r>
+      <w:r>
+        <w:rPr>
+          <w:b/>
+          <w:lang w:val="hi_IN" w:bidi="hi_IN"/>
+        </w:rPr>
         <w:t>"(हमारी) बहन"</w:t>
       </w:r>
     </w:p>
@@ -1137,6 +1287,21 @@
           <w:b/>
           <w:lang w:val="hi_IN" w:bidi="hi_IN"/>
         </w:rPr>
+        <w:t>τῇ ἀδελφῇ</w:t>
+      </w:r>
+    </w:p>
+    <w:p>
+      <w:pPr/>
+      <w:r>
+        <w:rPr>
+          <w:lang w:val="hi_IN" w:bidi="hi_IN"/>
+        </w:rPr>
+      </w:r>
+      <w:r>
+        <w:rPr>
+          <w:b/>
+          <w:lang w:val="hi_IN" w:bidi="hi_IN"/>
+        </w:rPr>
         <w:t>"(हमारी) बहन"</w:t>
       </w:r>
     </w:p>
@@ -1233,6 +1398,21 @@
           <w:b/>
           <w:lang w:val="hi_IN" w:bidi="hi_IN"/>
         </w:rPr>
+        <w:t>ἡμῶν</w:t>
+      </w:r>
+    </w:p>
+    <w:p>
+      <w:pPr/>
+      <w:r>
+        <w:rPr>
+          <w:lang w:val="hi_IN" w:bidi="hi_IN"/>
+        </w:rPr>
+      </w:r>
+      <w:r>
+        <w:rPr>
+          <w:b/>
+          <w:lang w:val="hi_IN" w:bidi="hi_IN"/>
+        </w:rPr>
         <w:t>""</w:t>
       </w:r>
     </w:p>
@@ -1316,6 +1496,21 @@
           <w:b/>
           <w:lang w:val="hi_IN" w:bidi="hi_IN"/>
         </w:rPr>
+        <w:t>Ἀπφίᾳ &amp; Ἀρχίππῳ &amp; τῇ &amp; ἐκκλησίᾳ</w:t>
+      </w:r>
+    </w:p>
+    <w:p>
+      <w:pPr/>
+      <w:r>
+        <w:rPr>
+          <w:lang w:val="hi_IN" w:bidi="hi_IN"/>
+        </w:rPr>
+      </w:r>
+      <w:r>
+        <w:rPr>
+          <w:b/>
+          <w:lang w:val="hi_IN" w:bidi="hi_IN"/>
+        </w:rPr>
         <w:t>"अफफिया"</w:t>
       </w:r>
       <w:r>
@@ -1452,6 +1647,21 @@
           <w:b/>
           <w:lang w:val="hi_IN" w:bidi="hi_IN"/>
         </w:rPr>
+        <w:t>Ἀρχίππῳ</w:t>
+      </w:r>
+    </w:p>
+    <w:p>
+      <w:pPr/>
+      <w:r>
+        <w:rPr>
+          <w:lang w:val="hi_IN" w:bidi="hi_IN"/>
+        </w:rPr>
+      </w:r>
+      <w:r>
+        <w:rPr>
+          <w:b/>
+          <w:lang w:val="hi_IN" w:bidi="hi_IN"/>
+        </w:rPr>
         <w:t>"अरखिप्पुस"</w:t>
       </w:r>
     </w:p>
@@ -1535,6 +1745,21 @@
           <w:b/>
           <w:lang w:val="hi_IN" w:bidi="hi_IN"/>
         </w:rPr>
+        <w:t>τῷ συνστρατιώτῃ ἡμῶν</w:t>
+      </w:r>
+    </w:p>
+    <w:p>
+      <w:pPr/>
+      <w:r>
+        <w:rPr>
+          <w:lang w:val="hi_IN" w:bidi="hi_IN"/>
+        </w:rPr>
+      </w:r>
+      <w:r>
+        <w:rPr>
+          <w:b/>
+          <w:lang w:val="hi_IN" w:bidi="hi_IN"/>
+        </w:rPr>
         <w:t>"हमारे साथी योद्धा"</w:t>
       </w:r>
     </w:p>
@@ -1618,6 +1843,21 @@
           <w:b/>
           <w:lang w:val="hi_IN" w:bidi="hi_IN"/>
         </w:rPr>
+        <w:t>καὶ τῇ κατ’ οἶκόν σου ἐκκλησίᾳ</w:t>
+      </w:r>
+    </w:p>
+    <w:p>
+      <w:pPr/>
+      <w:r>
+        <w:rPr>
+          <w:lang w:val="hi_IN" w:bidi="hi_IN"/>
+        </w:rPr>
+      </w:r>
+      <w:r>
+        <w:rPr>
+          <w:b/>
+          <w:lang w:val="hi_IN" w:bidi="hi_IN"/>
+        </w:rPr>
         <w:t>"फिलेमोन के घर की कलीसिया के नाम"</w:t>
       </w:r>
     </w:p>
@@ -1694,6 +1934,21 @@
           <w:b/>
           <w:lang w:val="hi_IN" w:bidi="hi_IN"/>
         </w:rPr>
+        <w:t>χάρις ὑμῖν καὶ εἰρήνη, ἀπὸ Θεοῦ Πατρὸς ἡμῶν καὶ Κυρίου ἡμῶν Ἰησοῦ Χριστοῦ</w:t>
+      </w:r>
+    </w:p>
+    <w:p>
+      <w:pPr/>
+      <w:r>
+        <w:rPr>
+          <w:lang w:val="hi_IN" w:bidi="hi_IN"/>
+        </w:rPr>
+      </w:r>
+      <w:r>
+        <w:rPr>
+          <w:b/>
+          <w:lang w:val="hi_IN" w:bidi="hi_IN"/>
+        </w:rPr>
         <w:t>""</w:t>
       </w:r>
     </w:p>
@@ -1757,6 +2012,21 @@
           <w:b/>
           <w:lang w:val="hi_IN" w:bidi="hi_IN"/>
         </w:rPr>
+        <w:t>χάρις ὑμῖν καὶ εἰρήνη, ἀπὸ Θεοῦ Πατρὸς ἡμῶν καὶ Κυρίου ἡμῶν Ἰησοῦ Χριστοῦ.</w:t>
+      </w:r>
+    </w:p>
+    <w:p>
+      <w:pPr/>
+      <w:r>
+        <w:rPr>
+          <w:lang w:val="hi_IN" w:bidi="hi_IN"/>
+        </w:rPr>
+      </w:r>
+      <w:r>
+        <w:rPr>
+          <w:b/>
+          <w:lang w:val="hi_IN" w:bidi="hi_IN"/>
+        </w:rPr>
         <w:t>"हमारे पिता परमेश्वर और प्रभु यीशु मसीह की ओर से अनुग्रह और शान्ति तुम्हें मिलती रहे"</w:t>
       </w:r>
     </w:p>
@@ -1866,6 +2136,21 @@
           <w:b/>
           <w:lang w:val="hi_IN" w:bidi="hi_IN"/>
         </w:rPr>
+        <w:t>ἡμῶν &amp; ἡμῶν</w:t>
+      </w:r>
+    </w:p>
+    <w:p>
+      <w:pPr/>
+      <w:r>
+        <w:rPr>
+          <w:lang w:val="hi_IN" w:bidi="hi_IN"/>
+        </w:rPr>
+      </w:r>
+      <w:r>
+        <w:rPr>
+          <w:b/>
+          <w:lang w:val="hi_IN" w:bidi="hi_IN"/>
+        </w:rPr>
         <w:t>"हमारे पिता परमेश्वर"</w:t>
       </w:r>
     </w:p>
@@ -2047,6 +2332,21 @@
           <w:b/>
           <w:lang w:val="hi_IN" w:bidi="hi_IN"/>
         </w:rPr>
+        <w:t>Πατρὸς</w:t>
+      </w:r>
+    </w:p>
+    <w:p>
+      <w:pPr/>
+      <w:r>
+        <w:rPr>
+          <w:lang w:val="hi_IN" w:bidi="hi_IN"/>
+        </w:rPr>
+      </w:r>
+      <w:r>
+        <w:rPr>
+          <w:b/>
+          <w:lang w:val="hi_IN" w:bidi="hi_IN"/>
+        </w:rPr>
         <w:t>"हमारे पिता"</w:t>
       </w:r>
     </w:p>
@@ -2130,6 +2430,21 @@
           <w:b/>
           <w:lang w:val="hi_IN" w:bidi="hi_IN"/>
         </w:rPr>
+        <w:t>σου</w:t>
+      </w:r>
+    </w:p>
+    <w:p>
+      <w:pPr/>
+      <w:r>
+        <w:rPr>
+          <w:lang w:val="hi_IN" w:bidi="hi_IN"/>
+        </w:rPr>
+      </w:r>
+      <w:r>
+        <w:rPr>
+          <w:b/>
+          <w:lang w:val="hi_IN" w:bidi="hi_IN"/>
+        </w:rPr>
         <w:t>"तुझे"</w:t>
       </w:r>
     </w:p>
@@ -2226,6 +2541,21 @@
           <w:b/>
           <w:lang w:val="hi_IN" w:bidi="hi_IN"/>
         </w:rPr>
+        <w:t>ἀκούων σου τὴν ἀγάπην καὶ τὴν πίστιν, ἣν ἔχεις πρὸς τὸν Κύριον Ἰησοῦν, καὶ εἰς πάντας τοὺς ἁγίους</w:t>
+      </w:r>
+    </w:p>
+    <w:p>
+      <w:pPr/>
+      <w:r>
+        <w:rPr>
+          <w:lang w:val="hi_IN" w:bidi="hi_IN"/>
+        </w:rPr>
+      </w:r>
+      <w:r>
+        <w:rPr>
+          <w:b/>
+          <w:lang w:val="hi_IN" w:bidi="hi_IN"/>
+        </w:rPr>
         <w:t>"क्योंकि मैं तेरे उस प्रेम और विश्वास की चर्चा सुनकर, जो प्रभु यीशु पर और सब पवित्र लोगों के साथ है"</w:t>
       </w:r>
     </w:p>
@@ -2343,6 +2673,21 @@
           <w:b/>
           <w:lang w:val="hi_IN" w:bidi="hi_IN"/>
         </w:rPr>
+        <w:t>ἀκούων σου τὴν ἀγάπην καὶ τὴν πίστιν, ἣν ἔχεις πρὸς τὸν Κύριον Ἰησοῦν, καὶ εἰς πάντας τοὺς ἁγίους</w:t>
+      </w:r>
+    </w:p>
+    <w:p>
+      <w:pPr/>
+      <w:r>
+        <w:rPr>
+          <w:lang w:val="hi_IN" w:bidi="hi_IN"/>
+        </w:rPr>
+      </w:r>
+      <w:r>
+        <w:rPr>
+          <w:b/>
+          <w:lang w:val="hi_IN" w:bidi="hi_IN"/>
+        </w:rPr>
         <w:t>"क्योंकि मैं तेरे उस प्रेम और विश्वास की चर्चा सुनकर, जो प्रभु यीशु पर और सब पवित्र लोगों के साथ है"</w:t>
       </w:r>
     </w:p>
@@ -2434,6 +2779,21 @@
           <w:b/>
           <w:lang w:val="hi_IN" w:bidi="hi_IN"/>
         </w:rPr>
+        <w:t>σου &amp; ἔχεις</w:t>
+      </w:r>
+    </w:p>
+    <w:p>
+      <w:pPr/>
+      <w:r>
+        <w:rPr>
+          <w:lang w:val="hi_IN" w:bidi="hi_IN"/>
+        </w:rPr>
+      </w:r>
+      <w:r>
+        <w:rPr>
+          <w:b/>
+          <w:lang w:val="hi_IN" w:bidi="hi_IN"/>
+        </w:rPr>
         <w:t>"तेरे"</w:t>
       </w:r>
       <w:r>
@@ -2536,6 +2896,21 @@
           <w:b/>
           <w:lang w:val="hi_IN" w:bidi="hi_IN"/>
         </w:rPr>
+        <w:t>ὅπως</w:t>
+      </w:r>
+    </w:p>
+    <w:p>
+      <w:pPr/>
+      <w:r>
+        <w:rPr>
+          <w:lang w:val="hi_IN" w:bidi="hi_IN"/>
+        </w:rPr>
+      </w:r>
+      <w:r>
+        <w:rPr>
+          <w:b/>
+          <w:lang w:val="hi_IN" w:bidi="hi_IN"/>
+        </w:rPr>
         <w:t>"कि"</w:t>
       </w:r>
     </w:p>
@@ -2640,6 +3015,21 @@
           <w:b/>
           <w:lang w:val="hi_IN" w:bidi="hi_IN"/>
         </w:rPr>
+        <w:t>ἡ κοινωνία τῆς πίστεώς σου</w:t>
+      </w:r>
+    </w:p>
+    <w:p>
+      <w:pPr/>
+      <w:r>
+        <w:rPr>
+          <w:lang w:val="hi_IN" w:bidi="hi_IN"/>
+        </w:rPr>
+      </w:r>
+      <w:r>
+        <w:rPr>
+          <w:b/>
+          <w:lang w:val="hi_IN" w:bidi="hi_IN"/>
+        </w:rPr>
         <w:t>"विश्वास"</w:t>
       </w:r>
       <w:r>
@@ -2729,6 +3119,21 @@
           <w:b/>
           <w:lang w:val="hi_IN" w:bidi="hi_IN"/>
         </w:rPr>
+        <w:t>ἡ κοινωνία τῆς πίστεώς σου, ἐνεργὴς γένηται ἐν ἐπιγνώσει παντὸς ἀγαθοῦ τοῦ ἐν ἡμῖν εἰς Χριστόν.</w:t>
+      </w:r>
+    </w:p>
+    <w:p>
+      <w:pPr/>
+      <w:r>
+        <w:rPr>
+          <w:lang w:val="hi_IN" w:bidi="hi_IN"/>
+        </w:rPr>
+      </w:r>
+      <w:r>
+        <w:rPr>
+          <w:b/>
+          <w:lang w:val="hi_IN" w:bidi="hi_IN"/>
+        </w:rPr>
         <w:t>"विश्वास में तुम्हारी सहभागिता हर अच्छी बात के ज्ञान के लिए प्रभावी हो जो मसीह में हमारे पास है"</w:t>
       </w:r>
     </w:p>
@@ -2846,6 +3251,21 @@
           <w:b/>
           <w:lang w:val="hi_IN" w:bidi="hi_IN"/>
         </w:rPr>
+        <w:t>ἐν ἐπιγνώσει παντὸς ἀγαθοῦ</w:t>
+      </w:r>
+    </w:p>
+    <w:p>
+      <w:pPr/>
+      <w:r>
+        <w:rPr>
+          <w:lang w:val="hi_IN" w:bidi="hi_IN"/>
+        </w:rPr>
+      </w:r>
+      <w:r>
+        <w:rPr>
+          <w:b/>
+          <w:lang w:val="hi_IN" w:bidi="hi_IN"/>
+        </w:rPr>
         <w:t>"करता"</w:t>
       </w:r>
       <w:r>
@@ -2935,6 +3355,21 @@
           <w:b/>
           <w:lang w:val="hi_IN" w:bidi="hi_IN"/>
         </w:rPr>
+        <w:t>εἰς Χριστόν</w:t>
+      </w:r>
+    </w:p>
+    <w:p>
+      <w:pPr/>
+      <w:r>
+        <w:rPr>
+          <w:lang w:val="hi_IN" w:bidi="hi_IN"/>
+        </w:rPr>
+      </w:r>
+      <w:r>
+        <w:rPr>
+          <w:b/>
+          <w:lang w:val="hi_IN" w:bidi="hi_IN"/>
+        </w:rPr>
         <w:t>"मसीह"</w:t>
       </w:r>
     </w:p>
@@ -3011,6 +3446,21 @@
           <w:b/>
           <w:lang w:val="hi_IN" w:bidi="hi_IN"/>
         </w:rPr>
+        <w:t>χαρὰν γὰρ πολλὴν ἔσχον καὶ παράκλησιν</w:t>
+      </w:r>
+    </w:p>
+    <w:p>
+      <w:pPr/>
+      <w:r>
+        <w:rPr>
+          <w:lang w:val="hi_IN" w:bidi="hi_IN"/>
+        </w:rPr>
+      </w:r>
+      <w:r>
+        <w:rPr>
+          <w:b/>
+          <w:lang w:val="hi_IN" w:bidi="hi_IN"/>
+        </w:rPr>
         <w:t>"क्योंकि ... मुझे ... बहुत आनन्द और शान्ति मिली है</w:t>
       </w:r>
     </w:p>
@@ -3136,6 +3586,21 @@
           <w:b/>
           <w:lang w:val="hi_IN" w:bidi="hi_IN"/>
         </w:rPr>
+        <w:t>ἐπὶ τῇ ἀγάπῃ σου</w:t>
+      </w:r>
+    </w:p>
+    <w:p>
+      <w:pPr/>
+      <w:r>
+        <w:rPr>
+          <w:lang w:val="hi_IN" w:bidi="hi_IN"/>
+        </w:rPr>
+      </w:r>
+      <w:r>
+        <w:rPr>
+          <w:b/>
+          <w:lang w:val="hi_IN" w:bidi="hi_IN"/>
+        </w:rPr>
         <w:t>"</w:t>
       </w:r>
       <w:r>
@@ -3246,6 +3711,21 @@
           <w:b/>
           <w:lang w:val="hi_IN" w:bidi="hi_IN"/>
         </w:rPr>
+        <w:t>τὰ σπλάγχνα τῶν ἁγίων ἀναπέπαυται διὰ σοῦ</w:t>
+      </w:r>
+    </w:p>
+    <w:p>
+      <w:pPr/>
+      <w:r>
+        <w:rPr>
+          <w:lang w:val="hi_IN" w:bidi="hi_IN"/>
+        </w:rPr>
+      </w:r>
+      <w:r>
+        <w:rPr>
+          <w:b/>
+          <w:lang w:val="hi_IN" w:bidi="hi_IN"/>
+        </w:rPr>
         <w:t>"तेरे द्वारा पवित्र लोगों के मन हरे भरे हो गए हैं"</w:t>
       </w:r>
     </w:p>
@@ -3337,6 +3817,21 @@
           <w:b/>
           <w:lang w:val="hi_IN" w:bidi="hi_IN"/>
         </w:rPr>
+        <w:t>τὰ σπλάγχνα τῶν ἁγίων</w:t>
+      </w:r>
+    </w:p>
+    <w:p>
+      <w:pPr/>
+      <w:r>
+        <w:rPr>
+          <w:lang w:val="hi_IN" w:bidi="hi_IN"/>
+        </w:rPr>
+      </w:r>
+      <w:r>
+        <w:rPr>
+          <w:b/>
+          <w:lang w:val="hi_IN" w:bidi="hi_IN"/>
+        </w:rPr>
         <w:t>"तेरे द्वारा पवित्र के मन हरे भरे हो गए हैं"</w:t>
       </w:r>
     </w:p>
@@ -3420,6 +3915,21 @@
           <w:b/>
           <w:lang w:val="hi_IN" w:bidi="hi_IN"/>
         </w:rPr>
+        <w:t>τὰ σπλάγχνα τῶν ἁγίων ἀναπέπαυται διὰ σοῦ</w:t>
+      </w:r>
+    </w:p>
+    <w:p>
+      <w:pPr/>
+      <w:r>
+        <w:rPr>
+          <w:lang w:val="hi_IN" w:bidi="hi_IN"/>
+        </w:rPr>
+      </w:r>
+      <w:r>
+        <w:rPr>
+          <w:b/>
+          <w:lang w:val="hi_IN" w:bidi="hi_IN"/>
+        </w:rPr>
         <w:t>"तेरे द्वारा पवित्र लोगों के मन हरे भरे हो गए हैं"</w:t>
       </w:r>
     </w:p>
@@ -3516,6 +4026,21 @@
           <w:b/>
           <w:lang w:val="hi_IN" w:bidi="hi_IN"/>
         </w:rPr>
+        <w:t>σοῦ, ἀδελφέ</w:t>
+      </w:r>
+    </w:p>
+    <w:p>
+      <w:pPr/>
+      <w:r>
+        <w:rPr>
+          <w:lang w:val="hi_IN" w:bidi="hi_IN"/>
+        </w:rPr>
+      </w:r>
+      <w:r>
+        <w:rPr>
+          <w:b/>
+          <w:lang w:val="hi_IN" w:bidi="hi_IN"/>
+        </w:rPr>
         <w:t>"भाई,"</w:t>
       </w:r>
       <w:r>
@@ -3668,6 +4193,21 @@
           <w:b/>
           <w:lang w:val="hi_IN" w:bidi="hi_IN"/>
         </w:rPr>
+        <w:t>πολλὴν ἐν Χριστῷ παρρησίαν</w:t>
+      </w:r>
+    </w:p>
+    <w:p>
+      <w:pPr/>
+      <w:r>
+        <w:rPr>
+          <w:lang w:val="hi_IN" w:bidi="hi_IN"/>
+        </w:rPr>
+      </w:r>
+      <w:r>
+        <w:rPr>
+          <w:b/>
+          <w:lang w:val="hi_IN" w:bidi="hi_IN"/>
+        </w:rPr>
         <w:t>"मसीह में बड़ा साहस है"</w:t>
       </w:r>
     </w:p>
@@ -3731,6 +4271,21 @@
           <w:b/>
           <w:lang w:val="hi_IN" w:bidi="hi_IN"/>
         </w:rPr>
+        <w:t>διό</w:t>
+      </w:r>
+    </w:p>
+    <w:p>
+      <w:pPr/>
+      <w:r>
+        <w:rPr>
+          <w:lang w:val="hi_IN" w:bidi="hi_IN"/>
+        </w:rPr>
+      </w:r>
+      <w:r>
+        <w:rPr>
+          <w:b/>
+          <w:lang w:val="hi_IN" w:bidi="hi_IN"/>
+        </w:rPr>
         <w:t>"इसलिए"</w:t>
       </w:r>
     </w:p>
@@ -3829,6 +4384,21 @@
           <w:b/>
           <w:lang w:val="hi_IN" w:bidi="hi_IN"/>
         </w:rPr>
+        <w:t>διὰ τὴν ἀγάπην</w:t>
+      </w:r>
+    </w:p>
+    <w:p>
+      <w:pPr/>
+      <w:r>
+        <w:rPr>
+          <w:lang w:val="hi_IN" w:bidi="hi_IN"/>
+        </w:rPr>
+      </w:r>
+      <w:r>
+        <w:rPr>
+          <w:b/>
+          <w:lang w:val="hi_IN" w:bidi="hi_IN"/>
+        </w:rPr>
         <w:t>"के लिये"</w:t>
       </w:r>
       <w:r>
@@ -3918,6 +4488,21 @@
           <w:b/>
           <w:lang w:val="hi_IN" w:bidi="hi_IN"/>
         </w:rPr>
+        <w:t>δέσμιος Χριστοῦ Ἰησοῦ</w:t>
+      </w:r>
+    </w:p>
+    <w:p>
+      <w:pPr/>
+      <w:r>
+        <w:rPr>
+          <w:lang w:val="hi_IN" w:bidi="hi_IN"/>
+        </w:rPr>
+      </w:r>
+      <w:r>
+        <w:rPr>
+          <w:b/>
+          <w:lang w:val="hi_IN" w:bidi="hi_IN"/>
+        </w:rPr>
         <w:t>"मसीह यीशु के लिये कैदी हूँ (मसीह यीशु का कैदी हूँ)"</w:t>
       </w:r>
     </w:p>
@@ -3989,6 +4574,21 @@
           <w:b/>
           <w:lang w:val="hi_IN" w:bidi="hi_IN"/>
         </w:rPr>
+        <w:t>Ὀνήσιμον</w:t>
+      </w:r>
+    </w:p>
+    <w:p>
+      <w:pPr/>
+      <w:r>
+        <w:rPr>
+          <w:lang w:val="hi_IN" w:bidi="hi_IN"/>
+        </w:rPr>
+      </w:r>
+      <w:r>
+        <w:rPr>
+          <w:b/>
+          <w:lang w:val="hi_IN" w:bidi="hi_IN"/>
+        </w:rPr>
         <w:t>""</w:t>
       </w:r>
     </w:p>
@@ -4052,6 +4652,21 @@
           <w:b/>
           <w:lang w:val="hi_IN" w:bidi="hi_IN"/>
         </w:rPr>
+        <w:t>Ὀνήσιμον</w:t>
+      </w:r>
+    </w:p>
+    <w:p>
+      <w:pPr/>
+      <w:r>
+        <w:rPr>
+          <w:lang w:val="hi_IN" w:bidi="hi_IN"/>
+        </w:rPr>
+      </w:r>
+      <w:r>
+        <w:rPr>
+          <w:b/>
+          <w:lang w:val="hi_IN" w:bidi="hi_IN"/>
+        </w:rPr>
         <w:t>"उनेसिमुस"</w:t>
       </w:r>
     </w:p>
@@ -4142,6 +4757,21 @@
           <w:b/>
           <w:lang w:val="hi_IN" w:bidi="hi_IN"/>
         </w:rPr>
+        <w:t>ὃν ἐγέννησα</w:t>
+      </w:r>
+    </w:p>
+    <w:p>
+      <w:pPr/>
+      <w:r>
+        <w:rPr>
+          <w:lang w:val="hi_IN" w:bidi="hi_IN"/>
+        </w:rPr>
+      </w:r>
+      <w:r>
+        <w:rPr>
+          <w:b/>
+          <w:lang w:val="hi_IN" w:bidi="hi_IN"/>
+        </w:rPr>
         <w:t>"के लिये"</w:t>
       </w:r>
       <w:r>
@@ -4238,6 +4868,21 @@
           <w:b/>
           <w:lang w:val="hi_IN" w:bidi="hi_IN"/>
         </w:rPr>
+        <w:t>ἐν τοῖς δεσμοῖς</w:t>
+      </w:r>
+    </w:p>
+    <w:p>
+      <w:pPr/>
+      <w:r>
+        <w:rPr>
+          <w:lang w:val="hi_IN" w:bidi="hi_IN"/>
+        </w:rPr>
+      </w:r>
+      <w:r>
+        <w:rPr>
+          <w:b/>
+          <w:lang w:val="hi_IN" w:bidi="hi_IN"/>
+        </w:rPr>
         <w:t>"मुझसे मेरी कैद में"</w:t>
       </w:r>
     </w:p>
@@ -4321,6 +4966,21 @@
           <w:b/>
           <w:lang w:val="hi_IN" w:bidi="hi_IN"/>
         </w:rPr>
+        <w:t>ὃν ἀνέπεμψά σοι</w:t>
+      </w:r>
+    </w:p>
+    <w:p>
+      <w:pPr/>
+      <w:r>
+        <w:rPr>
+          <w:lang w:val="hi_IN" w:bidi="hi_IN"/>
+        </w:rPr>
+      </w:r>
+      <w:r>
+        <w:rPr>
+          <w:b/>
+          <w:lang w:val="hi_IN" w:bidi="hi_IN"/>
+        </w:rPr>
         <w:t>"अर्थात् जो"</w:t>
       </w:r>
       <w:r>
@@ -4410,6 +5070,21 @@
           <w:b/>
           <w:lang w:val="hi_IN" w:bidi="hi_IN"/>
         </w:rPr>
+        <w:t>τοῦτ’ ἔστιν τὰ ἐμὰ σπλάγχνα</w:t>
+      </w:r>
+    </w:p>
+    <w:p>
+      <w:pPr/>
+      <w:r>
+        <w:rPr>
+          <w:lang w:val="hi_IN" w:bidi="hi_IN"/>
+        </w:rPr>
+      </w:r>
+      <w:r>
+        <w:rPr>
+          <w:b/>
+          <w:lang w:val="hi_IN" w:bidi="hi_IN"/>
+        </w:rPr>
         <w:t>"जो मेरे हृदय का टुकड़ा है"</w:t>
       </w:r>
     </w:p>
@@ -4514,6 +5189,21 @@
           <w:b/>
           <w:lang w:val="hi_IN" w:bidi="hi_IN"/>
         </w:rPr>
+        <w:t>τὰ ἐμὰ σπλάγχνα</w:t>
+      </w:r>
+    </w:p>
+    <w:p>
+      <w:pPr/>
+      <w:r>
+        <w:rPr>
+          <w:lang w:val="hi_IN" w:bidi="hi_IN"/>
+        </w:rPr>
+      </w:r>
+      <w:r>
+        <w:rPr>
+          <w:b/>
+          <w:lang w:val="hi_IN" w:bidi="hi_IN"/>
+        </w:rPr>
         <w:t>"मेरे हृदय का टुकड़ा"</w:t>
       </w:r>
     </w:p>
@@ -4605,6 +5295,21 @@
           <w:b/>
           <w:lang w:val="hi_IN" w:bidi="hi_IN"/>
         </w:rPr>
+        <w:t>ἵνα ὑπὲρ σοῦ μοι διακονῇ</w:t>
+      </w:r>
+    </w:p>
+    <w:p>
+      <w:pPr/>
+      <w:r>
+        <w:rPr>
+          <w:lang w:val="hi_IN" w:bidi="hi_IN"/>
+        </w:rPr>
+      </w:r>
+      <w:r>
+        <w:rPr>
+          <w:b/>
+          <w:lang w:val="hi_IN" w:bidi="hi_IN"/>
+        </w:rPr>
         <w:t>"कि तेरी ओर से"</w:t>
       </w:r>
       <w:r>
@@ -4681,6 +5386,21 @@
           <w:b/>
           <w:lang w:val="hi_IN" w:bidi="hi_IN"/>
         </w:rPr>
+        <w:t>ἐν τοῖς δεσμοῖς</w:t>
+      </w:r>
+    </w:p>
+    <w:p>
+      <w:pPr/>
+      <w:r>
+        <w:rPr>
+          <w:lang w:val="hi_IN" w:bidi="hi_IN"/>
+        </w:rPr>
+      </w:r>
+      <w:r>
+        <w:rPr>
+          <w:b/>
+          <w:lang w:val="hi_IN" w:bidi="hi_IN"/>
+        </w:rPr>
         <w:t>"इस कैद में"</w:t>
       </w:r>
     </w:p>
@@ -4764,6 +5484,21 @@
           <w:b/>
           <w:lang w:val="hi_IN" w:bidi="hi_IN"/>
         </w:rPr>
+        <w:t>ἐν τοῖς δεσμοῖς τοῦ εὐαγγελίου</w:t>
+      </w:r>
+    </w:p>
+    <w:p>
+      <w:pPr/>
+      <w:r>
+        <w:rPr>
+          <w:lang w:val="hi_IN" w:bidi="hi_IN"/>
+        </w:rPr>
+      </w:r>
+      <w:r>
+        <w:rPr>
+          <w:b/>
+          <w:lang w:val="hi_IN" w:bidi="hi_IN"/>
+        </w:rPr>
         <w:t>"कैद में जो सुसमाचार के कारण है"</w:t>
       </w:r>
     </w:p>
@@ -4868,6 +5603,21 @@
           <w:b/>
           <w:lang w:val="hi_IN" w:bidi="hi_IN"/>
         </w:rPr>
+        <w:t>ἵνα μὴ ὡς κατὰ ἀνάγκην τὸ ἀγαθόν σου ᾖ</w:t>
+      </w:r>
+    </w:p>
+    <w:p>
+      <w:pPr/>
+      <w:r>
+        <w:rPr>
+          <w:lang w:val="hi_IN" w:bidi="hi_IN"/>
+        </w:rPr>
+      </w:r>
+      <w:r>
+        <w:rPr>
+          <w:b/>
+          <w:lang w:val="hi_IN" w:bidi="hi_IN"/>
+        </w:rPr>
         <w:t>"चाहा"</w:t>
       </w:r>
       <w:r>
@@ -4957,6 +5707,21 @@
           <w:b/>
           <w:lang w:val="hi_IN" w:bidi="hi_IN"/>
         </w:rPr>
+        <w:t>ἀλλὰ κατὰ ἑκούσιον.</w:t>
+      </w:r>
+    </w:p>
+    <w:p>
+      <w:pPr/>
+      <w:r>
+        <w:rPr>
+          <w:lang w:val="hi_IN" w:bidi="hi_IN"/>
+        </w:rPr>
+      </w:r>
+      <w:r>
+        <w:rPr>
+          <w:b/>
+          <w:lang w:val="hi_IN" w:bidi="hi_IN"/>
+        </w:rPr>
         <w:t>"पर आनन्द से हो"</w:t>
       </w:r>
     </w:p>
@@ -5061,6 +5826,21 @@
           <w:b/>
           <w:lang w:val="hi_IN" w:bidi="hi_IN"/>
         </w:rPr>
+        <w:t>τάχα γὰρ διὰ τοῦτο, ἐχωρίσθη πρὸς ὥραν, ἵνα</w:t>
+      </w:r>
+    </w:p>
+    <w:p>
+      <w:pPr/>
+      <w:r>
+        <w:rPr>
+          <w:lang w:val="hi_IN" w:bidi="hi_IN"/>
+        </w:rPr>
+      </w:r>
+      <w:r>
+        <w:rPr>
+          <w:b/>
+          <w:lang w:val="hi_IN" w:bidi="hi_IN"/>
+        </w:rPr>
         <w:t>"क्योंकि क्या जाने वह तुझ से कुछ दिन तक के लिये इसी कारण अलग हुआ कि"</w:t>
       </w:r>
     </w:p>
@@ -5172,6 +5952,21 @@
           <w:b/>
           <w:lang w:val="hi_IN" w:bidi="hi_IN"/>
         </w:rPr>
+        <w:t>πρὸς ὥραν</w:t>
+      </w:r>
+    </w:p>
+    <w:p>
+      <w:pPr/>
+      <w:r>
+        <w:rPr>
+          <w:lang w:val="hi_IN" w:bidi="hi_IN"/>
+        </w:rPr>
+      </w:r>
+      <w:r>
+        <w:rPr>
+          <w:b/>
+          <w:lang w:val="hi_IN" w:bidi="hi_IN"/>
+        </w:rPr>
         <w:t>"कुछ दिन तक के लिये"</w:t>
       </w:r>
     </w:p>
@@ -5276,6 +6071,21 @@
           <w:b/>
           <w:lang w:val="hi_IN" w:bidi="hi_IN"/>
         </w:rPr>
+        <w:t>ὑπὲρ δοῦλον</w:t>
+      </w:r>
+    </w:p>
+    <w:p>
+      <w:pPr/>
+      <w:r>
+        <w:rPr>
+          <w:lang w:val="hi_IN" w:bidi="hi_IN"/>
+        </w:rPr>
+      </w:r>
+      <w:r>
+        <w:rPr>
+          <w:b/>
+          <w:lang w:val="hi_IN" w:bidi="hi_IN"/>
+        </w:rPr>
         <w:t>"दास भी उत्तम"</w:t>
       </w:r>
     </w:p>
@@ -5339,6 +6149,21 @@
           <w:b/>
           <w:lang w:val="hi_IN" w:bidi="hi_IN"/>
         </w:rPr>
+        <w:t>οὐκέτι ὡς δοῦλον</w:t>
+      </w:r>
+    </w:p>
+    <w:p>
+      <w:pPr/>
+      <w:r>
+        <w:rPr>
+          <w:lang w:val="hi_IN" w:bidi="hi_IN"/>
+        </w:rPr>
+      </w:r>
+      <w:r>
+        <w:rPr>
+          <w:b/>
+          <w:lang w:val="hi_IN" w:bidi="hi_IN"/>
+        </w:rPr>
         <w:t>"अब से दास के समान नहीं"</w:t>
       </w:r>
     </w:p>
@@ -5423,6 +6248,21 @@
           <w:b/>
           <w:lang w:val="hi_IN" w:bidi="hi_IN"/>
         </w:rPr>
+        <w:t>ὑπὲρ δοῦλον</w:t>
+      </w:r>
+    </w:p>
+    <w:p>
+      <w:pPr/>
+      <w:r>
+        <w:rPr>
+          <w:lang w:val="hi_IN" w:bidi="hi_IN"/>
+        </w:rPr>
+      </w:r>
+      <w:r>
+        <w:rPr>
+          <w:b/>
+          <w:lang w:val="hi_IN" w:bidi="hi_IN"/>
+        </w:rPr>
         <w:t>"दास से भी उत्तम"</w:t>
       </w:r>
     </w:p>
@@ -5486,6 +6326,21 @@
           <w:b/>
           <w:lang w:val="hi_IN" w:bidi="hi_IN"/>
         </w:rPr>
+        <w:t>ἀδελφὸν ἀγαπητόν</w:t>
+      </w:r>
+    </w:p>
+    <w:p>
+      <w:pPr/>
+      <w:r>
+        <w:rPr>
+          <w:lang w:val="hi_IN" w:bidi="hi_IN"/>
+        </w:rPr>
+      </w:r>
+      <w:r>
+        <w:rPr>
+          <w:b/>
+          <w:lang w:val="hi_IN" w:bidi="hi_IN"/>
+        </w:rPr>
         <w:t>"अर्थात् भाई"</w:t>
       </w:r>
     </w:p>
@@ -5549,6 +6404,21 @@
           <w:b/>
           <w:lang w:val="hi_IN" w:bidi="hi_IN"/>
         </w:rPr>
+        <w:t>ἀγαπητόν</w:t>
+      </w:r>
+    </w:p>
+    <w:p>
+      <w:pPr/>
+      <w:r>
+        <w:rPr>
+          <w:lang w:val="hi_IN" w:bidi="hi_IN"/>
+        </w:rPr>
+      </w:r>
+      <w:r>
+        <w:rPr>
+          <w:b/>
+          <w:lang w:val="hi_IN" w:bidi="hi_IN"/>
+        </w:rPr>
         <w:t>"प्रिय"</w:t>
       </w:r>
     </w:p>
@@ -5612,6 +6482,21 @@
           <w:b/>
           <w:lang w:val="hi_IN" w:bidi="hi_IN"/>
         </w:rPr>
+        <w:t>ἐν Κυρίῳ</w:t>
+      </w:r>
+    </w:p>
+    <w:p>
+      <w:pPr/>
+      <w:r>
+        <w:rPr>
+          <w:lang w:val="hi_IN" w:bidi="hi_IN"/>
+        </w:rPr>
+      </w:r>
+      <w:r>
+        <w:rPr>
+          <w:b/>
+          <w:lang w:val="hi_IN" w:bidi="hi_IN"/>
+        </w:rPr>
         <w:t>"प्रभु में"</w:t>
       </w:r>
       <w:r>
@@ -5688,6 +6573,21 @@
           <w:b/>
           <w:lang w:val="hi_IN" w:bidi="hi_IN"/>
         </w:rPr>
+        <w:t>εἰ &amp; με ἔχεις κοινωνόν</w:t>
+      </w:r>
+    </w:p>
+    <w:p>
+      <w:pPr/>
+      <w:r>
+        <w:rPr>
+          <w:lang w:val="hi_IN" w:bidi="hi_IN"/>
+        </w:rPr>
+      </w:r>
+      <w:r>
+        <w:rPr>
+          <w:b/>
+          <w:lang w:val="hi_IN" w:bidi="hi_IN"/>
+        </w:rPr>
         <w:t>""</w:t>
       </w:r>
     </w:p>
@@ -5751,6 +6651,21 @@
           <w:b/>
           <w:lang w:val="hi_IN" w:bidi="hi_IN"/>
         </w:rPr>
+        <w:t>οὖν</w:t>
+      </w:r>
+    </w:p>
+    <w:p>
+      <w:pPr/>
+      <w:r>
+        <w:rPr>
+          <w:lang w:val="hi_IN" w:bidi="hi_IN"/>
+        </w:rPr>
+      </w:r>
+      <w:r>
+        <w:rPr>
+          <w:b/>
+          <w:lang w:val="hi_IN" w:bidi="hi_IN"/>
+        </w:rPr>
         <w:t>"यदि"</w:t>
       </w:r>
     </w:p>
@@ -5868,6 +6783,21 @@
           <w:b/>
           <w:lang w:val="hi_IN" w:bidi="hi_IN"/>
         </w:rPr>
+        <w:t>προσλαβοῦ αὐτὸν ὡς ἐμέ.</w:t>
+      </w:r>
+    </w:p>
+    <w:p>
+      <w:pPr/>
+      <w:r>
+        <w:rPr>
+          <w:lang w:val="hi_IN" w:bidi="hi_IN"/>
+        </w:rPr>
+      </w:r>
+      <w:r>
+        <w:rPr>
+          <w:b/>
+          <w:lang w:val="hi_IN" w:bidi="hi_IN"/>
+        </w:rPr>
         <w:t>"उसे इस प्रकार ग्रहण कर जैसे मुझे"</w:t>
       </w:r>
     </w:p>
@@ -5951,6 +6881,21 @@
           <w:b/>
           <w:lang w:val="hi_IN" w:bidi="hi_IN"/>
         </w:rPr>
+        <w:t>εἰ δέ τι ἠδίκησέν σε ἢ ὀφείλει</w:t>
+      </w:r>
+    </w:p>
+    <w:p>
+      <w:pPr/>
+      <w:r>
+        <w:rPr>
+          <w:lang w:val="hi_IN" w:bidi="hi_IN"/>
+        </w:rPr>
+      </w:r>
+      <w:r>
+        <w:rPr>
+          <w:b/>
+          <w:lang w:val="hi_IN" w:bidi="hi_IN"/>
+        </w:rPr>
         <w:t>"और यदि उसने तेरी कुछ हानि की है, या उस पर तेरा कुछ आता है"</w:t>
       </w:r>
     </w:p>
@@ -6042,6 +6987,21 @@
           <w:b/>
           <w:lang w:val="hi_IN" w:bidi="hi_IN"/>
         </w:rPr>
+        <w:t>εἰ δέ τι ἠδίκησέν σε ἢ ὀφείλει</w:t>
+      </w:r>
+    </w:p>
+    <w:p>
+      <w:pPr/>
+      <w:r>
+        <w:rPr>
+          <w:lang w:val="hi_IN" w:bidi="hi_IN"/>
+        </w:rPr>
+      </w:r>
+      <w:r>
+        <w:rPr>
+          <w:b/>
+          <w:lang w:val="hi_IN" w:bidi="hi_IN"/>
+        </w:rPr>
         <w:t>"और यदि उसने तेरी कुछ हानि की है, या उस पर तेरा कुछ आता है"</w:t>
       </w:r>
     </w:p>
@@ -6139,6 +7099,21 @@
           <w:b/>
           <w:lang w:val="hi_IN" w:bidi="hi_IN"/>
         </w:rPr>
+        <w:t>τοῦτο ἐμοὶ ἐλλόγα.</w:t>
+      </w:r>
+    </w:p>
+    <w:p>
+      <w:pPr/>
+      <w:r>
+        <w:rPr>
+          <w:lang w:val="hi_IN" w:bidi="hi_IN"/>
+        </w:rPr>
+      </w:r>
+      <w:r>
+        <w:rPr>
+          <w:b/>
+          <w:lang w:val="hi_IN" w:bidi="hi_IN"/>
+        </w:rPr>
         <w:t>"तो मेरे नाम पर लिख ले"</w:t>
       </w:r>
     </w:p>
@@ -6210,6 +7185,21 @@
           <w:b/>
           <w:lang w:val="hi_IN" w:bidi="hi_IN"/>
         </w:rPr>
+        <w:t>ἐγὼ Παῦλος ἔγραψα τῇ ἐμῇ χειρί</w:t>
+      </w:r>
+    </w:p>
+    <w:p>
+      <w:pPr/>
+      <w:r>
+        <w:rPr>
+          <w:lang w:val="hi_IN" w:bidi="hi_IN"/>
+        </w:rPr>
+      </w:r>
+      <w:r>
+        <w:rPr>
+          <w:b/>
+          <w:lang w:val="hi_IN" w:bidi="hi_IN"/>
+        </w:rPr>
         <w:t>"मैं पौलुस अपने हाथ से लिखता हूँ, कि"</w:t>
       </w:r>
     </w:p>
@@ -6273,6 +7263,21 @@
           <w:b/>
           <w:lang w:val="hi_IN" w:bidi="hi_IN"/>
         </w:rPr>
+        <w:t>ἵνα μὴ λέγω σοι</w:t>
+      </w:r>
+    </w:p>
+    <w:p>
+      <w:pPr/>
+      <w:r>
+        <w:rPr>
+          <w:lang w:val="hi_IN" w:bidi="hi_IN"/>
+        </w:rPr>
+      </w:r>
+      <w:r>
+        <w:rPr>
+          <w:b/>
+          <w:lang w:val="hi_IN" w:bidi="hi_IN"/>
+        </w:rPr>
         <w:t>"इसके कहने की नहीं,"</w:t>
       </w:r>
       <w:r>
@@ -6369,6 +7374,21 @@
           <w:b/>
           <w:lang w:val="hi_IN" w:bidi="hi_IN"/>
         </w:rPr>
+        <w:t>καὶ σεαυτόν μοι προσοφείλεις</w:t>
+      </w:r>
+    </w:p>
+    <w:p>
+      <w:pPr/>
+      <w:r>
+        <w:rPr>
+          <w:lang w:val="hi_IN" w:bidi="hi_IN"/>
+        </w:rPr>
+      </w:r>
+      <w:r>
+        <w:rPr>
+          <w:b/>
+          <w:lang w:val="hi_IN" w:bidi="hi_IN"/>
+        </w:rPr>
         <w:t>"आप"</w:t>
       </w:r>
       <w:r>
@@ -6465,6 +7485,21 @@
           <w:b/>
           <w:lang w:val="hi_IN" w:bidi="hi_IN"/>
         </w:rPr>
+        <w:t>ἀδελφέ</w:t>
+      </w:r>
+    </w:p>
+    <w:p>
+      <w:pPr/>
+      <w:r>
+        <w:rPr>
+          <w:lang w:val="hi_IN" w:bidi="hi_IN"/>
+        </w:rPr>
+      </w:r>
+      <w:r>
+        <w:rPr>
+          <w:b/>
+          <w:lang w:val="hi_IN" w:bidi="hi_IN"/>
+        </w:rPr>
         <w:t>"भाई"</w:t>
       </w:r>
     </w:p>
@@ -6569,6 +7604,21 @@
           <w:b/>
           <w:lang w:val="hi_IN" w:bidi="hi_IN"/>
         </w:rPr>
+        <w:t>ἐν Κυρίῳ</w:t>
+      </w:r>
+    </w:p>
+    <w:p>
+      <w:pPr/>
+      <w:r>
+        <w:rPr>
+          <w:lang w:val="hi_IN" w:bidi="hi_IN"/>
+        </w:rPr>
+      </w:r>
+      <w:r>
+        <w:rPr>
+          <w:b/>
+          <w:lang w:val="hi_IN" w:bidi="hi_IN"/>
+        </w:rPr>
         <w:t>"प्रभु में"</w:t>
       </w:r>
     </w:p>
@@ -6686,6 +7736,21 @@
           <w:b/>
           <w:lang w:val="hi_IN" w:bidi="hi_IN"/>
         </w:rPr>
+        <w:t>ἀνάπαυσόν μου τὰ σπλάγχνα ἐν Χριστῷ</w:t>
+      </w:r>
+    </w:p>
+    <w:p>
+      <w:pPr/>
+      <w:r>
+        <w:rPr>
+          <w:lang w:val="hi_IN" w:bidi="hi_IN"/>
+        </w:rPr>
+      </w:r>
+      <w:r>
+        <w:rPr>
+          <w:b/>
+          <w:lang w:val="hi_IN" w:bidi="hi_IN"/>
+        </w:rPr>
         <w:t>"मसीह में मेरे जी को हरा भरा कर दे"</w:t>
       </w:r>
     </w:p>
@@ -6793,6 +7858,21 @@
           <w:b/>
           <w:lang w:val="hi_IN" w:bidi="hi_IN"/>
         </w:rPr>
+        <w:t>ἀνάπαυσόν μου τὰ σπλάγχνα</w:t>
+      </w:r>
+    </w:p>
+    <w:p>
+      <w:pPr/>
+      <w:r>
+        <w:rPr>
+          <w:lang w:val="hi_IN" w:bidi="hi_IN"/>
+        </w:rPr>
+      </w:r>
+      <w:r>
+        <w:rPr>
+          <w:b/>
+          <w:lang w:val="hi_IN" w:bidi="hi_IN"/>
+        </w:rPr>
         <w:t>"मसीह में मेरे जी को हरा भरा कर दे"</w:t>
       </w:r>
     </w:p>
@@ -6876,6 +7956,21 @@
           <w:b/>
           <w:lang w:val="hi_IN" w:bidi="hi_IN"/>
         </w:rPr>
+        <w:t>ἀνάπαυσόν μου τὰ σπλάγχνα</w:t>
+      </w:r>
+    </w:p>
+    <w:p>
+      <w:pPr/>
+      <w:r>
+        <w:rPr>
+          <w:lang w:val="hi_IN" w:bidi="hi_IN"/>
+        </w:rPr>
+      </w:r>
+      <w:r>
+        <w:rPr>
+          <w:b/>
+          <w:lang w:val="hi_IN" w:bidi="hi_IN"/>
+        </w:rPr>
         <w:t>"मेरे जी को हरा भरा कर दे"</w:t>
       </w:r>
     </w:p>
@@ -6980,6 +8075,21 @@
           <w:b/>
           <w:lang w:val="hi_IN" w:bidi="hi_IN"/>
         </w:rPr>
+        <w:t>πεποιθὼς τῇ ὑπακοῇ σου</w:t>
+      </w:r>
+    </w:p>
+    <w:p>
+      <w:pPr/>
+      <w:r>
+        <w:rPr>
+          <w:lang w:val="hi_IN" w:bidi="hi_IN"/>
+        </w:rPr>
+      </w:r>
+      <w:r>
+        <w:rPr>
+          <w:b/>
+          <w:lang w:val="hi_IN" w:bidi="hi_IN"/>
+        </w:rPr>
         <w:t>"मैं तेरे आज्ञाकारी होने का भरोसा रखकर"</w:t>
       </w:r>
     </w:p>
@@ -7097,6 +8207,21 @@
           <w:b/>
           <w:lang w:val="hi_IN" w:bidi="hi_IN"/>
         </w:rPr>
+        <w:t>ἔγραψά σοι</w:t>
+      </w:r>
+    </w:p>
+    <w:p>
+      <w:pPr/>
+      <w:r>
+        <w:rPr>
+          <w:lang w:val="hi_IN" w:bidi="hi_IN"/>
+        </w:rPr>
+      </w:r>
+      <w:r>
+        <w:rPr>
+          <w:b/>
+          <w:lang w:val="hi_IN" w:bidi="hi_IN"/>
+        </w:rPr>
         <w:t>"मैं ... तुझे लिखता हूँ" (मैं ... तुझे लिखा)</w:t>
       </w:r>
     </w:p>
@@ -7160,6 +8285,21 @@
           <w:b/>
           <w:lang w:val="hi_IN" w:bidi="hi_IN"/>
         </w:rPr>
+        <w:t>δὲ</w:t>
+      </w:r>
+    </w:p>
+    <w:p>
+      <w:pPr/>
+      <w:r>
+        <w:rPr>
+          <w:lang w:val="hi_IN" w:bidi="hi_IN"/>
+        </w:rPr>
+      </w:r>
+      <w:r>
+        <w:rPr>
+          <w:b/>
+          <w:lang w:val="hi_IN" w:bidi="hi_IN"/>
+        </w:rPr>
         <w:t>""</w:t>
       </w:r>
     </w:p>
@@ -7245,6 +8385,21 @@
           <w:b/>
           <w:lang w:val="hi_IN" w:bidi="hi_IN"/>
         </w:rPr>
+        <w:t>ἅμα</w:t>
+      </w:r>
+    </w:p>
+    <w:p>
+      <w:pPr/>
+      <w:r>
+        <w:rPr>
+          <w:lang w:val="hi_IN" w:bidi="hi_IN"/>
+        </w:rPr>
+      </w:r>
+      <w:r>
+        <w:rPr>
+          <w:b/>
+          <w:lang w:val="hi_IN" w:bidi="hi_IN"/>
+        </w:rPr>
         <w:t>"यह"</w:t>
       </w:r>
     </w:p>
@@ -7308,6 +8463,21 @@
           <w:b/>
           <w:lang w:val="hi_IN" w:bidi="hi_IN"/>
         </w:rPr>
+        <w:t>χαρισθήσομαι ὑμῖν</w:t>
+      </w:r>
+    </w:p>
+    <w:p>
+      <w:pPr/>
+      <w:r>
+        <w:rPr>
+          <w:lang w:val="hi_IN" w:bidi="hi_IN"/>
+        </w:rPr>
+      </w:r>
+      <w:r>
+        <w:rPr>
+          <w:b/>
+          <w:lang w:val="hi_IN" w:bidi="hi_IN"/>
+        </w:rPr>
         <w:t>"मैं तुम्हें दे दिया जाऊँगा"</w:t>
       </w:r>
     </w:p>
@@ -7371,6 +8541,21 @@
           <w:b/>
           <w:lang w:val="hi_IN" w:bidi="hi_IN"/>
         </w:rPr>
+        <w:t>ἑτοίμαζέ μοι ξενίαν</w:t>
+      </w:r>
+    </w:p>
+    <w:p>
+      <w:pPr/>
+      <w:r>
+        <w:rPr>
+          <w:lang w:val="hi_IN" w:bidi="hi_IN"/>
+        </w:rPr>
+      </w:r>
+      <w:r>
+        <w:rPr>
+          <w:b/>
+          <w:lang w:val="hi_IN" w:bidi="hi_IN"/>
+        </w:rPr>
         <w:t>"मेरे लिये ठहरने की जगह तैयार रख"</w:t>
       </w:r>
     </w:p>
@@ -7468,6 +8653,21 @@
           <w:b/>
           <w:lang w:val="hi_IN" w:bidi="hi_IN"/>
         </w:rPr>
+        <w:t>διὰ τῶν προσευχῶν ὑμῶν</w:t>
+      </w:r>
+    </w:p>
+    <w:p>
+      <w:pPr/>
+      <w:r>
+        <w:rPr>
+          <w:lang w:val="hi_IN" w:bidi="hi_IN"/>
+        </w:rPr>
+      </w:r>
+      <w:r>
+        <w:rPr>
+          <w:b/>
+          <w:lang w:val="hi_IN" w:bidi="hi_IN"/>
+        </w:rPr>
         <w:t>"तुम्हारी प्रार्थनाओं के द्वारा"</w:t>
       </w:r>
     </w:p>
@@ -7531,6 +8731,21 @@
           <w:b/>
           <w:lang w:val="hi_IN" w:bidi="hi_IN"/>
         </w:rPr>
+        <w:t>χαρισθήσομαι ὑμῖν.</w:t>
+      </w:r>
+    </w:p>
+    <w:p>
+      <w:pPr/>
+      <w:r>
+        <w:rPr>
+          <w:lang w:val="hi_IN" w:bidi="hi_IN"/>
+        </w:rPr>
+      </w:r>
+      <w:r>
+        <w:rPr>
+          <w:b/>
+          <w:lang w:val="hi_IN" w:bidi="hi_IN"/>
+        </w:rPr>
         <w:t>"मैं तुम्हें दे दिया जाऊँगा"</w:t>
       </w:r>
     </w:p>
@@ -7622,6 +8837,21 @@
           <w:b/>
           <w:lang w:val="hi_IN" w:bidi="hi_IN"/>
         </w:rPr>
+        <w:t>ὑμῶν &amp; ὑμῖν</w:t>
+      </w:r>
+    </w:p>
+    <w:p>
+      <w:pPr/>
+      <w:r>
+        <w:rPr>
+          <w:lang w:val="hi_IN" w:bidi="hi_IN"/>
+        </w:rPr>
+      </w:r>
+      <w:r>
+        <w:rPr>
+          <w:b/>
+          <w:lang w:val="hi_IN" w:bidi="hi_IN"/>
+        </w:rPr>
         <w:t>"तुम्हारी"</w:t>
       </w:r>
       <w:r>
@@ -7744,6 +8974,21 @@
           <w:b/>
           <w:lang w:val="hi_IN" w:bidi="hi_IN"/>
         </w:rPr>
+        <w:t>Ἐπαφρᾶς</w:t>
+      </w:r>
+    </w:p>
+    <w:p>
+      <w:pPr/>
+      <w:r>
+        <w:rPr>
+          <w:lang w:val="hi_IN" w:bidi="hi_IN"/>
+        </w:rPr>
+      </w:r>
+      <w:r>
+        <w:rPr>
+          <w:b/>
+          <w:lang w:val="hi_IN" w:bidi="hi_IN"/>
+        </w:rPr>
         <w:t>"इपफ्रास"</w:t>
       </w:r>
     </w:p>
@@ -7827,6 +9072,21 @@
           <w:b/>
           <w:lang w:val="hi_IN" w:bidi="hi_IN"/>
         </w:rPr>
+        <w:t>ἐν Χριστῷ Ἰησοῦ</w:t>
+      </w:r>
+    </w:p>
+    <w:p>
+      <w:pPr/>
+      <w:r>
+        <w:rPr>
+          <w:lang w:val="hi_IN" w:bidi="hi_IN"/>
+        </w:rPr>
+      </w:r>
+      <w:r>
+        <w:rPr>
+          <w:b/>
+          <w:lang w:val="hi_IN" w:bidi="hi_IN"/>
+        </w:rPr>
         <w:t>"मसीह यीशु में"</w:t>
       </w:r>
     </w:p>
@@ -7911,6 +9171,21 @@
           <w:b/>
           <w:lang w:val="hi_IN" w:bidi="hi_IN"/>
         </w:rPr>
+        <w:t>Μᾶρκος, Ἀρίσταρχος, Δημᾶς, Λουκᾶς</w:t>
+      </w:r>
+    </w:p>
+    <w:p>
+      <w:pPr/>
+      <w:r>
+        <w:rPr>
+          <w:lang w:val="hi_IN" w:bidi="hi_IN"/>
+        </w:rPr>
+      </w:r>
+      <w:r>
+        <w:rPr>
+          <w:b/>
+          <w:lang w:val="hi_IN" w:bidi="hi_IN"/>
+        </w:rPr>
         <w:t>"और मरकुस अरिस्तर्खुस देमास लूका"</w:t>
       </w:r>
     </w:p>
@@ -7994,6 +9269,21 @@
           <w:b/>
           <w:lang w:val="hi_IN" w:bidi="hi_IN"/>
         </w:rPr>
+        <w:t>Μᾶρκος, Ἀρίσταρχος, Δημᾶς, Λουκᾶς</w:t>
+      </w:r>
+    </w:p>
+    <w:p>
+      <w:pPr/>
+      <w:r>
+        <w:rPr>
+          <w:lang w:val="hi_IN" w:bidi="hi_IN"/>
+        </w:rPr>
+      </w:r>
+      <w:r>
+        <w:rPr>
+          <w:b/>
+          <w:lang w:val="hi_IN" w:bidi="hi_IN"/>
+        </w:rPr>
         <w:t>"मरकुस और अरिस्तर्खुस और देमास और लूका"</w:t>
       </w:r>
     </w:p>
@@ -8077,6 +9367,21 @@
           <w:b/>
           <w:lang w:val="hi_IN" w:bidi="hi_IN"/>
         </w:rPr>
+        <w:t>οἱ συνεργοί μου</w:t>
+      </w:r>
+    </w:p>
+    <w:p>
+      <w:pPr/>
+      <w:r>
+        <w:rPr>
+          <w:lang w:val="hi_IN" w:bidi="hi_IN"/>
+        </w:rPr>
+      </w:r>
+      <w:r>
+        <w:rPr>
+          <w:b/>
+          <w:lang w:val="hi_IN" w:bidi="hi_IN"/>
+        </w:rPr>
         <w:t>"जो मेरे सहकर्मी"</w:t>
       </w:r>
     </w:p>
@@ -8140,6 +9445,21 @@
           <w:b/>
           <w:lang w:val="hi_IN" w:bidi="hi_IN"/>
         </w:rPr>
+        <w:t>μετὰ τοῦ πνεύματος ὑμῶν</w:t>
+      </w:r>
+    </w:p>
+    <w:p>
+      <w:pPr/>
+      <w:r>
+        <w:rPr>
+          <w:lang w:val="hi_IN" w:bidi="hi_IN"/>
+        </w:rPr>
+      </w:r>
+      <w:r>
+        <w:rPr>
+          <w:b/>
+          <w:lang w:val="hi_IN" w:bidi="hi_IN"/>
+        </w:rPr>
         <w:t>"तुम्हारी आत्मा पर होता रहे"</w:t>
       </w:r>
     </w:p>
@@ -8236,6 +9556,21 @@
           <w:b/>
           <w:lang w:val="hi_IN" w:bidi="hi_IN"/>
         </w:rPr>
+        <w:t>ἡ χάρις τοῦ Κυρίου ἡμῶν, Ἰησοῦ Χριστοῦ</w:t>
+      </w:r>
+    </w:p>
+    <w:p>
+      <w:pPr/>
+      <w:r>
+        <w:rPr>
+          <w:lang w:val="hi_IN" w:bidi="hi_IN"/>
+        </w:rPr>
+      </w:r>
+      <w:r>
+        <w:rPr>
+          <w:b/>
+          <w:lang w:val="hi_IN" w:bidi="hi_IN"/>
+        </w:rPr>
         <w:t>"हमारे प्रभु यीशु मसीह का अनुग्रह"</w:t>
       </w:r>
     </w:p>
@@ -8318,6 +9653,21 @@
         <w:rPr>
           <w:lang w:val="hi_IN" w:bidi="hi_IN"/>
         </w:rPr>
+      </w:r>
+    </w:p>
+    <w:p>
+      <w:pPr/>
+      <w:r>
+        <w:rPr>
+          <w:lang w:val="hi_IN" w:bidi="hi_IN"/>
+        </w:rPr>
+      </w:r>
+      <w:r>
+        <w:rPr>
+          <w:b/>
+          <w:lang w:val="hi_IN" w:bidi="hi_IN"/>
+        </w:rPr>
+        <w:t>ὑμῶν</w:t>
       </w:r>
     </w:p>
     <w:p>

--- a/hin/docx/57.content.docx
+++ b/hin/docx/57.content.docx
@@ -28,49 +28,15 @@
       </w:r>
     </w:p>
     <w:p>
-      <w:pPr>
-        <w:pStyle w:val="Heading2"/>
-      </w:pPr>
-      <w:r>
-        <w:rPr>
-          <w:lang w:val="hi_IN" w:bidi="hi_IN"/>
-        </w:rPr>
-        <w:t>License Information</w:t>
-      </w:r>
-      <w:r>
-        <w:rPr>
-          <w:lang w:val="hi_IN" w:bidi="hi_IN"/>
-        </w:rPr>
-      </w:r>
-    </w:p>
-    <w:p>
-      <w:pPr/>
-      <w:r>
-        <w:rPr>
-          <w:lang w:val="hi_IN" w:bidi="hi_IN"/>
-        </w:rPr>
-      </w:r>
-      <w:r>
-        <w:rPr>
-          <w:b/>
-          <w:lang w:val="hi_IN" w:bidi="hi_IN"/>
-        </w:rPr>
-        <w:t>अनुवाद नोट्स (अनफोल्डिंग वर्ड)</w:t>
-      </w:r>
-      <w:r>
-        <w:rPr>
-          <w:lang w:val="hi_IN" w:bidi="hi_IN"/>
-        </w:rPr>
-        <w:t xml:space="preserve"> (Hindi) is based on</w:t>
-      </w:r>
-      <w:r>
-        <w:rPr>
-          <w:lang w:val="hi_IN" w:bidi="hi_IN"/>
-        </w:rPr>
-        <w:t xml:space="preserve">: </w:t>
-      </w:r>
-      <w:r>
-        <w:rPr>
+      <w:pPr/>
+      <w:r>
+        <w:rPr>
+          <w:lang w:val="hi_IN" w:bidi="hi_IN"/>
+        </w:rPr>
+      </w:r>
+      <w:r>
+        <w:rPr>
+          <w:b/>
           <w:lang w:val="hi_IN" w:bidi="hi_IN"/>
         </w:rPr>
         <w:t>unfoldingWord® Translation Notes</w:t>
@@ -79,62 +45,31 @@
         <w:rPr>
           <w:lang w:val="hi_IN" w:bidi="hi_IN"/>
         </w:rPr>
-        <w:t xml:space="preserve">, </w:t>
-      </w:r>
-      <w:hyperlink r:id="rId13">
-        <w:r>
-          <w:rPr>
-            <w:lang w:val="hi_IN" w:bidi="hi_IN"/>
-          </w:rPr>
-          <w:rPr>
-            <w:color w:val="0000EE"/>
-            <w:u w:val="single"/>
-          </w:rPr>
-          <w:t>unfoldingWord</w:t>
-        </w:r>
-      </w:hyperlink>
-      <w:r>
-        <w:rPr>
-          <w:lang w:val="hi_IN" w:bidi="hi_IN"/>
-        </w:rPr>
-        <w:t xml:space="preserve">, 2022, which is licensed under a </w:t>
-      </w:r>
-      <w:hyperlink r:id="rId14">
-        <w:r>
-          <w:rPr>
-            <w:lang w:val="hi_IN" w:bidi="hi_IN"/>
-          </w:rPr>
-          <w:rPr>
-            <w:color w:val="0000EE"/>
-            <w:u w:val="single"/>
-          </w:rPr>
-          <w:t>CC BY-SA 4.0 license</w:t>
-        </w:r>
-      </w:hyperlink>
-      <w:r>
-        <w:rPr>
-          <w:lang w:val="hi_IN" w:bidi="hi_IN"/>
-        </w:rPr>
-        <w:t>.</w:t>
-      </w:r>
-      <w:r>
-        <w:rPr>
-          <w:lang w:val="hi_IN" w:bidi="hi_IN"/>
-        </w:rPr>
-      </w:r>
-    </w:p>
-    <w:p>
-      <w:pPr/>
-      <w:r>
-        <w:rPr>
-          <w:lang w:val="hi_IN" w:bidi="hi_IN"/>
-        </w:rPr>
-      </w:r>
-      <w:r>
-        <w:rPr>
-          <w:lang w:val="hi_IN" w:bidi="hi_IN"/>
-        </w:rPr>
-        <w:t>This PDF version is provided under the same license.</w:t>
+        <w:t xml:space="preserve"> © 2022 unfoldingWord. Released under CC BY-SA 4.0 license. </w:t>
+      </w:r>
+      <w:r>
+        <w:rPr>
+          <w:lang w:val="hi_IN" w:bidi="hi_IN"/>
+        </w:rPr>
+        <w:t>unfoldingWord® Translation Notes</w:t>
+      </w:r>
+      <w:r>
+        <w:rPr>
+          <w:lang w:val="hi_IN" w:bidi="hi_IN"/>
+        </w:rPr>
+        <w:t xml:space="preserve"> has been adapted in the following languages: Tok Pisin, Arabic (عربي), French (Français), Hindi (हिंदी), Indonesian (Bahasa Indonesia), Portuguese (Português), Russian (Русский), Spanish (Español), Swahili (Kiswahili), and Simplified Chinese (简体中文) from </w:t>
+      </w:r>
+      <w:r>
+        <w:rPr>
+          <w:lang w:val="hi_IN" w:bidi="hi_IN"/>
+        </w:rPr>
+        <w:t>unfoldingWord® Translation Notes</w:t>
+      </w:r>
+      <w:r>
+        <w:rPr>
+          <w:lang w:val="hi_IN" w:bidi="hi_IN"/>
+        </w:rPr>
+        <w:t xml:space="preserve"> © 2022 unfoldingWord. Released under CC BY-SA 4.0 license by Mission Mutual</w:t>
       </w:r>
       <w:r>
         <w:rPr>

--- a/hin/docx/57.content.docx
+++ b/hin/docx/57.content.docx
@@ -144,13 +144,6 @@
       </w:r>
       <w:r>
         <w:rPr>
-          <w:i/>
-          <w:lang w:val="hi_IN" w:bidi="hi_IN"/>
-        </w:rPr>
-        <w:t>फिलेमोन 1:1 (#1), फिलेमोन 1:1 (#3), फिलेमोन 1:1 (#4), फिलेमोन 1:1 (#4), फिलेमोन 1:1 (#5), फिलेमोन 1:1 (#6), फिलेमोन 1:1 (#5), फिलेमोन 1:1 (#6), फिलेमोन 1:2 (#1), फिलेमोन 1:2 (#2), फिलेमोन 1:2 (#3), फिलेमोन 1:2 (#1), फिलेमोन 1:2 (#5), फिलेमोन 1:2 (#3), फिलेमोन 1:2 (#4), फिलेमोन 1:2 (#8), फिलेमोन 1:3 (#1), फिलेमोन 1:3 (#2), फिलेमोन 1:3 (#2), फिलेमोन 1:3 (#4), फिलेमोन 1:3 (#3), फिलेमोन 1:4 (#1), फिलेमोन 1:5 (#1), फिलेमोन 1:5 (#2), फिलेमोन 1:5 (#3), फिलेमोन 1:6 (#1), फिलेमोन 1:6 (#1), फिलेमोन 1:6 (#3), फिलेमोन 1:6 (#2), फिलेमोन 1:6 (#3), फिलेमोन 1:7 (#1), फिलेमोन 1:7 (#2), फिलेमोन 1:7 (#3), फिलेमोन 1:7 (#1), फिलेमोन 1:7 (#5), फिलेमोन 1:7 (#2), फिलेमोन 1:8 (#1), फिलेमोन 1:8 (#2), फिलेमोन 1:8 (#3), फिलेमोन 1:9 (#1), फिलेमोन 1:9 (#2), फिलेमोन 1:10 (#1), फिलेमोन 1:10 (#2), फिलेमोन 1:10 (#4), फिलेमोन 1:10 (#5), फिलेमोन 1:12 (#1), फिलेमोन 1:12 (#2), फिलेमोन 1:12 (#3), फिलेमोन 1:13 (#1), फिलेमोन 1:13 (#2), फिलेमोन 1:13 (#3), फिलेमोन 1:14 (#3), फिलेमोन 1:14 (#2), फिलेमोन 1:15 (#1), फिलेमोन 1:15 (#2), फिलेमोन 1:16 (#1), फिलेमोन 1:16 (#2), फिलेमोन 1:16 (#3), फिलेमोन 1:16 (#2), फिलेमोन 1:16 (#5), फिलेमोन 1:16 (#5), फिलेमोन 1:17 (#1), फिलेमोन 1:17 (#2), फिलेमोन 1:17 (#3), फिलेमोन 1:18 (#1), फिलेमोन 1:18 (#2), फिलेमोन 1:18 (#3), फिलेमोन 1:19 (#1), फिलेमोन 1:19 (#2), फिलेमोन 1:19 (#3), फिलेमोन 1:20 (#1), फिलेमोन 1:20 (#2), फिलेमोन 1:20 (#3), फिलेमोन 1:20 (#1), फिलेमोन 1:20 (#5), फिलेमोन 1:21 (#1), फिलेमोन 1:21 (#2), फिलेमोन 1:22 (#1), फिलेमोन 1:22 (#1), फिलेमोन 1:22 (#3), फिलेमोन 1:22 (#4), फिलेमोन 1:22 (#5), फिलेमोन 1:22 (#6), फिलेमोन 1:22 (#7), फिलेमोन 1:23 (#1), फिलेमोन 1:23 (#2), फिलेमोन 1:24 (#2), फिलेमोन 1:24 (#2), फिलेमोन 1:24 (#3), फिलेमोन 1:25 (#1), फिलेमोन 1:25 (#2), फिलेमोन 1:25 (#3)</w:t>
-      </w:r>
-      <w:r>
-        <w:rPr>
           <w:lang w:val="hi_IN" w:bidi="hi_IN"/>
         </w:rPr>
       </w:r>
@@ -392,21 +385,6 @@
         <w:rPr>
           <w:lang w:val="hi_IN" w:bidi="hi_IN"/>
         </w:rPr>
-      </w:r>
-    </w:p>
-    <w:p>
-      <w:pPr/>
-      <w:r>
-        <w:rPr>
-          <w:lang w:val="hi_IN" w:bidi="hi_IN"/>
-        </w:rPr>
-      </w:r>
-      <w:r>
-        <w:rPr>
-          <w:b/>
-          <w:lang w:val="hi_IN" w:bidi="hi_IN"/>
-        </w:rPr>
-        <w:t>ὁ ἀδελφὸς</w:t>
       </w:r>
     </w:p>
     <w:p>

--- a/hin/docx/57.content.docx
+++ b/hin/docx/57.content.docx
@@ -146,19 +146,6 @@
         <w:rPr>
           <w:lang w:val="hi_IN" w:bidi="hi_IN"/>
         </w:rPr>
-      </w:r>
-    </w:p>
-    <w:p>
-      <w:pPr/>
-      <w:r>
-        <w:rPr>
-          <w:lang w:val="hi_IN" w:bidi="hi_IN"/>
-        </w:rPr>
-      </w:r>
-      <w:r>
-        <w:rPr>
-          <w:lang w:val="hi_IN" w:bidi="hi_IN"/>
-        </w:rPr>
         <w:t xml:space="preserve"> </w:t>
       </w:r>
       <w:r>
@@ -223,21 +210,6 @@
           <w:b/>
           <w:lang w:val="hi_IN" w:bidi="hi_IN"/>
         </w:rPr>
-        <w:t>Παῦλος</w:t>
-      </w:r>
-    </w:p>
-    <w:p>
-      <w:pPr/>
-      <w:r>
-        <w:rPr>
-          <w:lang w:val="hi_IN" w:bidi="hi_IN"/>
-        </w:rPr>
-      </w:r>
-      <w:r>
-        <w:rPr>
-          <w:b/>
-          <w:lang w:val="hi_IN" w:bidi="hi_IN"/>
-        </w:rPr>
         <w:t>"पौलुस"</w:t>
       </w:r>
     </w:p>
@@ -321,21 +293,6 @@
           <w:b/>
           <w:lang w:val="hi_IN" w:bidi="hi_IN"/>
         </w:rPr>
-        <w:t>δέσμιος Χριστοῦ Ἰησοῦ</w:t>
-      </w:r>
-    </w:p>
-    <w:p>
-      <w:pPr/>
-      <w:r>
-        <w:rPr>
-          <w:lang w:val="hi_IN" w:bidi="hi_IN"/>
-        </w:rPr>
-      </w:r>
-      <w:r>
-        <w:rPr>
-          <w:b/>
-          <w:lang w:val="hi_IN" w:bidi="hi_IN"/>
-        </w:rPr>
         <w:t>"जो मसीह यीशु कैदी है"</w:t>
       </w:r>
     </w:p>
@@ -475,21 +432,6 @@
           <w:b/>
           <w:lang w:val="hi_IN" w:bidi="hi_IN"/>
         </w:rPr>
-        <w:t>ὁ ἀδελφὸς</w:t>
-      </w:r>
-    </w:p>
-    <w:p>
-      <w:pPr/>
-      <w:r>
-        <w:rPr>
-          <w:lang w:val="hi_IN" w:bidi="hi_IN"/>
-        </w:rPr>
-      </w:r>
-      <w:r>
-        <w:rPr>
-          <w:b/>
-          <w:lang w:val="hi_IN" w:bidi="hi_IN"/>
-        </w:rPr>
         <w:t>"(हमारे) भाई"</w:t>
       </w:r>
     </w:p>
@@ -607,21 +549,6 @@
           <w:b/>
           <w:lang w:val="hi_IN" w:bidi="hi_IN"/>
         </w:rPr>
-        <w:t>Φιλήμονι</w:t>
-      </w:r>
-    </w:p>
-    <w:p>
-      <w:pPr/>
-      <w:r>
-        <w:rPr>
-          <w:lang w:val="hi_IN" w:bidi="hi_IN"/>
-        </w:rPr>
-      </w:r>
-      <w:r>
-        <w:rPr>
-          <w:b/>
-          <w:lang w:val="hi_IN" w:bidi="hi_IN"/>
-        </w:rPr>
         <w:t>"फिलेमोन"</w:t>
       </w:r>
     </w:p>
@@ -712,21 +639,6 @@
           <w:b/>
           <w:lang w:val="hi_IN" w:bidi="hi_IN"/>
         </w:rPr>
-        <w:t>Φιλήμονι</w:t>
-      </w:r>
-    </w:p>
-    <w:p>
-      <w:pPr/>
-      <w:r>
-        <w:rPr>
-          <w:lang w:val="hi_IN" w:bidi="hi_IN"/>
-        </w:rPr>
-      </w:r>
-      <w:r>
-        <w:rPr>
-          <w:b/>
-          <w:lang w:val="hi_IN" w:bidi="hi_IN"/>
-        </w:rPr>
         <w:t>"फिलेमोन"</w:t>
       </w:r>
     </w:p>
@@ -839,21 +751,6 @@
           <w:b/>
           <w:lang w:val="hi_IN" w:bidi="hi_IN"/>
         </w:rPr>
-        <w:t>ἡμῶν</w:t>
-      </w:r>
-    </w:p>
-    <w:p>
-      <w:pPr/>
-      <w:r>
-        <w:rPr>
-          <w:lang w:val="hi_IN" w:bidi="hi_IN"/>
-        </w:rPr>
-      </w:r>
-      <w:r>
-        <w:rPr>
-          <w:b/>
-          <w:lang w:val="hi_IN" w:bidi="hi_IN"/>
-        </w:rPr>
         <w:t>"की हमारे प्रिय"</w:t>
       </w:r>
     </w:p>
@@ -937,21 +834,6 @@
           <w:b/>
           <w:lang w:val="hi_IN" w:bidi="hi_IN"/>
         </w:rPr>
-        <w:t>καὶ συνεργῷ ἡμῶν</w:t>
-      </w:r>
-    </w:p>
-    <w:p>
-      <w:pPr/>
-      <w:r>
-        <w:rPr>
-          <w:lang w:val="hi_IN" w:bidi="hi_IN"/>
-        </w:rPr>
-      </w:r>
-      <w:r>
-        <w:rPr>
-          <w:b/>
-          <w:lang w:val="hi_IN" w:bidi="hi_IN"/>
-        </w:rPr>
         <w:t>"और"</w:t>
       </w:r>
       <w:r>
@@ -1028,21 +910,6 @@
           <w:b/>
           <w:lang w:val="hi_IN" w:bidi="hi_IN"/>
         </w:rPr>
-        <w:t>Ἀπφίᾳ</w:t>
-      </w:r>
-    </w:p>
-    <w:p>
-      <w:pPr/>
-      <w:r>
-        <w:rPr>
-          <w:lang w:val="hi_IN" w:bidi="hi_IN"/>
-        </w:rPr>
-      </w:r>
-      <w:r>
-        <w:rPr>
-          <w:b/>
-          <w:lang w:val="hi_IN" w:bidi="hi_IN"/>
-        </w:rPr>
         <w:t>"अफफिया"</w:t>
       </w:r>
     </w:p>
@@ -1133,21 +1000,6 @@
           <w:b/>
           <w:lang w:val="hi_IN" w:bidi="hi_IN"/>
         </w:rPr>
-        <w:t>τῇ ἀδελφῇ</w:t>
-      </w:r>
-    </w:p>
-    <w:p>
-      <w:pPr/>
-      <w:r>
-        <w:rPr>
-          <w:lang w:val="hi_IN" w:bidi="hi_IN"/>
-        </w:rPr>
-      </w:r>
-      <w:r>
-        <w:rPr>
-          <w:b/>
-          <w:lang w:val="hi_IN" w:bidi="hi_IN"/>
-        </w:rPr>
         <w:t>"(हमारी) बहन"</w:t>
       </w:r>
     </w:p>
@@ -1265,21 +1117,6 @@
           <w:b/>
           <w:lang w:val="hi_IN" w:bidi="hi_IN"/>
         </w:rPr>
-        <w:t>τῇ ἀδελφῇ</w:t>
-      </w:r>
-    </w:p>
-    <w:p>
-      <w:pPr/>
-      <w:r>
-        <w:rPr>
-          <w:lang w:val="hi_IN" w:bidi="hi_IN"/>
-        </w:rPr>
-      </w:r>
-      <w:r>
-        <w:rPr>
-          <w:b/>
-          <w:lang w:val="hi_IN" w:bidi="hi_IN"/>
-        </w:rPr>
         <w:t>"(हमारी) बहन"</w:t>
       </w:r>
     </w:p>
@@ -1376,21 +1213,6 @@
           <w:b/>
           <w:lang w:val="hi_IN" w:bidi="hi_IN"/>
         </w:rPr>
-        <w:t>ἡμῶν</w:t>
-      </w:r>
-    </w:p>
-    <w:p>
-      <w:pPr/>
-      <w:r>
-        <w:rPr>
-          <w:lang w:val="hi_IN" w:bidi="hi_IN"/>
-        </w:rPr>
-      </w:r>
-      <w:r>
-        <w:rPr>
-          <w:b/>
-          <w:lang w:val="hi_IN" w:bidi="hi_IN"/>
-        </w:rPr>
         <w:t>""</w:t>
       </w:r>
     </w:p>
@@ -1474,21 +1296,6 @@
           <w:b/>
           <w:lang w:val="hi_IN" w:bidi="hi_IN"/>
         </w:rPr>
-        <w:t>Ἀπφίᾳ &amp; Ἀρχίππῳ &amp; τῇ &amp; ἐκκλησίᾳ</w:t>
-      </w:r>
-    </w:p>
-    <w:p>
-      <w:pPr/>
-      <w:r>
-        <w:rPr>
-          <w:lang w:val="hi_IN" w:bidi="hi_IN"/>
-        </w:rPr>
-      </w:r>
-      <w:r>
-        <w:rPr>
-          <w:b/>
-          <w:lang w:val="hi_IN" w:bidi="hi_IN"/>
-        </w:rPr>
         <w:t>"अफफिया"</w:t>
       </w:r>
       <w:r>
@@ -1625,21 +1432,6 @@
           <w:b/>
           <w:lang w:val="hi_IN" w:bidi="hi_IN"/>
         </w:rPr>
-        <w:t>Ἀρχίππῳ</w:t>
-      </w:r>
-    </w:p>
-    <w:p>
-      <w:pPr/>
-      <w:r>
-        <w:rPr>
-          <w:lang w:val="hi_IN" w:bidi="hi_IN"/>
-        </w:rPr>
-      </w:r>
-      <w:r>
-        <w:rPr>
-          <w:b/>
-          <w:lang w:val="hi_IN" w:bidi="hi_IN"/>
-        </w:rPr>
         <w:t>"अरखिप्पुस"</w:t>
       </w:r>
     </w:p>
@@ -1723,21 +1515,6 @@
           <w:b/>
           <w:lang w:val="hi_IN" w:bidi="hi_IN"/>
         </w:rPr>
-        <w:t>τῷ συνστρατιώτῃ ἡμῶν</w:t>
-      </w:r>
-    </w:p>
-    <w:p>
-      <w:pPr/>
-      <w:r>
-        <w:rPr>
-          <w:lang w:val="hi_IN" w:bidi="hi_IN"/>
-        </w:rPr>
-      </w:r>
-      <w:r>
-        <w:rPr>
-          <w:b/>
-          <w:lang w:val="hi_IN" w:bidi="hi_IN"/>
-        </w:rPr>
         <w:t>"हमारे साथी योद्धा"</w:t>
       </w:r>
     </w:p>
@@ -1821,21 +1598,6 @@
           <w:b/>
           <w:lang w:val="hi_IN" w:bidi="hi_IN"/>
         </w:rPr>
-        <w:t>καὶ τῇ κατ’ οἶκόν σου ἐκκλησίᾳ</w:t>
-      </w:r>
-    </w:p>
-    <w:p>
-      <w:pPr/>
-      <w:r>
-        <w:rPr>
-          <w:lang w:val="hi_IN" w:bidi="hi_IN"/>
-        </w:rPr>
-      </w:r>
-      <w:r>
-        <w:rPr>
-          <w:b/>
-          <w:lang w:val="hi_IN" w:bidi="hi_IN"/>
-        </w:rPr>
         <w:t>"फिलेमोन के घर की कलीसिया के नाम"</w:t>
       </w:r>
     </w:p>
@@ -1912,21 +1674,6 @@
           <w:b/>
           <w:lang w:val="hi_IN" w:bidi="hi_IN"/>
         </w:rPr>
-        <w:t>χάρις ὑμῖν καὶ εἰρήνη, ἀπὸ Θεοῦ Πατρὸς ἡμῶν καὶ Κυρίου ἡμῶν Ἰησοῦ Χριστοῦ</w:t>
-      </w:r>
-    </w:p>
-    <w:p>
-      <w:pPr/>
-      <w:r>
-        <w:rPr>
-          <w:lang w:val="hi_IN" w:bidi="hi_IN"/>
-        </w:rPr>
-      </w:r>
-      <w:r>
-        <w:rPr>
-          <w:b/>
-          <w:lang w:val="hi_IN" w:bidi="hi_IN"/>
-        </w:rPr>
         <w:t>""</w:t>
       </w:r>
     </w:p>
@@ -1990,21 +1737,6 @@
           <w:b/>
           <w:lang w:val="hi_IN" w:bidi="hi_IN"/>
         </w:rPr>
-        <w:t>χάρις ὑμῖν καὶ εἰρήνη, ἀπὸ Θεοῦ Πατρὸς ἡμῶν καὶ Κυρίου ἡμῶν Ἰησοῦ Χριστοῦ.</w:t>
-      </w:r>
-    </w:p>
-    <w:p>
-      <w:pPr/>
-      <w:r>
-        <w:rPr>
-          <w:lang w:val="hi_IN" w:bidi="hi_IN"/>
-        </w:rPr>
-      </w:r>
-      <w:r>
-        <w:rPr>
-          <w:b/>
-          <w:lang w:val="hi_IN" w:bidi="hi_IN"/>
-        </w:rPr>
         <w:t>"हमारे पिता परमेश्वर और प्रभु यीशु मसीह की ओर से अनुग्रह और शान्ति तुम्हें मिलती रहे"</w:t>
       </w:r>
     </w:p>
@@ -2114,21 +1846,6 @@
           <w:b/>
           <w:lang w:val="hi_IN" w:bidi="hi_IN"/>
         </w:rPr>
-        <w:t>ἡμῶν &amp; ἡμῶν</w:t>
-      </w:r>
-    </w:p>
-    <w:p>
-      <w:pPr/>
-      <w:r>
-        <w:rPr>
-          <w:lang w:val="hi_IN" w:bidi="hi_IN"/>
-        </w:rPr>
-      </w:r>
-      <w:r>
-        <w:rPr>
-          <w:b/>
-          <w:lang w:val="hi_IN" w:bidi="hi_IN"/>
-        </w:rPr>
         <w:t>"हमारे पिता परमेश्वर"</w:t>
       </w:r>
     </w:p>
@@ -2310,21 +2027,6 @@
           <w:b/>
           <w:lang w:val="hi_IN" w:bidi="hi_IN"/>
         </w:rPr>
-        <w:t>Πατρὸς</w:t>
-      </w:r>
-    </w:p>
-    <w:p>
-      <w:pPr/>
-      <w:r>
-        <w:rPr>
-          <w:lang w:val="hi_IN" w:bidi="hi_IN"/>
-        </w:rPr>
-      </w:r>
-      <w:r>
-        <w:rPr>
-          <w:b/>
-          <w:lang w:val="hi_IN" w:bidi="hi_IN"/>
-        </w:rPr>
         <w:t>"हमारे पिता"</w:t>
       </w:r>
     </w:p>
@@ -2408,21 +2110,6 @@
           <w:b/>
           <w:lang w:val="hi_IN" w:bidi="hi_IN"/>
         </w:rPr>
-        <w:t>σου</w:t>
-      </w:r>
-    </w:p>
-    <w:p>
-      <w:pPr/>
-      <w:r>
-        <w:rPr>
-          <w:lang w:val="hi_IN" w:bidi="hi_IN"/>
-        </w:rPr>
-      </w:r>
-      <w:r>
-        <w:rPr>
-          <w:b/>
-          <w:lang w:val="hi_IN" w:bidi="hi_IN"/>
-        </w:rPr>
         <w:t>"तुझे"</w:t>
       </w:r>
     </w:p>
@@ -2519,21 +2206,6 @@
           <w:b/>
           <w:lang w:val="hi_IN" w:bidi="hi_IN"/>
         </w:rPr>
-        <w:t>ἀκούων σου τὴν ἀγάπην καὶ τὴν πίστιν, ἣν ἔχεις πρὸς τὸν Κύριον Ἰησοῦν, καὶ εἰς πάντας τοὺς ἁγίους</w:t>
-      </w:r>
-    </w:p>
-    <w:p>
-      <w:pPr/>
-      <w:r>
-        <w:rPr>
-          <w:lang w:val="hi_IN" w:bidi="hi_IN"/>
-        </w:rPr>
-      </w:r>
-      <w:r>
-        <w:rPr>
-          <w:b/>
-          <w:lang w:val="hi_IN" w:bidi="hi_IN"/>
-        </w:rPr>
         <w:t>"क्योंकि मैं तेरे उस प्रेम और विश्वास की चर्चा सुनकर, जो प्रभु यीशु पर और सब पवित्र लोगों के साथ है"</w:t>
       </w:r>
     </w:p>
@@ -2651,21 +2323,6 @@
           <w:b/>
           <w:lang w:val="hi_IN" w:bidi="hi_IN"/>
         </w:rPr>
-        <w:t>ἀκούων σου τὴν ἀγάπην καὶ τὴν πίστιν, ἣν ἔχεις πρὸς τὸν Κύριον Ἰησοῦν, καὶ εἰς πάντας τοὺς ἁγίους</w:t>
-      </w:r>
-    </w:p>
-    <w:p>
-      <w:pPr/>
-      <w:r>
-        <w:rPr>
-          <w:lang w:val="hi_IN" w:bidi="hi_IN"/>
-        </w:rPr>
-      </w:r>
-      <w:r>
-        <w:rPr>
-          <w:b/>
-          <w:lang w:val="hi_IN" w:bidi="hi_IN"/>
-        </w:rPr>
         <w:t>"क्योंकि मैं तेरे उस प्रेम और विश्वास की चर्चा सुनकर, जो प्रभु यीशु पर और सब पवित्र लोगों के साथ है"</w:t>
       </w:r>
     </w:p>
@@ -2757,21 +2414,6 @@
           <w:b/>
           <w:lang w:val="hi_IN" w:bidi="hi_IN"/>
         </w:rPr>
-        <w:t>σου &amp; ἔχεις</w:t>
-      </w:r>
-    </w:p>
-    <w:p>
-      <w:pPr/>
-      <w:r>
-        <w:rPr>
-          <w:lang w:val="hi_IN" w:bidi="hi_IN"/>
-        </w:rPr>
-      </w:r>
-      <w:r>
-        <w:rPr>
-          <w:b/>
-          <w:lang w:val="hi_IN" w:bidi="hi_IN"/>
-        </w:rPr>
         <w:t>"तेरे"</w:t>
       </w:r>
       <w:r>
@@ -2874,21 +2516,6 @@
           <w:b/>
           <w:lang w:val="hi_IN" w:bidi="hi_IN"/>
         </w:rPr>
-        <w:t>ὅπως</w:t>
-      </w:r>
-    </w:p>
-    <w:p>
-      <w:pPr/>
-      <w:r>
-        <w:rPr>
-          <w:lang w:val="hi_IN" w:bidi="hi_IN"/>
-        </w:rPr>
-      </w:r>
-      <w:r>
-        <w:rPr>
-          <w:b/>
-          <w:lang w:val="hi_IN" w:bidi="hi_IN"/>
-        </w:rPr>
         <w:t>"कि"</w:t>
       </w:r>
     </w:p>
@@ -2993,21 +2620,6 @@
           <w:b/>
           <w:lang w:val="hi_IN" w:bidi="hi_IN"/>
         </w:rPr>
-        <w:t>ἡ κοινωνία τῆς πίστεώς σου</w:t>
-      </w:r>
-    </w:p>
-    <w:p>
-      <w:pPr/>
-      <w:r>
-        <w:rPr>
-          <w:lang w:val="hi_IN" w:bidi="hi_IN"/>
-        </w:rPr>
-      </w:r>
-      <w:r>
-        <w:rPr>
-          <w:b/>
-          <w:lang w:val="hi_IN" w:bidi="hi_IN"/>
-        </w:rPr>
         <w:t>"विश्वास"</w:t>
       </w:r>
       <w:r>
@@ -3097,21 +2709,6 @@
           <w:b/>
           <w:lang w:val="hi_IN" w:bidi="hi_IN"/>
         </w:rPr>
-        <w:t>ἡ κοινωνία τῆς πίστεώς σου, ἐνεργὴς γένηται ἐν ἐπιγνώσει παντὸς ἀγαθοῦ τοῦ ἐν ἡμῖν εἰς Χριστόν.</w:t>
-      </w:r>
-    </w:p>
-    <w:p>
-      <w:pPr/>
-      <w:r>
-        <w:rPr>
-          <w:lang w:val="hi_IN" w:bidi="hi_IN"/>
-        </w:rPr>
-      </w:r>
-      <w:r>
-        <w:rPr>
-          <w:b/>
-          <w:lang w:val="hi_IN" w:bidi="hi_IN"/>
-        </w:rPr>
         <w:t>"विश्वास में तुम्हारी सहभागिता हर अच्छी बात के ज्ञान के लिए प्रभावी हो जो मसीह में हमारे पास है"</w:t>
       </w:r>
     </w:p>
@@ -3229,21 +2826,6 @@
           <w:b/>
           <w:lang w:val="hi_IN" w:bidi="hi_IN"/>
         </w:rPr>
-        <w:t>ἐν ἐπιγνώσει παντὸς ἀγαθοῦ</w:t>
-      </w:r>
-    </w:p>
-    <w:p>
-      <w:pPr/>
-      <w:r>
-        <w:rPr>
-          <w:lang w:val="hi_IN" w:bidi="hi_IN"/>
-        </w:rPr>
-      </w:r>
-      <w:r>
-        <w:rPr>
-          <w:b/>
-          <w:lang w:val="hi_IN" w:bidi="hi_IN"/>
-        </w:rPr>
         <w:t>"करता"</w:t>
       </w:r>
       <w:r>
@@ -3333,21 +2915,6 @@
           <w:b/>
           <w:lang w:val="hi_IN" w:bidi="hi_IN"/>
         </w:rPr>
-        <w:t>εἰς Χριστόν</w:t>
-      </w:r>
-    </w:p>
-    <w:p>
-      <w:pPr/>
-      <w:r>
-        <w:rPr>
-          <w:lang w:val="hi_IN" w:bidi="hi_IN"/>
-        </w:rPr>
-      </w:r>
-      <w:r>
-        <w:rPr>
-          <w:b/>
-          <w:lang w:val="hi_IN" w:bidi="hi_IN"/>
-        </w:rPr>
         <w:t>"मसीह"</w:t>
       </w:r>
     </w:p>
@@ -3424,21 +2991,6 @@
           <w:b/>
           <w:lang w:val="hi_IN" w:bidi="hi_IN"/>
         </w:rPr>
-        <w:t>χαρὰν γὰρ πολλὴν ἔσχον καὶ παράκλησιν</w:t>
-      </w:r>
-    </w:p>
-    <w:p>
-      <w:pPr/>
-      <w:r>
-        <w:rPr>
-          <w:lang w:val="hi_IN" w:bidi="hi_IN"/>
-        </w:rPr>
-      </w:r>
-      <w:r>
-        <w:rPr>
-          <w:b/>
-          <w:lang w:val="hi_IN" w:bidi="hi_IN"/>
-        </w:rPr>
         <w:t>"क्योंकि ... मुझे ... बहुत आनन्द और शान्ति मिली है</w:t>
       </w:r>
     </w:p>
@@ -3564,21 +3116,6 @@
           <w:b/>
           <w:lang w:val="hi_IN" w:bidi="hi_IN"/>
         </w:rPr>
-        <w:t>ἐπὶ τῇ ἀγάπῃ σου</w:t>
-      </w:r>
-    </w:p>
-    <w:p>
-      <w:pPr/>
-      <w:r>
-        <w:rPr>
-          <w:lang w:val="hi_IN" w:bidi="hi_IN"/>
-        </w:rPr>
-      </w:r>
-      <w:r>
-        <w:rPr>
-          <w:b/>
-          <w:lang w:val="hi_IN" w:bidi="hi_IN"/>
-        </w:rPr>
         <w:t>"</w:t>
       </w:r>
       <w:r>
@@ -3689,21 +3226,6 @@
           <w:b/>
           <w:lang w:val="hi_IN" w:bidi="hi_IN"/>
         </w:rPr>
-        <w:t>τὰ σπλάγχνα τῶν ἁγίων ἀναπέπαυται διὰ σοῦ</w:t>
-      </w:r>
-    </w:p>
-    <w:p>
-      <w:pPr/>
-      <w:r>
-        <w:rPr>
-          <w:lang w:val="hi_IN" w:bidi="hi_IN"/>
-        </w:rPr>
-      </w:r>
-      <w:r>
-        <w:rPr>
-          <w:b/>
-          <w:lang w:val="hi_IN" w:bidi="hi_IN"/>
-        </w:rPr>
         <w:t>"तेरे द्वारा पवित्र लोगों के मन हरे भरे हो गए हैं"</w:t>
       </w:r>
     </w:p>
@@ -3795,21 +3317,6 @@
           <w:b/>
           <w:lang w:val="hi_IN" w:bidi="hi_IN"/>
         </w:rPr>
-        <w:t>τὰ σπλάγχνα τῶν ἁγίων</w:t>
-      </w:r>
-    </w:p>
-    <w:p>
-      <w:pPr/>
-      <w:r>
-        <w:rPr>
-          <w:lang w:val="hi_IN" w:bidi="hi_IN"/>
-        </w:rPr>
-      </w:r>
-      <w:r>
-        <w:rPr>
-          <w:b/>
-          <w:lang w:val="hi_IN" w:bidi="hi_IN"/>
-        </w:rPr>
         <w:t>"तेरे द्वारा पवित्र के मन हरे भरे हो गए हैं"</w:t>
       </w:r>
     </w:p>
@@ -3893,21 +3400,6 @@
           <w:b/>
           <w:lang w:val="hi_IN" w:bidi="hi_IN"/>
         </w:rPr>
-        <w:t>τὰ σπλάγχνα τῶν ἁγίων ἀναπέπαυται διὰ σοῦ</w:t>
-      </w:r>
-    </w:p>
-    <w:p>
-      <w:pPr/>
-      <w:r>
-        <w:rPr>
-          <w:lang w:val="hi_IN" w:bidi="hi_IN"/>
-        </w:rPr>
-      </w:r>
-      <w:r>
-        <w:rPr>
-          <w:b/>
-          <w:lang w:val="hi_IN" w:bidi="hi_IN"/>
-        </w:rPr>
         <w:t>"तेरे द्वारा पवित्र लोगों के मन हरे भरे हो गए हैं"</w:t>
       </w:r>
     </w:p>
@@ -4004,21 +3496,6 @@
           <w:b/>
           <w:lang w:val="hi_IN" w:bidi="hi_IN"/>
         </w:rPr>
-        <w:t>σοῦ, ἀδελφέ</w:t>
-      </w:r>
-    </w:p>
-    <w:p>
-      <w:pPr/>
-      <w:r>
-        <w:rPr>
-          <w:lang w:val="hi_IN" w:bidi="hi_IN"/>
-        </w:rPr>
-      </w:r>
-      <w:r>
-        <w:rPr>
-          <w:b/>
-          <w:lang w:val="hi_IN" w:bidi="hi_IN"/>
-        </w:rPr>
         <w:t>"भाई,"</w:t>
       </w:r>
       <w:r>
@@ -4171,21 +3648,6 @@
           <w:b/>
           <w:lang w:val="hi_IN" w:bidi="hi_IN"/>
         </w:rPr>
-        <w:t>πολλὴν ἐν Χριστῷ παρρησίαν</w:t>
-      </w:r>
-    </w:p>
-    <w:p>
-      <w:pPr/>
-      <w:r>
-        <w:rPr>
-          <w:lang w:val="hi_IN" w:bidi="hi_IN"/>
-        </w:rPr>
-      </w:r>
-      <w:r>
-        <w:rPr>
-          <w:b/>
-          <w:lang w:val="hi_IN" w:bidi="hi_IN"/>
-        </w:rPr>
         <w:t>"मसीह में बड़ा साहस है"</w:t>
       </w:r>
     </w:p>
@@ -4249,21 +3711,6 @@
           <w:b/>
           <w:lang w:val="hi_IN" w:bidi="hi_IN"/>
         </w:rPr>
-        <w:t>διό</w:t>
-      </w:r>
-    </w:p>
-    <w:p>
-      <w:pPr/>
-      <w:r>
-        <w:rPr>
-          <w:lang w:val="hi_IN" w:bidi="hi_IN"/>
-        </w:rPr>
-      </w:r>
-      <w:r>
-        <w:rPr>
-          <w:b/>
-          <w:lang w:val="hi_IN" w:bidi="hi_IN"/>
-        </w:rPr>
         <w:t>"इसलिए"</w:t>
       </w:r>
     </w:p>
@@ -4362,21 +3809,6 @@
           <w:b/>
           <w:lang w:val="hi_IN" w:bidi="hi_IN"/>
         </w:rPr>
-        <w:t>διὰ τὴν ἀγάπην</w:t>
-      </w:r>
-    </w:p>
-    <w:p>
-      <w:pPr/>
-      <w:r>
-        <w:rPr>
-          <w:lang w:val="hi_IN" w:bidi="hi_IN"/>
-        </w:rPr>
-      </w:r>
-      <w:r>
-        <w:rPr>
-          <w:b/>
-          <w:lang w:val="hi_IN" w:bidi="hi_IN"/>
-        </w:rPr>
         <w:t>"के लिये"</w:t>
       </w:r>
       <w:r>
@@ -4466,21 +3898,6 @@
           <w:b/>
           <w:lang w:val="hi_IN" w:bidi="hi_IN"/>
         </w:rPr>
-        <w:t>δέσμιος Χριστοῦ Ἰησοῦ</w:t>
-      </w:r>
-    </w:p>
-    <w:p>
-      <w:pPr/>
-      <w:r>
-        <w:rPr>
-          <w:lang w:val="hi_IN" w:bidi="hi_IN"/>
-        </w:rPr>
-      </w:r>
-      <w:r>
-        <w:rPr>
-          <w:b/>
-          <w:lang w:val="hi_IN" w:bidi="hi_IN"/>
-        </w:rPr>
         <w:t>"मसीह यीशु के लिये कैदी हूँ (मसीह यीशु का कैदी हूँ)"</w:t>
       </w:r>
     </w:p>
@@ -4552,21 +3969,6 @@
           <w:b/>
           <w:lang w:val="hi_IN" w:bidi="hi_IN"/>
         </w:rPr>
-        <w:t>Ὀνήσιμον</w:t>
-      </w:r>
-    </w:p>
-    <w:p>
-      <w:pPr/>
-      <w:r>
-        <w:rPr>
-          <w:lang w:val="hi_IN" w:bidi="hi_IN"/>
-        </w:rPr>
-      </w:r>
-      <w:r>
-        <w:rPr>
-          <w:b/>
-          <w:lang w:val="hi_IN" w:bidi="hi_IN"/>
-        </w:rPr>
         <w:t>""</w:t>
       </w:r>
     </w:p>
@@ -4630,21 +4032,6 @@
           <w:b/>
           <w:lang w:val="hi_IN" w:bidi="hi_IN"/>
         </w:rPr>
-        <w:t>Ὀνήσιμον</w:t>
-      </w:r>
-    </w:p>
-    <w:p>
-      <w:pPr/>
-      <w:r>
-        <w:rPr>
-          <w:lang w:val="hi_IN" w:bidi="hi_IN"/>
-        </w:rPr>
-      </w:r>
-      <w:r>
-        <w:rPr>
-          <w:b/>
-          <w:lang w:val="hi_IN" w:bidi="hi_IN"/>
-        </w:rPr>
         <w:t>"उनेसिमुस"</w:t>
       </w:r>
     </w:p>
@@ -4735,21 +4122,6 @@
           <w:b/>
           <w:lang w:val="hi_IN" w:bidi="hi_IN"/>
         </w:rPr>
-        <w:t>ὃν ἐγέννησα</w:t>
-      </w:r>
-    </w:p>
-    <w:p>
-      <w:pPr/>
-      <w:r>
-        <w:rPr>
-          <w:lang w:val="hi_IN" w:bidi="hi_IN"/>
-        </w:rPr>
-      </w:r>
-      <w:r>
-        <w:rPr>
-          <w:b/>
-          <w:lang w:val="hi_IN" w:bidi="hi_IN"/>
-        </w:rPr>
         <w:t>"के लिये"</w:t>
       </w:r>
       <w:r>
@@ -4846,21 +4218,6 @@
           <w:b/>
           <w:lang w:val="hi_IN" w:bidi="hi_IN"/>
         </w:rPr>
-        <w:t>ἐν τοῖς δεσμοῖς</w:t>
-      </w:r>
-    </w:p>
-    <w:p>
-      <w:pPr/>
-      <w:r>
-        <w:rPr>
-          <w:lang w:val="hi_IN" w:bidi="hi_IN"/>
-        </w:rPr>
-      </w:r>
-      <w:r>
-        <w:rPr>
-          <w:b/>
-          <w:lang w:val="hi_IN" w:bidi="hi_IN"/>
-        </w:rPr>
         <w:t>"मुझसे मेरी कैद में"</w:t>
       </w:r>
     </w:p>
@@ -4944,21 +4301,6 @@
           <w:b/>
           <w:lang w:val="hi_IN" w:bidi="hi_IN"/>
         </w:rPr>
-        <w:t>ὃν ἀνέπεμψά σοι</w:t>
-      </w:r>
-    </w:p>
-    <w:p>
-      <w:pPr/>
-      <w:r>
-        <w:rPr>
-          <w:lang w:val="hi_IN" w:bidi="hi_IN"/>
-        </w:rPr>
-      </w:r>
-      <w:r>
-        <w:rPr>
-          <w:b/>
-          <w:lang w:val="hi_IN" w:bidi="hi_IN"/>
-        </w:rPr>
         <w:t>"अर्थात् जो"</w:t>
       </w:r>
       <w:r>
@@ -5048,21 +4390,6 @@
           <w:b/>
           <w:lang w:val="hi_IN" w:bidi="hi_IN"/>
         </w:rPr>
-        <w:t>τοῦτ’ ἔστιν τὰ ἐμὰ σπλάγχνα</w:t>
-      </w:r>
-    </w:p>
-    <w:p>
-      <w:pPr/>
-      <w:r>
-        <w:rPr>
-          <w:lang w:val="hi_IN" w:bidi="hi_IN"/>
-        </w:rPr>
-      </w:r>
-      <w:r>
-        <w:rPr>
-          <w:b/>
-          <w:lang w:val="hi_IN" w:bidi="hi_IN"/>
-        </w:rPr>
         <w:t>"जो मेरे हृदय का टुकड़ा है"</w:t>
       </w:r>
     </w:p>
@@ -5167,21 +4494,6 @@
           <w:b/>
           <w:lang w:val="hi_IN" w:bidi="hi_IN"/>
         </w:rPr>
-        <w:t>τὰ ἐμὰ σπλάγχνα</w:t>
-      </w:r>
-    </w:p>
-    <w:p>
-      <w:pPr/>
-      <w:r>
-        <w:rPr>
-          <w:lang w:val="hi_IN" w:bidi="hi_IN"/>
-        </w:rPr>
-      </w:r>
-      <w:r>
-        <w:rPr>
-          <w:b/>
-          <w:lang w:val="hi_IN" w:bidi="hi_IN"/>
-        </w:rPr>
         <w:t>"मेरे हृदय का टुकड़ा"</w:t>
       </w:r>
     </w:p>
@@ -5273,21 +4585,6 @@
           <w:b/>
           <w:lang w:val="hi_IN" w:bidi="hi_IN"/>
         </w:rPr>
-        <w:t>ἵνα ὑπὲρ σοῦ μοι διακονῇ</w:t>
-      </w:r>
-    </w:p>
-    <w:p>
-      <w:pPr/>
-      <w:r>
-        <w:rPr>
-          <w:lang w:val="hi_IN" w:bidi="hi_IN"/>
-        </w:rPr>
-      </w:r>
-      <w:r>
-        <w:rPr>
-          <w:b/>
-          <w:lang w:val="hi_IN" w:bidi="hi_IN"/>
-        </w:rPr>
         <w:t>"कि तेरी ओर से"</w:t>
       </w:r>
       <w:r>
@@ -5364,21 +4661,6 @@
           <w:b/>
           <w:lang w:val="hi_IN" w:bidi="hi_IN"/>
         </w:rPr>
-        <w:t>ἐν τοῖς δεσμοῖς</w:t>
-      </w:r>
-    </w:p>
-    <w:p>
-      <w:pPr/>
-      <w:r>
-        <w:rPr>
-          <w:lang w:val="hi_IN" w:bidi="hi_IN"/>
-        </w:rPr>
-      </w:r>
-      <w:r>
-        <w:rPr>
-          <w:b/>
-          <w:lang w:val="hi_IN" w:bidi="hi_IN"/>
-        </w:rPr>
         <w:t>"इस कैद में"</w:t>
       </w:r>
     </w:p>
@@ -5462,21 +4744,6 @@
           <w:b/>
           <w:lang w:val="hi_IN" w:bidi="hi_IN"/>
         </w:rPr>
-        <w:t>ἐν τοῖς δεσμοῖς τοῦ εὐαγγελίου</w:t>
-      </w:r>
-    </w:p>
-    <w:p>
-      <w:pPr/>
-      <w:r>
-        <w:rPr>
-          <w:lang w:val="hi_IN" w:bidi="hi_IN"/>
-        </w:rPr>
-      </w:r>
-      <w:r>
-        <w:rPr>
-          <w:b/>
-          <w:lang w:val="hi_IN" w:bidi="hi_IN"/>
-        </w:rPr>
         <w:t>"कैद में जो सुसमाचार के कारण है"</w:t>
       </w:r>
     </w:p>
@@ -5581,21 +4848,6 @@
           <w:b/>
           <w:lang w:val="hi_IN" w:bidi="hi_IN"/>
         </w:rPr>
-        <w:t>ἵνα μὴ ὡς κατὰ ἀνάγκην τὸ ἀγαθόν σου ᾖ</w:t>
-      </w:r>
-    </w:p>
-    <w:p>
-      <w:pPr/>
-      <w:r>
-        <w:rPr>
-          <w:lang w:val="hi_IN" w:bidi="hi_IN"/>
-        </w:rPr>
-      </w:r>
-      <w:r>
-        <w:rPr>
-          <w:b/>
-          <w:lang w:val="hi_IN" w:bidi="hi_IN"/>
-        </w:rPr>
         <w:t>"चाहा"</w:t>
       </w:r>
       <w:r>
@@ -5685,21 +4937,6 @@
           <w:b/>
           <w:lang w:val="hi_IN" w:bidi="hi_IN"/>
         </w:rPr>
-        <w:t>ἀλλὰ κατὰ ἑκούσιον.</w:t>
-      </w:r>
-    </w:p>
-    <w:p>
-      <w:pPr/>
-      <w:r>
-        <w:rPr>
-          <w:lang w:val="hi_IN" w:bidi="hi_IN"/>
-        </w:rPr>
-      </w:r>
-      <w:r>
-        <w:rPr>
-          <w:b/>
-          <w:lang w:val="hi_IN" w:bidi="hi_IN"/>
-        </w:rPr>
         <w:t>"पर आनन्द से हो"</w:t>
       </w:r>
     </w:p>
@@ -5804,21 +5041,6 @@
           <w:b/>
           <w:lang w:val="hi_IN" w:bidi="hi_IN"/>
         </w:rPr>
-        <w:t>τάχα γὰρ διὰ τοῦτο, ἐχωρίσθη πρὸς ὥραν, ἵνα</w:t>
-      </w:r>
-    </w:p>
-    <w:p>
-      <w:pPr/>
-      <w:r>
-        <w:rPr>
-          <w:lang w:val="hi_IN" w:bidi="hi_IN"/>
-        </w:rPr>
-      </w:r>
-      <w:r>
-        <w:rPr>
-          <w:b/>
-          <w:lang w:val="hi_IN" w:bidi="hi_IN"/>
-        </w:rPr>
         <w:t>"क्योंकि क्या जाने वह तुझ से कुछ दिन तक के लिये इसी कारण अलग हुआ कि"</w:t>
       </w:r>
     </w:p>
@@ -5930,21 +5152,6 @@
           <w:b/>
           <w:lang w:val="hi_IN" w:bidi="hi_IN"/>
         </w:rPr>
-        <w:t>πρὸς ὥραν</w:t>
-      </w:r>
-    </w:p>
-    <w:p>
-      <w:pPr/>
-      <w:r>
-        <w:rPr>
-          <w:lang w:val="hi_IN" w:bidi="hi_IN"/>
-        </w:rPr>
-      </w:r>
-      <w:r>
-        <w:rPr>
-          <w:b/>
-          <w:lang w:val="hi_IN" w:bidi="hi_IN"/>
-        </w:rPr>
         <w:t>"कुछ दिन तक के लिये"</w:t>
       </w:r>
     </w:p>
@@ -6049,21 +5256,6 @@
           <w:b/>
           <w:lang w:val="hi_IN" w:bidi="hi_IN"/>
         </w:rPr>
-        <w:t>ὑπὲρ δοῦλον</w:t>
-      </w:r>
-    </w:p>
-    <w:p>
-      <w:pPr/>
-      <w:r>
-        <w:rPr>
-          <w:lang w:val="hi_IN" w:bidi="hi_IN"/>
-        </w:rPr>
-      </w:r>
-      <w:r>
-        <w:rPr>
-          <w:b/>
-          <w:lang w:val="hi_IN" w:bidi="hi_IN"/>
-        </w:rPr>
         <w:t>"दास भी उत्तम"</w:t>
       </w:r>
     </w:p>
@@ -6127,21 +5319,6 @@
           <w:b/>
           <w:lang w:val="hi_IN" w:bidi="hi_IN"/>
         </w:rPr>
-        <w:t>οὐκέτι ὡς δοῦλον</w:t>
-      </w:r>
-    </w:p>
-    <w:p>
-      <w:pPr/>
-      <w:r>
-        <w:rPr>
-          <w:lang w:val="hi_IN" w:bidi="hi_IN"/>
-        </w:rPr>
-      </w:r>
-      <w:r>
-        <w:rPr>
-          <w:b/>
-          <w:lang w:val="hi_IN" w:bidi="hi_IN"/>
-        </w:rPr>
         <w:t>"अब से दास के समान नहीं"</w:t>
       </w:r>
     </w:p>
@@ -6226,21 +5403,6 @@
           <w:b/>
           <w:lang w:val="hi_IN" w:bidi="hi_IN"/>
         </w:rPr>
-        <w:t>ὑπὲρ δοῦλον</w:t>
-      </w:r>
-    </w:p>
-    <w:p>
-      <w:pPr/>
-      <w:r>
-        <w:rPr>
-          <w:lang w:val="hi_IN" w:bidi="hi_IN"/>
-        </w:rPr>
-      </w:r>
-      <w:r>
-        <w:rPr>
-          <w:b/>
-          <w:lang w:val="hi_IN" w:bidi="hi_IN"/>
-        </w:rPr>
         <w:t>"दास से भी उत्तम"</w:t>
       </w:r>
     </w:p>
@@ -6304,21 +5466,6 @@
           <w:b/>
           <w:lang w:val="hi_IN" w:bidi="hi_IN"/>
         </w:rPr>
-        <w:t>ἀδελφὸν ἀγαπητόν</w:t>
-      </w:r>
-    </w:p>
-    <w:p>
-      <w:pPr/>
-      <w:r>
-        <w:rPr>
-          <w:lang w:val="hi_IN" w:bidi="hi_IN"/>
-        </w:rPr>
-      </w:r>
-      <w:r>
-        <w:rPr>
-          <w:b/>
-          <w:lang w:val="hi_IN" w:bidi="hi_IN"/>
-        </w:rPr>
         <w:t>"अर्थात् भाई"</w:t>
       </w:r>
     </w:p>
@@ -6382,21 +5529,6 @@
           <w:b/>
           <w:lang w:val="hi_IN" w:bidi="hi_IN"/>
         </w:rPr>
-        <w:t>ἀγαπητόν</w:t>
-      </w:r>
-    </w:p>
-    <w:p>
-      <w:pPr/>
-      <w:r>
-        <w:rPr>
-          <w:lang w:val="hi_IN" w:bidi="hi_IN"/>
-        </w:rPr>
-      </w:r>
-      <w:r>
-        <w:rPr>
-          <w:b/>
-          <w:lang w:val="hi_IN" w:bidi="hi_IN"/>
-        </w:rPr>
         <w:t>"प्रिय"</w:t>
       </w:r>
     </w:p>
@@ -6460,21 +5592,6 @@
           <w:b/>
           <w:lang w:val="hi_IN" w:bidi="hi_IN"/>
         </w:rPr>
-        <w:t>ἐν Κυρίῳ</w:t>
-      </w:r>
-    </w:p>
-    <w:p>
-      <w:pPr/>
-      <w:r>
-        <w:rPr>
-          <w:lang w:val="hi_IN" w:bidi="hi_IN"/>
-        </w:rPr>
-      </w:r>
-      <w:r>
-        <w:rPr>
-          <w:b/>
-          <w:lang w:val="hi_IN" w:bidi="hi_IN"/>
-        </w:rPr>
         <w:t>"प्रभु में"</w:t>
       </w:r>
       <w:r>
@@ -6551,21 +5668,6 @@
           <w:b/>
           <w:lang w:val="hi_IN" w:bidi="hi_IN"/>
         </w:rPr>
-        <w:t>εἰ &amp; με ἔχεις κοινωνόν</w:t>
-      </w:r>
-    </w:p>
-    <w:p>
-      <w:pPr/>
-      <w:r>
-        <w:rPr>
-          <w:lang w:val="hi_IN" w:bidi="hi_IN"/>
-        </w:rPr>
-      </w:r>
-      <w:r>
-        <w:rPr>
-          <w:b/>
-          <w:lang w:val="hi_IN" w:bidi="hi_IN"/>
-        </w:rPr>
         <w:t>""</w:t>
       </w:r>
     </w:p>
@@ -6629,21 +5731,6 @@
           <w:b/>
           <w:lang w:val="hi_IN" w:bidi="hi_IN"/>
         </w:rPr>
-        <w:t>οὖν</w:t>
-      </w:r>
-    </w:p>
-    <w:p>
-      <w:pPr/>
-      <w:r>
-        <w:rPr>
-          <w:lang w:val="hi_IN" w:bidi="hi_IN"/>
-        </w:rPr>
-      </w:r>
-      <w:r>
-        <w:rPr>
-          <w:b/>
-          <w:lang w:val="hi_IN" w:bidi="hi_IN"/>
-        </w:rPr>
         <w:t>"यदि"</w:t>
       </w:r>
     </w:p>
@@ -6761,21 +5848,6 @@
           <w:b/>
           <w:lang w:val="hi_IN" w:bidi="hi_IN"/>
         </w:rPr>
-        <w:t>προσλαβοῦ αὐτὸν ὡς ἐμέ.</w:t>
-      </w:r>
-    </w:p>
-    <w:p>
-      <w:pPr/>
-      <w:r>
-        <w:rPr>
-          <w:lang w:val="hi_IN" w:bidi="hi_IN"/>
-        </w:rPr>
-      </w:r>
-      <w:r>
-        <w:rPr>
-          <w:b/>
-          <w:lang w:val="hi_IN" w:bidi="hi_IN"/>
-        </w:rPr>
         <w:t>"उसे इस प्रकार ग्रहण कर जैसे मुझे"</w:t>
       </w:r>
     </w:p>
@@ -6859,21 +5931,6 @@
           <w:b/>
           <w:lang w:val="hi_IN" w:bidi="hi_IN"/>
         </w:rPr>
-        <w:t>εἰ δέ τι ἠδίκησέν σε ἢ ὀφείλει</w:t>
-      </w:r>
-    </w:p>
-    <w:p>
-      <w:pPr/>
-      <w:r>
-        <w:rPr>
-          <w:lang w:val="hi_IN" w:bidi="hi_IN"/>
-        </w:rPr>
-      </w:r>
-      <w:r>
-        <w:rPr>
-          <w:b/>
-          <w:lang w:val="hi_IN" w:bidi="hi_IN"/>
-        </w:rPr>
         <w:t>"और यदि उसने तेरी कुछ हानि की है, या उस पर तेरा कुछ आता है"</w:t>
       </w:r>
     </w:p>
@@ -6965,21 +6022,6 @@
           <w:b/>
           <w:lang w:val="hi_IN" w:bidi="hi_IN"/>
         </w:rPr>
-        <w:t>εἰ δέ τι ἠδίκησέν σε ἢ ὀφείλει</w:t>
-      </w:r>
-    </w:p>
-    <w:p>
-      <w:pPr/>
-      <w:r>
-        <w:rPr>
-          <w:lang w:val="hi_IN" w:bidi="hi_IN"/>
-        </w:rPr>
-      </w:r>
-      <w:r>
-        <w:rPr>
-          <w:b/>
-          <w:lang w:val="hi_IN" w:bidi="hi_IN"/>
-        </w:rPr>
         <w:t>"और यदि उसने तेरी कुछ हानि की है, या उस पर तेरा कुछ आता है"</w:t>
       </w:r>
     </w:p>
@@ -7077,21 +6119,6 @@
           <w:b/>
           <w:lang w:val="hi_IN" w:bidi="hi_IN"/>
         </w:rPr>
-        <w:t>τοῦτο ἐμοὶ ἐλλόγα.</w:t>
-      </w:r>
-    </w:p>
-    <w:p>
-      <w:pPr/>
-      <w:r>
-        <w:rPr>
-          <w:lang w:val="hi_IN" w:bidi="hi_IN"/>
-        </w:rPr>
-      </w:r>
-      <w:r>
-        <w:rPr>
-          <w:b/>
-          <w:lang w:val="hi_IN" w:bidi="hi_IN"/>
-        </w:rPr>
         <w:t>"तो मेरे नाम पर लिख ले"</w:t>
       </w:r>
     </w:p>
@@ -7163,21 +6190,6 @@
           <w:b/>
           <w:lang w:val="hi_IN" w:bidi="hi_IN"/>
         </w:rPr>
-        <w:t>ἐγὼ Παῦλος ἔγραψα τῇ ἐμῇ χειρί</w:t>
-      </w:r>
-    </w:p>
-    <w:p>
-      <w:pPr/>
-      <w:r>
-        <w:rPr>
-          <w:lang w:val="hi_IN" w:bidi="hi_IN"/>
-        </w:rPr>
-      </w:r>
-      <w:r>
-        <w:rPr>
-          <w:b/>
-          <w:lang w:val="hi_IN" w:bidi="hi_IN"/>
-        </w:rPr>
         <w:t>"मैं पौलुस अपने हाथ से लिखता हूँ, कि"</w:t>
       </w:r>
     </w:p>
@@ -7241,21 +6253,6 @@
           <w:b/>
           <w:lang w:val="hi_IN" w:bidi="hi_IN"/>
         </w:rPr>
-        <w:t>ἵνα μὴ λέγω σοι</w:t>
-      </w:r>
-    </w:p>
-    <w:p>
-      <w:pPr/>
-      <w:r>
-        <w:rPr>
-          <w:lang w:val="hi_IN" w:bidi="hi_IN"/>
-        </w:rPr>
-      </w:r>
-      <w:r>
-        <w:rPr>
-          <w:b/>
-          <w:lang w:val="hi_IN" w:bidi="hi_IN"/>
-        </w:rPr>
         <w:t>"इसके कहने की नहीं,"</w:t>
       </w:r>
       <w:r>
@@ -7352,21 +6349,6 @@
           <w:b/>
           <w:lang w:val="hi_IN" w:bidi="hi_IN"/>
         </w:rPr>
-        <w:t>καὶ σεαυτόν μοι προσοφείλεις</w:t>
-      </w:r>
-    </w:p>
-    <w:p>
-      <w:pPr/>
-      <w:r>
-        <w:rPr>
-          <w:lang w:val="hi_IN" w:bidi="hi_IN"/>
-        </w:rPr>
-      </w:r>
-      <w:r>
-        <w:rPr>
-          <w:b/>
-          <w:lang w:val="hi_IN" w:bidi="hi_IN"/>
-        </w:rPr>
         <w:t>"आप"</w:t>
       </w:r>
       <w:r>
@@ -7463,21 +6445,6 @@
           <w:b/>
           <w:lang w:val="hi_IN" w:bidi="hi_IN"/>
         </w:rPr>
-        <w:t>ἀδελφέ</w:t>
-      </w:r>
-    </w:p>
-    <w:p>
-      <w:pPr/>
-      <w:r>
-        <w:rPr>
-          <w:lang w:val="hi_IN" w:bidi="hi_IN"/>
-        </w:rPr>
-      </w:r>
-      <w:r>
-        <w:rPr>
-          <w:b/>
-          <w:lang w:val="hi_IN" w:bidi="hi_IN"/>
-        </w:rPr>
         <w:t>"भाई"</w:t>
       </w:r>
     </w:p>
@@ -7582,21 +6549,6 @@
           <w:b/>
           <w:lang w:val="hi_IN" w:bidi="hi_IN"/>
         </w:rPr>
-        <w:t>ἐν Κυρίῳ</w:t>
-      </w:r>
-    </w:p>
-    <w:p>
-      <w:pPr/>
-      <w:r>
-        <w:rPr>
-          <w:lang w:val="hi_IN" w:bidi="hi_IN"/>
-        </w:rPr>
-      </w:r>
-      <w:r>
-        <w:rPr>
-          <w:b/>
-          <w:lang w:val="hi_IN" w:bidi="hi_IN"/>
-        </w:rPr>
         <w:t>"प्रभु में"</w:t>
       </w:r>
     </w:p>
@@ -7714,21 +6666,6 @@
           <w:b/>
           <w:lang w:val="hi_IN" w:bidi="hi_IN"/>
         </w:rPr>
-        <w:t>ἀνάπαυσόν μου τὰ σπλάγχνα ἐν Χριστῷ</w:t>
-      </w:r>
-    </w:p>
-    <w:p>
-      <w:pPr/>
-      <w:r>
-        <w:rPr>
-          <w:lang w:val="hi_IN" w:bidi="hi_IN"/>
-        </w:rPr>
-      </w:r>
-      <w:r>
-        <w:rPr>
-          <w:b/>
-          <w:lang w:val="hi_IN" w:bidi="hi_IN"/>
-        </w:rPr>
         <w:t>"मसीह में मेरे जी को हरा भरा कर दे"</w:t>
       </w:r>
     </w:p>
@@ -7836,21 +6773,6 @@
           <w:b/>
           <w:lang w:val="hi_IN" w:bidi="hi_IN"/>
         </w:rPr>
-        <w:t>ἀνάπαυσόν μου τὰ σπλάγχνα</w:t>
-      </w:r>
-    </w:p>
-    <w:p>
-      <w:pPr/>
-      <w:r>
-        <w:rPr>
-          <w:lang w:val="hi_IN" w:bidi="hi_IN"/>
-        </w:rPr>
-      </w:r>
-      <w:r>
-        <w:rPr>
-          <w:b/>
-          <w:lang w:val="hi_IN" w:bidi="hi_IN"/>
-        </w:rPr>
         <w:t>"मसीह में मेरे जी को हरा भरा कर दे"</w:t>
       </w:r>
     </w:p>
@@ -7934,21 +6856,6 @@
           <w:b/>
           <w:lang w:val="hi_IN" w:bidi="hi_IN"/>
         </w:rPr>
-        <w:t>ἀνάπαυσόν μου τὰ σπλάγχνα</w:t>
-      </w:r>
-    </w:p>
-    <w:p>
-      <w:pPr/>
-      <w:r>
-        <w:rPr>
-          <w:lang w:val="hi_IN" w:bidi="hi_IN"/>
-        </w:rPr>
-      </w:r>
-      <w:r>
-        <w:rPr>
-          <w:b/>
-          <w:lang w:val="hi_IN" w:bidi="hi_IN"/>
-        </w:rPr>
         <w:t>"मेरे जी को हरा भरा कर दे"</w:t>
       </w:r>
     </w:p>
@@ -8053,21 +6960,6 @@
           <w:b/>
           <w:lang w:val="hi_IN" w:bidi="hi_IN"/>
         </w:rPr>
-        <w:t>πεποιθὼς τῇ ὑπακοῇ σου</w:t>
-      </w:r>
-    </w:p>
-    <w:p>
-      <w:pPr/>
-      <w:r>
-        <w:rPr>
-          <w:lang w:val="hi_IN" w:bidi="hi_IN"/>
-        </w:rPr>
-      </w:r>
-      <w:r>
-        <w:rPr>
-          <w:b/>
-          <w:lang w:val="hi_IN" w:bidi="hi_IN"/>
-        </w:rPr>
         <w:t>"मैं तेरे आज्ञाकारी होने का भरोसा रखकर"</w:t>
       </w:r>
     </w:p>
@@ -8185,21 +7077,6 @@
           <w:b/>
           <w:lang w:val="hi_IN" w:bidi="hi_IN"/>
         </w:rPr>
-        <w:t>ἔγραψά σοι</w:t>
-      </w:r>
-    </w:p>
-    <w:p>
-      <w:pPr/>
-      <w:r>
-        <w:rPr>
-          <w:lang w:val="hi_IN" w:bidi="hi_IN"/>
-        </w:rPr>
-      </w:r>
-      <w:r>
-        <w:rPr>
-          <w:b/>
-          <w:lang w:val="hi_IN" w:bidi="hi_IN"/>
-        </w:rPr>
         <w:t>"मैं ... तुझे लिखता हूँ" (मैं ... तुझे लिखा)</w:t>
       </w:r>
     </w:p>
@@ -8263,21 +7140,6 @@
           <w:b/>
           <w:lang w:val="hi_IN" w:bidi="hi_IN"/>
         </w:rPr>
-        <w:t>δὲ</w:t>
-      </w:r>
-    </w:p>
-    <w:p>
-      <w:pPr/>
-      <w:r>
-        <w:rPr>
-          <w:lang w:val="hi_IN" w:bidi="hi_IN"/>
-        </w:rPr>
-      </w:r>
-      <w:r>
-        <w:rPr>
-          <w:b/>
-          <w:lang w:val="hi_IN" w:bidi="hi_IN"/>
-        </w:rPr>
         <w:t>""</w:t>
       </w:r>
     </w:p>
@@ -8363,21 +7225,6 @@
           <w:b/>
           <w:lang w:val="hi_IN" w:bidi="hi_IN"/>
         </w:rPr>
-        <w:t>ἅμα</w:t>
-      </w:r>
-    </w:p>
-    <w:p>
-      <w:pPr/>
-      <w:r>
-        <w:rPr>
-          <w:lang w:val="hi_IN" w:bidi="hi_IN"/>
-        </w:rPr>
-      </w:r>
-      <w:r>
-        <w:rPr>
-          <w:b/>
-          <w:lang w:val="hi_IN" w:bidi="hi_IN"/>
-        </w:rPr>
         <w:t>"यह"</w:t>
       </w:r>
     </w:p>
@@ -8441,21 +7288,6 @@
           <w:b/>
           <w:lang w:val="hi_IN" w:bidi="hi_IN"/>
         </w:rPr>
-        <w:t>χαρισθήσομαι ὑμῖν</w:t>
-      </w:r>
-    </w:p>
-    <w:p>
-      <w:pPr/>
-      <w:r>
-        <w:rPr>
-          <w:lang w:val="hi_IN" w:bidi="hi_IN"/>
-        </w:rPr>
-      </w:r>
-      <w:r>
-        <w:rPr>
-          <w:b/>
-          <w:lang w:val="hi_IN" w:bidi="hi_IN"/>
-        </w:rPr>
         <w:t>"मैं तुम्हें दे दिया जाऊँगा"</w:t>
       </w:r>
     </w:p>
@@ -8519,21 +7351,6 @@
           <w:b/>
           <w:lang w:val="hi_IN" w:bidi="hi_IN"/>
         </w:rPr>
-        <w:t>ἑτοίμαζέ μοι ξενίαν</w:t>
-      </w:r>
-    </w:p>
-    <w:p>
-      <w:pPr/>
-      <w:r>
-        <w:rPr>
-          <w:lang w:val="hi_IN" w:bidi="hi_IN"/>
-        </w:rPr>
-      </w:r>
-      <w:r>
-        <w:rPr>
-          <w:b/>
-          <w:lang w:val="hi_IN" w:bidi="hi_IN"/>
-        </w:rPr>
         <w:t>"मेरे लिये ठहरने की जगह तैयार रख"</w:t>
       </w:r>
     </w:p>
@@ -8631,21 +7448,6 @@
           <w:b/>
           <w:lang w:val="hi_IN" w:bidi="hi_IN"/>
         </w:rPr>
-        <w:t>διὰ τῶν προσευχῶν ὑμῶν</w:t>
-      </w:r>
-    </w:p>
-    <w:p>
-      <w:pPr/>
-      <w:r>
-        <w:rPr>
-          <w:lang w:val="hi_IN" w:bidi="hi_IN"/>
-        </w:rPr>
-      </w:r>
-      <w:r>
-        <w:rPr>
-          <w:b/>
-          <w:lang w:val="hi_IN" w:bidi="hi_IN"/>
-        </w:rPr>
         <w:t>"तुम्हारी प्रार्थनाओं के द्वारा"</w:t>
       </w:r>
     </w:p>
@@ -8709,21 +7511,6 @@
           <w:b/>
           <w:lang w:val="hi_IN" w:bidi="hi_IN"/>
         </w:rPr>
-        <w:t>χαρισθήσομαι ὑμῖν.</w:t>
-      </w:r>
-    </w:p>
-    <w:p>
-      <w:pPr/>
-      <w:r>
-        <w:rPr>
-          <w:lang w:val="hi_IN" w:bidi="hi_IN"/>
-        </w:rPr>
-      </w:r>
-      <w:r>
-        <w:rPr>
-          <w:b/>
-          <w:lang w:val="hi_IN" w:bidi="hi_IN"/>
-        </w:rPr>
         <w:t>"मैं तुम्हें दे दिया जाऊँगा"</w:t>
       </w:r>
     </w:p>
@@ -8815,21 +7602,6 @@
           <w:b/>
           <w:lang w:val="hi_IN" w:bidi="hi_IN"/>
         </w:rPr>
-        <w:t>ὑμῶν &amp; ὑμῖν</w:t>
-      </w:r>
-    </w:p>
-    <w:p>
-      <w:pPr/>
-      <w:r>
-        <w:rPr>
-          <w:lang w:val="hi_IN" w:bidi="hi_IN"/>
-        </w:rPr>
-      </w:r>
-      <w:r>
-        <w:rPr>
-          <w:b/>
-          <w:lang w:val="hi_IN" w:bidi="hi_IN"/>
-        </w:rPr>
         <w:t>"तुम्हारी"</w:t>
       </w:r>
       <w:r>
@@ -8952,21 +7724,6 @@
           <w:b/>
           <w:lang w:val="hi_IN" w:bidi="hi_IN"/>
         </w:rPr>
-        <w:t>Ἐπαφρᾶς</w:t>
-      </w:r>
-    </w:p>
-    <w:p>
-      <w:pPr/>
-      <w:r>
-        <w:rPr>
-          <w:lang w:val="hi_IN" w:bidi="hi_IN"/>
-        </w:rPr>
-      </w:r>
-      <w:r>
-        <w:rPr>
-          <w:b/>
-          <w:lang w:val="hi_IN" w:bidi="hi_IN"/>
-        </w:rPr>
         <w:t>"इपफ्रास"</w:t>
       </w:r>
     </w:p>
@@ -9050,21 +7807,6 @@
           <w:b/>
           <w:lang w:val="hi_IN" w:bidi="hi_IN"/>
         </w:rPr>
-        <w:t>ἐν Χριστῷ Ἰησοῦ</w:t>
-      </w:r>
-    </w:p>
-    <w:p>
-      <w:pPr/>
-      <w:r>
-        <w:rPr>
-          <w:lang w:val="hi_IN" w:bidi="hi_IN"/>
-        </w:rPr>
-      </w:r>
-      <w:r>
-        <w:rPr>
-          <w:b/>
-          <w:lang w:val="hi_IN" w:bidi="hi_IN"/>
-        </w:rPr>
         <w:t>"मसीह यीशु में"</w:t>
       </w:r>
     </w:p>
@@ -9149,21 +7891,6 @@
           <w:b/>
           <w:lang w:val="hi_IN" w:bidi="hi_IN"/>
         </w:rPr>
-        <w:t>Μᾶρκος, Ἀρίσταρχος, Δημᾶς, Λουκᾶς</w:t>
-      </w:r>
-    </w:p>
-    <w:p>
-      <w:pPr/>
-      <w:r>
-        <w:rPr>
-          <w:lang w:val="hi_IN" w:bidi="hi_IN"/>
-        </w:rPr>
-      </w:r>
-      <w:r>
-        <w:rPr>
-          <w:b/>
-          <w:lang w:val="hi_IN" w:bidi="hi_IN"/>
-        </w:rPr>
         <w:t>"और मरकुस अरिस्तर्खुस देमास लूका"</w:t>
       </w:r>
     </w:p>
@@ -9247,21 +7974,6 @@
           <w:b/>
           <w:lang w:val="hi_IN" w:bidi="hi_IN"/>
         </w:rPr>
-        <w:t>Μᾶρκος, Ἀρίσταρχος, Δημᾶς, Λουκᾶς</w:t>
-      </w:r>
-    </w:p>
-    <w:p>
-      <w:pPr/>
-      <w:r>
-        <w:rPr>
-          <w:lang w:val="hi_IN" w:bidi="hi_IN"/>
-        </w:rPr>
-      </w:r>
-      <w:r>
-        <w:rPr>
-          <w:b/>
-          <w:lang w:val="hi_IN" w:bidi="hi_IN"/>
-        </w:rPr>
         <w:t>"मरकुस और अरिस्तर्खुस और देमास और लूका"</w:t>
       </w:r>
     </w:p>
@@ -9345,21 +8057,6 @@
           <w:b/>
           <w:lang w:val="hi_IN" w:bidi="hi_IN"/>
         </w:rPr>
-        <w:t>οἱ συνεργοί μου</w:t>
-      </w:r>
-    </w:p>
-    <w:p>
-      <w:pPr/>
-      <w:r>
-        <w:rPr>
-          <w:lang w:val="hi_IN" w:bidi="hi_IN"/>
-        </w:rPr>
-      </w:r>
-      <w:r>
-        <w:rPr>
-          <w:b/>
-          <w:lang w:val="hi_IN" w:bidi="hi_IN"/>
-        </w:rPr>
         <w:t>"जो मेरे सहकर्मी"</w:t>
       </w:r>
     </w:p>
@@ -9423,21 +8120,6 @@
           <w:b/>
           <w:lang w:val="hi_IN" w:bidi="hi_IN"/>
         </w:rPr>
-        <w:t>μετὰ τοῦ πνεύματος ὑμῶν</w:t>
-      </w:r>
-    </w:p>
-    <w:p>
-      <w:pPr/>
-      <w:r>
-        <w:rPr>
-          <w:lang w:val="hi_IN" w:bidi="hi_IN"/>
-        </w:rPr>
-      </w:r>
-      <w:r>
-        <w:rPr>
-          <w:b/>
-          <w:lang w:val="hi_IN" w:bidi="hi_IN"/>
-        </w:rPr>
         <w:t>"तुम्हारी आत्मा पर होता रहे"</w:t>
       </w:r>
     </w:p>
@@ -9534,21 +8216,6 @@
           <w:b/>
           <w:lang w:val="hi_IN" w:bidi="hi_IN"/>
         </w:rPr>
-        <w:t>ἡ χάρις τοῦ Κυρίου ἡμῶν, Ἰησοῦ Χριστοῦ</w:t>
-      </w:r>
-    </w:p>
-    <w:p>
-      <w:pPr/>
-      <w:r>
-        <w:rPr>
-          <w:lang w:val="hi_IN" w:bidi="hi_IN"/>
-        </w:rPr>
-      </w:r>
-      <w:r>
-        <w:rPr>
-          <w:b/>
-          <w:lang w:val="hi_IN" w:bidi="hi_IN"/>
-        </w:rPr>
         <w:t>"हमारे प्रभु यीशु मसीह का अनुग्रह"</w:t>
       </w:r>
     </w:p>
@@ -9631,21 +8298,6 @@
         <w:rPr>
           <w:lang w:val="hi_IN" w:bidi="hi_IN"/>
         </w:rPr>
-      </w:r>
-    </w:p>
-    <w:p>
-      <w:pPr/>
-      <w:r>
-        <w:rPr>
-          <w:lang w:val="hi_IN" w:bidi="hi_IN"/>
-        </w:rPr>
-      </w:r>
-      <w:r>
-        <w:rPr>
-          <w:b/>
-          <w:lang w:val="hi_IN" w:bidi="hi_IN"/>
-        </w:rPr>
-        <w:t>ὑμῶν</w:t>
       </w:r>
     </w:p>
     <w:p>

--- a/hin/docx/57.content.docx
+++ b/hin/docx/57.content.docx
@@ -19,7 +19,7 @@
         <w:rPr>
           <w:lang w:val="hi_IN" w:bidi="hi_IN"/>
         </w:rPr>
-        <w:t>Resource: अनुवाद नोट्स (अनफोल्डिंग वर्ड)</w:t>
+        <w:t>Resource: unfoldingWord® Translation Notes</w:t>
       </w:r>
       <w:r>
         <w:rPr>
@@ -90,7 +90,7 @@
         <w:rPr>
           <w:lang w:val="hi_IN" w:bidi="hi_IN"/>
         </w:rPr>
-        <w:t>अनुवाद नोट्स (अनफोल्डिंग वर्ड)</w:t>
+        <w:t>unfoldingWord® Translation Notes</w:t>
       </w:r>
     </w:p>
     <w:p>

--- a/hin/docx/57.content.docx
+++ b/hin/docx/57.content.docx
@@ -210,6 +210,21 @@
           <w:b/>
           <w:lang w:val="hi_IN" w:bidi="hi_IN"/>
         </w:rPr>
+        <w:t>Παῦλος</w:t>
+      </w:r>
+    </w:p>
+    <w:p>
+      <w:pPr/>
+      <w:r>
+        <w:rPr>
+          <w:lang w:val="hi_IN" w:bidi="hi_IN"/>
+        </w:rPr>
+      </w:r>
+      <w:r>
+        <w:rPr>
+          <w:b/>
+          <w:lang w:val="hi_IN" w:bidi="hi_IN"/>
+        </w:rPr>
         <w:t>"पौलुस"</w:t>
       </w:r>
     </w:p>
@@ -293,6 +308,21 @@
           <w:b/>
           <w:lang w:val="hi_IN" w:bidi="hi_IN"/>
         </w:rPr>
+        <w:t>δέσμιος Χριστοῦ Ἰησοῦ</w:t>
+      </w:r>
+    </w:p>
+    <w:p>
+      <w:pPr/>
+      <w:r>
+        <w:rPr>
+          <w:lang w:val="hi_IN" w:bidi="hi_IN"/>
+        </w:rPr>
+      </w:r>
+      <w:r>
+        <w:rPr>
+          <w:b/>
+          <w:lang w:val="hi_IN" w:bidi="hi_IN"/>
+        </w:rPr>
         <w:t>"जो मसीह यीशु कैदी है"</w:t>
       </w:r>
     </w:p>
@@ -432,6 +462,21 @@
           <w:b/>
           <w:lang w:val="hi_IN" w:bidi="hi_IN"/>
         </w:rPr>
+        <w:t>ὁ ἀδελφὸς</w:t>
+      </w:r>
+    </w:p>
+    <w:p>
+      <w:pPr/>
+      <w:r>
+        <w:rPr>
+          <w:lang w:val="hi_IN" w:bidi="hi_IN"/>
+        </w:rPr>
+      </w:r>
+      <w:r>
+        <w:rPr>
+          <w:b/>
+          <w:lang w:val="hi_IN" w:bidi="hi_IN"/>
+        </w:rPr>
         <w:t>"(हमारे) भाई"</w:t>
       </w:r>
     </w:p>
@@ -549,6 +594,21 @@
           <w:b/>
           <w:lang w:val="hi_IN" w:bidi="hi_IN"/>
         </w:rPr>
+        <w:t>Φιλήμονι</w:t>
+      </w:r>
+    </w:p>
+    <w:p>
+      <w:pPr/>
+      <w:r>
+        <w:rPr>
+          <w:lang w:val="hi_IN" w:bidi="hi_IN"/>
+        </w:rPr>
+      </w:r>
+      <w:r>
+        <w:rPr>
+          <w:b/>
+          <w:lang w:val="hi_IN" w:bidi="hi_IN"/>
+        </w:rPr>
         <w:t>"फिलेमोन"</w:t>
       </w:r>
     </w:p>
@@ -639,6 +699,21 @@
           <w:b/>
           <w:lang w:val="hi_IN" w:bidi="hi_IN"/>
         </w:rPr>
+        <w:t>Φιλήμονι</w:t>
+      </w:r>
+    </w:p>
+    <w:p>
+      <w:pPr/>
+      <w:r>
+        <w:rPr>
+          <w:lang w:val="hi_IN" w:bidi="hi_IN"/>
+        </w:rPr>
+      </w:r>
+      <w:r>
+        <w:rPr>
+          <w:b/>
+          <w:lang w:val="hi_IN" w:bidi="hi_IN"/>
+        </w:rPr>
         <w:t>"फिलेमोन"</w:t>
       </w:r>
     </w:p>
@@ -751,6 +826,21 @@
           <w:b/>
           <w:lang w:val="hi_IN" w:bidi="hi_IN"/>
         </w:rPr>
+        <w:t>ἡμῶν</w:t>
+      </w:r>
+    </w:p>
+    <w:p>
+      <w:pPr/>
+      <w:r>
+        <w:rPr>
+          <w:lang w:val="hi_IN" w:bidi="hi_IN"/>
+        </w:rPr>
+      </w:r>
+      <w:r>
+        <w:rPr>
+          <w:b/>
+          <w:lang w:val="hi_IN" w:bidi="hi_IN"/>
+        </w:rPr>
         <w:t>"की हमारे प्रिय"</w:t>
       </w:r>
     </w:p>
@@ -834,6 +924,21 @@
           <w:b/>
           <w:lang w:val="hi_IN" w:bidi="hi_IN"/>
         </w:rPr>
+        <w:t>καὶ συνεργῷ ἡμῶν</w:t>
+      </w:r>
+    </w:p>
+    <w:p>
+      <w:pPr/>
+      <w:r>
+        <w:rPr>
+          <w:lang w:val="hi_IN" w:bidi="hi_IN"/>
+        </w:rPr>
+      </w:r>
+      <w:r>
+        <w:rPr>
+          <w:b/>
+          <w:lang w:val="hi_IN" w:bidi="hi_IN"/>
+        </w:rPr>
         <w:t>"और"</w:t>
       </w:r>
       <w:r>
@@ -910,6 +1015,21 @@
           <w:b/>
           <w:lang w:val="hi_IN" w:bidi="hi_IN"/>
         </w:rPr>
+        <w:t>Ἀπφίᾳ</w:t>
+      </w:r>
+    </w:p>
+    <w:p>
+      <w:pPr/>
+      <w:r>
+        <w:rPr>
+          <w:lang w:val="hi_IN" w:bidi="hi_IN"/>
+        </w:rPr>
+      </w:r>
+      <w:r>
+        <w:rPr>
+          <w:b/>
+          <w:lang w:val="hi_IN" w:bidi="hi_IN"/>
+        </w:rPr>
         <w:t>"अफफिया"</w:t>
       </w:r>
     </w:p>
@@ -1000,6 +1120,21 @@
           <w:b/>
           <w:lang w:val="hi_IN" w:bidi="hi_IN"/>
         </w:rPr>
+        <w:t>τῇ ἀδελφῇ</w:t>
+      </w:r>
+    </w:p>
+    <w:p>
+      <w:pPr/>
+      <w:r>
+        <w:rPr>
+          <w:lang w:val="hi_IN" w:bidi="hi_IN"/>
+        </w:rPr>
+      </w:r>
+      <w:r>
+        <w:rPr>
+          <w:b/>
+          <w:lang w:val="hi_IN" w:bidi="hi_IN"/>
+        </w:rPr>
         <w:t>"(हमारी) बहन"</w:t>
       </w:r>
     </w:p>
@@ -1117,6 +1252,21 @@
           <w:b/>
           <w:lang w:val="hi_IN" w:bidi="hi_IN"/>
         </w:rPr>
+        <w:t>τῇ ἀδελφῇ</w:t>
+      </w:r>
+    </w:p>
+    <w:p>
+      <w:pPr/>
+      <w:r>
+        <w:rPr>
+          <w:lang w:val="hi_IN" w:bidi="hi_IN"/>
+        </w:rPr>
+      </w:r>
+      <w:r>
+        <w:rPr>
+          <w:b/>
+          <w:lang w:val="hi_IN" w:bidi="hi_IN"/>
+        </w:rPr>
         <w:t>"(हमारी) बहन"</w:t>
       </w:r>
     </w:p>
@@ -1213,6 +1363,21 @@
           <w:b/>
           <w:lang w:val="hi_IN" w:bidi="hi_IN"/>
         </w:rPr>
+        <w:t>ἡμῶν</w:t>
+      </w:r>
+    </w:p>
+    <w:p>
+      <w:pPr/>
+      <w:r>
+        <w:rPr>
+          <w:lang w:val="hi_IN" w:bidi="hi_IN"/>
+        </w:rPr>
+      </w:r>
+      <w:r>
+        <w:rPr>
+          <w:b/>
+          <w:lang w:val="hi_IN" w:bidi="hi_IN"/>
+        </w:rPr>
         <w:t>""</w:t>
       </w:r>
     </w:p>
@@ -1296,6 +1461,21 @@
           <w:b/>
           <w:lang w:val="hi_IN" w:bidi="hi_IN"/>
         </w:rPr>
+        <w:t>Ἀπφίᾳ &amp; Ἀρχίππῳ &amp; τῇ &amp; ἐκκλησίᾳ</w:t>
+      </w:r>
+    </w:p>
+    <w:p>
+      <w:pPr/>
+      <w:r>
+        <w:rPr>
+          <w:lang w:val="hi_IN" w:bidi="hi_IN"/>
+        </w:rPr>
+      </w:r>
+      <w:r>
+        <w:rPr>
+          <w:b/>
+          <w:lang w:val="hi_IN" w:bidi="hi_IN"/>
+        </w:rPr>
         <w:t>"अफफिया"</w:t>
       </w:r>
       <w:r>
@@ -1432,6 +1612,21 @@
           <w:b/>
           <w:lang w:val="hi_IN" w:bidi="hi_IN"/>
         </w:rPr>
+        <w:t>Ἀρχίππῳ</w:t>
+      </w:r>
+    </w:p>
+    <w:p>
+      <w:pPr/>
+      <w:r>
+        <w:rPr>
+          <w:lang w:val="hi_IN" w:bidi="hi_IN"/>
+        </w:rPr>
+      </w:r>
+      <w:r>
+        <w:rPr>
+          <w:b/>
+          <w:lang w:val="hi_IN" w:bidi="hi_IN"/>
+        </w:rPr>
         <w:t>"अरखिप्पुस"</w:t>
       </w:r>
     </w:p>
@@ -1515,6 +1710,21 @@
           <w:b/>
           <w:lang w:val="hi_IN" w:bidi="hi_IN"/>
         </w:rPr>
+        <w:t>τῷ συνστρατιώτῃ ἡμῶν</w:t>
+      </w:r>
+    </w:p>
+    <w:p>
+      <w:pPr/>
+      <w:r>
+        <w:rPr>
+          <w:lang w:val="hi_IN" w:bidi="hi_IN"/>
+        </w:rPr>
+      </w:r>
+      <w:r>
+        <w:rPr>
+          <w:b/>
+          <w:lang w:val="hi_IN" w:bidi="hi_IN"/>
+        </w:rPr>
         <w:t>"हमारे साथी योद्धा"</w:t>
       </w:r>
     </w:p>
@@ -1598,6 +1808,21 @@
           <w:b/>
           <w:lang w:val="hi_IN" w:bidi="hi_IN"/>
         </w:rPr>
+        <w:t>καὶ τῇ κατ’ οἶκόν σου ἐκκλησίᾳ</w:t>
+      </w:r>
+    </w:p>
+    <w:p>
+      <w:pPr/>
+      <w:r>
+        <w:rPr>
+          <w:lang w:val="hi_IN" w:bidi="hi_IN"/>
+        </w:rPr>
+      </w:r>
+      <w:r>
+        <w:rPr>
+          <w:b/>
+          <w:lang w:val="hi_IN" w:bidi="hi_IN"/>
+        </w:rPr>
         <w:t>"फिलेमोन के घर की कलीसिया के नाम"</w:t>
       </w:r>
     </w:p>
@@ -1674,6 +1899,21 @@
           <w:b/>
           <w:lang w:val="hi_IN" w:bidi="hi_IN"/>
         </w:rPr>
+        <w:t>χάρις ὑμῖν καὶ εἰρήνη, ἀπὸ Θεοῦ Πατρὸς ἡμῶν καὶ Κυρίου ἡμῶν Ἰησοῦ Χριστοῦ</w:t>
+      </w:r>
+    </w:p>
+    <w:p>
+      <w:pPr/>
+      <w:r>
+        <w:rPr>
+          <w:lang w:val="hi_IN" w:bidi="hi_IN"/>
+        </w:rPr>
+      </w:r>
+      <w:r>
+        <w:rPr>
+          <w:b/>
+          <w:lang w:val="hi_IN" w:bidi="hi_IN"/>
+        </w:rPr>
         <w:t>""</w:t>
       </w:r>
     </w:p>
@@ -1737,6 +1977,21 @@
           <w:b/>
           <w:lang w:val="hi_IN" w:bidi="hi_IN"/>
         </w:rPr>
+        <w:t>χάρις ὑμῖν καὶ εἰρήνη, ἀπὸ Θεοῦ Πατρὸς ἡμῶν καὶ Κυρίου ἡμῶν Ἰησοῦ Χριστοῦ.</w:t>
+      </w:r>
+    </w:p>
+    <w:p>
+      <w:pPr/>
+      <w:r>
+        <w:rPr>
+          <w:lang w:val="hi_IN" w:bidi="hi_IN"/>
+        </w:rPr>
+      </w:r>
+      <w:r>
+        <w:rPr>
+          <w:b/>
+          <w:lang w:val="hi_IN" w:bidi="hi_IN"/>
+        </w:rPr>
         <w:t>"हमारे पिता परमेश्वर और प्रभु यीशु मसीह की ओर से अनुग्रह और शान्ति तुम्हें मिलती रहे"</w:t>
       </w:r>
     </w:p>
@@ -1846,6 +2101,21 @@
           <w:b/>
           <w:lang w:val="hi_IN" w:bidi="hi_IN"/>
         </w:rPr>
+        <w:t>ἡμῶν &amp; ἡμῶν</w:t>
+      </w:r>
+    </w:p>
+    <w:p>
+      <w:pPr/>
+      <w:r>
+        <w:rPr>
+          <w:lang w:val="hi_IN" w:bidi="hi_IN"/>
+        </w:rPr>
+      </w:r>
+      <w:r>
+        <w:rPr>
+          <w:b/>
+          <w:lang w:val="hi_IN" w:bidi="hi_IN"/>
+        </w:rPr>
         <w:t>"हमारे पिता परमेश्वर"</w:t>
       </w:r>
     </w:p>
@@ -2027,6 +2297,21 @@
           <w:b/>
           <w:lang w:val="hi_IN" w:bidi="hi_IN"/>
         </w:rPr>
+        <w:t>Πατρὸς</w:t>
+      </w:r>
+    </w:p>
+    <w:p>
+      <w:pPr/>
+      <w:r>
+        <w:rPr>
+          <w:lang w:val="hi_IN" w:bidi="hi_IN"/>
+        </w:rPr>
+      </w:r>
+      <w:r>
+        <w:rPr>
+          <w:b/>
+          <w:lang w:val="hi_IN" w:bidi="hi_IN"/>
+        </w:rPr>
         <w:t>"हमारे पिता"</w:t>
       </w:r>
     </w:p>
@@ -2110,6 +2395,21 @@
           <w:b/>
           <w:lang w:val="hi_IN" w:bidi="hi_IN"/>
         </w:rPr>
+        <w:t>σου</w:t>
+      </w:r>
+    </w:p>
+    <w:p>
+      <w:pPr/>
+      <w:r>
+        <w:rPr>
+          <w:lang w:val="hi_IN" w:bidi="hi_IN"/>
+        </w:rPr>
+      </w:r>
+      <w:r>
+        <w:rPr>
+          <w:b/>
+          <w:lang w:val="hi_IN" w:bidi="hi_IN"/>
+        </w:rPr>
         <w:t>"तुझे"</w:t>
       </w:r>
     </w:p>
@@ -2206,6 +2506,21 @@
           <w:b/>
           <w:lang w:val="hi_IN" w:bidi="hi_IN"/>
         </w:rPr>
+        <w:t>ἀκούων σου τὴν ἀγάπην καὶ τὴν πίστιν, ἣν ἔχεις πρὸς τὸν Κύριον Ἰησοῦν, καὶ εἰς πάντας τοὺς ἁγίους</w:t>
+      </w:r>
+    </w:p>
+    <w:p>
+      <w:pPr/>
+      <w:r>
+        <w:rPr>
+          <w:lang w:val="hi_IN" w:bidi="hi_IN"/>
+        </w:rPr>
+      </w:r>
+      <w:r>
+        <w:rPr>
+          <w:b/>
+          <w:lang w:val="hi_IN" w:bidi="hi_IN"/>
+        </w:rPr>
         <w:t>"क्योंकि मैं तेरे उस प्रेम और विश्वास की चर्चा सुनकर, जो प्रभु यीशु पर और सब पवित्र लोगों के साथ है"</w:t>
       </w:r>
     </w:p>
@@ -2323,6 +2638,21 @@
           <w:b/>
           <w:lang w:val="hi_IN" w:bidi="hi_IN"/>
         </w:rPr>
+        <w:t>ἀκούων σου τὴν ἀγάπην καὶ τὴν πίστιν, ἣν ἔχεις πρὸς τὸν Κύριον Ἰησοῦν, καὶ εἰς πάντας τοὺς ἁγίους</w:t>
+      </w:r>
+    </w:p>
+    <w:p>
+      <w:pPr/>
+      <w:r>
+        <w:rPr>
+          <w:lang w:val="hi_IN" w:bidi="hi_IN"/>
+        </w:rPr>
+      </w:r>
+      <w:r>
+        <w:rPr>
+          <w:b/>
+          <w:lang w:val="hi_IN" w:bidi="hi_IN"/>
+        </w:rPr>
         <w:t>"क्योंकि मैं तेरे उस प्रेम और विश्वास की चर्चा सुनकर, जो प्रभु यीशु पर और सब पवित्र लोगों के साथ है"</w:t>
       </w:r>
     </w:p>
@@ -2414,6 +2744,21 @@
           <w:b/>
           <w:lang w:val="hi_IN" w:bidi="hi_IN"/>
         </w:rPr>
+        <w:t>σου &amp; ἔχεις</w:t>
+      </w:r>
+    </w:p>
+    <w:p>
+      <w:pPr/>
+      <w:r>
+        <w:rPr>
+          <w:lang w:val="hi_IN" w:bidi="hi_IN"/>
+        </w:rPr>
+      </w:r>
+      <w:r>
+        <w:rPr>
+          <w:b/>
+          <w:lang w:val="hi_IN" w:bidi="hi_IN"/>
+        </w:rPr>
         <w:t>"तेरे"</w:t>
       </w:r>
       <w:r>
@@ -2516,6 +2861,21 @@
           <w:b/>
           <w:lang w:val="hi_IN" w:bidi="hi_IN"/>
         </w:rPr>
+        <w:t>ὅπως</w:t>
+      </w:r>
+    </w:p>
+    <w:p>
+      <w:pPr/>
+      <w:r>
+        <w:rPr>
+          <w:lang w:val="hi_IN" w:bidi="hi_IN"/>
+        </w:rPr>
+      </w:r>
+      <w:r>
+        <w:rPr>
+          <w:b/>
+          <w:lang w:val="hi_IN" w:bidi="hi_IN"/>
+        </w:rPr>
         <w:t>"कि"</w:t>
       </w:r>
     </w:p>
@@ -2620,6 +2980,21 @@
           <w:b/>
           <w:lang w:val="hi_IN" w:bidi="hi_IN"/>
         </w:rPr>
+        <w:t>ἡ κοινωνία τῆς πίστεώς σου</w:t>
+      </w:r>
+    </w:p>
+    <w:p>
+      <w:pPr/>
+      <w:r>
+        <w:rPr>
+          <w:lang w:val="hi_IN" w:bidi="hi_IN"/>
+        </w:rPr>
+      </w:r>
+      <w:r>
+        <w:rPr>
+          <w:b/>
+          <w:lang w:val="hi_IN" w:bidi="hi_IN"/>
+        </w:rPr>
         <w:t>"विश्वास"</w:t>
       </w:r>
       <w:r>
@@ -2709,6 +3084,21 @@
           <w:b/>
           <w:lang w:val="hi_IN" w:bidi="hi_IN"/>
         </w:rPr>
+        <w:t>ἡ κοινωνία τῆς πίστεώς σου, ἐνεργὴς γένηται ἐν ἐπιγνώσει παντὸς ἀγαθοῦ τοῦ ἐν ἡμῖν εἰς Χριστόν.</w:t>
+      </w:r>
+    </w:p>
+    <w:p>
+      <w:pPr/>
+      <w:r>
+        <w:rPr>
+          <w:lang w:val="hi_IN" w:bidi="hi_IN"/>
+        </w:rPr>
+      </w:r>
+      <w:r>
+        <w:rPr>
+          <w:b/>
+          <w:lang w:val="hi_IN" w:bidi="hi_IN"/>
+        </w:rPr>
         <w:t>"विश्वास में तुम्हारी सहभागिता हर अच्छी बात के ज्ञान के लिए प्रभावी हो जो मसीह में हमारे पास है"</w:t>
       </w:r>
     </w:p>
@@ -2826,6 +3216,21 @@
           <w:b/>
           <w:lang w:val="hi_IN" w:bidi="hi_IN"/>
         </w:rPr>
+        <w:t>ἐν ἐπιγνώσει παντὸς ἀγαθοῦ</w:t>
+      </w:r>
+    </w:p>
+    <w:p>
+      <w:pPr/>
+      <w:r>
+        <w:rPr>
+          <w:lang w:val="hi_IN" w:bidi="hi_IN"/>
+        </w:rPr>
+      </w:r>
+      <w:r>
+        <w:rPr>
+          <w:b/>
+          <w:lang w:val="hi_IN" w:bidi="hi_IN"/>
+        </w:rPr>
         <w:t>"करता"</w:t>
       </w:r>
       <w:r>
@@ -2915,6 +3320,21 @@
           <w:b/>
           <w:lang w:val="hi_IN" w:bidi="hi_IN"/>
         </w:rPr>
+        <w:t>εἰς Χριστόν</w:t>
+      </w:r>
+    </w:p>
+    <w:p>
+      <w:pPr/>
+      <w:r>
+        <w:rPr>
+          <w:lang w:val="hi_IN" w:bidi="hi_IN"/>
+        </w:rPr>
+      </w:r>
+      <w:r>
+        <w:rPr>
+          <w:b/>
+          <w:lang w:val="hi_IN" w:bidi="hi_IN"/>
+        </w:rPr>
         <w:t>"मसीह"</w:t>
       </w:r>
     </w:p>
@@ -2991,6 +3411,21 @@
           <w:b/>
           <w:lang w:val="hi_IN" w:bidi="hi_IN"/>
         </w:rPr>
+        <w:t>χαρὰν γὰρ πολλὴν ἔσχον καὶ παράκλησιν</w:t>
+      </w:r>
+    </w:p>
+    <w:p>
+      <w:pPr/>
+      <w:r>
+        <w:rPr>
+          <w:lang w:val="hi_IN" w:bidi="hi_IN"/>
+        </w:rPr>
+      </w:r>
+      <w:r>
+        <w:rPr>
+          <w:b/>
+          <w:lang w:val="hi_IN" w:bidi="hi_IN"/>
+        </w:rPr>
         <w:t>"क्योंकि ... मुझे ... बहुत आनन्द और शान्ति मिली है</w:t>
       </w:r>
     </w:p>
@@ -3116,6 +3551,21 @@
           <w:b/>
           <w:lang w:val="hi_IN" w:bidi="hi_IN"/>
         </w:rPr>
+        <w:t>ἐπὶ τῇ ἀγάπῃ σου</w:t>
+      </w:r>
+    </w:p>
+    <w:p>
+      <w:pPr/>
+      <w:r>
+        <w:rPr>
+          <w:lang w:val="hi_IN" w:bidi="hi_IN"/>
+        </w:rPr>
+      </w:r>
+      <w:r>
+        <w:rPr>
+          <w:b/>
+          <w:lang w:val="hi_IN" w:bidi="hi_IN"/>
+        </w:rPr>
         <w:t>"</w:t>
       </w:r>
       <w:r>
@@ -3226,6 +3676,21 @@
           <w:b/>
           <w:lang w:val="hi_IN" w:bidi="hi_IN"/>
         </w:rPr>
+        <w:t>τὰ σπλάγχνα τῶν ἁγίων ἀναπέπαυται διὰ σοῦ</w:t>
+      </w:r>
+    </w:p>
+    <w:p>
+      <w:pPr/>
+      <w:r>
+        <w:rPr>
+          <w:lang w:val="hi_IN" w:bidi="hi_IN"/>
+        </w:rPr>
+      </w:r>
+      <w:r>
+        <w:rPr>
+          <w:b/>
+          <w:lang w:val="hi_IN" w:bidi="hi_IN"/>
+        </w:rPr>
         <w:t>"तेरे द्वारा पवित्र लोगों के मन हरे भरे हो गए हैं"</w:t>
       </w:r>
     </w:p>
@@ -3317,6 +3782,21 @@
           <w:b/>
           <w:lang w:val="hi_IN" w:bidi="hi_IN"/>
         </w:rPr>
+        <w:t>τὰ σπλάγχνα τῶν ἁγίων</w:t>
+      </w:r>
+    </w:p>
+    <w:p>
+      <w:pPr/>
+      <w:r>
+        <w:rPr>
+          <w:lang w:val="hi_IN" w:bidi="hi_IN"/>
+        </w:rPr>
+      </w:r>
+      <w:r>
+        <w:rPr>
+          <w:b/>
+          <w:lang w:val="hi_IN" w:bidi="hi_IN"/>
+        </w:rPr>
         <w:t>"तेरे द्वारा पवित्र के मन हरे भरे हो गए हैं"</w:t>
       </w:r>
     </w:p>
@@ -3400,6 +3880,21 @@
           <w:b/>
           <w:lang w:val="hi_IN" w:bidi="hi_IN"/>
         </w:rPr>
+        <w:t>τὰ σπλάγχνα τῶν ἁγίων ἀναπέπαυται διὰ σοῦ</w:t>
+      </w:r>
+    </w:p>
+    <w:p>
+      <w:pPr/>
+      <w:r>
+        <w:rPr>
+          <w:lang w:val="hi_IN" w:bidi="hi_IN"/>
+        </w:rPr>
+      </w:r>
+      <w:r>
+        <w:rPr>
+          <w:b/>
+          <w:lang w:val="hi_IN" w:bidi="hi_IN"/>
+        </w:rPr>
         <w:t>"तेरे द्वारा पवित्र लोगों के मन हरे भरे हो गए हैं"</w:t>
       </w:r>
     </w:p>
@@ -3496,6 +3991,21 @@
           <w:b/>
           <w:lang w:val="hi_IN" w:bidi="hi_IN"/>
         </w:rPr>
+        <w:t>σοῦ, ἀδελφέ</w:t>
+      </w:r>
+    </w:p>
+    <w:p>
+      <w:pPr/>
+      <w:r>
+        <w:rPr>
+          <w:lang w:val="hi_IN" w:bidi="hi_IN"/>
+        </w:rPr>
+      </w:r>
+      <w:r>
+        <w:rPr>
+          <w:b/>
+          <w:lang w:val="hi_IN" w:bidi="hi_IN"/>
+        </w:rPr>
         <w:t>"भाई,"</w:t>
       </w:r>
       <w:r>
@@ -3648,6 +4158,21 @@
           <w:b/>
           <w:lang w:val="hi_IN" w:bidi="hi_IN"/>
         </w:rPr>
+        <w:t>πολλὴν ἐν Χριστῷ παρρησίαν</w:t>
+      </w:r>
+    </w:p>
+    <w:p>
+      <w:pPr/>
+      <w:r>
+        <w:rPr>
+          <w:lang w:val="hi_IN" w:bidi="hi_IN"/>
+        </w:rPr>
+      </w:r>
+      <w:r>
+        <w:rPr>
+          <w:b/>
+          <w:lang w:val="hi_IN" w:bidi="hi_IN"/>
+        </w:rPr>
         <w:t>"मसीह में बड़ा साहस है"</w:t>
       </w:r>
     </w:p>
@@ -3711,6 +4236,21 @@
           <w:b/>
           <w:lang w:val="hi_IN" w:bidi="hi_IN"/>
         </w:rPr>
+        <w:t>διό</w:t>
+      </w:r>
+    </w:p>
+    <w:p>
+      <w:pPr/>
+      <w:r>
+        <w:rPr>
+          <w:lang w:val="hi_IN" w:bidi="hi_IN"/>
+        </w:rPr>
+      </w:r>
+      <w:r>
+        <w:rPr>
+          <w:b/>
+          <w:lang w:val="hi_IN" w:bidi="hi_IN"/>
+        </w:rPr>
         <w:t>"इसलिए"</w:t>
       </w:r>
     </w:p>
@@ -3809,6 +4349,21 @@
           <w:b/>
           <w:lang w:val="hi_IN" w:bidi="hi_IN"/>
         </w:rPr>
+        <w:t>διὰ τὴν ἀγάπην</w:t>
+      </w:r>
+    </w:p>
+    <w:p>
+      <w:pPr/>
+      <w:r>
+        <w:rPr>
+          <w:lang w:val="hi_IN" w:bidi="hi_IN"/>
+        </w:rPr>
+      </w:r>
+      <w:r>
+        <w:rPr>
+          <w:b/>
+          <w:lang w:val="hi_IN" w:bidi="hi_IN"/>
+        </w:rPr>
         <w:t>"के लिये"</w:t>
       </w:r>
       <w:r>
@@ -3898,6 +4453,21 @@
           <w:b/>
           <w:lang w:val="hi_IN" w:bidi="hi_IN"/>
         </w:rPr>
+        <w:t>δέσμιος Χριστοῦ Ἰησοῦ</w:t>
+      </w:r>
+    </w:p>
+    <w:p>
+      <w:pPr/>
+      <w:r>
+        <w:rPr>
+          <w:lang w:val="hi_IN" w:bidi="hi_IN"/>
+        </w:rPr>
+      </w:r>
+      <w:r>
+        <w:rPr>
+          <w:b/>
+          <w:lang w:val="hi_IN" w:bidi="hi_IN"/>
+        </w:rPr>
         <w:t>"मसीह यीशु के लिये कैदी हूँ (मसीह यीशु का कैदी हूँ)"</w:t>
       </w:r>
     </w:p>
@@ -3969,6 +4539,21 @@
           <w:b/>
           <w:lang w:val="hi_IN" w:bidi="hi_IN"/>
         </w:rPr>
+        <w:t>Ὀνήσιμον</w:t>
+      </w:r>
+    </w:p>
+    <w:p>
+      <w:pPr/>
+      <w:r>
+        <w:rPr>
+          <w:lang w:val="hi_IN" w:bidi="hi_IN"/>
+        </w:rPr>
+      </w:r>
+      <w:r>
+        <w:rPr>
+          <w:b/>
+          <w:lang w:val="hi_IN" w:bidi="hi_IN"/>
+        </w:rPr>
         <w:t>""</w:t>
       </w:r>
     </w:p>
@@ -4032,6 +4617,21 @@
           <w:b/>
           <w:lang w:val="hi_IN" w:bidi="hi_IN"/>
         </w:rPr>
+        <w:t>Ὀνήσιμον</w:t>
+      </w:r>
+    </w:p>
+    <w:p>
+      <w:pPr/>
+      <w:r>
+        <w:rPr>
+          <w:lang w:val="hi_IN" w:bidi="hi_IN"/>
+        </w:rPr>
+      </w:r>
+      <w:r>
+        <w:rPr>
+          <w:b/>
+          <w:lang w:val="hi_IN" w:bidi="hi_IN"/>
+        </w:rPr>
         <w:t>"उनेसिमुस"</w:t>
       </w:r>
     </w:p>
@@ -4122,6 +4722,21 @@
           <w:b/>
           <w:lang w:val="hi_IN" w:bidi="hi_IN"/>
         </w:rPr>
+        <w:t>ὃν ἐγέννησα</w:t>
+      </w:r>
+    </w:p>
+    <w:p>
+      <w:pPr/>
+      <w:r>
+        <w:rPr>
+          <w:lang w:val="hi_IN" w:bidi="hi_IN"/>
+        </w:rPr>
+      </w:r>
+      <w:r>
+        <w:rPr>
+          <w:b/>
+          <w:lang w:val="hi_IN" w:bidi="hi_IN"/>
+        </w:rPr>
         <w:t>"के लिये"</w:t>
       </w:r>
       <w:r>
@@ -4218,6 +4833,21 @@
           <w:b/>
           <w:lang w:val="hi_IN" w:bidi="hi_IN"/>
         </w:rPr>
+        <w:t>ἐν τοῖς δεσμοῖς</w:t>
+      </w:r>
+    </w:p>
+    <w:p>
+      <w:pPr/>
+      <w:r>
+        <w:rPr>
+          <w:lang w:val="hi_IN" w:bidi="hi_IN"/>
+        </w:rPr>
+      </w:r>
+      <w:r>
+        <w:rPr>
+          <w:b/>
+          <w:lang w:val="hi_IN" w:bidi="hi_IN"/>
+        </w:rPr>
         <w:t>"मुझसे मेरी कैद में"</w:t>
       </w:r>
     </w:p>
@@ -4301,6 +4931,21 @@
           <w:b/>
           <w:lang w:val="hi_IN" w:bidi="hi_IN"/>
         </w:rPr>
+        <w:t>ὃν ἀνέπεμψά σοι</w:t>
+      </w:r>
+    </w:p>
+    <w:p>
+      <w:pPr/>
+      <w:r>
+        <w:rPr>
+          <w:lang w:val="hi_IN" w:bidi="hi_IN"/>
+        </w:rPr>
+      </w:r>
+      <w:r>
+        <w:rPr>
+          <w:b/>
+          <w:lang w:val="hi_IN" w:bidi="hi_IN"/>
+        </w:rPr>
         <w:t>"अर्थात् जो"</w:t>
       </w:r>
       <w:r>
@@ -4390,6 +5035,21 @@
           <w:b/>
           <w:lang w:val="hi_IN" w:bidi="hi_IN"/>
         </w:rPr>
+        <w:t>τοῦτ’ ἔστιν τὰ ἐμὰ σπλάγχνα</w:t>
+      </w:r>
+    </w:p>
+    <w:p>
+      <w:pPr/>
+      <w:r>
+        <w:rPr>
+          <w:lang w:val="hi_IN" w:bidi="hi_IN"/>
+        </w:rPr>
+      </w:r>
+      <w:r>
+        <w:rPr>
+          <w:b/>
+          <w:lang w:val="hi_IN" w:bidi="hi_IN"/>
+        </w:rPr>
         <w:t>"जो मेरे हृदय का टुकड़ा है"</w:t>
       </w:r>
     </w:p>
@@ -4494,6 +5154,21 @@
           <w:b/>
           <w:lang w:val="hi_IN" w:bidi="hi_IN"/>
         </w:rPr>
+        <w:t>τὰ ἐμὰ σπλάγχνα</w:t>
+      </w:r>
+    </w:p>
+    <w:p>
+      <w:pPr/>
+      <w:r>
+        <w:rPr>
+          <w:lang w:val="hi_IN" w:bidi="hi_IN"/>
+        </w:rPr>
+      </w:r>
+      <w:r>
+        <w:rPr>
+          <w:b/>
+          <w:lang w:val="hi_IN" w:bidi="hi_IN"/>
+        </w:rPr>
         <w:t>"मेरे हृदय का टुकड़ा"</w:t>
       </w:r>
     </w:p>
@@ -4585,6 +5260,21 @@
           <w:b/>
           <w:lang w:val="hi_IN" w:bidi="hi_IN"/>
         </w:rPr>
+        <w:t>ἵνα ὑπὲρ σοῦ μοι διακονῇ</w:t>
+      </w:r>
+    </w:p>
+    <w:p>
+      <w:pPr/>
+      <w:r>
+        <w:rPr>
+          <w:lang w:val="hi_IN" w:bidi="hi_IN"/>
+        </w:rPr>
+      </w:r>
+      <w:r>
+        <w:rPr>
+          <w:b/>
+          <w:lang w:val="hi_IN" w:bidi="hi_IN"/>
+        </w:rPr>
         <w:t>"कि तेरी ओर से"</w:t>
       </w:r>
       <w:r>
@@ -4661,6 +5351,21 @@
           <w:b/>
           <w:lang w:val="hi_IN" w:bidi="hi_IN"/>
         </w:rPr>
+        <w:t>ἐν τοῖς δεσμοῖς</w:t>
+      </w:r>
+    </w:p>
+    <w:p>
+      <w:pPr/>
+      <w:r>
+        <w:rPr>
+          <w:lang w:val="hi_IN" w:bidi="hi_IN"/>
+        </w:rPr>
+      </w:r>
+      <w:r>
+        <w:rPr>
+          <w:b/>
+          <w:lang w:val="hi_IN" w:bidi="hi_IN"/>
+        </w:rPr>
         <w:t>"इस कैद में"</w:t>
       </w:r>
     </w:p>
@@ -4744,6 +5449,21 @@
           <w:b/>
           <w:lang w:val="hi_IN" w:bidi="hi_IN"/>
         </w:rPr>
+        <w:t>ἐν τοῖς δεσμοῖς τοῦ εὐαγγελίου</w:t>
+      </w:r>
+    </w:p>
+    <w:p>
+      <w:pPr/>
+      <w:r>
+        <w:rPr>
+          <w:lang w:val="hi_IN" w:bidi="hi_IN"/>
+        </w:rPr>
+      </w:r>
+      <w:r>
+        <w:rPr>
+          <w:b/>
+          <w:lang w:val="hi_IN" w:bidi="hi_IN"/>
+        </w:rPr>
         <w:t>"कैद में जो सुसमाचार के कारण है"</w:t>
       </w:r>
     </w:p>
@@ -4848,6 +5568,21 @@
           <w:b/>
           <w:lang w:val="hi_IN" w:bidi="hi_IN"/>
         </w:rPr>
+        <w:t>ἵνα μὴ ὡς κατὰ ἀνάγκην τὸ ἀγαθόν σου ᾖ</w:t>
+      </w:r>
+    </w:p>
+    <w:p>
+      <w:pPr/>
+      <w:r>
+        <w:rPr>
+          <w:lang w:val="hi_IN" w:bidi="hi_IN"/>
+        </w:rPr>
+      </w:r>
+      <w:r>
+        <w:rPr>
+          <w:b/>
+          <w:lang w:val="hi_IN" w:bidi="hi_IN"/>
+        </w:rPr>
         <w:t>"चाहा"</w:t>
       </w:r>
       <w:r>
@@ -4937,6 +5672,21 @@
           <w:b/>
           <w:lang w:val="hi_IN" w:bidi="hi_IN"/>
         </w:rPr>
+        <w:t>ἀλλὰ κατὰ ἑκούσιον.</w:t>
+      </w:r>
+    </w:p>
+    <w:p>
+      <w:pPr/>
+      <w:r>
+        <w:rPr>
+          <w:lang w:val="hi_IN" w:bidi="hi_IN"/>
+        </w:rPr>
+      </w:r>
+      <w:r>
+        <w:rPr>
+          <w:b/>
+          <w:lang w:val="hi_IN" w:bidi="hi_IN"/>
+        </w:rPr>
         <w:t>"पर आनन्द से हो"</w:t>
       </w:r>
     </w:p>
@@ -5041,6 +5791,21 @@
           <w:b/>
           <w:lang w:val="hi_IN" w:bidi="hi_IN"/>
         </w:rPr>
+        <w:t>τάχα γὰρ διὰ τοῦτο, ἐχωρίσθη πρὸς ὥραν, ἵνα</w:t>
+      </w:r>
+    </w:p>
+    <w:p>
+      <w:pPr/>
+      <w:r>
+        <w:rPr>
+          <w:lang w:val="hi_IN" w:bidi="hi_IN"/>
+        </w:rPr>
+      </w:r>
+      <w:r>
+        <w:rPr>
+          <w:b/>
+          <w:lang w:val="hi_IN" w:bidi="hi_IN"/>
+        </w:rPr>
         <w:t>"क्योंकि क्या जाने वह तुझ से कुछ दिन तक के लिये इसी कारण अलग हुआ कि"</w:t>
       </w:r>
     </w:p>
@@ -5152,6 +5917,21 @@
           <w:b/>
           <w:lang w:val="hi_IN" w:bidi="hi_IN"/>
         </w:rPr>
+        <w:t>πρὸς ὥραν</w:t>
+      </w:r>
+    </w:p>
+    <w:p>
+      <w:pPr/>
+      <w:r>
+        <w:rPr>
+          <w:lang w:val="hi_IN" w:bidi="hi_IN"/>
+        </w:rPr>
+      </w:r>
+      <w:r>
+        <w:rPr>
+          <w:b/>
+          <w:lang w:val="hi_IN" w:bidi="hi_IN"/>
+        </w:rPr>
         <w:t>"कुछ दिन तक के लिये"</w:t>
       </w:r>
     </w:p>
@@ -5256,6 +6036,21 @@
           <w:b/>
           <w:lang w:val="hi_IN" w:bidi="hi_IN"/>
         </w:rPr>
+        <w:t>ὑπὲρ δοῦλον</w:t>
+      </w:r>
+    </w:p>
+    <w:p>
+      <w:pPr/>
+      <w:r>
+        <w:rPr>
+          <w:lang w:val="hi_IN" w:bidi="hi_IN"/>
+        </w:rPr>
+      </w:r>
+      <w:r>
+        <w:rPr>
+          <w:b/>
+          <w:lang w:val="hi_IN" w:bidi="hi_IN"/>
+        </w:rPr>
         <w:t>"दास भी उत्तम"</w:t>
       </w:r>
     </w:p>
@@ -5319,6 +6114,21 @@
           <w:b/>
           <w:lang w:val="hi_IN" w:bidi="hi_IN"/>
         </w:rPr>
+        <w:t>οὐκέτι ὡς δοῦλον</w:t>
+      </w:r>
+    </w:p>
+    <w:p>
+      <w:pPr/>
+      <w:r>
+        <w:rPr>
+          <w:lang w:val="hi_IN" w:bidi="hi_IN"/>
+        </w:rPr>
+      </w:r>
+      <w:r>
+        <w:rPr>
+          <w:b/>
+          <w:lang w:val="hi_IN" w:bidi="hi_IN"/>
+        </w:rPr>
         <w:t>"अब से दास के समान नहीं"</w:t>
       </w:r>
     </w:p>
@@ -5403,6 +6213,21 @@
           <w:b/>
           <w:lang w:val="hi_IN" w:bidi="hi_IN"/>
         </w:rPr>
+        <w:t>ὑπὲρ δοῦλον</w:t>
+      </w:r>
+    </w:p>
+    <w:p>
+      <w:pPr/>
+      <w:r>
+        <w:rPr>
+          <w:lang w:val="hi_IN" w:bidi="hi_IN"/>
+        </w:rPr>
+      </w:r>
+      <w:r>
+        <w:rPr>
+          <w:b/>
+          <w:lang w:val="hi_IN" w:bidi="hi_IN"/>
+        </w:rPr>
         <w:t>"दास से भी उत्तम"</w:t>
       </w:r>
     </w:p>
@@ -5466,6 +6291,21 @@
           <w:b/>
           <w:lang w:val="hi_IN" w:bidi="hi_IN"/>
         </w:rPr>
+        <w:t>ἀδελφὸν ἀγαπητόν</w:t>
+      </w:r>
+    </w:p>
+    <w:p>
+      <w:pPr/>
+      <w:r>
+        <w:rPr>
+          <w:lang w:val="hi_IN" w:bidi="hi_IN"/>
+        </w:rPr>
+      </w:r>
+      <w:r>
+        <w:rPr>
+          <w:b/>
+          <w:lang w:val="hi_IN" w:bidi="hi_IN"/>
+        </w:rPr>
         <w:t>"अर्थात् भाई"</w:t>
       </w:r>
     </w:p>
@@ -5529,6 +6369,21 @@
           <w:b/>
           <w:lang w:val="hi_IN" w:bidi="hi_IN"/>
         </w:rPr>
+        <w:t>ἀγαπητόν</w:t>
+      </w:r>
+    </w:p>
+    <w:p>
+      <w:pPr/>
+      <w:r>
+        <w:rPr>
+          <w:lang w:val="hi_IN" w:bidi="hi_IN"/>
+        </w:rPr>
+      </w:r>
+      <w:r>
+        <w:rPr>
+          <w:b/>
+          <w:lang w:val="hi_IN" w:bidi="hi_IN"/>
+        </w:rPr>
         <w:t>"प्रिय"</w:t>
       </w:r>
     </w:p>
@@ -5592,6 +6447,21 @@
           <w:b/>
           <w:lang w:val="hi_IN" w:bidi="hi_IN"/>
         </w:rPr>
+        <w:t>ἐν Κυρίῳ</w:t>
+      </w:r>
+    </w:p>
+    <w:p>
+      <w:pPr/>
+      <w:r>
+        <w:rPr>
+          <w:lang w:val="hi_IN" w:bidi="hi_IN"/>
+        </w:rPr>
+      </w:r>
+      <w:r>
+        <w:rPr>
+          <w:b/>
+          <w:lang w:val="hi_IN" w:bidi="hi_IN"/>
+        </w:rPr>
         <w:t>"प्रभु में"</w:t>
       </w:r>
       <w:r>
@@ -5668,6 +6538,21 @@
           <w:b/>
           <w:lang w:val="hi_IN" w:bidi="hi_IN"/>
         </w:rPr>
+        <w:t>εἰ &amp; με ἔχεις κοινωνόν</w:t>
+      </w:r>
+    </w:p>
+    <w:p>
+      <w:pPr/>
+      <w:r>
+        <w:rPr>
+          <w:lang w:val="hi_IN" w:bidi="hi_IN"/>
+        </w:rPr>
+      </w:r>
+      <w:r>
+        <w:rPr>
+          <w:b/>
+          <w:lang w:val="hi_IN" w:bidi="hi_IN"/>
+        </w:rPr>
         <w:t>""</w:t>
       </w:r>
     </w:p>
@@ -5731,6 +6616,21 @@
           <w:b/>
           <w:lang w:val="hi_IN" w:bidi="hi_IN"/>
         </w:rPr>
+        <w:t>οὖν</w:t>
+      </w:r>
+    </w:p>
+    <w:p>
+      <w:pPr/>
+      <w:r>
+        <w:rPr>
+          <w:lang w:val="hi_IN" w:bidi="hi_IN"/>
+        </w:rPr>
+      </w:r>
+      <w:r>
+        <w:rPr>
+          <w:b/>
+          <w:lang w:val="hi_IN" w:bidi="hi_IN"/>
+        </w:rPr>
         <w:t>"यदि"</w:t>
       </w:r>
     </w:p>
@@ -5848,6 +6748,21 @@
           <w:b/>
           <w:lang w:val="hi_IN" w:bidi="hi_IN"/>
         </w:rPr>
+        <w:t>προσλαβοῦ αὐτὸν ὡς ἐμέ.</w:t>
+      </w:r>
+    </w:p>
+    <w:p>
+      <w:pPr/>
+      <w:r>
+        <w:rPr>
+          <w:lang w:val="hi_IN" w:bidi="hi_IN"/>
+        </w:rPr>
+      </w:r>
+      <w:r>
+        <w:rPr>
+          <w:b/>
+          <w:lang w:val="hi_IN" w:bidi="hi_IN"/>
+        </w:rPr>
         <w:t>"उसे इस प्रकार ग्रहण कर जैसे मुझे"</w:t>
       </w:r>
     </w:p>
@@ -5931,6 +6846,21 @@
           <w:b/>
           <w:lang w:val="hi_IN" w:bidi="hi_IN"/>
         </w:rPr>
+        <w:t>εἰ δέ τι ἠδίκησέν σε ἢ ὀφείλει</w:t>
+      </w:r>
+    </w:p>
+    <w:p>
+      <w:pPr/>
+      <w:r>
+        <w:rPr>
+          <w:lang w:val="hi_IN" w:bidi="hi_IN"/>
+        </w:rPr>
+      </w:r>
+      <w:r>
+        <w:rPr>
+          <w:b/>
+          <w:lang w:val="hi_IN" w:bidi="hi_IN"/>
+        </w:rPr>
         <w:t>"और यदि उसने तेरी कुछ हानि की है, या उस पर तेरा कुछ आता है"</w:t>
       </w:r>
     </w:p>
@@ -6022,6 +6952,21 @@
           <w:b/>
           <w:lang w:val="hi_IN" w:bidi="hi_IN"/>
         </w:rPr>
+        <w:t>εἰ δέ τι ἠδίκησέν σε ἢ ὀφείλει</w:t>
+      </w:r>
+    </w:p>
+    <w:p>
+      <w:pPr/>
+      <w:r>
+        <w:rPr>
+          <w:lang w:val="hi_IN" w:bidi="hi_IN"/>
+        </w:rPr>
+      </w:r>
+      <w:r>
+        <w:rPr>
+          <w:b/>
+          <w:lang w:val="hi_IN" w:bidi="hi_IN"/>
+        </w:rPr>
         <w:t>"और यदि उसने तेरी कुछ हानि की है, या उस पर तेरा कुछ आता है"</w:t>
       </w:r>
     </w:p>
@@ -6119,6 +7064,21 @@
           <w:b/>
           <w:lang w:val="hi_IN" w:bidi="hi_IN"/>
         </w:rPr>
+        <w:t>τοῦτο ἐμοὶ ἐλλόγα.</w:t>
+      </w:r>
+    </w:p>
+    <w:p>
+      <w:pPr/>
+      <w:r>
+        <w:rPr>
+          <w:lang w:val="hi_IN" w:bidi="hi_IN"/>
+        </w:rPr>
+      </w:r>
+      <w:r>
+        <w:rPr>
+          <w:b/>
+          <w:lang w:val="hi_IN" w:bidi="hi_IN"/>
+        </w:rPr>
         <w:t>"तो मेरे नाम पर लिख ले"</w:t>
       </w:r>
     </w:p>
@@ -6190,6 +7150,21 @@
           <w:b/>
           <w:lang w:val="hi_IN" w:bidi="hi_IN"/>
         </w:rPr>
+        <w:t>ἐγὼ Παῦλος ἔγραψα τῇ ἐμῇ χειρί</w:t>
+      </w:r>
+    </w:p>
+    <w:p>
+      <w:pPr/>
+      <w:r>
+        <w:rPr>
+          <w:lang w:val="hi_IN" w:bidi="hi_IN"/>
+        </w:rPr>
+      </w:r>
+      <w:r>
+        <w:rPr>
+          <w:b/>
+          <w:lang w:val="hi_IN" w:bidi="hi_IN"/>
+        </w:rPr>
         <w:t>"मैं पौलुस अपने हाथ से लिखता हूँ, कि"</w:t>
       </w:r>
     </w:p>
@@ -6253,6 +7228,21 @@
           <w:b/>
           <w:lang w:val="hi_IN" w:bidi="hi_IN"/>
         </w:rPr>
+        <w:t>ἵνα μὴ λέγω σοι</w:t>
+      </w:r>
+    </w:p>
+    <w:p>
+      <w:pPr/>
+      <w:r>
+        <w:rPr>
+          <w:lang w:val="hi_IN" w:bidi="hi_IN"/>
+        </w:rPr>
+      </w:r>
+      <w:r>
+        <w:rPr>
+          <w:b/>
+          <w:lang w:val="hi_IN" w:bidi="hi_IN"/>
+        </w:rPr>
         <w:t>"इसके कहने की नहीं,"</w:t>
       </w:r>
       <w:r>
@@ -6349,6 +7339,21 @@
           <w:b/>
           <w:lang w:val="hi_IN" w:bidi="hi_IN"/>
         </w:rPr>
+        <w:t>καὶ σεαυτόν μοι προσοφείλεις</w:t>
+      </w:r>
+    </w:p>
+    <w:p>
+      <w:pPr/>
+      <w:r>
+        <w:rPr>
+          <w:lang w:val="hi_IN" w:bidi="hi_IN"/>
+        </w:rPr>
+      </w:r>
+      <w:r>
+        <w:rPr>
+          <w:b/>
+          <w:lang w:val="hi_IN" w:bidi="hi_IN"/>
+        </w:rPr>
         <w:t>"आप"</w:t>
       </w:r>
       <w:r>
@@ -6445,6 +7450,21 @@
           <w:b/>
           <w:lang w:val="hi_IN" w:bidi="hi_IN"/>
         </w:rPr>
+        <w:t>ἀδελφέ</w:t>
+      </w:r>
+    </w:p>
+    <w:p>
+      <w:pPr/>
+      <w:r>
+        <w:rPr>
+          <w:lang w:val="hi_IN" w:bidi="hi_IN"/>
+        </w:rPr>
+      </w:r>
+      <w:r>
+        <w:rPr>
+          <w:b/>
+          <w:lang w:val="hi_IN" w:bidi="hi_IN"/>
+        </w:rPr>
         <w:t>"भाई"</w:t>
       </w:r>
     </w:p>
@@ -6549,6 +7569,21 @@
           <w:b/>
           <w:lang w:val="hi_IN" w:bidi="hi_IN"/>
         </w:rPr>
+        <w:t>ἐν Κυρίῳ</w:t>
+      </w:r>
+    </w:p>
+    <w:p>
+      <w:pPr/>
+      <w:r>
+        <w:rPr>
+          <w:lang w:val="hi_IN" w:bidi="hi_IN"/>
+        </w:rPr>
+      </w:r>
+      <w:r>
+        <w:rPr>
+          <w:b/>
+          <w:lang w:val="hi_IN" w:bidi="hi_IN"/>
+        </w:rPr>
         <w:t>"प्रभु में"</w:t>
       </w:r>
     </w:p>
@@ -6666,6 +7701,21 @@
           <w:b/>
           <w:lang w:val="hi_IN" w:bidi="hi_IN"/>
         </w:rPr>
+        <w:t>ἀνάπαυσόν μου τὰ σπλάγχνα ἐν Χριστῷ</w:t>
+      </w:r>
+    </w:p>
+    <w:p>
+      <w:pPr/>
+      <w:r>
+        <w:rPr>
+          <w:lang w:val="hi_IN" w:bidi="hi_IN"/>
+        </w:rPr>
+      </w:r>
+      <w:r>
+        <w:rPr>
+          <w:b/>
+          <w:lang w:val="hi_IN" w:bidi="hi_IN"/>
+        </w:rPr>
         <w:t>"मसीह में मेरे जी को हरा भरा कर दे"</w:t>
       </w:r>
     </w:p>
@@ -6773,6 +7823,21 @@
           <w:b/>
           <w:lang w:val="hi_IN" w:bidi="hi_IN"/>
         </w:rPr>
+        <w:t>ἀνάπαυσόν μου τὰ σπλάγχνα</w:t>
+      </w:r>
+    </w:p>
+    <w:p>
+      <w:pPr/>
+      <w:r>
+        <w:rPr>
+          <w:lang w:val="hi_IN" w:bidi="hi_IN"/>
+        </w:rPr>
+      </w:r>
+      <w:r>
+        <w:rPr>
+          <w:b/>
+          <w:lang w:val="hi_IN" w:bidi="hi_IN"/>
+        </w:rPr>
         <w:t>"मसीह में मेरे जी को हरा भरा कर दे"</w:t>
       </w:r>
     </w:p>
@@ -6856,6 +7921,21 @@
           <w:b/>
           <w:lang w:val="hi_IN" w:bidi="hi_IN"/>
         </w:rPr>
+        <w:t>ἀνάπαυσόν μου τὰ σπλάγχνα</w:t>
+      </w:r>
+    </w:p>
+    <w:p>
+      <w:pPr/>
+      <w:r>
+        <w:rPr>
+          <w:lang w:val="hi_IN" w:bidi="hi_IN"/>
+        </w:rPr>
+      </w:r>
+      <w:r>
+        <w:rPr>
+          <w:b/>
+          <w:lang w:val="hi_IN" w:bidi="hi_IN"/>
+        </w:rPr>
         <w:t>"मेरे जी को हरा भरा कर दे"</w:t>
       </w:r>
     </w:p>
@@ -6960,6 +8040,21 @@
           <w:b/>
           <w:lang w:val="hi_IN" w:bidi="hi_IN"/>
         </w:rPr>
+        <w:t>πεποιθὼς τῇ ὑπακοῇ σου</w:t>
+      </w:r>
+    </w:p>
+    <w:p>
+      <w:pPr/>
+      <w:r>
+        <w:rPr>
+          <w:lang w:val="hi_IN" w:bidi="hi_IN"/>
+        </w:rPr>
+      </w:r>
+      <w:r>
+        <w:rPr>
+          <w:b/>
+          <w:lang w:val="hi_IN" w:bidi="hi_IN"/>
+        </w:rPr>
         <w:t>"मैं तेरे आज्ञाकारी होने का भरोसा रखकर"</w:t>
       </w:r>
     </w:p>
@@ -7077,6 +8172,21 @@
           <w:b/>
           <w:lang w:val="hi_IN" w:bidi="hi_IN"/>
         </w:rPr>
+        <w:t>ἔγραψά σοι</w:t>
+      </w:r>
+    </w:p>
+    <w:p>
+      <w:pPr/>
+      <w:r>
+        <w:rPr>
+          <w:lang w:val="hi_IN" w:bidi="hi_IN"/>
+        </w:rPr>
+      </w:r>
+      <w:r>
+        <w:rPr>
+          <w:b/>
+          <w:lang w:val="hi_IN" w:bidi="hi_IN"/>
+        </w:rPr>
         <w:t>"मैं ... तुझे लिखता हूँ" (मैं ... तुझे लिखा)</w:t>
       </w:r>
     </w:p>
@@ -7140,6 +8250,21 @@
           <w:b/>
           <w:lang w:val="hi_IN" w:bidi="hi_IN"/>
         </w:rPr>
+        <w:t>δὲ</w:t>
+      </w:r>
+    </w:p>
+    <w:p>
+      <w:pPr/>
+      <w:r>
+        <w:rPr>
+          <w:lang w:val="hi_IN" w:bidi="hi_IN"/>
+        </w:rPr>
+      </w:r>
+      <w:r>
+        <w:rPr>
+          <w:b/>
+          <w:lang w:val="hi_IN" w:bidi="hi_IN"/>
+        </w:rPr>
         <w:t>""</w:t>
       </w:r>
     </w:p>
@@ -7225,6 +8350,21 @@
           <w:b/>
           <w:lang w:val="hi_IN" w:bidi="hi_IN"/>
         </w:rPr>
+        <w:t>ἅμα</w:t>
+      </w:r>
+    </w:p>
+    <w:p>
+      <w:pPr/>
+      <w:r>
+        <w:rPr>
+          <w:lang w:val="hi_IN" w:bidi="hi_IN"/>
+        </w:rPr>
+      </w:r>
+      <w:r>
+        <w:rPr>
+          <w:b/>
+          <w:lang w:val="hi_IN" w:bidi="hi_IN"/>
+        </w:rPr>
         <w:t>"यह"</w:t>
       </w:r>
     </w:p>
@@ -7288,6 +8428,21 @@
           <w:b/>
           <w:lang w:val="hi_IN" w:bidi="hi_IN"/>
         </w:rPr>
+        <w:t>χαρισθήσομαι ὑμῖν</w:t>
+      </w:r>
+    </w:p>
+    <w:p>
+      <w:pPr/>
+      <w:r>
+        <w:rPr>
+          <w:lang w:val="hi_IN" w:bidi="hi_IN"/>
+        </w:rPr>
+      </w:r>
+      <w:r>
+        <w:rPr>
+          <w:b/>
+          <w:lang w:val="hi_IN" w:bidi="hi_IN"/>
+        </w:rPr>
         <w:t>"मैं तुम्हें दे दिया जाऊँगा"</w:t>
       </w:r>
     </w:p>
@@ -7351,6 +8506,21 @@
           <w:b/>
           <w:lang w:val="hi_IN" w:bidi="hi_IN"/>
         </w:rPr>
+        <w:t>ἑτοίμαζέ μοι ξενίαν</w:t>
+      </w:r>
+    </w:p>
+    <w:p>
+      <w:pPr/>
+      <w:r>
+        <w:rPr>
+          <w:lang w:val="hi_IN" w:bidi="hi_IN"/>
+        </w:rPr>
+      </w:r>
+      <w:r>
+        <w:rPr>
+          <w:b/>
+          <w:lang w:val="hi_IN" w:bidi="hi_IN"/>
+        </w:rPr>
         <w:t>"मेरे लिये ठहरने की जगह तैयार रख"</w:t>
       </w:r>
     </w:p>
@@ -7448,6 +8618,21 @@
           <w:b/>
           <w:lang w:val="hi_IN" w:bidi="hi_IN"/>
         </w:rPr>
+        <w:t>διὰ τῶν προσευχῶν ὑμῶν</w:t>
+      </w:r>
+    </w:p>
+    <w:p>
+      <w:pPr/>
+      <w:r>
+        <w:rPr>
+          <w:lang w:val="hi_IN" w:bidi="hi_IN"/>
+        </w:rPr>
+      </w:r>
+      <w:r>
+        <w:rPr>
+          <w:b/>
+          <w:lang w:val="hi_IN" w:bidi="hi_IN"/>
+        </w:rPr>
         <w:t>"तुम्हारी प्रार्थनाओं के द्वारा"</w:t>
       </w:r>
     </w:p>
@@ -7511,6 +8696,21 @@
           <w:b/>
           <w:lang w:val="hi_IN" w:bidi="hi_IN"/>
         </w:rPr>
+        <w:t>χαρισθήσομαι ὑμῖν.</w:t>
+      </w:r>
+    </w:p>
+    <w:p>
+      <w:pPr/>
+      <w:r>
+        <w:rPr>
+          <w:lang w:val="hi_IN" w:bidi="hi_IN"/>
+        </w:rPr>
+      </w:r>
+      <w:r>
+        <w:rPr>
+          <w:b/>
+          <w:lang w:val="hi_IN" w:bidi="hi_IN"/>
+        </w:rPr>
         <w:t>"मैं तुम्हें दे दिया जाऊँगा"</w:t>
       </w:r>
     </w:p>
@@ -7602,6 +8802,21 @@
           <w:b/>
           <w:lang w:val="hi_IN" w:bidi="hi_IN"/>
         </w:rPr>
+        <w:t>ὑμῶν &amp; ὑμῖν</w:t>
+      </w:r>
+    </w:p>
+    <w:p>
+      <w:pPr/>
+      <w:r>
+        <w:rPr>
+          <w:lang w:val="hi_IN" w:bidi="hi_IN"/>
+        </w:rPr>
+      </w:r>
+      <w:r>
+        <w:rPr>
+          <w:b/>
+          <w:lang w:val="hi_IN" w:bidi="hi_IN"/>
+        </w:rPr>
         <w:t>"तुम्हारी"</w:t>
       </w:r>
       <w:r>
@@ -7724,6 +8939,21 @@
           <w:b/>
           <w:lang w:val="hi_IN" w:bidi="hi_IN"/>
         </w:rPr>
+        <w:t>Ἐπαφρᾶς</w:t>
+      </w:r>
+    </w:p>
+    <w:p>
+      <w:pPr/>
+      <w:r>
+        <w:rPr>
+          <w:lang w:val="hi_IN" w:bidi="hi_IN"/>
+        </w:rPr>
+      </w:r>
+      <w:r>
+        <w:rPr>
+          <w:b/>
+          <w:lang w:val="hi_IN" w:bidi="hi_IN"/>
+        </w:rPr>
         <w:t>"इपफ्रास"</w:t>
       </w:r>
     </w:p>
@@ -7807,6 +9037,21 @@
           <w:b/>
           <w:lang w:val="hi_IN" w:bidi="hi_IN"/>
         </w:rPr>
+        <w:t>ἐν Χριστῷ Ἰησοῦ</w:t>
+      </w:r>
+    </w:p>
+    <w:p>
+      <w:pPr/>
+      <w:r>
+        <w:rPr>
+          <w:lang w:val="hi_IN" w:bidi="hi_IN"/>
+        </w:rPr>
+      </w:r>
+      <w:r>
+        <w:rPr>
+          <w:b/>
+          <w:lang w:val="hi_IN" w:bidi="hi_IN"/>
+        </w:rPr>
         <w:t>"मसीह यीशु में"</w:t>
       </w:r>
     </w:p>
@@ -7891,6 +9136,21 @@
           <w:b/>
           <w:lang w:val="hi_IN" w:bidi="hi_IN"/>
         </w:rPr>
+        <w:t>Μᾶρκος, Ἀρίσταρχος, Δημᾶς, Λουκᾶς</w:t>
+      </w:r>
+    </w:p>
+    <w:p>
+      <w:pPr/>
+      <w:r>
+        <w:rPr>
+          <w:lang w:val="hi_IN" w:bidi="hi_IN"/>
+        </w:rPr>
+      </w:r>
+      <w:r>
+        <w:rPr>
+          <w:b/>
+          <w:lang w:val="hi_IN" w:bidi="hi_IN"/>
+        </w:rPr>
         <w:t>"और मरकुस अरिस्तर्खुस देमास लूका"</w:t>
       </w:r>
     </w:p>
@@ -7974,6 +9234,21 @@
           <w:b/>
           <w:lang w:val="hi_IN" w:bidi="hi_IN"/>
         </w:rPr>
+        <w:t>Μᾶρκος, Ἀρίσταρχος, Δημᾶς, Λουκᾶς</w:t>
+      </w:r>
+    </w:p>
+    <w:p>
+      <w:pPr/>
+      <w:r>
+        <w:rPr>
+          <w:lang w:val="hi_IN" w:bidi="hi_IN"/>
+        </w:rPr>
+      </w:r>
+      <w:r>
+        <w:rPr>
+          <w:b/>
+          <w:lang w:val="hi_IN" w:bidi="hi_IN"/>
+        </w:rPr>
         <w:t>"मरकुस और अरिस्तर्खुस और देमास और लूका"</w:t>
       </w:r>
     </w:p>
@@ -8057,6 +9332,21 @@
           <w:b/>
           <w:lang w:val="hi_IN" w:bidi="hi_IN"/>
         </w:rPr>
+        <w:t>οἱ συνεργοί μου</w:t>
+      </w:r>
+    </w:p>
+    <w:p>
+      <w:pPr/>
+      <w:r>
+        <w:rPr>
+          <w:lang w:val="hi_IN" w:bidi="hi_IN"/>
+        </w:rPr>
+      </w:r>
+      <w:r>
+        <w:rPr>
+          <w:b/>
+          <w:lang w:val="hi_IN" w:bidi="hi_IN"/>
+        </w:rPr>
         <w:t>"जो मेरे सहकर्मी"</w:t>
       </w:r>
     </w:p>
@@ -8120,6 +9410,21 @@
           <w:b/>
           <w:lang w:val="hi_IN" w:bidi="hi_IN"/>
         </w:rPr>
+        <w:t>μετὰ τοῦ πνεύματος ὑμῶν</w:t>
+      </w:r>
+    </w:p>
+    <w:p>
+      <w:pPr/>
+      <w:r>
+        <w:rPr>
+          <w:lang w:val="hi_IN" w:bidi="hi_IN"/>
+        </w:rPr>
+      </w:r>
+      <w:r>
+        <w:rPr>
+          <w:b/>
+          <w:lang w:val="hi_IN" w:bidi="hi_IN"/>
+        </w:rPr>
         <w:t>"तुम्हारी आत्मा पर होता रहे"</w:t>
       </w:r>
     </w:p>
@@ -8216,6 +9521,21 @@
           <w:b/>
           <w:lang w:val="hi_IN" w:bidi="hi_IN"/>
         </w:rPr>
+        <w:t>ἡ χάρις τοῦ Κυρίου ἡμῶν, Ἰησοῦ Χριστοῦ</w:t>
+      </w:r>
+    </w:p>
+    <w:p>
+      <w:pPr/>
+      <w:r>
+        <w:rPr>
+          <w:lang w:val="hi_IN" w:bidi="hi_IN"/>
+        </w:rPr>
+      </w:r>
+      <w:r>
+        <w:rPr>
+          <w:b/>
+          <w:lang w:val="hi_IN" w:bidi="hi_IN"/>
+        </w:rPr>
         <w:t>"हमारे प्रभु यीशु मसीह का अनुग्रह"</w:t>
       </w:r>
     </w:p>
@@ -8298,6 +9618,21 @@
         <w:rPr>
           <w:lang w:val="hi_IN" w:bidi="hi_IN"/>
         </w:rPr>
+      </w:r>
+    </w:p>
+    <w:p>
+      <w:pPr/>
+      <w:r>
+        <w:rPr>
+          <w:lang w:val="hi_IN" w:bidi="hi_IN"/>
+        </w:rPr>
+      </w:r>
+      <w:r>
+        <w:rPr>
+          <w:b/>
+          <w:lang w:val="hi_IN" w:bidi="hi_IN"/>
+        </w:rPr>
+        <w:t>ὑμῶν</w:t>
       </w:r>
     </w:p>
     <w:p>

--- a/hin/docx/57.content.docx
+++ b/hin/docx/57.content.docx
@@ -386,6 +386,21 @@
           <w:b/>
           <w:lang w:val="hi_IN" w:bidi="hi_IN"/>
         </w:rPr>
+        <w:t>ὁ ἀδελφὸς</w:t>
+      </w:r>
+    </w:p>
+    <w:p>
+      <w:pPr/>
+      <w:r>
+        <w:rPr>
+          <w:lang w:val="hi_IN" w:bidi="hi_IN"/>
+        </w:rPr>
+      </w:r>
+      <w:r>
+        <w:rPr>
+          <w:b/>
+          <w:lang w:val="hi_IN" w:bidi="hi_IN"/>
+        </w:rPr>
         <w:t>"भाई"</w:t>
       </w:r>
     </w:p>
@@ -1977,7 +1992,7 @@
           <w:b/>
           <w:lang w:val="hi_IN" w:bidi="hi_IN"/>
         </w:rPr>
-        <w:t>χάρις ὑμῖν καὶ εἰρήνη, ἀπὸ Θεοῦ Πατρὸς ἡμῶν καὶ Κυρίου ἡμῶν Ἰησοῦ Χριστοῦ.</w:t>
+        <w:t>χάρις ὑμῖν καὶ εἰρήνη, ἀπὸ Θεοῦ Πατρὸς ἡμῶν καὶ Κυρίου ἡμῶν Ἰησοῦ Χριστοῦ</w:t>
       </w:r>
     </w:p>
     <w:p>
@@ -3084,7 +3099,7 @@
           <w:b/>
           <w:lang w:val="hi_IN" w:bidi="hi_IN"/>
         </w:rPr>
-        <w:t>ἡ κοινωνία τῆς πίστεώς σου, ἐνεργὴς γένηται ἐν ἐπιγνώσει παντὸς ἀγαθοῦ τοῦ ἐν ἡμῖν εἰς Χριστόν.</w:t>
+        <w:t>ἡ κοινωνία τῆς πίστεώς σου, ἐνεργὴς γένηται ἐν ἐπιγνώσει παντὸς ἀγαθοῦ τοῦ ἐν ἡμῖν εἰς Χριστόν</w:t>
       </w:r>
     </w:p>
     <w:p>
@@ -5672,7 +5687,7 @@
           <w:b/>
           <w:lang w:val="hi_IN" w:bidi="hi_IN"/>
         </w:rPr>
-        <w:t>ἀλλὰ κατὰ ἑκούσιον.</w:t>
+        <w:t>ἀλλὰ κατὰ ἑκούσιον</w:t>
       </w:r>
     </w:p>
     <w:p>
@@ -6748,7 +6763,7 @@
           <w:b/>
           <w:lang w:val="hi_IN" w:bidi="hi_IN"/>
         </w:rPr>
-        <w:t>προσλαβοῦ αὐτὸν ὡς ἐμέ.</w:t>
+        <w:t>προσλαβοῦ αὐτὸν ὡς ἐμέ</w:t>
       </w:r>
     </w:p>
     <w:p>
@@ -7064,7 +7079,7 @@
           <w:b/>
           <w:lang w:val="hi_IN" w:bidi="hi_IN"/>
         </w:rPr>
-        <w:t>τοῦτο ἐμοὶ ἐλλόγα.</w:t>
+        <w:t>τοῦτο ἐμοὶ ἐλλόγα</w:t>
       </w:r>
     </w:p>
     <w:p>
@@ -8696,7 +8711,7 @@
           <w:b/>
           <w:lang w:val="hi_IN" w:bidi="hi_IN"/>
         </w:rPr>
-        <w:t>χαρισθήσομαι ὑμῖν.</w:t>
+        <w:t>χαρισθήσομαι ὑμῖν</w:t>
       </w:r>
     </w:p>
     <w:p>

--- a/hin/docx/57.content.docx
+++ b/hin/docx/57.content.docx
@@ -609,6 +609,21 @@
           <w:b/>
           <w:lang w:val="hi_IN" w:bidi="hi_IN"/>
         </w:rPr>
+        <w:t>Φιλήμονι</w:t>
+      </w:r>
+    </w:p>
+    <w:p>
+      <w:pPr/>
+      <w:r>
+        <w:rPr>
+          <w:lang w:val="hi_IN" w:bidi="hi_IN"/>
+        </w:rPr>
+      </w:r>
+      <w:r>
+        <w:rPr>
+          <w:b/>
+          <w:lang w:val="hi_IN" w:bidi="hi_IN"/>
+        </w:rPr>
         <w:t>"फिलेमोन"</w:t>
       </w:r>
     </w:p>
@@ -1015,6 +1030,21 @@
           <w:b/>
           <w:lang w:val="hi_IN" w:bidi="hi_IN"/>
         </w:rPr>
+        <w:t>Ἀπφίᾳ</w:t>
+      </w:r>
+    </w:p>
+    <w:p>
+      <w:pPr/>
+      <w:r>
+        <w:rPr>
+          <w:lang w:val="hi_IN" w:bidi="hi_IN"/>
+        </w:rPr>
+      </w:r>
+      <w:r>
+        <w:rPr>
+          <w:b/>
+          <w:lang w:val="hi_IN" w:bidi="hi_IN"/>
+        </w:rPr>
         <w:t>"अफफिया"</w:t>
       </w:r>
     </w:p>
@@ -1446,6 +1476,21 @@
           <w:b/>
           <w:lang w:val="hi_IN" w:bidi="hi_IN"/>
         </w:rPr>
+        <w:t>Ἀπφίᾳ &amp; Ἀρχίππῳ &amp; τῇ &amp; ἐκκλησίᾳ</w:t>
+      </w:r>
+    </w:p>
+    <w:p>
+      <w:pPr/>
+      <w:r>
+        <w:rPr>
+          <w:lang w:val="hi_IN" w:bidi="hi_IN"/>
+        </w:rPr>
+      </w:r>
+      <w:r>
+        <w:rPr>
+          <w:b/>
+          <w:lang w:val="hi_IN" w:bidi="hi_IN"/>
+        </w:rPr>
         <w:t>"अफफिया"</w:t>
       </w:r>
       <w:r>
@@ -1582,6 +1627,21 @@
           <w:b/>
           <w:lang w:val="hi_IN" w:bidi="hi_IN"/>
         </w:rPr>
+        <w:t>Ἀρχίππῳ</w:t>
+      </w:r>
+    </w:p>
+    <w:p>
+      <w:pPr/>
+      <w:r>
+        <w:rPr>
+          <w:lang w:val="hi_IN" w:bidi="hi_IN"/>
+        </w:rPr>
+      </w:r>
+      <w:r>
+        <w:rPr>
+          <w:b/>
+          <w:lang w:val="hi_IN" w:bidi="hi_IN"/>
+        </w:rPr>
         <w:t>"अरखिप्पुस"</w:t>
       </w:r>
     </w:p>
@@ -1854,6 +1914,21 @@
           <w:b/>
           <w:lang w:val="hi_IN" w:bidi="hi_IN"/>
         </w:rPr>
+        <w:t>χάρις ὑμῖν καὶ εἰρήνη, ἀπὸ Θεοῦ Πατρὸς ἡμῶν καὶ Κυρίου ἡμῶν Ἰησοῦ Χριστοῦ</w:t>
+      </w:r>
+    </w:p>
+    <w:p>
+      <w:pPr/>
+      <w:r>
+        <w:rPr>
+          <w:lang w:val="hi_IN" w:bidi="hi_IN"/>
+        </w:rPr>
+      </w:r>
+      <w:r>
+        <w:rPr>
+          <w:b/>
+          <w:lang w:val="hi_IN" w:bidi="hi_IN"/>
+        </w:rPr>
         <w:t>""</w:t>
       </w:r>
     </w:p>
@@ -1917,6 +1992,21 @@
           <w:b/>
           <w:lang w:val="hi_IN" w:bidi="hi_IN"/>
         </w:rPr>
+        <w:t>χάρις ὑμῖν καὶ εἰρήνη, ἀπὸ Θεοῦ Πατρὸς ἡμῶν καὶ Κυρίου ἡμῶν Ἰησοῦ Χριστοῦ</w:t>
+      </w:r>
+    </w:p>
+    <w:p>
+      <w:pPr/>
+      <w:r>
+        <w:rPr>
+          <w:lang w:val="hi_IN" w:bidi="hi_IN"/>
+        </w:rPr>
+      </w:r>
+      <w:r>
+        <w:rPr>
+          <w:b/>
+          <w:lang w:val="hi_IN" w:bidi="hi_IN"/>
+        </w:rPr>
         <w:t>"हमारे पिता परमेश्वर और प्रभु यीशु मसीह की ओर से अनुग्रह और शान्ति तुम्हें मिलती रहे"</w:t>
       </w:r>
     </w:p>
@@ -2237,6 +2327,21 @@
           <w:b/>
           <w:lang w:val="hi_IN" w:bidi="hi_IN"/>
         </w:rPr>
+        <w:t>Πατρὸς</w:t>
+      </w:r>
+    </w:p>
+    <w:p>
+      <w:pPr/>
+      <w:r>
+        <w:rPr>
+          <w:lang w:val="hi_IN" w:bidi="hi_IN"/>
+        </w:rPr>
+      </w:r>
+      <w:r>
+        <w:rPr>
+          <w:b/>
+          <w:lang w:val="hi_IN" w:bidi="hi_IN"/>
+        </w:rPr>
         <w:t>"हमारे पिता"</w:t>
       </w:r>
     </w:p>
@@ -2431,6 +2536,21 @@
           <w:b/>
           <w:lang w:val="hi_IN" w:bidi="hi_IN"/>
         </w:rPr>
+        <w:t>ἀκούων σου τὴν ἀγάπην καὶ τὴν πίστιν, ἣν ἔχεις πρὸς τὸν Κύριον Ἰησοῦν, καὶ εἰς πάντας τοὺς ἁγίους</w:t>
+      </w:r>
+    </w:p>
+    <w:p>
+      <w:pPr/>
+      <w:r>
+        <w:rPr>
+          <w:lang w:val="hi_IN" w:bidi="hi_IN"/>
+        </w:rPr>
+      </w:r>
+      <w:r>
+        <w:rPr>
+          <w:b/>
+          <w:lang w:val="hi_IN" w:bidi="hi_IN"/>
+        </w:rPr>
         <w:t>"क्योंकि मैं तेरे उस प्रेम और विश्वास की चर्चा सुनकर, जो प्रभु यीशु पर और सब पवित्र लोगों के साथ है"</w:t>
       </w:r>
     </w:p>
@@ -2548,6 +2668,21 @@
           <w:b/>
           <w:lang w:val="hi_IN" w:bidi="hi_IN"/>
         </w:rPr>
+        <w:t>ἀκούων σου τὴν ἀγάπην καὶ τὴν πίστιν, ἣν ἔχεις πρὸς τὸν Κύριον Ἰησοῦν, καὶ εἰς πάντας τοὺς ἁγίους</w:t>
+      </w:r>
+    </w:p>
+    <w:p>
+      <w:pPr/>
+      <w:r>
+        <w:rPr>
+          <w:lang w:val="hi_IN" w:bidi="hi_IN"/>
+        </w:rPr>
+      </w:r>
+      <w:r>
+        <w:rPr>
+          <w:b/>
+          <w:lang w:val="hi_IN" w:bidi="hi_IN"/>
+        </w:rPr>
         <w:t>"क्योंकि मैं तेरे उस प्रेम और विश्वास की चर्चा सुनकर, जो प्रभु यीशु पर और सब पवित्र लोगों के साथ है"</w:t>
       </w:r>
     </w:p>
@@ -2639,6 +2774,21 @@
           <w:b/>
           <w:lang w:val="hi_IN" w:bidi="hi_IN"/>
         </w:rPr>
+        <w:t>σου &amp; ἔχεις</w:t>
+      </w:r>
+    </w:p>
+    <w:p>
+      <w:pPr/>
+      <w:r>
+        <w:rPr>
+          <w:lang w:val="hi_IN" w:bidi="hi_IN"/>
+        </w:rPr>
+      </w:r>
+      <w:r>
+        <w:rPr>
+          <w:b/>
+          <w:lang w:val="hi_IN" w:bidi="hi_IN"/>
+        </w:rPr>
         <w:t>"तेरे"</w:t>
       </w:r>
       <w:r>
@@ -2964,6 +3114,21 @@
           <w:b/>
           <w:lang w:val="hi_IN" w:bidi="hi_IN"/>
         </w:rPr>
+        <w:t>ἡ κοινωνία τῆς πίστεώς σου, ἐνεργὴς γένηται ἐν ἐπιγνώσει παντὸς ἀγαθοῦ τοῦ ἐν ἡμῖν εἰς Χριστόν</w:t>
+      </w:r>
+    </w:p>
+    <w:p>
+      <w:pPr/>
+      <w:r>
+        <w:rPr>
+          <w:lang w:val="hi_IN" w:bidi="hi_IN"/>
+        </w:rPr>
+      </w:r>
+      <w:r>
+        <w:rPr>
+          <w:b/>
+          <w:lang w:val="hi_IN" w:bidi="hi_IN"/>
+        </w:rPr>
         <w:t>"विश्वास में तुम्हारी सहभागिता हर अच्छी बात के ज्ञान के लिए प्रभावी हो जो मसीह में हमारे पास है"</w:t>
       </w:r>
     </w:p>
@@ -3081,6 +3246,21 @@
           <w:b/>
           <w:lang w:val="hi_IN" w:bidi="hi_IN"/>
         </w:rPr>
+        <w:t>ἐν ἐπιγνώσει παντὸς ἀγαθοῦ</w:t>
+      </w:r>
+    </w:p>
+    <w:p>
+      <w:pPr/>
+      <w:r>
+        <w:rPr>
+          <w:lang w:val="hi_IN" w:bidi="hi_IN"/>
+        </w:rPr>
+      </w:r>
+      <w:r>
+        <w:rPr>
+          <w:b/>
+          <w:lang w:val="hi_IN" w:bidi="hi_IN"/>
+        </w:rPr>
         <w:t>"करता"</w:t>
       </w:r>
       <w:r>
@@ -3526,6 +3706,21 @@
           <w:b/>
           <w:lang w:val="hi_IN" w:bidi="hi_IN"/>
         </w:rPr>
+        <w:t>τὰ σπλάγχνα τῶν ἁγίων ἀναπέπαυται διὰ σοῦ</w:t>
+      </w:r>
+    </w:p>
+    <w:p>
+      <w:pPr/>
+      <w:r>
+        <w:rPr>
+          <w:lang w:val="hi_IN" w:bidi="hi_IN"/>
+        </w:rPr>
+      </w:r>
+      <w:r>
+        <w:rPr>
+          <w:b/>
+          <w:lang w:val="hi_IN" w:bidi="hi_IN"/>
+        </w:rPr>
         <w:t>"तेरे द्वारा पवित्र लोगों के मन हरे भरे हो गए हैं"</w:t>
       </w:r>
     </w:p>
@@ -3715,6 +3910,21 @@
           <w:b/>
           <w:lang w:val="hi_IN" w:bidi="hi_IN"/>
         </w:rPr>
+        <w:t>τὰ σπλάγχνα τῶν ἁγίων ἀναπέπαυται διὰ σοῦ</w:t>
+      </w:r>
+    </w:p>
+    <w:p>
+      <w:pPr/>
+      <w:r>
+        <w:rPr>
+          <w:lang w:val="hi_IN" w:bidi="hi_IN"/>
+        </w:rPr>
+      </w:r>
+      <w:r>
+        <w:rPr>
+          <w:b/>
+          <w:lang w:val="hi_IN" w:bidi="hi_IN"/>
+        </w:rPr>
         <w:t>"तेरे द्वारा पवित्र लोगों के मन हरे भरे हो गए हैं"</w:t>
       </w:r>
     </w:p>
@@ -3978,6 +4188,21 @@
           <w:b/>
           <w:lang w:val="hi_IN" w:bidi="hi_IN"/>
         </w:rPr>
+        <w:t>πολλὴν ἐν Χριστῷ παρρησίαν</w:t>
+      </w:r>
+    </w:p>
+    <w:p>
+      <w:pPr/>
+      <w:r>
+        <w:rPr>
+          <w:lang w:val="hi_IN" w:bidi="hi_IN"/>
+        </w:rPr>
+      </w:r>
+      <w:r>
+        <w:rPr>
+          <w:b/>
+          <w:lang w:val="hi_IN" w:bidi="hi_IN"/>
+        </w:rPr>
         <w:t>"मसीह में बड़ा साहस है"</w:t>
       </w:r>
     </w:p>
@@ -4344,6 +4569,21 @@
           <w:b/>
           <w:lang w:val="hi_IN" w:bidi="hi_IN"/>
         </w:rPr>
+        <w:t>Ὀνήσιμον</w:t>
+      </w:r>
+    </w:p>
+    <w:p>
+      <w:pPr/>
+      <w:r>
+        <w:rPr>
+          <w:lang w:val="hi_IN" w:bidi="hi_IN"/>
+        </w:rPr>
+      </w:r>
+      <w:r>
+        <w:rPr>
+          <w:b/>
+          <w:lang w:val="hi_IN" w:bidi="hi_IN"/>
+        </w:rPr>
         <w:t>""</w:t>
       </w:r>
     </w:p>
@@ -4721,6 +4961,21 @@
           <w:b/>
           <w:lang w:val="hi_IN" w:bidi="hi_IN"/>
         </w:rPr>
+        <w:t>ὃν ἀνέπεμψά σοι</w:t>
+      </w:r>
+    </w:p>
+    <w:p>
+      <w:pPr/>
+      <w:r>
+        <w:rPr>
+          <w:lang w:val="hi_IN" w:bidi="hi_IN"/>
+        </w:rPr>
+      </w:r>
+      <w:r>
+        <w:rPr>
+          <w:b/>
+          <w:lang w:val="hi_IN" w:bidi="hi_IN"/>
+        </w:rPr>
         <w:t>"अर्थात् जो"</w:t>
       </w:r>
       <w:r>
@@ -5343,6 +5598,21 @@
           <w:b/>
           <w:lang w:val="hi_IN" w:bidi="hi_IN"/>
         </w:rPr>
+        <w:t>ἵνα μὴ ὡς κατὰ ἀνάγκην τὸ ἀγαθόν σου ᾖ</w:t>
+      </w:r>
+    </w:p>
+    <w:p>
+      <w:pPr/>
+      <w:r>
+        <w:rPr>
+          <w:lang w:val="hi_IN" w:bidi="hi_IN"/>
+        </w:rPr>
+      </w:r>
+      <w:r>
+        <w:rPr>
+          <w:b/>
+          <w:lang w:val="hi_IN" w:bidi="hi_IN"/>
+        </w:rPr>
         <w:t>"चाहा"</w:t>
       </w:r>
       <w:r>
@@ -5551,6 +5821,21 @@
           <w:b/>
           <w:lang w:val="hi_IN" w:bidi="hi_IN"/>
         </w:rPr>
+        <w:t>τάχα γὰρ διὰ τοῦτο, ἐχωρίσθη πρὸς ὥραν, ἵνα</w:t>
+      </w:r>
+    </w:p>
+    <w:p>
+      <w:pPr/>
+      <w:r>
+        <w:rPr>
+          <w:lang w:val="hi_IN" w:bidi="hi_IN"/>
+        </w:rPr>
+      </w:r>
+      <w:r>
+        <w:rPr>
+          <w:b/>
+          <w:lang w:val="hi_IN" w:bidi="hi_IN"/>
+        </w:rPr>
         <w:t>"क्योंकि क्या जाने वह तुझ से कुछ दिन तक के लिये इसी कारण अलग हुआ कि"</w:t>
       </w:r>
     </w:p>
@@ -5781,6 +6066,21 @@
           <w:b/>
           <w:lang w:val="hi_IN" w:bidi="hi_IN"/>
         </w:rPr>
+        <w:t>ὑπὲρ δοῦλον</w:t>
+      </w:r>
+    </w:p>
+    <w:p>
+      <w:pPr/>
+      <w:r>
+        <w:rPr>
+          <w:lang w:val="hi_IN" w:bidi="hi_IN"/>
+        </w:rPr>
+      </w:r>
+      <w:r>
+        <w:rPr>
+          <w:b/>
+          <w:lang w:val="hi_IN" w:bidi="hi_IN"/>
+        </w:rPr>
         <w:t>"दास भी उत्तम"</w:t>
       </w:r>
     </w:p>
@@ -6099,6 +6399,21 @@
           <w:b/>
           <w:lang w:val="hi_IN" w:bidi="hi_IN"/>
         </w:rPr>
+        <w:t>ἀγαπητόν</w:t>
+      </w:r>
+    </w:p>
+    <w:p>
+      <w:pPr/>
+      <w:r>
+        <w:rPr>
+          <w:lang w:val="hi_IN" w:bidi="hi_IN"/>
+        </w:rPr>
+      </w:r>
+      <w:r>
+        <w:rPr>
+          <w:b/>
+          <w:lang w:val="hi_IN" w:bidi="hi_IN"/>
+        </w:rPr>
         <w:t>"प्रिय"</w:t>
       </w:r>
     </w:p>
@@ -6667,6 +6982,21 @@
           <w:b/>
           <w:lang w:val="hi_IN" w:bidi="hi_IN"/>
         </w:rPr>
+        <w:t>εἰ δέ τι ἠδίκησέν σε ἢ ὀφείλει</w:t>
+      </w:r>
+    </w:p>
+    <w:p>
+      <w:pPr/>
+      <w:r>
+        <w:rPr>
+          <w:lang w:val="hi_IN" w:bidi="hi_IN"/>
+        </w:rPr>
+      </w:r>
+      <w:r>
+        <w:rPr>
+          <w:b/>
+          <w:lang w:val="hi_IN" w:bidi="hi_IN"/>
+        </w:rPr>
         <w:t>"और यदि उसने तेरी कुछ हानि की है, या उस पर तेरा कुछ आता है"</w:t>
       </w:r>
     </w:p>
@@ -6764,6 +7094,21 @@
           <w:b/>
           <w:lang w:val="hi_IN" w:bidi="hi_IN"/>
         </w:rPr>
+        <w:t>τοῦτο ἐμοὶ ἐλλόγα</w:t>
+      </w:r>
+    </w:p>
+    <w:p>
+      <w:pPr/>
+      <w:r>
+        <w:rPr>
+          <w:lang w:val="hi_IN" w:bidi="hi_IN"/>
+        </w:rPr>
+      </w:r>
+      <w:r>
+        <w:rPr>
+          <w:b/>
+          <w:lang w:val="hi_IN" w:bidi="hi_IN"/>
+        </w:rPr>
         <w:t>"तो मेरे नाम पर लिख ले"</w:t>
       </w:r>
     </w:p>
@@ -7386,6 +7731,21 @@
           <w:b/>
           <w:lang w:val="hi_IN" w:bidi="hi_IN"/>
         </w:rPr>
+        <w:t>ἀνάπαυσόν μου τὰ σπλάγχνα ἐν Χριστῷ</w:t>
+      </w:r>
+    </w:p>
+    <w:p>
+      <w:pPr/>
+      <w:r>
+        <w:rPr>
+          <w:lang w:val="hi_IN" w:bidi="hi_IN"/>
+        </w:rPr>
+      </w:r>
+      <w:r>
+        <w:rPr>
+          <w:b/>
+          <w:lang w:val="hi_IN" w:bidi="hi_IN"/>
+        </w:rPr>
         <w:t>"मसीह में मेरे जी को हरा भरा कर दे"</w:t>
       </w:r>
     </w:p>
@@ -7493,6 +7853,21 @@
           <w:b/>
           <w:lang w:val="hi_IN" w:bidi="hi_IN"/>
         </w:rPr>
+        <w:t>ἀνάπαυσόν μου τὰ σπλάγχνα</w:t>
+      </w:r>
+    </w:p>
+    <w:p>
+      <w:pPr/>
+      <w:r>
+        <w:rPr>
+          <w:lang w:val="hi_IN" w:bidi="hi_IN"/>
+        </w:rPr>
+      </w:r>
+      <w:r>
+        <w:rPr>
+          <w:b/>
+          <w:lang w:val="hi_IN" w:bidi="hi_IN"/>
+        </w:rPr>
         <w:t>"मसीह में मेरे जी को हरा भरा कर दे"</w:t>
       </w:r>
     </w:p>
@@ -7576,6 +7951,21 @@
           <w:b/>
           <w:lang w:val="hi_IN" w:bidi="hi_IN"/>
         </w:rPr>
+        <w:t>ἀνάπαυσόν μου τὰ σπλάγχνα</w:t>
+      </w:r>
+    </w:p>
+    <w:p>
+      <w:pPr/>
+      <w:r>
+        <w:rPr>
+          <w:lang w:val="hi_IN" w:bidi="hi_IN"/>
+        </w:rPr>
+      </w:r>
+      <w:r>
+        <w:rPr>
+          <w:b/>
+          <w:lang w:val="hi_IN" w:bidi="hi_IN"/>
+        </w:rPr>
         <w:t>"मेरे जी को हरा भरा कर दे"</w:t>
       </w:r>
     </w:p>
@@ -7680,6 +8070,21 @@
           <w:b/>
           <w:lang w:val="hi_IN" w:bidi="hi_IN"/>
         </w:rPr>
+        <w:t>πεποιθὼς τῇ ὑπακοῇ σου</w:t>
+      </w:r>
+    </w:p>
+    <w:p>
+      <w:pPr/>
+      <w:r>
+        <w:rPr>
+          <w:lang w:val="hi_IN" w:bidi="hi_IN"/>
+        </w:rPr>
+      </w:r>
+      <w:r>
+        <w:rPr>
+          <w:b/>
+          <w:lang w:val="hi_IN" w:bidi="hi_IN"/>
+        </w:rPr>
         <w:t>"मैं तेरे आज्ञाकारी होने का भरोसा रखकर"</w:t>
       </w:r>
     </w:p>
@@ -8053,6 +8458,21 @@
           <w:b/>
           <w:lang w:val="hi_IN" w:bidi="hi_IN"/>
         </w:rPr>
+        <w:t>χαρισθήσομαι ὑμῖν</w:t>
+      </w:r>
+    </w:p>
+    <w:p>
+      <w:pPr/>
+      <w:r>
+        <w:rPr>
+          <w:lang w:val="hi_IN" w:bidi="hi_IN"/>
+        </w:rPr>
+      </w:r>
+      <w:r>
+        <w:rPr>
+          <w:b/>
+          <w:lang w:val="hi_IN" w:bidi="hi_IN"/>
+        </w:rPr>
         <w:t>"मैं तुम्हें दे दिया जाऊँगा"</w:t>
       </w:r>
     </w:p>
@@ -8228,6 +8648,21 @@
           <w:b/>
           <w:lang w:val="hi_IN" w:bidi="hi_IN"/>
         </w:rPr>
+        <w:t>διὰ τῶν προσευχῶν ὑμῶν</w:t>
+      </w:r>
+    </w:p>
+    <w:p>
+      <w:pPr/>
+      <w:r>
+        <w:rPr>
+          <w:lang w:val="hi_IN" w:bidi="hi_IN"/>
+        </w:rPr>
+      </w:r>
+      <w:r>
+        <w:rPr>
+          <w:b/>
+          <w:lang w:val="hi_IN" w:bidi="hi_IN"/>
+        </w:rPr>
         <w:t>"तुम्हारी प्रार्थनाओं के द्वारा"</w:t>
       </w:r>
     </w:p>
@@ -8731,6 +9166,21 @@
           <w:b/>
           <w:lang w:val="hi_IN" w:bidi="hi_IN"/>
         </w:rPr>
+        <w:t>Μᾶρκος, Ἀρίσταρχος, Δημᾶς, Λουκᾶς</w:t>
+      </w:r>
+    </w:p>
+    <w:p>
+      <w:pPr/>
+      <w:r>
+        <w:rPr>
+          <w:lang w:val="hi_IN" w:bidi="hi_IN"/>
+        </w:rPr>
+      </w:r>
+      <w:r>
+        <w:rPr>
+          <w:b/>
+          <w:lang w:val="hi_IN" w:bidi="hi_IN"/>
+        </w:rPr>
         <w:t>"और मरकुस अरिस्तर्खुस देमास लूका"</w:t>
       </w:r>
     </w:p>
@@ -8898,6 +9348,21 @@
         <w:rPr>
           <w:lang w:val="hi_IN" w:bidi="hi_IN"/>
         </w:rPr>
+      </w:r>
+    </w:p>
+    <w:p>
+      <w:pPr/>
+      <w:r>
+        <w:rPr>
+          <w:lang w:val="hi_IN" w:bidi="hi_IN"/>
+        </w:rPr>
+      </w:r>
+      <w:r>
+        <w:rPr>
+          <w:b/>
+          <w:lang w:val="hi_IN" w:bidi="hi_IN"/>
+        </w:rPr>
+        <w:t>οἱ συνεργοί μου</w:t>
       </w:r>
     </w:p>
     <w:p>
